--- a/SUPLEMENTARIO/MATERIAL_SUPLEMENTARIO.docx
+++ b/SUPLEMENTARIO/MATERIAL_SUPLEMENTARIO.docx
@@ -3500,17 +3500,18 @@
         <w:tblLook w:firstRow="1" w:lastRow="0" w:firstColumn="0" w:lastColumn="0" w:noHBand="0" w:noVBand="1"/>
       </w:tblPr>
       <w:tblGrid>
-        <w:gridCol w:w="1367"/>
-        <w:gridCol w:w="927"/>
-        <w:gridCol w:w="840"/>
-        <w:gridCol w:w="894"/>
-        <w:gridCol w:w="1147"/>
-        <w:gridCol w:w="2088"/>
-        <w:gridCol w:w="1207"/>
+        <w:gridCol w:w="1339"/>
+        <w:gridCol w:w="653"/>
+        <w:gridCol w:w="596"/>
+        <w:gridCol w:w="631"/>
+        <w:gridCol w:w="800"/>
+        <w:gridCol w:w="1428"/>
+        <w:gridCol w:w="1009"/>
+        <w:gridCol w:w="947"/>
       </w:tblGrid>
       <w:tr>
         <w:trPr>
-          <w:trHeight w:val="234" w:hRule="auto"/>
+          <w:trHeight w:val="186" w:hRule="auto"/>
           <w:tblHeader/>
         </w:trPr>
         <w:tc>
@@ -3548,20 +3549,20 @@
                 <w:b w:val="false"/>
                 <w:u w:val="none"/>
                 <w:strike w:val="false"/>
-                <w:sz w:val="12"/>
-                <w:szCs w:val="12"/>
-                <w:color w:val="000000"/>
-              </w:rPr>
-            </w:pPr>
-            <w:r>
-              <w:rPr>
-                <w:rFonts w:ascii="Arial" w:hAnsi="Arial" w:eastAsia="Arial" w:cs="Arial"/>
-                <w:i w:val="false"/>
-                <w:b w:val="false"/>
-                <w:u w:val="none"/>
-                <w:strike w:val="false"/>
-                <w:sz w:val="12"/>
-                <w:szCs w:val="12"/>
+                <w:sz w:val="8"/>
+                <w:szCs w:val="8"/>
+                <w:color w:val="000000"/>
+              </w:rPr>
+            </w:pPr>
+            <w:r>
+              <w:rPr>
+                <w:rFonts w:ascii="Arial" w:hAnsi="Arial" w:eastAsia="Arial" w:cs="Arial"/>
+                <w:i w:val="false"/>
+                <w:b w:val="false"/>
+                <w:u w:val="none"/>
+                <w:strike w:val="false"/>
+                <w:sz w:val="8"/>
+                <w:szCs w:val="8"/>
                 <w:color w:val="000000"/>
               </w:rPr>
               <w:t xml:space="preserve">Indicador</w:t>
@@ -3603,20 +3604,20 @@
                 <w:b w:val="false"/>
                 <w:u w:val="none"/>
                 <w:strike w:val="false"/>
-                <w:sz w:val="12"/>
-                <w:szCs w:val="12"/>
-                <w:color w:val="000000"/>
-              </w:rPr>
-            </w:pPr>
-            <w:r>
-              <w:rPr>
-                <w:rFonts w:ascii="Arial" w:hAnsi="Arial" w:eastAsia="Arial" w:cs="Arial"/>
-                <w:i w:val="false"/>
-                <w:b w:val="false"/>
-                <w:u w:val="none"/>
-                <w:strike w:val="false"/>
-                <w:sz w:val="12"/>
-                <w:szCs w:val="12"/>
+                <w:sz w:val="8"/>
+                <w:szCs w:val="8"/>
+                <w:color w:val="000000"/>
+              </w:rPr>
+            </w:pPr>
+            <w:r>
+              <w:rPr>
+                <w:rFonts w:ascii="Arial" w:hAnsi="Arial" w:eastAsia="Arial" w:cs="Arial"/>
+                <w:i w:val="false"/>
+                <w:b w:val="false"/>
+                <w:u w:val="none"/>
+                <w:strike w:val="false"/>
+                <w:sz w:val="8"/>
+                <w:szCs w:val="8"/>
                 <w:color w:val="000000"/>
               </w:rPr>
               <w:t xml:space="preserve">Sin calibrar (%)</w:t>
@@ -3658,20 +3659,20 @@
                 <w:b w:val="false"/>
                 <w:u w:val="none"/>
                 <w:strike w:val="false"/>
-                <w:sz w:val="12"/>
-                <w:szCs w:val="12"/>
-                <w:color w:val="000000"/>
-              </w:rPr>
-            </w:pPr>
-            <w:r>
-              <w:rPr>
-                <w:rFonts w:ascii="Arial" w:hAnsi="Arial" w:eastAsia="Arial" w:cs="Arial"/>
-                <w:i w:val="false"/>
-                <w:b w:val="false"/>
-                <w:u w:val="none"/>
-                <w:strike w:val="false"/>
-                <w:sz w:val="12"/>
-                <w:szCs w:val="12"/>
+                <w:sz w:val="8"/>
+                <w:szCs w:val="8"/>
+                <w:color w:val="000000"/>
+              </w:rPr>
+            </w:pPr>
+            <w:r>
+              <w:rPr>
+                <w:rFonts w:ascii="Arial" w:hAnsi="Arial" w:eastAsia="Arial" w:cs="Arial"/>
+                <w:i w:val="false"/>
+                <w:b w:val="false"/>
+                <w:u w:val="none"/>
+                <w:strike w:val="false"/>
+                <w:sz w:val="8"/>
+                <w:szCs w:val="8"/>
                 <w:color w:val="000000"/>
               </w:rPr>
               <w:t xml:space="preserve">Calibrado (%)</w:t>
@@ -3713,20 +3714,20 @@
                 <w:b w:val="false"/>
                 <w:u w:val="none"/>
                 <w:strike w:val="false"/>
-                <w:sz w:val="12"/>
-                <w:szCs w:val="12"/>
-                <w:color w:val="000000"/>
-              </w:rPr>
-            </w:pPr>
-            <w:r>
-              <w:rPr>
-                <w:rFonts w:ascii="Arial" w:hAnsi="Arial" w:eastAsia="Arial" w:cs="Arial"/>
-                <w:i w:val="false"/>
-                <w:b w:val="false"/>
-                <w:u w:val="none"/>
-                <w:strike w:val="false"/>
-                <w:sz w:val="12"/>
-                <w:szCs w:val="12"/>
+                <w:sz w:val="8"/>
+                <w:szCs w:val="8"/>
+                <w:color w:val="000000"/>
+              </w:rPr>
+            </w:pPr>
+            <w:r>
+              <w:rPr>
+                <w:rFonts w:ascii="Arial" w:hAnsi="Arial" w:eastAsia="Arial" w:cs="Arial"/>
+                <w:i w:val="false"/>
+                <w:b w:val="false"/>
+                <w:u w:val="none"/>
+                <w:strike w:val="false"/>
+                <w:sz w:val="8"/>
+                <w:szCs w:val="8"/>
                 <w:color w:val="000000"/>
               </w:rPr>
               <w:t xml:space="preserve">Diferencia (pp)</w:t>
@@ -3768,20 +3769,20 @@
                 <w:b w:val="false"/>
                 <w:u w:val="none"/>
                 <w:strike w:val="false"/>
-                <w:sz w:val="12"/>
-                <w:szCs w:val="12"/>
-                <w:color w:val="000000"/>
-              </w:rPr>
-            </w:pPr>
-            <w:r>
-              <w:rPr>
-                <w:rFonts w:ascii="Arial" w:hAnsi="Arial" w:eastAsia="Arial" w:cs="Arial"/>
-                <w:i w:val="false"/>
-                <w:b w:val="false"/>
-                <w:u w:val="none"/>
-                <w:strike w:val="false"/>
-                <w:sz w:val="12"/>
-                <w:szCs w:val="12"/>
+                <w:sz w:val="8"/>
+                <w:szCs w:val="8"/>
+                <w:color w:val="000000"/>
+              </w:rPr>
+            </w:pPr>
+            <w:r>
+              <w:rPr>
+                <w:rFonts w:ascii="Arial" w:hAnsi="Arial" w:eastAsia="Arial" w:cs="Arial"/>
+                <w:i w:val="false"/>
+                <w:b w:val="false"/>
+                <w:u w:val="none"/>
+                <w:strike w:val="false"/>
+                <w:sz w:val="8"/>
+                <w:szCs w:val="8"/>
                 <w:color w:val="000000"/>
               </w:rPr>
               <w:t xml:space="preserve">2023: calibrado (%)</w:t>
@@ -3823,20 +3824,20 @@
                 <w:b w:val="false"/>
                 <w:u w:val="none"/>
                 <w:strike w:val="false"/>
-                <w:sz w:val="12"/>
-                <w:szCs w:val="12"/>
-                <w:color w:val="000000"/>
-              </w:rPr>
-            </w:pPr>
-            <w:r>
-              <w:rPr>
-                <w:rFonts w:ascii="Arial" w:hAnsi="Arial" w:eastAsia="Arial" w:cs="Arial"/>
-                <w:i w:val="false"/>
-                <w:b w:val="false"/>
-                <w:u w:val="none"/>
-                <w:strike w:val="false"/>
-                <w:sz w:val="12"/>
-                <w:szCs w:val="12"/>
+                <w:sz w:val="8"/>
+                <w:szCs w:val="8"/>
+                <w:color w:val="000000"/>
+              </w:rPr>
+            </w:pPr>
+            <w:r>
+              <w:rPr>
+                <w:rFonts w:ascii="Arial" w:hAnsi="Arial" w:eastAsia="Arial" w:cs="Arial"/>
+                <w:i w:val="false"/>
+                <w:b w:val="false"/>
+                <w:u w:val="none"/>
+                <w:strike w:val="false"/>
+                <w:sz w:val="8"/>
+                <w:szCs w:val="8"/>
                 <w:color w:val="000000"/>
               </w:rPr>
               <w:t xml:space="preserve">2023: ponderador de la encuesta (%)</w:t>
@@ -3878,30 +3879,85 @@
                 <w:b w:val="false"/>
                 <w:u w:val="none"/>
                 <w:strike w:val="false"/>
-                <w:sz w:val="12"/>
-                <w:szCs w:val="12"/>
-                <w:color w:val="000000"/>
-              </w:rPr>
-            </w:pPr>
-            <w:r>
-              <w:rPr>
-                <w:rFonts w:ascii="Arial" w:hAnsi="Arial" w:eastAsia="Arial" w:cs="Arial"/>
-                <w:i w:val="false"/>
-                <w:b w:val="false"/>
-                <w:u w:val="none"/>
-                <w:strike w:val="false"/>
-                <w:sz w:val="12"/>
-                <w:szCs w:val="12"/>
-                <w:color w:val="000000"/>
-              </w:rPr>
-              <w:t xml:space="preserve">2023: diferencia (pp)</w:t>
+                <w:sz w:val="8"/>
+                <w:szCs w:val="8"/>
+                <w:color w:val="000000"/>
+              </w:rPr>
+            </w:pPr>
+            <w:r>
+              <w:rPr>
+                <w:rFonts w:ascii="Arial" w:hAnsi="Arial" w:eastAsia="Arial" w:cs="Arial"/>
+                <w:i w:val="false"/>
+                <w:b w:val="false"/>
+                <w:u w:val="none"/>
+                <w:strike w:val="false"/>
+                <w:sz w:val="8"/>
+                <w:szCs w:val="8"/>
+                <w:color w:val="000000"/>
+              </w:rPr>
+              <w:t xml:space="preserve">2023: dif. sin calibrar (pp)</w:t>
+            </w:r>
+          </w:p>
+        </w:tc>
+        <w:tc>
+          <w:tcPr>
+            <w:tcBorders>
+              <w:bottom w:val="single" w:sz="8" w:space="0" w:color="000000"/>
+              <w:top w:val="none" w:sz="0" w:space="0" w:color="000000"/>
+              <w:left w:val="none" w:sz="0" w:space="0" w:color="000000"/>
+              <w:right w:val="none" w:sz="0" w:space="0" w:color="000000"/>
+            </w:tcBorders>
+            <w:shd w:val="clear" w:color="auto" w:fill="FFFFFF"/>
+            <w:tcMar>
+              <w:top w:w="0" w:type="dxa"/>
+              <w:bottom w:w="0" w:type="dxa"/>
+              <w:left w:w="0" w:type="dxa"/>
+              <w:right w:w="0" w:type="dxa"/>
+            </w:tcMar>
+            <w:vAlign w:val="center"/>
+          </w:tcPr>
+          <w:p>
+            <w:pPr>
+              <w:pStyle w:val="Normal"/>
+              <w:jc w:val="center"/>
+              <w:pBdr>
+                <w:bottom w:val="none" w:sz="0" w:space="0" w:color="000000"/>
+                <w:top w:val="none" w:sz="0" w:space="0" w:color="000000"/>
+                <w:left w:val="none" w:sz="0" w:space="0" w:color="000000"/>
+                <w:right w:val="none" w:sz="0" w:space="0" w:color="000000"/>
+              </w:pBdr>
+              <w:spacing w:after="40" w:before="40" w:line="240"/>
+              <w:ind w:left="40" w:right="40" w:firstLine="0" w:firstLineChars="0"/>
+              <w:rPr>
+                <w:rFonts w:ascii="Arial" w:hAnsi="Arial" w:eastAsia="Arial" w:cs="Arial"/>
+                <w:i w:val="false"/>
+                <w:b w:val="false"/>
+                <w:u w:val="none"/>
+                <w:strike w:val="false"/>
+                <w:sz w:val="8"/>
+                <w:szCs w:val="8"/>
+                <w:color w:val="000000"/>
+              </w:rPr>
+            </w:pPr>
+            <w:r>
+              <w:rPr>
+                <w:rFonts w:ascii="Arial" w:hAnsi="Arial" w:eastAsia="Arial" w:cs="Arial"/>
+                <w:i w:val="false"/>
+                <w:b w:val="false"/>
+                <w:u w:val="none"/>
+                <w:strike w:val="false"/>
+                <w:sz w:val="8"/>
+                <w:szCs w:val="8"/>
+                <w:color w:val="000000"/>
+              </w:rPr>
+              <w:t xml:space="preserve">2023: dif. calibrado (pp)</w:t>
             </w:r>
           </w:p>
         </w:tc>
       </w:tr>
       <w:tr>
         <w:trPr>
-          <w:trHeight w:val="224" w:hRule="auto"/>
+          <w:trHeight w:val="176" w:hRule="auto"/>
         </w:trPr>
         <w:tc>
           <w:tcPr>
@@ -3938,20 +3994,20 @@
                 <w:b w:val="false"/>
                 <w:u w:val="none"/>
                 <w:strike w:val="false"/>
-                <w:sz w:val="12"/>
-                <w:szCs w:val="12"/>
-                <w:color w:val="000000"/>
-              </w:rPr>
-            </w:pPr>
-            <w:r>
-              <w:rPr>
-                <w:rFonts w:ascii="Arial" w:hAnsi="Arial" w:eastAsia="Arial" w:cs="Arial"/>
-                <w:i w:val="false"/>
-                <w:b w:val="false"/>
-                <w:u w:val="none"/>
-                <w:strike w:val="false"/>
-                <w:sz w:val="12"/>
-                <w:szCs w:val="12"/>
+                <w:sz w:val="8"/>
+                <w:szCs w:val="8"/>
+                <w:color w:val="000000"/>
+              </w:rPr>
+            </w:pPr>
+            <w:r>
+              <w:rPr>
+                <w:rFonts w:ascii="Arial" w:hAnsi="Arial" w:eastAsia="Arial" w:cs="Arial"/>
+                <w:i w:val="false"/>
+                <w:b w:val="false"/>
+                <w:u w:val="none"/>
+                <w:strike w:val="false"/>
+                <w:sz w:val="8"/>
+                <w:szCs w:val="8"/>
                 <w:color w:val="000000"/>
               </w:rPr>
               <w:t xml:space="preserve">Prevalencia HTA (ESH)</w:t>
@@ -3993,20 +4049,20 @@
                 <w:b w:val="false"/>
                 <w:u w:val="none"/>
                 <w:strike w:val="false"/>
-                <w:sz w:val="12"/>
-                <w:szCs w:val="12"/>
-                <w:color w:val="000000"/>
-              </w:rPr>
-            </w:pPr>
-            <w:r>
-              <w:rPr>
-                <w:rFonts w:ascii="Arial" w:hAnsi="Arial" w:eastAsia="Arial" w:cs="Arial"/>
-                <w:i w:val="false"/>
-                <w:b w:val="false"/>
-                <w:u w:val="none"/>
-                <w:strike w:val="false"/>
-                <w:sz w:val="12"/>
-                <w:szCs w:val="12"/>
+                <w:sz w:val="8"/>
+                <w:szCs w:val="8"/>
+                <w:color w:val="000000"/>
+              </w:rPr>
+            </w:pPr>
+            <w:r>
+              <w:rPr>
+                <w:rFonts w:ascii="Arial" w:hAnsi="Arial" w:eastAsia="Arial" w:cs="Arial"/>
+                <w:i w:val="false"/>
+                <w:b w:val="false"/>
+                <w:u w:val="none"/>
+                <w:strike w:val="false"/>
+                <w:sz w:val="8"/>
+                <w:szCs w:val="8"/>
                 <w:color w:val="000000"/>
               </w:rPr>
               <w:t xml:space="preserve">28,4</w:t>
@@ -4048,20 +4104,20 @@
                 <w:b w:val="false"/>
                 <w:u w:val="none"/>
                 <w:strike w:val="false"/>
-                <w:sz w:val="12"/>
-                <w:szCs w:val="12"/>
-                <w:color w:val="000000"/>
-              </w:rPr>
-            </w:pPr>
-            <w:r>
-              <w:rPr>
-                <w:rFonts w:ascii="Arial" w:hAnsi="Arial" w:eastAsia="Arial" w:cs="Arial"/>
-                <w:i w:val="false"/>
-                <w:b w:val="false"/>
-                <w:u w:val="none"/>
-                <w:strike w:val="false"/>
-                <w:sz w:val="12"/>
-                <w:szCs w:val="12"/>
+                <w:sz w:val="8"/>
+                <w:szCs w:val="8"/>
+                <w:color w:val="000000"/>
+              </w:rPr>
+            </w:pPr>
+            <w:r>
+              <w:rPr>
+                <w:rFonts w:ascii="Arial" w:hAnsi="Arial" w:eastAsia="Arial" w:cs="Arial"/>
+                <w:i w:val="false"/>
+                <w:b w:val="false"/>
+                <w:u w:val="none"/>
+                <w:strike w:val="false"/>
+                <w:sz w:val="8"/>
+                <w:szCs w:val="8"/>
                 <w:color w:val="000000"/>
               </w:rPr>
               <w:t xml:space="preserve">27,3</w:t>
@@ -4103,20 +4159,20 @@
                 <w:b w:val="false"/>
                 <w:u w:val="none"/>
                 <w:strike w:val="false"/>
-                <w:sz w:val="12"/>
-                <w:szCs w:val="12"/>
-                <w:color w:val="000000"/>
-              </w:rPr>
-            </w:pPr>
-            <w:r>
-              <w:rPr>
-                <w:rFonts w:ascii="Arial" w:hAnsi="Arial" w:eastAsia="Arial" w:cs="Arial"/>
-                <w:i w:val="false"/>
-                <w:b w:val="false"/>
-                <w:u w:val="none"/>
-                <w:strike w:val="false"/>
-                <w:sz w:val="12"/>
-                <w:szCs w:val="12"/>
+                <w:sz w:val="8"/>
+                <w:szCs w:val="8"/>
+                <w:color w:val="000000"/>
+              </w:rPr>
+            </w:pPr>
+            <w:r>
+              <w:rPr>
+                <w:rFonts w:ascii="Arial" w:hAnsi="Arial" w:eastAsia="Arial" w:cs="Arial"/>
+                <w:i w:val="false"/>
+                <w:b w:val="false"/>
+                <w:u w:val="none"/>
+                <w:strike w:val="false"/>
+                <w:sz w:val="8"/>
+                <w:szCs w:val="8"/>
                 <w:color w:val="000000"/>
               </w:rPr>
               <w:t xml:space="preserve">-1,11</w:t>
@@ -4158,20 +4214,20 @@
                 <w:b w:val="false"/>
                 <w:u w:val="none"/>
                 <w:strike w:val="false"/>
-                <w:sz w:val="12"/>
-                <w:szCs w:val="12"/>
-                <w:color w:val="000000"/>
-              </w:rPr>
-            </w:pPr>
-            <w:r>
-              <w:rPr>
-                <w:rFonts w:ascii="Arial" w:hAnsi="Arial" w:eastAsia="Arial" w:cs="Arial"/>
-                <w:i w:val="false"/>
-                <w:b w:val="false"/>
-                <w:u w:val="none"/>
-                <w:strike w:val="false"/>
-                <w:sz w:val="12"/>
-                <w:szCs w:val="12"/>
+                <w:sz w:val="8"/>
+                <w:szCs w:val="8"/>
+                <w:color w:val="000000"/>
+              </w:rPr>
+            </w:pPr>
+            <w:r>
+              <w:rPr>
+                <w:rFonts w:ascii="Arial" w:hAnsi="Arial" w:eastAsia="Arial" w:cs="Arial"/>
+                <w:i w:val="false"/>
+                <w:b w:val="false"/>
+                <w:u w:val="none"/>
+                <w:strike w:val="false"/>
+                <w:sz w:val="8"/>
+                <w:szCs w:val="8"/>
                 <w:color w:val="000000"/>
               </w:rPr>
               <w:t xml:space="preserve">29,9</w:t>
@@ -4213,20 +4269,20 @@
                 <w:b w:val="false"/>
                 <w:u w:val="none"/>
                 <w:strike w:val="false"/>
-                <w:sz w:val="12"/>
-                <w:szCs w:val="12"/>
-                <w:color w:val="000000"/>
-              </w:rPr>
-            </w:pPr>
-            <w:r>
-              <w:rPr>
-                <w:rFonts w:ascii="Arial" w:hAnsi="Arial" w:eastAsia="Arial" w:cs="Arial"/>
-                <w:i w:val="false"/>
-                <w:b w:val="false"/>
-                <w:u w:val="none"/>
-                <w:strike w:val="false"/>
-                <w:sz w:val="12"/>
-                <w:szCs w:val="12"/>
+                <w:sz w:val="8"/>
+                <w:szCs w:val="8"/>
+                <w:color w:val="000000"/>
+              </w:rPr>
+            </w:pPr>
+            <w:r>
+              <w:rPr>
+                <w:rFonts w:ascii="Arial" w:hAnsi="Arial" w:eastAsia="Arial" w:cs="Arial"/>
+                <w:i w:val="false"/>
+                <w:b w:val="false"/>
+                <w:u w:val="none"/>
+                <w:strike w:val="false"/>
+                <w:sz w:val="8"/>
+                <w:szCs w:val="8"/>
                 <w:color w:val="000000"/>
               </w:rPr>
               <w:t xml:space="preserve">30,2</w:t>
@@ -4268,20 +4324,75 @@
                 <w:b w:val="false"/>
                 <w:u w:val="none"/>
                 <w:strike w:val="false"/>
-                <w:sz w:val="12"/>
-                <w:szCs w:val="12"/>
-                <w:color w:val="000000"/>
-              </w:rPr>
-            </w:pPr>
-            <w:r>
-              <w:rPr>
-                <w:rFonts w:ascii="Arial" w:hAnsi="Arial" w:eastAsia="Arial" w:cs="Arial"/>
-                <w:i w:val="false"/>
-                <w:b w:val="false"/>
-                <w:u w:val="none"/>
-                <w:strike w:val="false"/>
-                <w:sz w:val="12"/>
-                <w:szCs w:val="12"/>
+                <w:sz w:val="8"/>
+                <w:szCs w:val="8"/>
+                <w:color w:val="000000"/>
+              </w:rPr>
+            </w:pPr>
+            <w:r>
+              <w:rPr>
+                <w:rFonts w:ascii="Arial" w:hAnsi="Arial" w:eastAsia="Arial" w:cs="Arial"/>
+                <w:i w:val="false"/>
+                <w:b w:val="false"/>
+                <w:u w:val="none"/>
+                <w:strike w:val="false"/>
+                <w:sz w:val="8"/>
+                <w:szCs w:val="8"/>
+                <w:color w:val="000000"/>
+              </w:rPr>
+              <w:t xml:space="preserve">0,62</w:t>
+            </w:r>
+          </w:p>
+        </w:tc>
+        <w:tc>
+          <w:tcPr>
+            <w:tcBorders>
+              <w:bottom w:val="none" w:sz="0" w:space="0" w:color="000000"/>
+              <w:top w:val="single" w:sz="8" w:space="0" w:color="000000"/>
+              <w:left w:val="none" w:sz="0" w:space="0" w:color="000000"/>
+              <w:right w:val="none" w:sz="0" w:space="0" w:color="000000"/>
+            </w:tcBorders>
+            <w:shd w:val="clear" w:color="auto" w:fill="FFFFFF"/>
+            <w:tcMar>
+              <w:top w:w="0" w:type="dxa"/>
+              <w:bottom w:w="0" w:type="dxa"/>
+              <w:left w:w="0" w:type="dxa"/>
+              <w:right w:w="0" w:type="dxa"/>
+            </w:tcMar>
+            <w:vAlign w:val="center"/>
+          </w:tcPr>
+          <w:p>
+            <w:pPr>
+              <w:pStyle w:val="Normal"/>
+              <w:jc w:val="center"/>
+              <w:pBdr>
+                <w:bottom w:val="none" w:sz="0" w:space="0" w:color="000000"/>
+                <w:top w:val="none" w:sz="0" w:space="0" w:color="000000"/>
+                <w:left w:val="none" w:sz="0" w:space="0" w:color="000000"/>
+                <w:right w:val="none" w:sz="0" w:space="0" w:color="000000"/>
+              </w:pBdr>
+              <w:spacing w:after="40" w:before="40" w:line="240"/>
+              <w:ind w:left="40" w:right="40" w:firstLine="0" w:firstLineChars="0"/>
+              <w:rPr>
+                <w:rFonts w:ascii="Arial" w:hAnsi="Arial" w:eastAsia="Arial" w:cs="Arial"/>
+                <w:i w:val="false"/>
+                <w:b w:val="false"/>
+                <w:u w:val="none"/>
+                <w:strike w:val="false"/>
+                <w:sz w:val="8"/>
+                <w:szCs w:val="8"/>
+                <w:color w:val="000000"/>
+              </w:rPr>
+            </w:pPr>
+            <w:r>
+              <w:rPr>
+                <w:rFonts w:ascii="Arial" w:hAnsi="Arial" w:eastAsia="Arial" w:cs="Arial"/>
+                <w:i w:val="false"/>
+                <w:b w:val="false"/>
+                <w:u w:val="none"/>
+                <w:strike w:val="false"/>
+                <w:sz w:val="8"/>
+                <w:szCs w:val="8"/>
                 <w:color w:val="000000"/>
               </w:rPr>
               <w:t xml:space="preserve">-0,29</w:t>
@@ -4291,7 +4402,7 @@
       </w:tr>
       <w:tr>
         <w:trPr>
-          <w:trHeight w:val="224" w:hRule="auto"/>
+          <w:trHeight w:val="176" w:hRule="auto"/>
         </w:trPr>
         <w:tc>
           <w:tcPr>
@@ -4328,20 +4439,20 @@
                 <w:b w:val="false"/>
                 <w:u w:val="none"/>
                 <w:strike w:val="false"/>
-                <w:sz w:val="12"/>
-                <w:szCs w:val="12"/>
-                <w:color w:val="000000"/>
-              </w:rPr>
-            </w:pPr>
-            <w:r>
-              <w:rPr>
-                <w:rFonts w:ascii="Arial" w:hAnsi="Arial" w:eastAsia="Arial" w:cs="Arial"/>
-                <w:i w:val="false"/>
-                <w:b w:val="false"/>
-                <w:u w:val="none"/>
-                <w:strike w:val="false"/>
-                <w:sz w:val="12"/>
-                <w:szCs w:val="12"/>
+                <w:sz w:val="8"/>
+                <w:szCs w:val="8"/>
+                <w:color w:val="000000"/>
+              </w:rPr>
+            </w:pPr>
+            <w:r>
+              <w:rPr>
+                <w:rFonts w:ascii="Arial" w:hAnsi="Arial" w:eastAsia="Arial" w:cs="Arial"/>
+                <w:i w:val="false"/>
+                <w:b w:val="false"/>
+                <w:u w:val="none"/>
+                <w:strike w:val="false"/>
+                <w:sz w:val="8"/>
+                <w:szCs w:val="8"/>
                 <w:color w:val="000000"/>
               </w:rPr>
               <w:t xml:space="preserve">Diagnóstico (ESH)</w:t>
@@ -4383,20 +4494,20 @@
                 <w:b w:val="false"/>
                 <w:u w:val="none"/>
                 <w:strike w:val="false"/>
-                <w:sz w:val="12"/>
-                <w:szCs w:val="12"/>
-                <w:color w:val="000000"/>
-              </w:rPr>
-            </w:pPr>
-            <w:r>
-              <w:rPr>
-                <w:rFonts w:ascii="Arial" w:hAnsi="Arial" w:eastAsia="Arial" w:cs="Arial"/>
-                <w:i w:val="false"/>
-                <w:b w:val="false"/>
-                <w:u w:val="none"/>
-                <w:strike w:val="false"/>
-                <w:sz w:val="12"/>
-                <w:szCs w:val="12"/>
+                <w:sz w:val="8"/>
+                <w:szCs w:val="8"/>
+                <w:color w:val="000000"/>
+              </w:rPr>
+            </w:pPr>
+            <w:r>
+              <w:rPr>
+                <w:rFonts w:ascii="Arial" w:hAnsi="Arial" w:eastAsia="Arial" w:cs="Arial"/>
+                <w:i w:val="false"/>
+                <w:b w:val="false"/>
+                <w:u w:val="none"/>
+                <w:strike w:val="false"/>
+                <w:sz w:val="8"/>
+                <w:szCs w:val="8"/>
                 <w:color w:val="000000"/>
               </w:rPr>
               <w:t xml:space="preserve">65,7</w:t>
@@ -4438,20 +4549,20 @@
                 <w:b w:val="false"/>
                 <w:u w:val="none"/>
                 <w:strike w:val="false"/>
-                <w:sz w:val="12"/>
-                <w:szCs w:val="12"/>
-                <w:color w:val="000000"/>
-              </w:rPr>
-            </w:pPr>
-            <w:r>
-              <w:rPr>
-                <w:rFonts w:ascii="Arial" w:hAnsi="Arial" w:eastAsia="Arial" w:cs="Arial"/>
-                <w:i w:val="false"/>
-                <w:b w:val="false"/>
-                <w:u w:val="none"/>
-                <w:strike w:val="false"/>
-                <w:sz w:val="12"/>
-                <w:szCs w:val="12"/>
+                <w:sz w:val="8"/>
+                <w:szCs w:val="8"/>
+                <w:color w:val="000000"/>
+              </w:rPr>
+            </w:pPr>
+            <w:r>
+              <w:rPr>
+                <w:rFonts w:ascii="Arial" w:hAnsi="Arial" w:eastAsia="Arial" w:cs="Arial"/>
+                <w:i w:val="false"/>
+                <w:b w:val="false"/>
+                <w:u w:val="none"/>
+                <w:strike w:val="false"/>
+                <w:sz w:val="8"/>
+                <w:szCs w:val="8"/>
                 <w:color w:val="000000"/>
               </w:rPr>
               <w:t xml:space="preserve">65,9</w:t>
@@ -4493,20 +4604,20 @@
                 <w:b w:val="false"/>
                 <w:u w:val="none"/>
                 <w:strike w:val="false"/>
-                <w:sz w:val="12"/>
-                <w:szCs w:val="12"/>
-                <w:color w:val="000000"/>
-              </w:rPr>
-            </w:pPr>
-            <w:r>
-              <w:rPr>
-                <w:rFonts w:ascii="Arial" w:hAnsi="Arial" w:eastAsia="Arial" w:cs="Arial"/>
-                <w:i w:val="false"/>
-                <w:b w:val="false"/>
-                <w:u w:val="none"/>
-                <w:strike w:val="false"/>
-                <w:sz w:val="12"/>
-                <w:szCs w:val="12"/>
+                <w:sz w:val="8"/>
+                <w:szCs w:val="8"/>
+                <w:color w:val="000000"/>
+              </w:rPr>
+            </w:pPr>
+            <w:r>
+              <w:rPr>
+                <w:rFonts w:ascii="Arial" w:hAnsi="Arial" w:eastAsia="Arial" w:cs="Arial"/>
+                <w:i w:val="false"/>
+                <w:b w:val="false"/>
+                <w:u w:val="none"/>
+                <w:strike w:val="false"/>
+                <w:sz w:val="8"/>
+                <w:szCs w:val="8"/>
                 <w:color w:val="000000"/>
               </w:rPr>
               <w:t xml:space="preserve">0,24</w:t>
@@ -4548,20 +4659,20 @@
                 <w:b w:val="false"/>
                 <w:u w:val="none"/>
                 <w:strike w:val="false"/>
-                <w:sz w:val="12"/>
-                <w:szCs w:val="12"/>
-                <w:color w:val="000000"/>
-              </w:rPr>
-            </w:pPr>
-            <w:r>
-              <w:rPr>
-                <w:rFonts w:ascii="Arial" w:hAnsi="Arial" w:eastAsia="Arial" w:cs="Arial"/>
-                <w:i w:val="false"/>
-                <w:b w:val="false"/>
-                <w:u w:val="none"/>
-                <w:strike w:val="false"/>
-                <w:sz w:val="12"/>
-                <w:szCs w:val="12"/>
+                <w:sz w:val="8"/>
+                <w:szCs w:val="8"/>
+                <w:color w:val="000000"/>
+              </w:rPr>
+            </w:pPr>
+            <w:r>
+              <w:rPr>
+                <w:rFonts w:ascii="Arial" w:hAnsi="Arial" w:eastAsia="Arial" w:cs="Arial"/>
+                <w:i w:val="false"/>
+                <w:b w:val="false"/>
+                <w:u w:val="none"/>
+                <w:strike w:val="false"/>
+                <w:sz w:val="8"/>
+                <w:szCs w:val="8"/>
                 <w:color w:val="000000"/>
               </w:rPr>
               <w:t xml:space="preserve">64,9</w:t>
@@ -4603,20 +4714,20 @@
                 <w:b w:val="false"/>
                 <w:u w:val="none"/>
                 <w:strike w:val="false"/>
-                <w:sz w:val="12"/>
-                <w:szCs w:val="12"/>
-                <w:color w:val="000000"/>
-              </w:rPr>
-            </w:pPr>
-            <w:r>
-              <w:rPr>
-                <w:rFonts w:ascii="Arial" w:hAnsi="Arial" w:eastAsia="Arial" w:cs="Arial"/>
-                <w:i w:val="false"/>
-                <w:b w:val="false"/>
-                <w:u w:val="none"/>
-                <w:strike w:val="false"/>
-                <w:sz w:val="12"/>
-                <w:szCs w:val="12"/>
+                <w:sz w:val="8"/>
+                <w:szCs w:val="8"/>
+                <w:color w:val="000000"/>
+              </w:rPr>
+            </w:pPr>
+            <w:r>
+              <w:rPr>
+                <w:rFonts w:ascii="Arial" w:hAnsi="Arial" w:eastAsia="Arial" w:cs="Arial"/>
+                <w:i w:val="false"/>
+                <w:b w:val="false"/>
+                <w:u w:val="none"/>
+                <w:strike w:val="false"/>
+                <w:sz w:val="8"/>
+                <w:szCs w:val="8"/>
                 <w:color w:val="000000"/>
               </w:rPr>
               <w:t xml:space="preserve">64,6</w:t>
@@ -4658,20 +4769,75 @@
                 <w:b w:val="false"/>
                 <w:u w:val="none"/>
                 <w:strike w:val="false"/>
-                <w:sz w:val="12"/>
-                <w:szCs w:val="12"/>
-                <w:color w:val="000000"/>
-              </w:rPr>
-            </w:pPr>
-            <w:r>
-              <w:rPr>
-                <w:rFonts w:ascii="Arial" w:hAnsi="Arial" w:eastAsia="Arial" w:cs="Arial"/>
-                <w:i w:val="false"/>
-                <w:b w:val="false"/>
-                <w:u w:val="none"/>
-                <w:strike w:val="false"/>
-                <w:sz w:val="12"/>
-                <w:szCs w:val="12"/>
+                <w:sz w:val="8"/>
+                <w:szCs w:val="8"/>
+                <w:color w:val="000000"/>
+              </w:rPr>
+            </w:pPr>
+            <w:r>
+              <w:rPr>
+                <w:rFonts w:ascii="Arial" w:hAnsi="Arial" w:eastAsia="Arial" w:cs="Arial"/>
+                <w:i w:val="false"/>
+                <w:b w:val="false"/>
+                <w:u w:val="none"/>
+                <w:strike w:val="false"/>
+                <w:sz w:val="8"/>
+                <w:szCs w:val="8"/>
+                <w:color w:val="000000"/>
+              </w:rPr>
+              <w:t xml:space="preserve">1,03</w:t>
+            </w:r>
+          </w:p>
+        </w:tc>
+        <w:tc>
+          <w:tcPr>
+            <w:tcBorders>
+              <w:bottom w:val="none" w:sz="0" w:space="0" w:color="000000"/>
+              <w:top w:val="none" w:sz="0" w:space="0" w:color="000000"/>
+              <w:left w:val="none" w:sz="0" w:space="0" w:color="000000"/>
+              <w:right w:val="none" w:sz="0" w:space="0" w:color="000000"/>
+            </w:tcBorders>
+            <w:shd w:val="clear" w:color="auto" w:fill="FFFFFF"/>
+            <w:tcMar>
+              <w:top w:w="0" w:type="dxa"/>
+              <w:bottom w:w="0" w:type="dxa"/>
+              <w:left w:w="0" w:type="dxa"/>
+              <w:right w:w="0" w:type="dxa"/>
+            </w:tcMar>
+            <w:vAlign w:val="center"/>
+          </w:tcPr>
+          <w:p>
+            <w:pPr>
+              <w:pStyle w:val="Normal"/>
+              <w:jc w:val="center"/>
+              <w:pBdr>
+                <w:bottom w:val="none" w:sz="0" w:space="0" w:color="000000"/>
+                <w:top w:val="none" w:sz="0" w:space="0" w:color="000000"/>
+                <w:left w:val="none" w:sz="0" w:space="0" w:color="000000"/>
+                <w:right w:val="none" w:sz="0" w:space="0" w:color="000000"/>
+              </w:pBdr>
+              <w:spacing w:after="40" w:before="40" w:line="240"/>
+              <w:ind w:left="40" w:right="40" w:firstLine="0" w:firstLineChars="0"/>
+              <w:rPr>
+                <w:rFonts w:ascii="Arial" w:hAnsi="Arial" w:eastAsia="Arial" w:cs="Arial"/>
+                <w:i w:val="false"/>
+                <w:b w:val="false"/>
+                <w:u w:val="none"/>
+                <w:strike w:val="false"/>
+                <w:sz w:val="8"/>
+                <w:szCs w:val="8"/>
+                <w:color w:val="000000"/>
+              </w:rPr>
+            </w:pPr>
+            <w:r>
+              <w:rPr>
+                <w:rFonts w:ascii="Arial" w:hAnsi="Arial" w:eastAsia="Arial" w:cs="Arial"/>
+                <w:i w:val="false"/>
+                <w:b w:val="false"/>
+                <w:u w:val="none"/>
+                <w:strike w:val="false"/>
+                <w:sz w:val="8"/>
+                <w:szCs w:val="8"/>
                 <w:color w:val="000000"/>
               </w:rPr>
               <w:t xml:space="preserve">0,38</w:t>
@@ -4681,7 +4847,7 @@
       </w:tr>
       <w:tr>
         <w:trPr>
-          <w:trHeight w:val="224" w:hRule="auto"/>
+          <w:trHeight w:val="176" w:hRule="auto"/>
         </w:trPr>
         <w:tc>
           <w:tcPr>
@@ -4718,20 +4884,20 @@
                 <w:b w:val="false"/>
                 <w:u w:val="none"/>
                 <w:strike w:val="false"/>
-                <w:sz w:val="12"/>
-                <w:szCs w:val="12"/>
-                <w:color w:val="000000"/>
-              </w:rPr>
-            </w:pPr>
-            <w:r>
-              <w:rPr>
-                <w:rFonts w:ascii="Arial" w:hAnsi="Arial" w:eastAsia="Arial" w:cs="Arial"/>
-                <w:i w:val="false"/>
-                <w:b w:val="false"/>
-                <w:u w:val="none"/>
-                <w:strike w:val="false"/>
-                <w:sz w:val="12"/>
-                <w:szCs w:val="12"/>
+                <w:sz w:val="8"/>
+                <w:szCs w:val="8"/>
+                <w:color w:val="000000"/>
+              </w:rPr>
+            </w:pPr>
+            <w:r>
+              <w:rPr>
+                <w:rFonts w:ascii="Arial" w:hAnsi="Arial" w:eastAsia="Arial" w:cs="Arial"/>
+                <w:i w:val="false"/>
+                <w:b w:val="false"/>
+                <w:u w:val="none"/>
+                <w:strike w:val="false"/>
+                <w:sz w:val="8"/>
+                <w:szCs w:val="8"/>
                 <w:color w:val="000000"/>
               </w:rPr>
               <w:t xml:space="preserve">Diagnóstico (AHA)</w:t>
@@ -4773,20 +4939,20 @@
                 <w:b w:val="false"/>
                 <w:u w:val="none"/>
                 <w:strike w:val="false"/>
-                <w:sz w:val="12"/>
-                <w:szCs w:val="12"/>
-                <w:color w:val="000000"/>
-              </w:rPr>
-            </w:pPr>
-            <w:r>
-              <w:rPr>
-                <w:rFonts w:ascii="Arial" w:hAnsi="Arial" w:eastAsia="Arial" w:cs="Arial"/>
-                <w:i w:val="false"/>
-                <w:b w:val="false"/>
-                <w:u w:val="none"/>
-                <w:strike w:val="false"/>
-                <w:sz w:val="12"/>
-                <w:szCs w:val="12"/>
+                <w:sz w:val="8"/>
+                <w:szCs w:val="8"/>
+                <w:color w:val="000000"/>
+              </w:rPr>
+            </w:pPr>
+            <w:r>
+              <w:rPr>
+                <w:rFonts w:ascii="Arial" w:hAnsi="Arial" w:eastAsia="Arial" w:cs="Arial"/>
+                <w:i w:val="false"/>
+                <w:b w:val="false"/>
+                <w:u w:val="none"/>
+                <w:strike w:val="false"/>
+                <w:sz w:val="8"/>
+                <w:szCs w:val="8"/>
                 <w:color w:val="000000"/>
               </w:rPr>
               <w:t xml:space="preserve">42,4</w:t>
@@ -4828,20 +4994,20 @@
                 <w:b w:val="false"/>
                 <w:u w:val="none"/>
                 <w:strike w:val="false"/>
-                <w:sz w:val="12"/>
-                <w:szCs w:val="12"/>
-                <w:color w:val="000000"/>
-              </w:rPr>
-            </w:pPr>
-            <w:r>
-              <w:rPr>
-                <w:rFonts w:ascii="Arial" w:hAnsi="Arial" w:eastAsia="Arial" w:cs="Arial"/>
-                <w:i w:val="false"/>
-                <w:b w:val="false"/>
-                <w:u w:val="none"/>
-                <w:strike w:val="false"/>
-                <w:sz w:val="12"/>
-                <w:szCs w:val="12"/>
+                <w:sz w:val="8"/>
+                <w:szCs w:val="8"/>
+                <w:color w:val="000000"/>
+              </w:rPr>
+            </w:pPr>
+            <w:r>
+              <w:rPr>
+                <w:rFonts w:ascii="Arial" w:hAnsi="Arial" w:eastAsia="Arial" w:cs="Arial"/>
+                <w:i w:val="false"/>
+                <w:b w:val="false"/>
+                <w:u w:val="none"/>
+                <w:strike w:val="false"/>
+                <w:sz w:val="8"/>
+                <w:szCs w:val="8"/>
                 <w:color w:val="000000"/>
               </w:rPr>
               <w:t xml:space="preserve">41,9</w:t>
@@ -4883,20 +5049,20 @@
                 <w:b w:val="false"/>
                 <w:u w:val="none"/>
                 <w:strike w:val="false"/>
-                <w:sz w:val="12"/>
-                <w:szCs w:val="12"/>
-                <w:color w:val="000000"/>
-              </w:rPr>
-            </w:pPr>
-            <w:r>
-              <w:rPr>
-                <w:rFonts w:ascii="Arial" w:hAnsi="Arial" w:eastAsia="Arial" w:cs="Arial"/>
-                <w:i w:val="false"/>
-                <w:b w:val="false"/>
-                <w:u w:val="none"/>
-                <w:strike w:val="false"/>
-                <w:sz w:val="12"/>
-                <w:szCs w:val="12"/>
+                <w:sz w:val="8"/>
+                <w:szCs w:val="8"/>
+                <w:color w:val="000000"/>
+              </w:rPr>
+            </w:pPr>
+            <w:r>
+              <w:rPr>
+                <w:rFonts w:ascii="Arial" w:hAnsi="Arial" w:eastAsia="Arial" w:cs="Arial"/>
+                <w:i w:val="false"/>
+                <w:b w:val="false"/>
+                <w:u w:val="none"/>
+                <w:strike w:val="false"/>
+                <w:sz w:val="8"/>
+                <w:szCs w:val="8"/>
                 <w:color w:val="000000"/>
               </w:rPr>
               <w:t xml:space="preserve">-0,44</w:t>
@@ -4938,20 +5104,20 @@
                 <w:b w:val="false"/>
                 <w:u w:val="none"/>
                 <w:strike w:val="false"/>
-                <w:sz w:val="12"/>
-                <w:szCs w:val="12"/>
-                <w:color w:val="000000"/>
-              </w:rPr>
-            </w:pPr>
-            <w:r>
-              <w:rPr>
-                <w:rFonts w:ascii="Arial" w:hAnsi="Arial" w:eastAsia="Arial" w:cs="Arial"/>
-                <w:i w:val="false"/>
-                <w:b w:val="false"/>
-                <w:u w:val="none"/>
-                <w:strike w:val="false"/>
-                <w:sz w:val="12"/>
-                <w:szCs w:val="12"/>
+                <w:sz w:val="8"/>
+                <w:szCs w:val="8"/>
+                <w:color w:val="000000"/>
+              </w:rPr>
+            </w:pPr>
+            <w:r>
+              <w:rPr>
+                <w:rFonts w:ascii="Arial" w:hAnsi="Arial" w:eastAsia="Arial" w:cs="Arial"/>
+                <w:i w:val="false"/>
+                <w:b w:val="false"/>
+                <w:u w:val="none"/>
+                <w:strike w:val="false"/>
+                <w:sz w:val="8"/>
+                <w:szCs w:val="8"/>
                 <w:color w:val="000000"/>
               </w:rPr>
               <w:t xml:space="preserve">42,9</w:t>
@@ -4993,20 +5159,20 @@
                 <w:b w:val="false"/>
                 <w:u w:val="none"/>
                 <w:strike w:val="false"/>
-                <w:sz w:val="12"/>
-                <w:szCs w:val="12"/>
-                <w:color w:val="000000"/>
-              </w:rPr>
-            </w:pPr>
-            <w:r>
-              <w:rPr>
-                <w:rFonts w:ascii="Arial" w:hAnsi="Arial" w:eastAsia="Arial" w:cs="Arial"/>
-                <w:i w:val="false"/>
-                <w:b w:val="false"/>
-                <w:u w:val="none"/>
-                <w:strike w:val="false"/>
-                <w:sz w:val="12"/>
-                <w:szCs w:val="12"/>
+                <w:sz w:val="8"/>
+                <w:szCs w:val="8"/>
+                <w:color w:val="000000"/>
+              </w:rPr>
+            </w:pPr>
+            <w:r>
+              <w:rPr>
+                <w:rFonts w:ascii="Arial" w:hAnsi="Arial" w:eastAsia="Arial" w:cs="Arial"/>
+                <w:i w:val="false"/>
+                <w:b w:val="false"/>
+                <w:u w:val="none"/>
+                <w:strike w:val="false"/>
+                <w:sz w:val="8"/>
+                <w:szCs w:val="8"/>
                 <w:color w:val="000000"/>
               </w:rPr>
               <w:t xml:space="preserve">42,6</w:t>
@@ -5048,20 +5214,75 @@
                 <w:b w:val="false"/>
                 <w:u w:val="none"/>
                 <w:strike w:val="false"/>
-                <w:sz w:val="12"/>
-                <w:szCs w:val="12"/>
-                <w:color w:val="000000"/>
-              </w:rPr>
-            </w:pPr>
-            <w:r>
-              <w:rPr>
-                <w:rFonts w:ascii="Arial" w:hAnsi="Arial" w:eastAsia="Arial" w:cs="Arial"/>
-                <w:i w:val="false"/>
-                <w:b w:val="false"/>
-                <w:u w:val="none"/>
-                <w:strike w:val="false"/>
-                <w:sz w:val="12"/>
-                <w:szCs w:val="12"/>
+                <w:sz w:val="8"/>
+                <w:szCs w:val="8"/>
+                <w:color w:val="000000"/>
+              </w:rPr>
+            </w:pPr>
+            <w:r>
+              <w:rPr>
+                <w:rFonts w:ascii="Arial" w:hAnsi="Arial" w:eastAsia="Arial" w:cs="Arial"/>
+                <w:i w:val="false"/>
+                <w:b w:val="false"/>
+                <w:u w:val="none"/>
+                <w:strike w:val="false"/>
+                <w:sz w:val="8"/>
+                <w:szCs w:val="8"/>
+                <w:color w:val="000000"/>
+              </w:rPr>
+              <w:t xml:space="preserve">1,22</w:t>
+            </w:r>
+          </w:p>
+        </w:tc>
+        <w:tc>
+          <w:tcPr>
+            <w:tcBorders>
+              <w:bottom w:val="none" w:sz="0" w:space="0" w:color="000000"/>
+              <w:top w:val="none" w:sz="0" w:space="0" w:color="000000"/>
+              <w:left w:val="none" w:sz="0" w:space="0" w:color="000000"/>
+              <w:right w:val="none" w:sz="0" w:space="0" w:color="000000"/>
+            </w:tcBorders>
+            <w:shd w:val="clear" w:color="auto" w:fill="FFFFFF"/>
+            <w:tcMar>
+              <w:top w:w="0" w:type="dxa"/>
+              <w:bottom w:w="0" w:type="dxa"/>
+              <w:left w:w="0" w:type="dxa"/>
+              <w:right w:w="0" w:type="dxa"/>
+            </w:tcMar>
+            <w:vAlign w:val="center"/>
+          </w:tcPr>
+          <w:p>
+            <w:pPr>
+              <w:pStyle w:val="Normal"/>
+              <w:jc w:val="center"/>
+              <w:pBdr>
+                <w:bottom w:val="none" w:sz="0" w:space="0" w:color="000000"/>
+                <w:top w:val="none" w:sz="0" w:space="0" w:color="000000"/>
+                <w:left w:val="none" w:sz="0" w:space="0" w:color="000000"/>
+                <w:right w:val="none" w:sz="0" w:space="0" w:color="000000"/>
+              </w:pBdr>
+              <w:spacing w:after="40" w:before="40" w:line="240"/>
+              <w:ind w:left="40" w:right="40" w:firstLine="0" w:firstLineChars="0"/>
+              <w:rPr>
+                <w:rFonts w:ascii="Arial" w:hAnsi="Arial" w:eastAsia="Arial" w:cs="Arial"/>
+                <w:i w:val="false"/>
+                <w:b w:val="false"/>
+                <w:u w:val="none"/>
+                <w:strike w:val="false"/>
+                <w:sz w:val="8"/>
+                <w:szCs w:val="8"/>
+                <w:color w:val="000000"/>
+              </w:rPr>
+            </w:pPr>
+            <w:r>
+              <w:rPr>
+                <w:rFonts w:ascii="Arial" w:hAnsi="Arial" w:eastAsia="Arial" w:cs="Arial"/>
+                <w:i w:val="false"/>
+                <w:b w:val="false"/>
+                <w:u w:val="none"/>
+                <w:strike w:val="false"/>
+                <w:sz w:val="8"/>
+                <w:szCs w:val="8"/>
                 <w:color w:val="000000"/>
               </w:rPr>
               <w:t xml:space="preserve">0,23</w:t>
@@ -5071,7 +5292,7 @@
       </w:tr>
       <w:tr>
         <w:trPr>
-          <w:trHeight w:val="224" w:hRule="auto"/>
+          <w:trHeight w:val="176" w:hRule="auto"/>
         </w:trPr>
         <w:tc>
           <w:tcPr>
@@ -5108,20 +5329,20 @@
                 <w:b w:val="false"/>
                 <w:u w:val="none"/>
                 <w:strike w:val="false"/>
-                <w:sz w:val="12"/>
-                <w:szCs w:val="12"/>
-                <w:color w:val="000000"/>
-              </w:rPr>
-            </w:pPr>
-            <w:r>
-              <w:rPr>
-                <w:rFonts w:ascii="Arial" w:hAnsi="Arial" w:eastAsia="Arial" w:cs="Arial"/>
-                <w:i w:val="false"/>
-                <w:b w:val="false"/>
-                <w:u w:val="none"/>
-                <w:strike w:val="false"/>
-                <w:sz w:val="12"/>
-                <w:szCs w:val="12"/>
+                <w:sz w:val="8"/>
+                <w:szCs w:val="8"/>
+                <w:color w:val="000000"/>
+              </w:rPr>
+            </w:pPr>
+            <w:r>
+              <w:rPr>
+                <w:rFonts w:ascii="Arial" w:hAnsi="Arial" w:eastAsia="Arial" w:cs="Arial"/>
+                <w:i w:val="false"/>
+                <w:b w:val="false"/>
+                <w:u w:val="none"/>
+                <w:strike w:val="false"/>
+                <w:sz w:val="8"/>
+                <w:szCs w:val="8"/>
                 <w:color w:val="000000"/>
               </w:rPr>
               <w:t xml:space="preserve">Tratamiento</w:t>
@@ -5163,20 +5384,20 @@
                 <w:b w:val="false"/>
                 <w:u w:val="none"/>
                 <w:strike w:val="false"/>
-                <w:sz w:val="12"/>
-                <w:szCs w:val="12"/>
-                <w:color w:val="000000"/>
-              </w:rPr>
-            </w:pPr>
-            <w:r>
-              <w:rPr>
-                <w:rFonts w:ascii="Arial" w:hAnsi="Arial" w:eastAsia="Arial" w:cs="Arial"/>
-                <w:i w:val="false"/>
-                <w:b w:val="false"/>
-                <w:u w:val="none"/>
-                <w:strike w:val="false"/>
-                <w:sz w:val="12"/>
-                <w:szCs w:val="12"/>
+                <w:sz w:val="8"/>
+                <w:szCs w:val="8"/>
+                <w:color w:val="000000"/>
+              </w:rPr>
+            </w:pPr>
+            <w:r>
+              <w:rPr>
+                <w:rFonts w:ascii="Arial" w:hAnsi="Arial" w:eastAsia="Arial" w:cs="Arial"/>
+                <w:i w:val="false"/>
+                <w:b w:val="false"/>
+                <w:u w:val="none"/>
+                <w:strike w:val="false"/>
+                <w:sz w:val="8"/>
+                <w:szCs w:val="8"/>
                 <w:color w:val="000000"/>
               </w:rPr>
               <w:t xml:space="preserve">82,1</w:t>
@@ -5218,20 +5439,20 @@
                 <w:b w:val="false"/>
                 <w:u w:val="none"/>
                 <w:strike w:val="false"/>
-                <w:sz w:val="12"/>
-                <w:szCs w:val="12"/>
-                <w:color w:val="000000"/>
-              </w:rPr>
-            </w:pPr>
-            <w:r>
-              <w:rPr>
-                <w:rFonts w:ascii="Arial" w:hAnsi="Arial" w:eastAsia="Arial" w:cs="Arial"/>
-                <w:i w:val="false"/>
-                <w:b w:val="false"/>
-                <w:u w:val="none"/>
-                <w:strike w:val="false"/>
-                <w:sz w:val="12"/>
-                <w:szCs w:val="12"/>
+                <w:sz w:val="8"/>
+                <w:szCs w:val="8"/>
+                <w:color w:val="000000"/>
+              </w:rPr>
+            </w:pPr>
+            <w:r>
+              <w:rPr>
+                <w:rFonts w:ascii="Arial" w:hAnsi="Arial" w:eastAsia="Arial" w:cs="Arial"/>
+                <w:i w:val="false"/>
+                <w:b w:val="false"/>
+                <w:u w:val="none"/>
+                <w:strike w:val="false"/>
+                <w:sz w:val="8"/>
+                <w:szCs w:val="8"/>
                 <w:color w:val="000000"/>
               </w:rPr>
               <w:t xml:space="preserve">81,0</w:t>
@@ -5273,20 +5494,20 @@
                 <w:b w:val="false"/>
                 <w:u w:val="none"/>
                 <w:strike w:val="false"/>
-                <w:sz w:val="12"/>
-                <w:szCs w:val="12"/>
-                <w:color w:val="000000"/>
-              </w:rPr>
-            </w:pPr>
-            <w:r>
-              <w:rPr>
-                <w:rFonts w:ascii="Arial" w:hAnsi="Arial" w:eastAsia="Arial" w:cs="Arial"/>
-                <w:i w:val="false"/>
-                <w:b w:val="false"/>
-                <w:u w:val="none"/>
-                <w:strike w:val="false"/>
-                <w:sz w:val="12"/>
-                <w:szCs w:val="12"/>
+                <w:sz w:val="8"/>
+                <w:szCs w:val="8"/>
+                <w:color w:val="000000"/>
+              </w:rPr>
+            </w:pPr>
+            <w:r>
+              <w:rPr>
+                <w:rFonts w:ascii="Arial" w:hAnsi="Arial" w:eastAsia="Arial" w:cs="Arial"/>
+                <w:i w:val="false"/>
+                <w:b w:val="false"/>
+                <w:u w:val="none"/>
+                <w:strike w:val="false"/>
+                <w:sz w:val="8"/>
+                <w:szCs w:val="8"/>
                 <w:color w:val="000000"/>
               </w:rPr>
               <w:t xml:space="preserve">-1,16</w:t>
@@ -5328,20 +5549,20 @@
                 <w:b w:val="false"/>
                 <w:u w:val="none"/>
                 <w:strike w:val="false"/>
-                <w:sz w:val="12"/>
-                <w:szCs w:val="12"/>
-                <w:color w:val="000000"/>
-              </w:rPr>
-            </w:pPr>
-            <w:r>
-              <w:rPr>
-                <w:rFonts w:ascii="Arial" w:hAnsi="Arial" w:eastAsia="Arial" w:cs="Arial"/>
-                <w:i w:val="false"/>
-                <w:b w:val="false"/>
-                <w:u w:val="none"/>
-                <w:strike w:val="false"/>
-                <w:sz w:val="12"/>
-                <w:szCs w:val="12"/>
+                <w:sz w:val="8"/>
+                <w:szCs w:val="8"/>
+                <w:color w:val="000000"/>
+              </w:rPr>
+            </w:pPr>
+            <w:r>
+              <w:rPr>
+                <w:rFonts w:ascii="Arial" w:hAnsi="Arial" w:eastAsia="Arial" w:cs="Arial"/>
+                <w:i w:val="false"/>
+                <w:b w:val="false"/>
+                <w:u w:val="none"/>
+                <w:strike w:val="false"/>
+                <w:sz w:val="8"/>
+                <w:szCs w:val="8"/>
                 <w:color w:val="000000"/>
               </w:rPr>
               <w:t xml:space="preserve">80,3</w:t>
@@ -5383,20 +5604,20 @@
                 <w:b w:val="false"/>
                 <w:u w:val="none"/>
                 <w:strike w:val="false"/>
-                <w:sz w:val="12"/>
-                <w:szCs w:val="12"/>
-                <w:color w:val="000000"/>
-              </w:rPr>
-            </w:pPr>
-            <w:r>
-              <w:rPr>
-                <w:rFonts w:ascii="Arial" w:hAnsi="Arial" w:eastAsia="Arial" w:cs="Arial"/>
-                <w:i w:val="false"/>
-                <w:b w:val="false"/>
-                <w:u w:val="none"/>
-                <w:strike w:val="false"/>
-                <w:sz w:val="12"/>
-                <w:szCs w:val="12"/>
+                <w:sz w:val="8"/>
+                <w:szCs w:val="8"/>
+                <w:color w:val="000000"/>
+              </w:rPr>
+            </w:pPr>
+            <w:r>
+              <w:rPr>
+                <w:rFonts w:ascii="Arial" w:hAnsi="Arial" w:eastAsia="Arial" w:cs="Arial"/>
+                <w:i w:val="false"/>
+                <w:b w:val="false"/>
+                <w:u w:val="none"/>
+                <w:strike w:val="false"/>
+                <w:sz w:val="8"/>
+                <w:szCs w:val="8"/>
                 <w:color w:val="000000"/>
               </w:rPr>
               <w:t xml:space="preserve">80,5</w:t>
@@ -5438,20 +5659,75 @@
                 <w:b w:val="false"/>
                 <w:u w:val="none"/>
                 <w:strike w:val="false"/>
-                <w:sz w:val="12"/>
-                <w:szCs w:val="12"/>
-                <w:color w:val="000000"/>
-              </w:rPr>
-            </w:pPr>
-            <w:r>
-              <w:rPr>
-                <w:rFonts w:ascii="Arial" w:hAnsi="Arial" w:eastAsia="Arial" w:cs="Arial"/>
-                <w:i w:val="false"/>
-                <w:b w:val="false"/>
-                <w:u w:val="none"/>
-                <w:strike w:val="false"/>
-                <w:sz w:val="12"/>
-                <w:szCs w:val="12"/>
+                <w:sz w:val="8"/>
+                <w:szCs w:val="8"/>
+                <w:color w:val="000000"/>
+              </w:rPr>
+            </w:pPr>
+            <w:r>
+              <w:rPr>
+                <w:rFonts w:ascii="Arial" w:hAnsi="Arial" w:eastAsia="Arial" w:cs="Arial"/>
+                <w:i w:val="false"/>
+                <w:b w:val="false"/>
+                <w:u w:val="none"/>
+                <w:strike w:val="false"/>
+                <w:sz w:val="8"/>
+                <w:szCs w:val="8"/>
+                <w:color w:val="000000"/>
+              </w:rPr>
+              <w:t xml:space="preserve">0,64</w:t>
+            </w:r>
+          </w:p>
+        </w:tc>
+        <w:tc>
+          <w:tcPr>
+            <w:tcBorders>
+              <w:bottom w:val="none" w:sz="0" w:space="0" w:color="000000"/>
+              <w:top w:val="none" w:sz="0" w:space="0" w:color="000000"/>
+              <w:left w:val="none" w:sz="0" w:space="0" w:color="000000"/>
+              <w:right w:val="none" w:sz="0" w:space="0" w:color="000000"/>
+            </w:tcBorders>
+            <w:shd w:val="clear" w:color="auto" w:fill="FFFFFF"/>
+            <w:tcMar>
+              <w:top w:w="0" w:type="dxa"/>
+              <w:bottom w:w="0" w:type="dxa"/>
+              <w:left w:w="0" w:type="dxa"/>
+              <w:right w:w="0" w:type="dxa"/>
+            </w:tcMar>
+            <w:vAlign w:val="center"/>
+          </w:tcPr>
+          <w:p>
+            <w:pPr>
+              <w:pStyle w:val="Normal"/>
+              <w:jc w:val="center"/>
+              <w:pBdr>
+                <w:bottom w:val="none" w:sz="0" w:space="0" w:color="000000"/>
+                <w:top w:val="none" w:sz="0" w:space="0" w:color="000000"/>
+                <w:left w:val="none" w:sz="0" w:space="0" w:color="000000"/>
+                <w:right w:val="none" w:sz="0" w:space="0" w:color="000000"/>
+              </w:pBdr>
+              <w:spacing w:after="40" w:before="40" w:line="240"/>
+              <w:ind w:left="40" w:right="40" w:firstLine="0" w:firstLineChars="0"/>
+              <w:rPr>
+                <w:rFonts w:ascii="Arial" w:hAnsi="Arial" w:eastAsia="Arial" w:cs="Arial"/>
+                <w:i w:val="false"/>
+                <w:b w:val="false"/>
+                <w:u w:val="none"/>
+                <w:strike w:val="false"/>
+                <w:sz w:val="8"/>
+                <w:szCs w:val="8"/>
+                <w:color w:val="000000"/>
+              </w:rPr>
+            </w:pPr>
+            <w:r>
+              <w:rPr>
+                <w:rFonts w:ascii="Arial" w:hAnsi="Arial" w:eastAsia="Arial" w:cs="Arial"/>
+                <w:i w:val="false"/>
+                <w:b w:val="false"/>
+                <w:u w:val="none"/>
+                <w:strike w:val="false"/>
+                <w:sz w:val="8"/>
+                <w:szCs w:val="8"/>
                 <w:color w:val="000000"/>
               </w:rPr>
               <w:t xml:space="preserve">-0,13</w:t>
@@ -5461,7 +5737,7 @@
       </w:tr>
       <w:tr>
         <w:trPr>
-          <w:trHeight w:val="224" w:hRule="auto"/>
+          <w:trHeight w:val="176" w:hRule="auto"/>
         </w:trPr>
         <w:tc>
           <w:tcPr>
@@ -5498,20 +5774,20 @@
                 <w:b w:val="false"/>
                 <w:u w:val="none"/>
                 <w:strike w:val="false"/>
-                <w:sz w:val="12"/>
-                <w:szCs w:val="12"/>
-                <w:color w:val="000000"/>
-              </w:rPr>
-            </w:pPr>
-            <w:r>
-              <w:rPr>
-                <w:rFonts w:ascii="Arial" w:hAnsi="Arial" w:eastAsia="Arial" w:cs="Arial"/>
-                <w:i w:val="false"/>
-                <w:b w:val="false"/>
-                <w:u w:val="none"/>
-                <w:strike w:val="false"/>
-                <w:sz w:val="12"/>
-                <w:szCs w:val="12"/>
+                <w:sz w:val="8"/>
+                <w:szCs w:val="8"/>
+                <w:color w:val="000000"/>
+              </w:rPr>
+            </w:pPr>
+            <w:r>
+              <w:rPr>
+                <w:rFonts w:ascii="Arial" w:hAnsi="Arial" w:eastAsia="Arial" w:cs="Arial"/>
+                <w:i w:val="false"/>
+                <w:b w:val="false"/>
+                <w:u w:val="none"/>
+                <w:strike w:val="false"/>
+                <w:sz w:val="8"/>
+                <w:szCs w:val="8"/>
                 <w:color w:val="000000"/>
               </w:rPr>
               <w:t xml:space="preserve">Control (ESH)</w:t>
@@ -5553,20 +5829,20 @@
                 <w:b w:val="false"/>
                 <w:u w:val="none"/>
                 <w:strike w:val="false"/>
-                <w:sz w:val="12"/>
-                <w:szCs w:val="12"/>
-                <w:color w:val="000000"/>
-              </w:rPr>
-            </w:pPr>
-            <w:r>
-              <w:rPr>
-                <w:rFonts w:ascii="Arial" w:hAnsi="Arial" w:eastAsia="Arial" w:cs="Arial"/>
-                <w:i w:val="false"/>
-                <w:b w:val="false"/>
-                <w:u w:val="none"/>
-                <w:strike w:val="false"/>
-                <w:sz w:val="12"/>
-                <w:szCs w:val="12"/>
+                <w:sz w:val="8"/>
+                <w:szCs w:val="8"/>
+                <w:color w:val="000000"/>
+              </w:rPr>
+            </w:pPr>
+            <w:r>
+              <w:rPr>
+                <w:rFonts w:ascii="Arial" w:hAnsi="Arial" w:eastAsia="Arial" w:cs="Arial"/>
+                <w:i w:val="false"/>
+                <w:b w:val="false"/>
+                <w:u w:val="none"/>
+                <w:strike w:val="false"/>
+                <w:sz w:val="8"/>
+                <w:szCs w:val="8"/>
                 <w:color w:val="000000"/>
               </w:rPr>
               <w:t xml:space="preserve">63,1</w:t>
@@ -5608,20 +5884,20 @@
                 <w:b w:val="false"/>
                 <w:u w:val="none"/>
                 <w:strike w:val="false"/>
-                <w:sz w:val="12"/>
-                <w:szCs w:val="12"/>
-                <w:color w:val="000000"/>
-              </w:rPr>
-            </w:pPr>
-            <w:r>
-              <w:rPr>
-                <w:rFonts w:ascii="Arial" w:hAnsi="Arial" w:eastAsia="Arial" w:cs="Arial"/>
-                <w:i w:val="false"/>
-                <w:b w:val="false"/>
-                <w:u w:val="none"/>
-                <w:strike w:val="false"/>
-                <w:sz w:val="12"/>
-                <w:szCs w:val="12"/>
+                <w:sz w:val="8"/>
+                <w:szCs w:val="8"/>
+                <w:color w:val="000000"/>
+              </w:rPr>
+            </w:pPr>
+            <w:r>
+              <w:rPr>
+                <w:rFonts w:ascii="Arial" w:hAnsi="Arial" w:eastAsia="Arial" w:cs="Arial"/>
+                <w:i w:val="false"/>
+                <w:b w:val="false"/>
+                <w:u w:val="none"/>
+                <w:strike w:val="false"/>
+                <w:sz w:val="8"/>
+                <w:szCs w:val="8"/>
                 <w:color w:val="000000"/>
               </w:rPr>
               <w:t xml:space="preserve">64,0</w:t>
@@ -5663,20 +5939,20 @@
                 <w:b w:val="false"/>
                 <w:u w:val="none"/>
                 <w:strike w:val="false"/>
-                <w:sz w:val="12"/>
-                <w:szCs w:val="12"/>
-                <w:color w:val="000000"/>
-              </w:rPr>
-            </w:pPr>
-            <w:r>
-              <w:rPr>
-                <w:rFonts w:ascii="Arial" w:hAnsi="Arial" w:eastAsia="Arial" w:cs="Arial"/>
-                <w:i w:val="false"/>
-                <w:b w:val="false"/>
-                <w:u w:val="none"/>
-                <w:strike w:val="false"/>
-                <w:sz w:val="12"/>
-                <w:szCs w:val="12"/>
+                <w:sz w:val="8"/>
+                <w:szCs w:val="8"/>
+                <w:color w:val="000000"/>
+              </w:rPr>
+            </w:pPr>
+            <w:r>
+              <w:rPr>
+                <w:rFonts w:ascii="Arial" w:hAnsi="Arial" w:eastAsia="Arial" w:cs="Arial"/>
+                <w:i w:val="false"/>
+                <w:b w:val="false"/>
+                <w:u w:val="none"/>
+                <w:strike w:val="false"/>
+                <w:sz w:val="8"/>
+                <w:szCs w:val="8"/>
                 <w:color w:val="000000"/>
               </w:rPr>
               <w:t xml:space="preserve">0,89</w:t>
@@ -5718,20 +5994,20 @@
                 <w:b w:val="false"/>
                 <w:u w:val="none"/>
                 <w:strike w:val="false"/>
-                <w:sz w:val="12"/>
-                <w:szCs w:val="12"/>
-                <w:color w:val="000000"/>
-              </w:rPr>
-            </w:pPr>
-            <w:r>
-              <w:rPr>
-                <w:rFonts w:ascii="Arial" w:hAnsi="Arial" w:eastAsia="Arial" w:cs="Arial"/>
-                <w:i w:val="false"/>
-                <w:b w:val="false"/>
-                <w:u w:val="none"/>
-                <w:strike w:val="false"/>
-                <w:sz w:val="12"/>
-                <w:szCs w:val="12"/>
+                <w:sz w:val="8"/>
+                <w:szCs w:val="8"/>
+                <w:color w:val="000000"/>
+              </w:rPr>
+            </w:pPr>
+            <w:r>
+              <w:rPr>
+                <w:rFonts w:ascii="Arial" w:hAnsi="Arial" w:eastAsia="Arial" w:cs="Arial"/>
+                <w:i w:val="false"/>
+                <w:b w:val="false"/>
+                <w:u w:val="none"/>
+                <w:strike w:val="false"/>
+                <w:sz w:val="8"/>
+                <w:szCs w:val="8"/>
                 <w:color w:val="000000"/>
               </w:rPr>
               <w:t xml:space="preserve">58,2</w:t>
@@ -5773,20 +6049,20 @@
                 <w:b w:val="false"/>
                 <w:u w:val="none"/>
                 <w:strike w:val="false"/>
-                <w:sz w:val="12"/>
-                <w:szCs w:val="12"/>
-                <w:color w:val="000000"/>
-              </w:rPr>
-            </w:pPr>
-            <w:r>
-              <w:rPr>
-                <w:rFonts w:ascii="Arial" w:hAnsi="Arial" w:eastAsia="Arial" w:cs="Arial"/>
-                <w:i w:val="false"/>
-                <w:b w:val="false"/>
-                <w:u w:val="none"/>
-                <w:strike w:val="false"/>
-                <w:sz w:val="12"/>
-                <w:szCs w:val="12"/>
+                <w:sz w:val="8"/>
+                <w:szCs w:val="8"/>
+                <w:color w:val="000000"/>
+              </w:rPr>
+            </w:pPr>
+            <w:r>
+              <w:rPr>
+                <w:rFonts w:ascii="Arial" w:hAnsi="Arial" w:eastAsia="Arial" w:cs="Arial"/>
+                <w:i w:val="false"/>
+                <w:b w:val="false"/>
+                <w:u w:val="none"/>
+                <w:strike w:val="false"/>
+                <w:sz w:val="8"/>
+                <w:szCs w:val="8"/>
                 <w:color w:val="000000"/>
               </w:rPr>
               <w:t xml:space="preserve">59,1</w:t>
@@ -5828,20 +6104,75 @@
                 <w:b w:val="false"/>
                 <w:u w:val="none"/>
                 <w:strike w:val="false"/>
-                <w:sz w:val="12"/>
-                <w:szCs w:val="12"/>
-                <w:color w:val="000000"/>
-              </w:rPr>
-            </w:pPr>
-            <w:r>
-              <w:rPr>
-                <w:rFonts w:ascii="Arial" w:hAnsi="Arial" w:eastAsia="Arial" w:cs="Arial"/>
-                <w:i w:val="false"/>
-                <w:b w:val="false"/>
-                <w:u w:val="none"/>
-                <w:strike w:val="false"/>
-                <w:sz w:val="12"/>
-                <w:szCs w:val="12"/>
+                <w:sz w:val="8"/>
+                <w:szCs w:val="8"/>
+                <w:color w:val="000000"/>
+              </w:rPr>
+            </w:pPr>
+            <w:r>
+              <w:rPr>
+                <w:rFonts w:ascii="Arial" w:hAnsi="Arial" w:eastAsia="Arial" w:cs="Arial"/>
+                <w:i w:val="false"/>
+                <w:b w:val="false"/>
+                <w:u w:val="none"/>
+                <w:strike w:val="false"/>
+                <w:sz w:val="8"/>
+                <w:szCs w:val="8"/>
+                <w:color w:val="000000"/>
+              </w:rPr>
+              <w:t xml:space="preserve">-0,87</w:t>
+            </w:r>
+          </w:p>
+        </w:tc>
+        <w:tc>
+          <w:tcPr>
+            <w:tcBorders>
+              <w:bottom w:val="none" w:sz="0" w:space="0" w:color="000000"/>
+              <w:top w:val="none" w:sz="0" w:space="0" w:color="000000"/>
+              <w:left w:val="none" w:sz="0" w:space="0" w:color="000000"/>
+              <w:right w:val="none" w:sz="0" w:space="0" w:color="000000"/>
+            </w:tcBorders>
+            <w:shd w:val="clear" w:color="auto" w:fill="FFFFFF"/>
+            <w:tcMar>
+              <w:top w:w="0" w:type="dxa"/>
+              <w:bottom w:w="0" w:type="dxa"/>
+              <w:left w:w="0" w:type="dxa"/>
+              <w:right w:w="0" w:type="dxa"/>
+            </w:tcMar>
+            <w:vAlign w:val="center"/>
+          </w:tcPr>
+          <w:p>
+            <w:pPr>
+              <w:pStyle w:val="Normal"/>
+              <w:jc w:val="center"/>
+              <w:pBdr>
+                <w:bottom w:val="none" w:sz="0" w:space="0" w:color="000000"/>
+                <w:top w:val="none" w:sz="0" w:space="0" w:color="000000"/>
+                <w:left w:val="none" w:sz="0" w:space="0" w:color="000000"/>
+                <w:right w:val="none" w:sz="0" w:space="0" w:color="000000"/>
+              </w:pBdr>
+              <w:spacing w:after="40" w:before="40" w:line="240"/>
+              <w:ind w:left="40" w:right="40" w:firstLine="0" w:firstLineChars="0"/>
+              <w:rPr>
+                <w:rFonts w:ascii="Arial" w:hAnsi="Arial" w:eastAsia="Arial" w:cs="Arial"/>
+                <w:i w:val="false"/>
+                <w:b w:val="false"/>
+                <w:u w:val="none"/>
+                <w:strike w:val="false"/>
+                <w:sz w:val="8"/>
+                <w:szCs w:val="8"/>
+                <w:color w:val="000000"/>
+              </w:rPr>
+            </w:pPr>
+            <w:r>
+              <w:rPr>
+                <w:rFonts w:ascii="Arial" w:hAnsi="Arial" w:eastAsia="Arial" w:cs="Arial"/>
+                <w:i w:val="false"/>
+                <w:b w:val="false"/>
+                <w:u w:val="none"/>
+                <w:strike w:val="false"/>
+                <w:sz w:val="8"/>
+                <w:szCs w:val="8"/>
                 <w:color w:val="000000"/>
               </w:rPr>
               <w:t xml:space="preserve">-0,83</w:t>
@@ -5851,7 +6182,7 @@
       </w:tr>
       <w:tr>
         <w:trPr>
-          <w:trHeight w:val="224" w:hRule="auto"/>
+          <w:trHeight w:val="176" w:hRule="auto"/>
         </w:trPr>
         <w:tc>
           <w:tcPr>
@@ -5888,20 +6219,20 @@
                 <w:b w:val="false"/>
                 <w:u w:val="none"/>
                 <w:strike w:val="false"/>
-                <w:sz w:val="12"/>
-                <w:szCs w:val="12"/>
-                <w:color w:val="000000"/>
-              </w:rPr>
-            </w:pPr>
-            <w:r>
-              <w:rPr>
-                <w:rFonts w:ascii="Arial" w:hAnsi="Arial" w:eastAsia="Arial" w:cs="Arial"/>
-                <w:i w:val="false"/>
-                <w:b w:val="false"/>
-                <w:u w:val="none"/>
-                <w:strike w:val="false"/>
-                <w:sz w:val="12"/>
-                <w:szCs w:val="12"/>
+                <w:sz w:val="8"/>
+                <w:szCs w:val="8"/>
+                <w:color w:val="000000"/>
+              </w:rPr>
+            </w:pPr>
+            <w:r>
+              <w:rPr>
+                <w:rFonts w:ascii="Arial" w:hAnsi="Arial" w:eastAsia="Arial" w:cs="Arial"/>
+                <w:i w:val="false"/>
+                <w:b w:val="false"/>
+                <w:u w:val="none"/>
+                <w:strike w:val="false"/>
+                <w:sz w:val="8"/>
+                <w:szCs w:val="8"/>
                 <w:color w:val="000000"/>
               </w:rPr>
               <w:t xml:space="preserve">Control (AHA)</w:t>
@@ -5943,20 +6274,20 @@
                 <w:b w:val="false"/>
                 <w:u w:val="none"/>
                 <w:strike w:val="false"/>
-                <w:sz w:val="12"/>
-                <w:szCs w:val="12"/>
-                <w:color w:val="000000"/>
-              </w:rPr>
-            </w:pPr>
-            <w:r>
-              <w:rPr>
-                <w:rFonts w:ascii="Arial" w:hAnsi="Arial" w:eastAsia="Arial" w:cs="Arial"/>
-                <w:i w:val="false"/>
-                <w:b w:val="false"/>
-                <w:u w:val="none"/>
-                <w:strike w:val="false"/>
-                <w:sz w:val="12"/>
-                <w:szCs w:val="12"/>
+                <w:sz w:val="8"/>
+                <w:szCs w:val="8"/>
+                <w:color w:val="000000"/>
+              </w:rPr>
+            </w:pPr>
+            <w:r>
+              <w:rPr>
+                <w:rFonts w:ascii="Arial" w:hAnsi="Arial" w:eastAsia="Arial" w:cs="Arial"/>
+                <w:i w:val="false"/>
+                <w:b w:val="false"/>
+                <w:u w:val="none"/>
+                <w:strike w:val="false"/>
+                <w:sz w:val="8"/>
+                <w:szCs w:val="8"/>
                 <w:color w:val="000000"/>
               </w:rPr>
               <w:t xml:space="preserve">39,6</w:t>
@@ -5998,20 +6329,20 @@
                 <w:b w:val="false"/>
                 <w:u w:val="none"/>
                 <w:strike w:val="false"/>
-                <w:sz w:val="12"/>
-                <w:szCs w:val="12"/>
-                <w:color w:val="000000"/>
-              </w:rPr>
-            </w:pPr>
-            <w:r>
-              <w:rPr>
-                <w:rFonts w:ascii="Arial" w:hAnsi="Arial" w:eastAsia="Arial" w:cs="Arial"/>
-                <w:i w:val="false"/>
-                <w:b w:val="false"/>
-                <w:u w:val="none"/>
-                <w:strike w:val="false"/>
-                <w:sz w:val="12"/>
-                <w:szCs w:val="12"/>
+                <w:sz w:val="8"/>
+                <w:szCs w:val="8"/>
+                <w:color w:val="000000"/>
+              </w:rPr>
+            </w:pPr>
+            <w:r>
+              <w:rPr>
+                <w:rFonts w:ascii="Arial" w:hAnsi="Arial" w:eastAsia="Arial" w:cs="Arial"/>
+                <w:i w:val="false"/>
+                <w:b w:val="false"/>
+                <w:u w:val="none"/>
+                <w:strike w:val="false"/>
+                <w:sz w:val="8"/>
+                <w:szCs w:val="8"/>
                 <w:color w:val="000000"/>
               </w:rPr>
               <w:t xml:space="preserve">40,6</w:t>
@@ -6053,20 +6384,20 @@
                 <w:b w:val="false"/>
                 <w:u w:val="none"/>
                 <w:strike w:val="false"/>
-                <w:sz w:val="12"/>
-                <w:szCs w:val="12"/>
-                <w:color w:val="000000"/>
-              </w:rPr>
-            </w:pPr>
-            <w:r>
-              <w:rPr>
-                <w:rFonts w:ascii="Arial" w:hAnsi="Arial" w:eastAsia="Arial" w:cs="Arial"/>
-                <w:i w:val="false"/>
-                <w:b w:val="false"/>
-                <w:u w:val="none"/>
-                <w:strike w:val="false"/>
-                <w:sz w:val="12"/>
-                <w:szCs w:val="12"/>
+                <w:sz w:val="8"/>
+                <w:szCs w:val="8"/>
+                <w:color w:val="000000"/>
+              </w:rPr>
+            </w:pPr>
+            <w:r>
+              <w:rPr>
+                <w:rFonts w:ascii="Arial" w:hAnsi="Arial" w:eastAsia="Arial" w:cs="Arial"/>
+                <w:i w:val="false"/>
+                <w:b w:val="false"/>
+                <w:u w:val="none"/>
+                <w:strike w:val="false"/>
+                <w:sz w:val="8"/>
+                <w:szCs w:val="8"/>
                 <w:color w:val="000000"/>
               </w:rPr>
               <w:t xml:space="preserve">1,02</w:t>
@@ -6108,20 +6439,20 @@
                 <w:b w:val="false"/>
                 <w:u w:val="none"/>
                 <w:strike w:val="false"/>
-                <w:sz w:val="12"/>
-                <w:szCs w:val="12"/>
-                <w:color w:val="000000"/>
-              </w:rPr>
-            </w:pPr>
-            <w:r>
-              <w:rPr>
-                <w:rFonts w:ascii="Arial" w:hAnsi="Arial" w:eastAsia="Arial" w:cs="Arial"/>
-                <w:i w:val="false"/>
-                <w:b w:val="false"/>
-                <w:u w:val="none"/>
-                <w:strike w:val="false"/>
-                <w:sz w:val="12"/>
-                <w:szCs w:val="12"/>
+                <w:sz w:val="8"/>
+                <w:szCs w:val="8"/>
+                <w:color w:val="000000"/>
+              </w:rPr>
+            </w:pPr>
+            <w:r>
+              <w:rPr>
+                <w:rFonts w:ascii="Arial" w:hAnsi="Arial" w:eastAsia="Arial" w:cs="Arial"/>
+                <w:i w:val="false"/>
+                <w:b w:val="false"/>
+                <w:u w:val="none"/>
+                <w:strike w:val="false"/>
+                <w:sz w:val="8"/>
+                <w:szCs w:val="8"/>
                 <w:color w:val="000000"/>
               </w:rPr>
               <w:t xml:space="preserve">35,4</w:t>
@@ -6163,20 +6494,20 @@
                 <w:b w:val="false"/>
                 <w:u w:val="none"/>
                 <w:strike w:val="false"/>
-                <w:sz w:val="12"/>
-                <w:szCs w:val="12"/>
-                <w:color w:val="000000"/>
-              </w:rPr>
-            </w:pPr>
-            <w:r>
-              <w:rPr>
-                <w:rFonts w:ascii="Arial" w:hAnsi="Arial" w:eastAsia="Arial" w:cs="Arial"/>
-                <w:i w:val="false"/>
-                <w:b w:val="false"/>
-                <w:u w:val="none"/>
-                <w:strike w:val="false"/>
-                <w:sz w:val="12"/>
-                <w:szCs w:val="12"/>
+                <w:sz w:val="8"/>
+                <w:szCs w:val="8"/>
+                <w:color w:val="000000"/>
+              </w:rPr>
+            </w:pPr>
+            <w:r>
+              <w:rPr>
+                <w:rFonts w:ascii="Arial" w:hAnsi="Arial" w:eastAsia="Arial" w:cs="Arial"/>
+                <w:i w:val="false"/>
+                <w:b w:val="false"/>
+                <w:u w:val="none"/>
+                <w:strike w:val="false"/>
+                <w:sz w:val="8"/>
+                <w:szCs w:val="8"/>
                 <w:color w:val="000000"/>
               </w:rPr>
               <w:t xml:space="preserve">36,4</w:t>
@@ -6218,23 +6549,523 @@
                 <w:b w:val="false"/>
                 <w:u w:val="none"/>
                 <w:strike w:val="false"/>
-                <w:sz w:val="12"/>
-                <w:szCs w:val="12"/>
-                <w:color w:val="000000"/>
-              </w:rPr>
-            </w:pPr>
-            <w:r>
-              <w:rPr>
-                <w:rFonts w:ascii="Arial" w:hAnsi="Arial" w:eastAsia="Arial" w:cs="Arial"/>
-                <w:i w:val="false"/>
-                <w:b w:val="false"/>
-                <w:u w:val="none"/>
-                <w:strike w:val="false"/>
-                <w:sz w:val="12"/>
-                <w:szCs w:val="12"/>
+                <w:sz w:val="8"/>
+                <w:szCs w:val="8"/>
+                <w:color w:val="000000"/>
+              </w:rPr>
+            </w:pPr>
+            <w:r>
+              <w:rPr>
+                <w:rFonts w:ascii="Arial" w:hAnsi="Arial" w:eastAsia="Arial" w:cs="Arial"/>
+                <w:i w:val="false"/>
+                <w:b w:val="false"/>
+                <w:u w:val="none"/>
+                <w:strike w:val="false"/>
+                <w:sz w:val="8"/>
+                <w:szCs w:val="8"/>
+                <w:color w:val="000000"/>
+              </w:rPr>
+              <w:t xml:space="preserve">-1,15</w:t>
+            </w:r>
+          </w:p>
+        </w:tc>
+        <w:tc>
+          <w:tcPr>
+            <w:tcBorders>
+              <w:bottom w:val="none" w:sz="0" w:space="0" w:color="000000"/>
+              <w:top w:val="none" w:sz="0" w:space="0" w:color="000000"/>
+              <w:left w:val="none" w:sz="0" w:space="0" w:color="000000"/>
+              <w:right w:val="none" w:sz="0" w:space="0" w:color="000000"/>
+            </w:tcBorders>
+            <w:shd w:val="clear" w:color="auto" w:fill="FFFFFF"/>
+            <w:tcMar>
+              <w:top w:w="0" w:type="dxa"/>
+              <w:bottom w:w="0" w:type="dxa"/>
+              <w:left w:w="0" w:type="dxa"/>
+              <w:right w:w="0" w:type="dxa"/>
+            </w:tcMar>
+            <w:vAlign w:val="center"/>
+          </w:tcPr>
+          <w:p>
+            <w:pPr>
+              <w:pStyle w:val="Normal"/>
+              <w:jc w:val="center"/>
+              <w:pBdr>
+                <w:bottom w:val="none" w:sz="0" w:space="0" w:color="000000"/>
+                <w:top w:val="none" w:sz="0" w:space="0" w:color="000000"/>
+                <w:left w:val="none" w:sz="0" w:space="0" w:color="000000"/>
+                <w:right w:val="none" w:sz="0" w:space="0" w:color="000000"/>
+              </w:pBdr>
+              <w:spacing w:after="40" w:before="40" w:line="240"/>
+              <w:ind w:left="40" w:right="40" w:firstLine="0" w:firstLineChars="0"/>
+              <w:rPr>
+                <w:rFonts w:ascii="Arial" w:hAnsi="Arial" w:eastAsia="Arial" w:cs="Arial"/>
+                <w:i w:val="false"/>
+                <w:b w:val="false"/>
+                <w:u w:val="none"/>
+                <w:strike w:val="false"/>
+                <w:sz w:val="8"/>
+                <w:szCs w:val="8"/>
+                <w:color w:val="000000"/>
+              </w:rPr>
+            </w:pPr>
+            <w:r>
+              <w:rPr>
+                <w:rFonts w:ascii="Arial" w:hAnsi="Arial" w:eastAsia="Arial" w:cs="Arial"/>
+                <w:i w:val="false"/>
+                <w:b w:val="false"/>
+                <w:u w:val="none"/>
+                <w:strike w:val="false"/>
+                <w:sz w:val="8"/>
+                <w:szCs w:val="8"/>
                 <w:color w:val="000000"/>
               </w:rPr>
               <w:t xml:space="preserve">-1,04</w:t>
+            </w:r>
+          </w:p>
+        </w:tc>
+      </w:tr>
+      <w:tr>
+        <w:trPr>
+          <w:trHeight w:val="176" w:hRule="auto"/>
+        </w:trPr>
+        <w:tc>
+          <w:tcPr>
+            <w:tcBorders>
+              <w:bottom w:val="none" w:sz="0" w:space="0" w:color="000000"/>
+              <w:top w:val="none" w:sz="0" w:space="0" w:color="000000"/>
+              <w:left w:val="none" w:sz="0" w:space="0" w:color="000000"/>
+              <w:right w:val="none" w:sz="0" w:space="0" w:color="000000"/>
+            </w:tcBorders>
+            <w:shd w:val="clear" w:color="auto" w:fill="FFFFFF"/>
+            <w:tcMar>
+              <w:top w:w="0" w:type="dxa"/>
+              <w:bottom w:w="0" w:type="dxa"/>
+              <w:left w:w="0" w:type="dxa"/>
+              <w:right w:w="0" w:type="dxa"/>
+            </w:tcMar>
+            <w:vAlign w:val="center"/>
+          </w:tcPr>
+          <w:p>
+            <w:pPr>
+              <w:pStyle w:val="Normal"/>
+              <w:jc w:val="center"/>
+              <w:pBdr>
+                <w:bottom w:val="none" w:sz="0" w:space="0" w:color="000000"/>
+                <w:top w:val="none" w:sz="0" w:space="0" w:color="000000"/>
+                <w:left w:val="none" w:sz="0" w:space="0" w:color="000000"/>
+                <w:right w:val="none" w:sz="0" w:space="0" w:color="000000"/>
+              </w:pBdr>
+              <w:spacing w:after="40" w:before="40" w:line="240"/>
+              <w:ind w:left="40" w:right="40" w:firstLine="0" w:firstLineChars="0"/>
+              <w:rPr>
+                <w:rFonts w:ascii="Arial" w:hAnsi="Arial" w:eastAsia="Arial" w:cs="Arial"/>
+                <w:i w:val="false"/>
+                <w:b w:val="false"/>
+                <w:u w:val="none"/>
+                <w:strike w:val="false"/>
+                <w:sz w:val="8"/>
+                <w:szCs w:val="8"/>
+                <w:color w:val="000000"/>
+              </w:rPr>
+            </w:pPr>
+            <w:r>
+              <w:rPr>
+                <w:rFonts w:ascii="Arial" w:hAnsi="Arial" w:eastAsia="Arial" w:cs="Arial"/>
+                <w:i w:val="false"/>
+                <w:b w:val="false"/>
+                <w:u w:val="none"/>
+                <w:strike w:val="false"/>
+                <w:sz w:val="8"/>
+                <w:szCs w:val="8"/>
+                <w:color w:val="000000"/>
+              </w:rPr>
+              <w:t xml:space="preserve">Promedio de la diferencia absoluta</w:t>
+            </w:r>
+          </w:p>
+        </w:tc>
+        <w:tc>
+          <w:tcPr>
+            <w:tcBorders>
+              <w:bottom w:val="none" w:sz="0" w:space="0" w:color="000000"/>
+              <w:top w:val="none" w:sz="0" w:space="0" w:color="000000"/>
+              <w:left w:val="none" w:sz="0" w:space="0" w:color="000000"/>
+              <w:right w:val="none" w:sz="0" w:space="0" w:color="000000"/>
+            </w:tcBorders>
+            <w:shd w:val="clear" w:color="auto" w:fill="FFFFFF"/>
+            <w:tcMar>
+              <w:top w:w="0" w:type="dxa"/>
+              <w:bottom w:w="0" w:type="dxa"/>
+              <w:left w:w="0" w:type="dxa"/>
+              <w:right w:w="0" w:type="dxa"/>
+            </w:tcMar>
+            <w:vAlign w:val="center"/>
+          </w:tcPr>
+          <w:p>
+            <w:pPr>
+              <w:pStyle w:val="Normal"/>
+              <w:jc w:val="center"/>
+              <w:pBdr>
+                <w:bottom w:val="none" w:sz="0" w:space="0" w:color="000000"/>
+                <w:top w:val="none" w:sz="0" w:space="0" w:color="000000"/>
+                <w:left w:val="none" w:sz="0" w:space="0" w:color="000000"/>
+                <w:right w:val="none" w:sz="0" w:space="0" w:color="000000"/>
+              </w:pBdr>
+              <w:spacing w:after="40" w:before="40" w:line="240"/>
+              <w:ind w:left="40" w:right="40" w:firstLine="0" w:firstLineChars="0"/>
+              <w:rPr>
+                <w:rFonts w:ascii="Arial" w:hAnsi="Arial" w:eastAsia="Arial" w:cs="Arial"/>
+                <w:i w:val="false"/>
+                <w:b w:val="false"/>
+                <w:u w:val="none"/>
+                <w:strike w:val="false"/>
+                <w:sz w:val="8"/>
+                <w:szCs w:val="8"/>
+                <w:color w:val="000000"/>
+              </w:rPr>
+            </w:pPr>
+            <w:r>
+              <w:rPr>
+                <w:rFonts w:ascii="Arial" w:hAnsi="Arial" w:eastAsia="Arial" w:cs="Arial"/>
+                <w:i w:val="false"/>
+                <w:b w:val="false"/>
+                <w:u w:val="none"/>
+                <w:strike w:val="false"/>
+                <w:sz w:val="8"/>
+                <w:szCs w:val="8"/>
+                <w:color w:val="000000"/>
+              </w:rPr>
+              <w:t xml:space="preserve"/>
+            </w:r>
+          </w:p>
+        </w:tc>
+        <w:tc>
+          <w:tcPr>
+            <w:tcBorders>
+              <w:bottom w:val="none" w:sz="0" w:space="0" w:color="000000"/>
+              <w:top w:val="none" w:sz="0" w:space="0" w:color="000000"/>
+              <w:left w:val="none" w:sz="0" w:space="0" w:color="000000"/>
+              <w:right w:val="none" w:sz="0" w:space="0" w:color="000000"/>
+            </w:tcBorders>
+            <w:shd w:val="clear" w:color="auto" w:fill="FFFFFF"/>
+            <w:tcMar>
+              <w:top w:w="0" w:type="dxa"/>
+              <w:bottom w:w="0" w:type="dxa"/>
+              <w:left w:w="0" w:type="dxa"/>
+              <w:right w:w="0" w:type="dxa"/>
+            </w:tcMar>
+            <w:vAlign w:val="center"/>
+          </w:tcPr>
+          <w:p>
+            <w:pPr>
+              <w:pStyle w:val="Normal"/>
+              <w:jc w:val="center"/>
+              <w:pBdr>
+                <w:bottom w:val="none" w:sz="0" w:space="0" w:color="000000"/>
+                <w:top w:val="none" w:sz="0" w:space="0" w:color="000000"/>
+                <w:left w:val="none" w:sz="0" w:space="0" w:color="000000"/>
+                <w:right w:val="none" w:sz="0" w:space="0" w:color="000000"/>
+              </w:pBdr>
+              <w:spacing w:after="40" w:before="40" w:line="240"/>
+              <w:ind w:left="40" w:right="40" w:firstLine="0" w:firstLineChars="0"/>
+              <w:rPr>
+                <w:rFonts w:ascii="Arial" w:hAnsi="Arial" w:eastAsia="Arial" w:cs="Arial"/>
+                <w:i w:val="false"/>
+                <w:b w:val="false"/>
+                <w:u w:val="none"/>
+                <w:strike w:val="false"/>
+                <w:sz w:val="8"/>
+                <w:szCs w:val="8"/>
+                <w:color w:val="000000"/>
+              </w:rPr>
+            </w:pPr>
+            <w:r>
+              <w:rPr>
+                <w:rFonts w:ascii="Arial" w:hAnsi="Arial" w:eastAsia="Arial" w:cs="Arial"/>
+                <w:i w:val="false"/>
+                <w:b w:val="false"/>
+                <w:u w:val="none"/>
+                <w:strike w:val="false"/>
+                <w:sz w:val="8"/>
+                <w:szCs w:val="8"/>
+                <w:color w:val="000000"/>
+              </w:rPr>
+              <w:t xml:space="preserve"/>
+            </w:r>
+          </w:p>
+        </w:tc>
+        <w:tc>
+          <w:tcPr>
+            <w:tcBorders>
+              <w:bottom w:val="none" w:sz="0" w:space="0" w:color="000000"/>
+              <w:top w:val="none" w:sz="0" w:space="0" w:color="000000"/>
+              <w:left w:val="none" w:sz="0" w:space="0" w:color="000000"/>
+              <w:right w:val="none" w:sz="0" w:space="0" w:color="000000"/>
+            </w:tcBorders>
+            <w:shd w:val="clear" w:color="auto" w:fill="FFFFFF"/>
+            <w:tcMar>
+              <w:top w:w="0" w:type="dxa"/>
+              <w:bottom w:w="0" w:type="dxa"/>
+              <w:left w:w="0" w:type="dxa"/>
+              <w:right w:w="0" w:type="dxa"/>
+            </w:tcMar>
+            <w:vAlign w:val="center"/>
+          </w:tcPr>
+          <w:p>
+            <w:pPr>
+              <w:pStyle w:val="Normal"/>
+              <w:jc w:val="center"/>
+              <w:pBdr>
+                <w:bottom w:val="none" w:sz="0" w:space="0" w:color="000000"/>
+                <w:top w:val="none" w:sz="0" w:space="0" w:color="000000"/>
+                <w:left w:val="none" w:sz="0" w:space="0" w:color="000000"/>
+                <w:right w:val="none" w:sz="0" w:space="0" w:color="000000"/>
+              </w:pBdr>
+              <w:spacing w:after="40" w:before="40" w:line="240"/>
+              <w:ind w:left="40" w:right="40" w:firstLine="0" w:firstLineChars="0"/>
+              <w:rPr>
+                <w:rFonts w:ascii="Arial" w:hAnsi="Arial" w:eastAsia="Arial" w:cs="Arial"/>
+                <w:i w:val="false"/>
+                <w:b w:val="false"/>
+                <w:u w:val="none"/>
+                <w:strike w:val="false"/>
+                <w:sz w:val="8"/>
+                <w:szCs w:val="8"/>
+                <w:color w:val="000000"/>
+              </w:rPr>
+            </w:pPr>
+            <w:r>
+              <w:rPr>
+                <w:rFonts w:ascii="Arial" w:hAnsi="Arial" w:eastAsia="Arial" w:cs="Arial"/>
+                <w:i w:val="false"/>
+                <w:b w:val="false"/>
+                <w:u w:val="none"/>
+                <w:strike w:val="false"/>
+                <w:sz w:val="8"/>
+                <w:szCs w:val="8"/>
+                <w:color w:val="000000"/>
+              </w:rPr>
+              <w:t xml:space="preserve"/>
+            </w:r>
+          </w:p>
+        </w:tc>
+        <w:tc>
+          <w:tcPr>
+            <w:tcBorders>
+              <w:bottom w:val="none" w:sz="0" w:space="0" w:color="000000"/>
+              <w:top w:val="none" w:sz="0" w:space="0" w:color="000000"/>
+              <w:left w:val="none" w:sz="0" w:space="0" w:color="000000"/>
+              <w:right w:val="none" w:sz="0" w:space="0" w:color="000000"/>
+            </w:tcBorders>
+            <w:shd w:val="clear" w:color="auto" w:fill="FFFFFF"/>
+            <w:tcMar>
+              <w:top w:w="0" w:type="dxa"/>
+              <w:bottom w:w="0" w:type="dxa"/>
+              <w:left w:w="0" w:type="dxa"/>
+              <w:right w:w="0" w:type="dxa"/>
+            </w:tcMar>
+            <w:vAlign w:val="center"/>
+          </w:tcPr>
+          <w:p>
+            <w:pPr>
+              <w:pStyle w:val="Normal"/>
+              <w:jc w:val="center"/>
+              <w:pBdr>
+                <w:bottom w:val="none" w:sz="0" w:space="0" w:color="000000"/>
+                <w:top w:val="none" w:sz="0" w:space="0" w:color="000000"/>
+                <w:left w:val="none" w:sz="0" w:space="0" w:color="000000"/>
+                <w:right w:val="none" w:sz="0" w:space="0" w:color="000000"/>
+              </w:pBdr>
+              <w:spacing w:after="40" w:before="40" w:line="240"/>
+              <w:ind w:left="40" w:right="40" w:firstLine="0" w:firstLineChars="0"/>
+              <w:rPr>
+                <w:rFonts w:ascii="Arial" w:hAnsi="Arial" w:eastAsia="Arial" w:cs="Arial"/>
+                <w:i w:val="false"/>
+                <w:b w:val="false"/>
+                <w:u w:val="none"/>
+                <w:strike w:val="false"/>
+                <w:sz w:val="8"/>
+                <w:szCs w:val="8"/>
+                <w:color w:val="000000"/>
+              </w:rPr>
+            </w:pPr>
+            <w:r>
+              <w:rPr>
+                <w:rFonts w:ascii="Arial" w:hAnsi="Arial" w:eastAsia="Arial" w:cs="Arial"/>
+                <w:i w:val="false"/>
+                <w:b w:val="false"/>
+                <w:u w:val="none"/>
+                <w:strike w:val="false"/>
+                <w:sz w:val="8"/>
+                <w:szCs w:val="8"/>
+                <w:color w:val="000000"/>
+              </w:rPr>
+              <w:t xml:space="preserve"/>
+            </w:r>
+          </w:p>
+        </w:tc>
+        <w:tc>
+          <w:tcPr>
+            <w:tcBorders>
+              <w:bottom w:val="none" w:sz="0" w:space="0" w:color="000000"/>
+              <w:top w:val="none" w:sz="0" w:space="0" w:color="000000"/>
+              <w:left w:val="none" w:sz="0" w:space="0" w:color="000000"/>
+              <w:right w:val="none" w:sz="0" w:space="0" w:color="000000"/>
+            </w:tcBorders>
+            <w:shd w:val="clear" w:color="auto" w:fill="FFFFFF"/>
+            <w:tcMar>
+              <w:top w:w="0" w:type="dxa"/>
+              <w:bottom w:w="0" w:type="dxa"/>
+              <w:left w:w="0" w:type="dxa"/>
+              <w:right w:w="0" w:type="dxa"/>
+            </w:tcMar>
+            <w:vAlign w:val="center"/>
+          </w:tcPr>
+          <w:p>
+            <w:pPr>
+              <w:pStyle w:val="Normal"/>
+              <w:jc w:val="center"/>
+              <w:pBdr>
+                <w:bottom w:val="none" w:sz="0" w:space="0" w:color="000000"/>
+                <w:top w:val="none" w:sz="0" w:space="0" w:color="000000"/>
+                <w:left w:val="none" w:sz="0" w:space="0" w:color="000000"/>
+                <w:right w:val="none" w:sz="0" w:space="0" w:color="000000"/>
+              </w:pBdr>
+              <w:spacing w:after="40" w:before="40" w:line="240"/>
+              <w:ind w:left="40" w:right="40" w:firstLine="0" w:firstLineChars="0"/>
+              <w:rPr>
+                <w:rFonts w:ascii="Arial" w:hAnsi="Arial" w:eastAsia="Arial" w:cs="Arial"/>
+                <w:i w:val="false"/>
+                <w:b w:val="false"/>
+                <w:u w:val="none"/>
+                <w:strike w:val="false"/>
+                <w:sz w:val="8"/>
+                <w:szCs w:val="8"/>
+                <w:color w:val="000000"/>
+              </w:rPr>
+            </w:pPr>
+            <w:r>
+              <w:rPr>
+                <w:rFonts w:ascii="Arial" w:hAnsi="Arial" w:eastAsia="Arial" w:cs="Arial"/>
+                <w:i w:val="false"/>
+                <w:b w:val="false"/>
+                <w:u w:val="none"/>
+                <w:strike w:val="false"/>
+                <w:sz w:val="8"/>
+                <w:szCs w:val="8"/>
+                <w:color w:val="000000"/>
+              </w:rPr>
+              <w:t xml:space="preserve"/>
+            </w:r>
+          </w:p>
+        </w:tc>
+        <w:tc>
+          <w:tcPr>
+            <w:tcBorders>
+              <w:bottom w:val="none" w:sz="0" w:space="0" w:color="000000"/>
+              <w:top w:val="none" w:sz="0" w:space="0" w:color="000000"/>
+              <w:left w:val="none" w:sz="0" w:space="0" w:color="000000"/>
+              <w:right w:val="none" w:sz="0" w:space="0" w:color="000000"/>
+            </w:tcBorders>
+            <w:shd w:val="clear" w:color="auto" w:fill="FFFFFF"/>
+            <w:tcMar>
+              <w:top w:w="0" w:type="dxa"/>
+              <w:bottom w:w="0" w:type="dxa"/>
+              <w:left w:w="0" w:type="dxa"/>
+              <w:right w:w="0" w:type="dxa"/>
+            </w:tcMar>
+            <w:vAlign w:val="center"/>
+          </w:tcPr>
+          <w:p>
+            <w:pPr>
+              <w:pStyle w:val="Normal"/>
+              <w:jc w:val="center"/>
+              <w:pBdr>
+                <w:bottom w:val="none" w:sz="0" w:space="0" w:color="000000"/>
+                <w:top w:val="none" w:sz="0" w:space="0" w:color="000000"/>
+                <w:left w:val="none" w:sz="0" w:space="0" w:color="000000"/>
+                <w:right w:val="none" w:sz="0" w:space="0" w:color="000000"/>
+              </w:pBdr>
+              <w:spacing w:after="40" w:before="40" w:line="240"/>
+              <w:ind w:left="40" w:right="40" w:firstLine="0" w:firstLineChars="0"/>
+              <w:rPr>
+                <w:rFonts w:ascii="Arial" w:hAnsi="Arial" w:eastAsia="Arial" w:cs="Arial"/>
+                <w:i w:val="false"/>
+                <w:b w:val="false"/>
+                <w:u w:val="none"/>
+                <w:strike w:val="false"/>
+                <w:sz w:val="8"/>
+                <w:szCs w:val="8"/>
+                <w:color w:val="000000"/>
+              </w:rPr>
+            </w:pPr>
+            <w:r>
+              <w:rPr>
+                <w:rFonts w:ascii="Arial" w:hAnsi="Arial" w:eastAsia="Arial" w:cs="Arial"/>
+                <w:i w:val="false"/>
+                <w:b w:val="false"/>
+                <w:u w:val="none"/>
+                <w:strike w:val="false"/>
+                <w:sz w:val="8"/>
+                <w:szCs w:val="8"/>
+                <w:color w:val="000000"/>
+              </w:rPr>
+              <w:t xml:space="preserve">0,92</w:t>
+            </w:r>
+          </w:p>
+        </w:tc>
+        <w:tc>
+          <w:tcPr>
+            <w:tcBorders>
+              <w:bottom w:val="none" w:sz="0" w:space="0" w:color="000000"/>
+              <w:top w:val="none" w:sz="0" w:space="0" w:color="000000"/>
+              <w:left w:val="none" w:sz="0" w:space="0" w:color="000000"/>
+              <w:right w:val="none" w:sz="0" w:space="0" w:color="000000"/>
+            </w:tcBorders>
+            <w:shd w:val="clear" w:color="auto" w:fill="FFFFFF"/>
+            <w:tcMar>
+              <w:top w:w="0" w:type="dxa"/>
+              <w:bottom w:w="0" w:type="dxa"/>
+              <w:left w:w="0" w:type="dxa"/>
+              <w:right w:w="0" w:type="dxa"/>
+            </w:tcMar>
+            <w:vAlign w:val="center"/>
+          </w:tcPr>
+          <w:p>
+            <w:pPr>
+              <w:pStyle w:val="Normal"/>
+              <w:jc w:val="center"/>
+              <w:pBdr>
+                <w:bottom w:val="none" w:sz="0" w:space="0" w:color="000000"/>
+                <w:top w:val="none" w:sz="0" w:space="0" w:color="000000"/>
+                <w:left w:val="none" w:sz="0" w:space="0" w:color="000000"/>
+                <w:right w:val="none" w:sz="0" w:space="0" w:color="000000"/>
+              </w:pBdr>
+              <w:spacing w:after="40" w:before="40" w:line="240"/>
+              <w:ind w:left="40" w:right="40" w:firstLine="0" w:firstLineChars="0"/>
+              <w:rPr>
+                <w:rFonts w:ascii="Arial" w:hAnsi="Arial" w:eastAsia="Arial" w:cs="Arial"/>
+                <w:i w:val="false"/>
+                <w:b w:val="false"/>
+                <w:u w:val="none"/>
+                <w:strike w:val="false"/>
+                <w:sz w:val="8"/>
+                <w:szCs w:val="8"/>
+                <w:color w:val="000000"/>
+              </w:rPr>
+            </w:pPr>
+            <w:r>
+              <w:rPr>
+                <w:rFonts w:ascii="Arial" w:hAnsi="Arial" w:eastAsia="Arial" w:cs="Arial"/>
+                <w:i w:val="false"/>
+                <w:b w:val="false"/>
+                <w:u w:val="none"/>
+                <w:strike w:val="false"/>
+                <w:sz w:val="8"/>
+                <w:szCs w:val="8"/>
+                <w:color w:val="000000"/>
+              </w:rPr>
+              <w:t xml:space="preserve">0,48</w:t>
             </w:r>
           </w:p>
         </w:tc>
@@ -6264,7 +7095,7 @@
           <w:szCs w:val="16"/>
           <w:color w:val="000000"/>
         </w:rPr>
-        <w:t xml:space="preserve">Estimaciones nacionales directas con diseño muestral complejo. 'Sin calibrar' usa el ponderador original del módulo de adultos; 'calibrado' lo ajusta por post-estratificación dentro de celdas de año, estrato de urbanidad, sexo y grupo quinquenal de edad, tomando como marco la población adulta elegible de cada ronda. Las tres últimas columnas comparan, solo para 2023 —la única ronda que lo distribuye—, el ponderador calibrado contra el ponderador propio del módulo de tensión arterial. pp: puntos porcentuales.</w:t>
+        <w:t xml:space="preserve">Estimaciones nacionales directas con diseño muestral complejo. 'Sin calibrar' usa el ponderador original del módulo de adultos; 'calibrado' lo ajusta por post-estratificación dentro de celdas de año, estrato de urbanidad, sexo y grupo quinquenal de edad, tomando como marco la población adulta elegible de cada ronda. Las cuatro últimas columnas comparan, solo para 2023 —la única ronda que lo distribuye—, el ponderador calibrado y el original contra el ponderador propio del módulo de tensión arterial; la diferencia es (estimación con nuestro ponderador − estimación con el ponderador de la encuesta). La fila final promedia el valor absoluto de esas diferencias en los 6 indicadores con dato de 2023: calibrar la reduce de 0,92 a 0,48 pp. pp: puntos porcentuales.</w:t>
       </w:r>
     </w:p>
     <w:p>

--- a/SUPLEMENTARIO/MATERIAL_SUPLEMENTARIO.docx
+++ b/SUPLEMENTARIO/MATERIAL_SUPLEMENTARIO.docx
@@ -3490,7 +3490,7 @@
           <w:szCs w:val="22"/>
           <w:color w:val="000000"/>
         </w:rPr>
-        <w:t xml:space="preserve">Tabla S2. Efecto de calibrar el ponderador de la submuestra con presión arterial medida, y validación contra el ponderador de tensión arterial que la encuesta publica para 2023.</w:t>
+        <w:t xml:space="preserve">Tabla S2. Sensibilidad al ponderador. Panel A: efecto de calibrar el ponderador de la submuestra con presión arterial medida, y validación contra el ponderador de tensión arterial que la encuesta publica para 2023.</w:t>
       </w:r>
     </w:p>
     <w:tbl xmlns:a="http://schemas.openxmlformats.org/drawingml/2006/main" xmlns:pic="http://schemas.openxmlformats.org/drawingml/2006/picture">
@@ -7096,6 +7096,3410 @@
           <w:color w:val="000000"/>
         </w:rPr>
         <w:t xml:space="preserve">Estimaciones nacionales directas con diseño muestral complejo. 'Sin calibrar' usa el ponderador original del módulo de adultos; 'calibrado' lo ajusta por post-estratificación dentro de celdas de año, estrato de urbanidad, sexo y grupo quinquenal de edad, tomando como marco la población adulta elegible de cada ronda. Las cuatro últimas columnas comparan, solo para 2023 —la única ronda que lo distribuye—, el ponderador calibrado y el original contra el ponderador propio del módulo de tensión arterial; la diferencia es (estimación con nuestro ponderador − estimación con el ponderador de la encuesta). La fila final promedia el valor absoluto de esas diferencias en los 6 indicadores con dato de 2023: calibrar la reduce de 0,92 a 0,48 pp. pp: puntos porcentuales.</w:t>
+      </w:r>
+    </w:p>
+    <w:p>
+      <w:pPr>
+        <w:pStyle w:val="Normal"/>
+        <w:jc w:val="left"/>
+        <w:pBdr>
+          <w:bottom w:val="none" w:sz="0" w:space="0" w:color="000000"/>
+          <w:top w:val="none" w:sz="0" w:space="0" w:color="000000"/>
+          <w:left w:val="none" w:sz="0" w:space="0" w:color="000000"/>
+          <w:right w:val="none" w:sz="0" w:space="0" w:color="000000"/>
+        </w:pBdr>
+        <w:spacing w:after="80" w:before="160" w:line="240"/>
+        <w:ind w:left="0" w:right="0" w:firstLine="0" w:firstLineChars="0"/>
+      </w:pPr>
+      <w:r>
+        <w:rPr>
+          <w:rFonts w:ascii="Arial" w:hAnsi="Arial" w:eastAsia="Arial" w:cs="Arial"/>
+          <w:i w:val="false"/>
+          <w:b w:val="true"/>
+          <w:u w:val="none"/>
+          <w:strike w:val="false"/>
+          <w:sz w:val="22"/>
+          <w:szCs w:val="22"/>
+          <w:color w:val="000000"/>
+        </w:rPr>
+        <w:t xml:space="preserve">Tabla S2, panel B. Modelo principal ponderado frente al ajuste sin ponderar en los cinco desenlaces, con el desglose por tamaño muestral municipal.</w:t>
+      </w:r>
+    </w:p>
+    <w:tbl xmlns:a="http://schemas.openxmlformats.org/drawingml/2006/main" xmlns:pic="http://schemas.openxmlformats.org/drawingml/2006/picture">
+      <w:tblPr>
+        <w:tblLayout w:type="fixed"/>
+        <w:jc w:val="center"/>
+        <w:tblLook w:firstRow="1" w:lastRow="0" w:firstColumn="0" w:lastColumn="0" w:noHBand="0" w:noVBand="1"/>
+      </w:tblPr>
+      <w:tblGrid>
+        <w:gridCol w:w="600"/>
+        <w:gridCol w:w="480"/>
+        <w:gridCol w:w="413"/>
+        <w:gridCol w:w="1127"/>
+        <w:gridCol w:w="547"/>
+        <w:gridCol w:w="440"/>
+        <w:gridCol w:w="923"/>
+        <w:gridCol w:w="1010"/>
+        <w:gridCol w:w="957"/>
+        <w:gridCol w:w="573"/>
+      </w:tblGrid>
+      <w:tr>
+        <w:trPr>
+          <w:trHeight w:val="162" w:hRule="auto"/>
+          <w:tblHeader/>
+        </w:trPr>
+        <w:tc>
+          <w:tcPr>
+            <w:tcBorders>
+              <w:bottom w:val="single" w:sz="8" w:space="0" w:color="000000"/>
+              <w:top w:val="none" w:sz="0" w:space="0" w:color="000000"/>
+              <w:left w:val="none" w:sz="0" w:space="0" w:color="000000"/>
+              <w:right w:val="none" w:sz="0" w:space="0" w:color="000000"/>
+            </w:tcBorders>
+            <w:shd w:val="clear" w:color="auto" w:fill="FFFFFF"/>
+            <w:tcMar>
+              <w:top w:w="0" w:type="dxa"/>
+              <w:bottom w:w="0" w:type="dxa"/>
+              <w:left w:w="0" w:type="dxa"/>
+              <w:right w:w="0" w:type="dxa"/>
+            </w:tcMar>
+            <w:vAlign w:val="center"/>
+          </w:tcPr>
+          <w:p>
+            <w:pPr>
+              <w:pStyle w:val="Normal"/>
+              <w:jc w:val="center"/>
+              <w:pBdr>
+                <w:bottom w:val="none" w:sz="0" w:space="0" w:color="000000"/>
+                <w:top w:val="none" w:sz="0" w:space="0" w:color="000000"/>
+                <w:left w:val="none" w:sz="0" w:space="0" w:color="000000"/>
+                <w:right w:val="none" w:sz="0" w:space="0" w:color="000000"/>
+              </w:pBdr>
+              <w:spacing w:after="40" w:before="40" w:line="240"/>
+              <w:ind w:left="40" w:right="40" w:firstLine="0" w:firstLineChars="0"/>
+              <w:rPr>
+                <w:rFonts w:ascii="Arial" w:hAnsi="Arial" w:eastAsia="Arial" w:cs="Arial"/>
+                <w:i w:val="false"/>
+                <w:b w:val="false"/>
+                <w:u w:val="none"/>
+                <w:strike w:val="false"/>
+                <w:sz w:val="6"/>
+                <w:szCs w:val="6"/>
+                <w:color w:val="000000"/>
+              </w:rPr>
+            </w:pPr>
+            <w:r>
+              <w:rPr>
+                <w:rFonts w:ascii="Arial" w:hAnsi="Arial" w:eastAsia="Arial" w:cs="Arial"/>
+                <w:i w:val="false"/>
+                <w:b w:val="false"/>
+                <w:u w:val="none"/>
+                <w:strike w:val="false"/>
+                <w:sz w:val="6"/>
+                <w:szCs w:val="6"/>
+                <w:color w:val="000000"/>
+              </w:rPr>
+              <w:t xml:space="preserve">Desenlace</w:t>
+            </w:r>
+          </w:p>
+        </w:tc>
+        <w:tc>
+          <w:tcPr>
+            <w:tcBorders>
+              <w:bottom w:val="single" w:sz="8" w:space="0" w:color="000000"/>
+              <w:top w:val="none" w:sz="0" w:space="0" w:color="000000"/>
+              <w:left w:val="none" w:sz="0" w:space="0" w:color="000000"/>
+              <w:right w:val="none" w:sz="0" w:space="0" w:color="000000"/>
+            </w:tcBorders>
+            <w:shd w:val="clear" w:color="auto" w:fill="FFFFFF"/>
+            <w:tcMar>
+              <w:top w:w="0" w:type="dxa"/>
+              <w:bottom w:w="0" w:type="dxa"/>
+              <w:left w:w="0" w:type="dxa"/>
+              <w:right w:w="0" w:type="dxa"/>
+            </w:tcMar>
+            <w:vAlign w:val="center"/>
+          </w:tcPr>
+          <w:p>
+            <w:pPr>
+              <w:pStyle w:val="Normal"/>
+              <w:jc w:val="center"/>
+              <w:pBdr>
+                <w:bottom w:val="none" w:sz="0" w:space="0" w:color="000000"/>
+                <w:top w:val="none" w:sz="0" w:space="0" w:color="000000"/>
+                <w:left w:val="none" w:sz="0" w:space="0" w:color="000000"/>
+                <w:right w:val="none" w:sz="0" w:space="0" w:color="000000"/>
+              </w:pBdr>
+              <w:spacing w:after="40" w:before="40" w:line="240"/>
+              <w:ind w:left="40" w:right="40" w:firstLine="0" w:firstLineChars="0"/>
+              <w:rPr>
+                <w:rFonts w:ascii="Arial" w:hAnsi="Arial" w:eastAsia="Arial" w:cs="Arial"/>
+                <w:i w:val="false"/>
+                <w:b w:val="false"/>
+                <w:u w:val="none"/>
+                <w:strike w:val="false"/>
+                <w:sz w:val="6"/>
+                <w:szCs w:val="6"/>
+                <w:color w:val="000000"/>
+              </w:rPr>
+            </w:pPr>
+            <w:r>
+              <w:rPr>
+                <w:rFonts w:ascii="Arial" w:hAnsi="Arial" w:eastAsia="Arial" w:cs="Arial"/>
+                <w:i w:val="false"/>
+                <w:b w:val="false"/>
+                <w:u w:val="none"/>
+                <w:strike w:val="false"/>
+                <w:sz w:val="6"/>
+                <w:szCs w:val="6"/>
+                <w:color w:val="000000"/>
+              </w:rPr>
+              <w:t xml:space="preserve">Municipios (n)</w:t>
+            </w:r>
+          </w:p>
+        </w:tc>
+        <w:tc>
+          <w:tcPr>
+            <w:tcBorders>
+              <w:bottom w:val="single" w:sz="8" w:space="0" w:color="000000"/>
+              <w:top w:val="none" w:sz="0" w:space="0" w:color="000000"/>
+              <w:left w:val="none" w:sz="0" w:space="0" w:color="000000"/>
+              <w:right w:val="none" w:sz="0" w:space="0" w:color="000000"/>
+            </w:tcBorders>
+            <w:shd w:val="clear" w:color="auto" w:fill="FFFFFF"/>
+            <w:tcMar>
+              <w:top w:w="0" w:type="dxa"/>
+              <w:bottom w:w="0" w:type="dxa"/>
+              <w:left w:w="0" w:type="dxa"/>
+              <w:right w:w="0" w:type="dxa"/>
+            </w:tcMar>
+            <w:vAlign w:val="center"/>
+          </w:tcPr>
+          <w:p>
+            <w:pPr>
+              <w:pStyle w:val="Normal"/>
+              <w:jc w:val="center"/>
+              <w:pBdr>
+                <w:bottom w:val="none" w:sz="0" w:space="0" w:color="000000"/>
+                <w:top w:val="none" w:sz="0" w:space="0" w:color="000000"/>
+                <w:left w:val="none" w:sz="0" w:space="0" w:color="000000"/>
+                <w:right w:val="none" w:sz="0" w:space="0" w:color="000000"/>
+              </w:pBdr>
+              <w:spacing w:after="40" w:before="40" w:line="240"/>
+              <w:ind w:left="40" w:right="40" w:firstLine="0" w:firstLineChars="0"/>
+              <w:rPr>
+                <w:rFonts w:ascii="Arial" w:hAnsi="Arial" w:eastAsia="Arial" w:cs="Arial"/>
+                <w:i w:val="false"/>
+                <w:b w:val="false"/>
+                <w:u w:val="none"/>
+                <w:strike w:val="false"/>
+                <w:sz w:val="6"/>
+                <w:szCs w:val="6"/>
+                <w:color w:val="000000"/>
+              </w:rPr>
+            </w:pPr>
+            <w:r>
+              <w:rPr>
+                <w:rFonts w:ascii="Arial" w:hAnsi="Arial" w:eastAsia="Arial" w:cs="Arial"/>
+                <w:i w:val="false"/>
+                <w:b w:val="false"/>
+                <w:u w:val="none"/>
+                <w:strike w:val="false"/>
+                <w:sz w:val="6"/>
+                <w:szCs w:val="6"/>
+                <w:color w:val="000000"/>
+              </w:rPr>
+              <w:t xml:space="preserve">Correlación</w:t>
+            </w:r>
+          </w:p>
+        </w:tc>
+        <w:tc>
+          <w:tcPr>
+            <w:tcBorders>
+              <w:bottom w:val="single" w:sz="8" w:space="0" w:color="000000"/>
+              <w:top w:val="none" w:sz="0" w:space="0" w:color="000000"/>
+              <w:left w:val="none" w:sz="0" w:space="0" w:color="000000"/>
+              <w:right w:val="none" w:sz="0" w:space="0" w:color="000000"/>
+            </w:tcBorders>
+            <w:shd w:val="clear" w:color="auto" w:fill="FFFFFF"/>
+            <w:tcMar>
+              <w:top w:w="0" w:type="dxa"/>
+              <w:bottom w:w="0" w:type="dxa"/>
+              <w:left w:w="0" w:type="dxa"/>
+              <w:right w:w="0" w:type="dxa"/>
+            </w:tcMar>
+            <w:vAlign w:val="center"/>
+          </w:tcPr>
+          <w:p>
+            <w:pPr>
+              <w:pStyle w:val="Normal"/>
+              <w:jc w:val="center"/>
+              <w:pBdr>
+                <w:bottom w:val="none" w:sz="0" w:space="0" w:color="000000"/>
+                <w:top w:val="none" w:sz="0" w:space="0" w:color="000000"/>
+                <w:left w:val="none" w:sz="0" w:space="0" w:color="000000"/>
+                <w:right w:val="none" w:sz="0" w:space="0" w:color="000000"/>
+              </w:pBdr>
+              <w:spacing w:after="40" w:before="40" w:line="240"/>
+              <w:ind w:left="40" w:right="40" w:firstLine="0" w:firstLineChars="0"/>
+              <w:rPr>
+                <w:rFonts w:ascii="Arial" w:hAnsi="Arial" w:eastAsia="Arial" w:cs="Arial"/>
+                <w:i w:val="false"/>
+                <w:b w:val="false"/>
+                <w:u w:val="none"/>
+                <w:strike w:val="false"/>
+                <w:sz w:val="6"/>
+                <w:szCs w:val="6"/>
+                <w:color w:val="000000"/>
+              </w:rPr>
+            </w:pPr>
+            <w:r>
+              <w:rPr>
+                <w:rFonts w:ascii="Arial" w:hAnsi="Arial" w:eastAsia="Arial" w:cs="Arial"/>
+                <w:i w:val="false"/>
+                <w:b w:val="false"/>
+                <w:u w:val="none"/>
+                <w:strike w:val="false"/>
+                <w:sz w:val="6"/>
+                <w:szCs w:val="6"/>
+                <w:color w:val="000000"/>
+              </w:rPr>
+              <w:t xml:space="preserve">Mediana de la diferencia absoluta (pp)</w:t>
+            </w:r>
+          </w:p>
+        </w:tc>
+        <w:tc>
+          <w:tcPr>
+            <w:tcBorders>
+              <w:bottom w:val="single" w:sz="8" w:space="0" w:color="000000"/>
+              <w:top w:val="none" w:sz="0" w:space="0" w:color="000000"/>
+              <w:left w:val="none" w:sz="0" w:space="0" w:color="000000"/>
+              <w:right w:val="none" w:sz="0" w:space="0" w:color="000000"/>
+            </w:tcBorders>
+            <w:shd w:val="clear" w:color="auto" w:fill="FFFFFF"/>
+            <w:tcMar>
+              <w:top w:w="0" w:type="dxa"/>
+              <w:bottom w:w="0" w:type="dxa"/>
+              <w:left w:w="0" w:type="dxa"/>
+              <w:right w:w="0" w:type="dxa"/>
+            </w:tcMar>
+            <w:vAlign w:val="center"/>
+          </w:tcPr>
+          <w:p>
+            <w:pPr>
+              <w:pStyle w:val="Normal"/>
+              <w:jc w:val="center"/>
+              <w:pBdr>
+                <w:bottom w:val="none" w:sz="0" w:space="0" w:color="000000"/>
+                <w:top w:val="none" w:sz="0" w:space="0" w:color="000000"/>
+                <w:left w:val="none" w:sz="0" w:space="0" w:color="000000"/>
+                <w:right w:val="none" w:sz="0" w:space="0" w:color="000000"/>
+              </w:pBdr>
+              <w:spacing w:after="40" w:before="40" w:line="240"/>
+              <w:ind w:left="40" w:right="40" w:firstLine="0" w:firstLineChars="0"/>
+              <w:rPr>
+                <w:rFonts w:ascii="Arial" w:hAnsi="Arial" w:eastAsia="Arial" w:cs="Arial"/>
+                <w:i w:val="false"/>
+                <w:b w:val="false"/>
+                <w:u w:val="none"/>
+                <w:strike w:val="false"/>
+                <w:sz w:val="6"/>
+                <w:szCs w:val="6"/>
+                <w:color w:val="000000"/>
+              </w:rPr>
+            </w:pPr>
+            <w:r>
+              <w:rPr>
+                <w:rFonts w:ascii="Arial" w:hAnsi="Arial" w:eastAsia="Arial" w:cs="Arial"/>
+                <w:i w:val="false"/>
+                <w:b w:val="false"/>
+                <w:u w:val="none"/>
+                <w:strike w:val="false"/>
+                <w:sz w:val="6"/>
+                <w:szCs w:val="6"/>
+                <w:color w:val="000000"/>
+              </w:rPr>
+              <w:t xml:space="preserve">Percentil 95 (pp)</w:t>
+            </w:r>
+          </w:p>
+        </w:tc>
+        <w:tc>
+          <w:tcPr>
+            <w:tcBorders>
+              <w:bottom w:val="single" w:sz="8" w:space="0" w:color="000000"/>
+              <w:top w:val="none" w:sz="0" w:space="0" w:color="000000"/>
+              <w:left w:val="none" w:sz="0" w:space="0" w:color="000000"/>
+              <w:right w:val="none" w:sz="0" w:space="0" w:color="000000"/>
+            </w:tcBorders>
+            <w:shd w:val="clear" w:color="auto" w:fill="FFFFFF"/>
+            <w:tcMar>
+              <w:top w:w="0" w:type="dxa"/>
+              <w:bottom w:w="0" w:type="dxa"/>
+              <w:left w:w="0" w:type="dxa"/>
+              <w:right w:w="0" w:type="dxa"/>
+            </w:tcMar>
+            <w:vAlign w:val="center"/>
+          </w:tcPr>
+          <w:p>
+            <w:pPr>
+              <w:pStyle w:val="Normal"/>
+              <w:jc w:val="center"/>
+              <w:pBdr>
+                <w:bottom w:val="none" w:sz="0" w:space="0" w:color="000000"/>
+                <w:top w:val="none" w:sz="0" w:space="0" w:color="000000"/>
+                <w:left w:val="none" w:sz="0" w:space="0" w:color="000000"/>
+                <w:right w:val="none" w:sz="0" w:space="0" w:color="000000"/>
+              </w:pBdr>
+              <w:spacing w:after="40" w:before="40" w:line="240"/>
+              <w:ind w:left="40" w:right="40" w:firstLine="0" w:firstLineChars="0"/>
+              <w:rPr>
+                <w:rFonts w:ascii="Arial" w:hAnsi="Arial" w:eastAsia="Arial" w:cs="Arial"/>
+                <w:i w:val="false"/>
+                <w:b w:val="false"/>
+                <w:u w:val="none"/>
+                <w:strike w:val="false"/>
+                <w:sz w:val="6"/>
+                <w:szCs w:val="6"/>
+                <w:color w:val="000000"/>
+              </w:rPr>
+            </w:pPr>
+            <w:r>
+              <w:rPr>
+                <w:rFonts w:ascii="Arial" w:hAnsi="Arial" w:eastAsia="Arial" w:cs="Arial"/>
+                <w:i w:val="false"/>
+                <w:b w:val="false"/>
+                <w:u w:val="none"/>
+                <w:strike w:val="false"/>
+                <w:sz w:val="6"/>
+                <w:szCs w:val="6"/>
+                <w:color w:val="000000"/>
+              </w:rPr>
+              <w:t xml:space="preserve">Máximo (pp)</w:t>
+            </w:r>
+          </w:p>
+        </w:tc>
+        <w:tc>
+          <w:tcPr>
+            <w:tcBorders>
+              <w:bottom w:val="single" w:sz="8" w:space="0" w:color="000000"/>
+              <w:top w:val="none" w:sz="0" w:space="0" w:color="000000"/>
+              <w:left w:val="none" w:sz="0" w:space="0" w:color="000000"/>
+              <w:right w:val="none" w:sz="0" w:space="0" w:color="000000"/>
+            </w:tcBorders>
+            <w:shd w:val="clear" w:color="auto" w:fill="FFFFFF"/>
+            <w:tcMar>
+              <w:top w:w="0" w:type="dxa"/>
+              <w:bottom w:w="0" w:type="dxa"/>
+              <w:left w:w="0" w:type="dxa"/>
+              <w:right w:w="0" w:type="dxa"/>
+            </w:tcMar>
+            <w:vAlign w:val="center"/>
+          </w:tcPr>
+          <w:p>
+            <w:pPr>
+              <w:pStyle w:val="Normal"/>
+              <w:jc w:val="center"/>
+              <w:pBdr>
+                <w:bottom w:val="none" w:sz="0" w:space="0" w:color="000000"/>
+                <w:top w:val="none" w:sz="0" w:space="0" w:color="000000"/>
+                <w:left w:val="none" w:sz="0" w:space="0" w:color="000000"/>
+                <w:right w:val="none" w:sz="0" w:space="0" w:color="000000"/>
+              </w:pBdr>
+              <w:spacing w:after="40" w:before="40" w:line="240"/>
+              <w:ind w:left="40" w:right="40" w:firstLine="0" w:firstLineChars="0"/>
+              <w:rPr>
+                <w:rFonts w:ascii="Arial" w:hAnsi="Arial" w:eastAsia="Arial" w:cs="Arial"/>
+                <w:i w:val="false"/>
+                <w:b w:val="false"/>
+                <w:u w:val="none"/>
+                <w:strike w:val="false"/>
+                <w:sz w:val="6"/>
+                <w:szCs w:val="6"/>
+                <w:color w:val="000000"/>
+              </w:rPr>
+            </w:pPr>
+            <w:r>
+              <w:rPr>
+                <w:rFonts w:ascii="Arial" w:hAnsi="Arial" w:eastAsia="Arial" w:cs="Arial"/>
+                <w:i w:val="false"/>
+                <w:b w:val="false"/>
+                <w:u w:val="none"/>
+                <w:strike w:val="false"/>
+                <w:sz w:val="6"/>
+                <w:szCs w:val="6"/>
+                <w:color w:val="000000"/>
+              </w:rPr>
+              <w:t xml:space="preserve">Mediana con n ≤9 (municipios)</w:t>
+            </w:r>
+          </w:p>
+        </w:tc>
+        <w:tc>
+          <w:tcPr>
+            <w:tcBorders>
+              <w:bottom w:val="single" w:sz="8" w:space="0" w:color="000000"/>
+              <w:top w:val="none" w:sz="0" w:space="0" w:color="000000"/>
+              <w:left w:val="none" w:sz="0" w:space="0" w:color="000000"/>
+              <w:right w:val="none" w:sz="0" w:space="0" w:color="000000"/>
+            </w:tcBorders>
+            <w:shd w:val="clear" w:color="auto" w:fill="FFFFFF"/>
+            <w:tcMar>
+              <w:top w:w="0" w:type="dxa"/>
+              <w:bottom w:w="0" w:type="dxa"/>
+              <w:left w:w="0" w:type="dxa"/>
+              <w:right w:w="0" w:type="dxa"/>
+            </w:tcMar>
+            <w:vAlign w:val="center"/>
+          </w:tcPr>
+          <w:p>
+            <w:pPr>
+              <w:pStyle w:val="Normal"/>
+              <w:jc w:val="center"/>
+              <w:pBdr>
+                <w:bottom w:val="none" w:sz="0" w:space="0" w:color="000000"/>
+                <w:top w:val="none" w:sz="0" w:space="0" w:color="000000"/>
+                <w:left w:val="none" w:sz="0" w:space="0" w:color="000000"/>
+                <w:right w:val="none" w:sz="0" w:space="0" w:color="000000"/>
+              </w:pBdr>
+              <w:spacing w:after="40" w:before="40" w:line="240"/>
+              <w:ind w:left="40" w:right="40" w:firstLine="0" w:firstLineChars="0"/>
+              <w:rPr>
+                <w:rFonts w:ascii="Arial" w:hAnsi="Arial" w:eastAsia="Arial" w:cs="Arial"/>
+                <w:i w:val="false"/>
+                <w:b w:val="false"/>
+                <w:u w:val="none"/>
+                <w:strike w:val="false"/>
+                <w:sz w:val="6"/>
+                <w:szCs w:val="6"/>
+                <w:color w:val="000000"/>
+              </w:rPr>
+            </w:pPr>
+            <w:r>
+              <w:rPr>
+                <w:rFonts w:ascii="Arial" w:hAnsi="Arial" w:eastAsia="Arial" w:cs="Arial"/>
+                <w:i w:val="false"/>
+                <w:b w:val="false"/>
+                <w:u w:val="none"/>
+                <w:strike w:val="false"/>
+                <w:sz w:val="6"/>
+                <w:szCs w:val="6"/>
+                <w:color w:val="000000"/>
+              </w:rPr>
+              <w:t xml:space="preserve">Mediana con n 10-29 (municipios)</w:t>
+            </w:r>
+          </w:p>
+        </w:tc>
+        <w:tc>
+          <w:tcPr>
+            <w:tcBorders>
+              <w:bottom w:val="single" w:sz="8" w:space="0" w:color="000000"/>
+              <w:top w:val="none" w:sz="0" w:space="0" w:color="000000"/>
+              <w:left w:val="none" w:sz="0" w:space="0" w:color="000000"/>
+              <w:right w:val="none" w:sz="0" w:space="0" w:color="000000"/>
+            </w:tcBorders>
+            <w:shd w:val="clear" w:color="auto" w:fill="FFFFFF"/>
+            <w:tcMar>
+              <w:top w:w="0" w:type="dxa"/>
+              <w:bottom w:w="0" w:type="dxa"/>
+              <w:left w:w="0" w:type="dxa"/>
+              <w:right w:w="0" w:type="dxa"/>
+            </w:tcMar>
+            <w:vAlign w:val="center"/>
+          </w:tcPr>
+          <w:p>
+            <w:pPr>
+              <w:pStyle w:val="Normal"/>
+              <w:jc w:val="center"/>
+              <w:pBdr>
+                <w:bottom w:val="none" w:sz="0" w:space="0" w:color="000000"/>
+                <w:top w:val="none" w:sz="0" w:space="0" w:color="000000"/>
+                <w:left w:val="none" w:sz="0" w:space="0" w:color="000000"/>
+                <w:right w:val="none" w:sz="0" w:space="0" w:color="000000"/>
+              </w:pBdr>
+              <w:spacing w:after="40" w:before="40" w:line="240"/>
+              <w:ind w:left="40" w:right="40" w:firstLine="0" w:firstLineChars="0"/>
+              <w:rPr>
+                <w:rFonts w:ascii="Arial" w:hAnsi="Arial" w:eastAsia="Arial" w:cs="Arial"/>
+                <w:i w:val="false"/>
+                <w:b w:val="false"/>
+                <w:u w:val="none"/>
+                <w:strike w:val="false"/>
+                <w:sz w:val="6"/>
+                <w:szCs w:val="6"/>
+                <w:color w:val="000000"/>
+              </w:rPr>
+            </w:pPr>
+            <w:r>
+              <w:rPr>
+                <w:rFonts w:ascii="Arial" w:hAnsi="Arial" w:eastAsia="Arial" w:cs="Arial"/>
+                <w:i w:val="false"/>
+                <w:b w:val="false"/>
+                <w:u w:val="none"/>
+                <w:strike w:val="false"/>
+                <w:sz w:val="6"/>
+                <w:szCs w:val="6"/>
+                <w:color w:val="000000"/>
+              </w:rPr>
+              <w:t xml:space="preserve">Mediana con n ≥30 (municipios)</w:t>
+            </w:r>
+          </w:p>
+        </w:tc>
+        <w:tc>
+          <w:tcPr>
+            <w:tcBorders>
+              <w:bottom w:val="single" w:sz="8" w:space="0" w:color="000000"/>
+              <w:top w:val="none" w:sz="0" w:space="0" w:color="000000"/>
+              <w:left w:val="none" w:sz="0" w:space="0" w:color="000000"/>
+              <w:right w:val="none" w:sz="0" w:space="0" w:color="000000"/>
+            </w:tcBorders>
+            <w:shd w:val="clear" w:color="auto" w:fill="FFFFFF"/>
+            <w:tcMar>
+              <w:top w:w="0" w:type="dxa"/>
+              <w:bottom w:w="0" w:type="dxa"/>
+              <w:left w:w="0" w:type="dxa"/>
+              <w:right w:w="0" w:type="dxa"/>
+            </w:tcMar>
+            <w:vAlign w:val="center"/>
+          </w:tcPr>
+          <w:p>
+            <w:pPr>
+              <w:pStyle w:val="Normal"/>
+              <w:jc w:val="center"/>
+              <w:pBdr>
+                <w:bottom w:val="none" w:sz="0" w:space="0" w:color="000000"/>
+                <w:top w:val="none" w:sz="0" w:space="0" w:color="000000"/>
+                <w:left w:val="none" w:sz="0" w:space="0" w:color="000000"/>
+                <w:right w:val="none" w:sz="0" w:space="0" w:color="000000"/>
+              </w:pBdr>
+              <w:spacing w:after="40" w:before="40" w:line="240"/>
+              <w:ind w:left="40" w:right="40" w:firstLine="0" w:firstLineChars="0"/>
+              <w:rPr>
+                <w:rFonts w:ascii="Arial" w:hAnsi="Arial" w:eastAsia="Arial" w:cs="Arial"/>
+                <w:i w:val="false"/>
+                <w:b w:val="false"/>
+                <w:u w:val="none"/>
+                <w:strike w:val="false"/>
+                <w:sz w:val="6"/>
+                <w:szCs w:val="6"/>
+                <w:color w:val="000000"/>
+              </w:rPr>
+            </w:pPr>
+            <w:r>
+              <w:rPr>
+                <w:rFonts w:ascii="Arial" w:hAnsi="Arial" w:eastAsia="Arial" w:cs="Arial"/>
+                <w:i w:val="false"/>
+                <w:b w:val="false"/>
+                <w:u w:val="none"/>
+                <w:strike w:val="false"/>
+                <w:sz w:val="6"/>
+                <w:szCs w:val="6"/>
+                <w:color w:val="000000"/>
+              </w:rPr>
+              <w:t xml:space="preserve">Cumple el criterio</w:t>
+            </w:r>
+          </w:p>
+        </w:tc>
+      </w:tr>
+      <w:tr>
+        <w:trPr>
+          <w:trHeight w:val="152" w:hRule="auto"/>
+        </w:trPr>
+        <w:tc>
+          <w:tcPr>
+            <w:tcBorders>
+              <w:bottom w:val="none" w:sz="0" w:space="0" w:color="000000"/>
+              <w:top w:val="single" w:sz="8" w:space="0" w:color="000000"/>
+              <w:left w:val="none" w:sz="0" w:space="0" w:color="000000"/>
+              <w:right w:val="none" w:sz="0" w:space="0" w:color="000000"/>
+            </w:tcBorders>
+            <w:shd w:val="clear" w:color="auto" w:fill="FFFFFF"/>
+            <w:tcMar>
+              <w:top w:w="0" w:type="dxa"/>
+              <w:bottom w:w="0" w:type="dxa"/>
+              <w:left w:w="0" w:type="dxa"/>
+              <w:right w:w="0" w:type="dxa"/>
+            </w:tcMar>
+            <w:vAlign w:val="center"/>
+          </w:tcPr>
+          <w:p>
+            <w:pPr>
+              <w:pStyle w:val="Normal"/>
+              <w:jc w:val="center"/>
+              <w:pBdr>
+                <w:bottom w:val="none" w:sz="0" w:space="0" w:color="000000"/>
+                <w:top w:val="none" w:sz="0" w:space="0" w:color="000000"/>
+                <w:left w:val="none" w:sz="0" w:space="0" w:color="000000"/>
+                <w:right w:val="none" w:sz="0" w:space="0" w:color="000000"/>
+              </w:pBdr>
+              <w:spacing w:after="40" w:before="40" w:line="240"/>
+              <w:ind w:left="40" w:right="40" w:firstLine="0" w:firstLineChars="0"/>
+              <w:rPr>
+                <w:rFonts w:ascii="Arial" w:hAnsi="Arial" w:eastAsia="Arial" w:cs="Arial"/>
+                <w:i w:val="false"/>
+                <w:b w:val="false"/>
+                <w:u w:val="none"/>
+                <w:strike w:val="false"/>
+                <w:sz w:val="6"/>
+                <w:szCs w:val="6"/>
+                <w:color w:val="000000"/>
+              </w:rPr>
+            </w:pPr>
+            <w:r>
+              <w:rPr>
+                <w:rFonts w:ascii="Arial" w:hAnsi="Arial" w:eastAsia="Arial" w:cs="Arial"/>
+                <w:i w:val="false"/>
+                <w:b w:val="false"/>
+                <w:u w:val="none"/>
+                <w:strike w:val="false"/>
+                <w:sz w:val="6"/>
+                <w:szCs w:val="6"/>
+                <w:color w:val="000000"/>
+              </w:rPr>
+              <w:t xml:space="preserve">Diagnóstico (ESH)</w:t>
+            </w:r>
+          </w:p>
+        </w:tc>
+        <w:tc>
+          <w:tcPr>
+            <w:tcBorders>
+              <w:bottom w:val="none" w:sz="0" w:space="0" w:color="000000"/>
+              <w:top w:val="single" w:sz="8" w:space="0" w:color="000000"/>
+              <w:left w:val="none" w:sz="0" w:space="0" w:color="000000"/>
+              <w:right w:val="none" w:sz="0" w:space="0" w:color="000000"/>
+            </w:tcBorders>
+            <w:shd w:val="clear" w:color="auto" w:fill="FFFFFF"/>
+            <w:tcMar>
+              <w:top w:w="0" w:type="dxa"/>
+              <w:bottom w:w="0" w:type="dxa"/>
+              <w:left w:w="0" w:type="dxa"/>
+              <w:right w:w="0" w:type="dxa"/>
+            </w:tcMar>
+            <w:vAlign w:val="center"/>
+          </w:tcPr>
+          <w:p>
+            <w:pPr>
+              <w:pStyle w:val="Normal"/>
+              <w:jc w:val="center"/>
+              <w:pBdr>
+                <w:bottom w:val="none" w:sz="0" w:space="0" w:color="000000"/>
+                <w:top w:val="none" w:sz="0" w:space="0" w:color="000000"/>
+                <w:left w:val="none" w:sz="0" w:space="0" w:color="000000"/>
+                <w:right w:val="none" w:sz="0" w:space="0" w:color="000000"/>
+              </w:pBdr>
+              <w:spacing w:after="40" w:before="40" w:line="240"/>
+              <w:ind w:left="40" w:right="40" w:firstLine="0" w:firstLineChars="0"/>
+              <w:rPr>
+                <w:rFonts w:ascii="Arial" w:hAnsi="Arial" w:eastAsia="Arial" w:cs="Arial"/>
+                <w:i w:val="false"/>
+                <w:b w:val="false"/>
+                <w:u w:val="none"/>
+                <w:strike w:val="false"/>
+                <w:sz w:val="6"/>
+                <w:szCs w:val="6"/>
+                <w:color w:val="000000"/>
+              </w:rPr>
+            </w:pPr>
+            <w:r>
+              <w:rPr>
+                <w:rFonts w:ascii="Arial" w:hAnsi="Arial" w:eastAsia="Arial" w:cs="Arial"/>
+                <w:i w:val="false"/>
+                <w:b w:val="false"/>
+                <w:u w:val="none"/>
+                <w:strike w:val="false"/>
+                <w:sz w:val="6"/>
+                <w:szCs w:val="6"/>
+                <w:color w:val="000000"/>
+              </w:rPr>
+              <w:t xml:space="preserve">589</w:t>
+            </w:r>
+          </w:p>
+        </w:tc>
+        <w:tc>
+          <w:tcPr>
+            <w:tcBorders>
+              <w:bottom w:val="none" w:sz="0" w:space="0" w:color="000000"/>
+              <w:top w:val="single" w:sz="8" w:space="0" w:color="000000"/>
+              <w:left w:val="none" w:sz="0" w:space="0" w:color="000000"/>
+              <w:right w:val="none" w:sz="0" w:space="0" w:color="000000"/>
+            </w:tcBorders>
+            <w:shd w:val="clear" w:color="auto" w:fill="FFFFFF"/>
+            <w:tcMar>
+              <w:top w:w="0" w:type="dxa"/>
+              <w:bottom w:w="0" w:type="dxa"/>
+              <w:left w:w="0" w:type="dxa"/>
+              <w:right w:w="0" w:type="dxa"/>
+            </w:tcMar>
+            <w:vAlign w:val="center"/>
+          </w:tcPr>
+          <w:p>
+            <w:pPr>
+              <w:pStyle w:val="Normal"/>
+              <w:jc w:val="center"/>
+              <w:pBdr>
+                <w:bottom w:val="none" w:sz="0" w:space="0" w:color="000000"/>
+                <w:top w:val="none" w:sz="0" w:space="0" w:color="000000"/>
+                <w:left w:val="none" w:sz="0" w:space="0" w:color="000000"/>
+                <w:right w:val="none" w:sz="0" w:space="0" w:color="000000"/>
+              </w:pBdr>
+              <w:spacing w:after="40" w:before="40" w:line="240"/>
+              <w:ind w:left="40" w:right="40" w:firstLine="0" w:firstLineChars="0"/>
+              <w:rPr>
+                <w:rFonts w:ascii="Arial" w:hAnsi="Arial" w:eastAsia="Arial" w:cs="Arial"/>
+                <w:i w:val="false"/>
+                <w:b w:val="false"/>
+                <w:u w:val="none"/>
+                <w:strike w:val="false"/>
+                <w:sz w:val="6"/>
+                <w:szCs w:val="6"/>
+                <w:color w:val="000000"/>
+              </w:rPr>
+            </w:pPr>
+            <w:r>
+              <w:rPr>
+                <w:rFonts w:ascii="Arial" w:hAnsi="Arial" w:eastAsia="Arial" w:cs="Arial"/>
+                <w:i w:val="false"/>
+                <w:b w:val="false"/>
+                <w:u w:val="none"/>
+                <w:strike w:val="false"/>
+                <w:sz w:val="6"/>
+                <w:szCs w:val="6"/>
+                <w:color w:val="000000"/>
+              </w:rPr>
+              <w:t xml:space="preserve">0,90</w:t>
+            </w:r>
+          </w:p>
+        </w:tc>
+        <w:tc>
+          <w:tcPr>
+            <w:tcBorders>
+              <w:bottom w:val="none" w:sz="0" w:space="0" w:color="000000"/>
+              <w:top w:val="single" w:sz="8" w:space="0" w:color="000000"/>
+              <w:left w:val="none" w:sz="0" w:space="0" w:color="000000"/>
+              <w:right w:val="none" w:sz="0" w:space="0" w:color="000000"/>
+            </w:tcBorders>
+            <w:shd w:val="clear" w:color="auto" w:fill="FFFFFF"/>
+            <w:tcMar>
+              <w:top w:w="0" w:type="dxa"/>
+              <w:bottom w:w="0" w:type="dxa"/>
+              <w:left w:w="0" w:type="dxa"/>
+              <w:right w:w="0" w:type="dxa"/>
+            </w:tcMar>
+            <w:vAlign w:val="center"/>
+          </w:tcPr>
+          <w:p>
+            <w:pPr>
+              <w:pStyle w:val="Normal"/>
+              <w:jc w:val="center"/>
+              <w:pBdr>
+                <w:bottom w:val="none" w:sz="0" w:space="0" w:color="000000"/>
+                <w:top w:val="none" w:sz="0" w:space="0" w:color="000000"/>
+                <w:left w:val="none" w:sz="0" w:space="0" w:color="000000"/>
+                <w:right w:val="none" w:sz="0" w:space="0" w:color="000000"/>
+              </w:pBdr>
+              <w:spacing w:after="40" w:before="40" w:line="240"/>
+              <w:ind w:left="40" w:right="40" w:firstLine="0" w:firstLineChars="0"/>
+              <w:rPr>
+                <w:rFonts w:ascii="Arial" w:hAnsi="Arial" w:eastAsia="Arial" w:cs="Arial"/>
+                <w:i w:val="false"/>
+                <w:b w:val="false"/>
+                <w:u w:val="none"/>
+                <w:strike w:val="false"/>
+                <w:sz w:val="6"/>
+                <w:szCs w:val="6"/>
+                <w:color w:val="000000"/>
+              </w:rPr>
+            </w:pPr>
+            <w:r>
+              <w:rPr>
+                <w:rFonts w:ascii="Arial" w:hAnsi="Arial" w:eastAsia="Arial" w:cs="Arial"/>
+                <w:i w:val="false"/>
+                <w:b w:val="false"/>
+                <w:u w:val="none"/>
+                <w:strike w:val="false"/>
+                <w:sz w:val="6"/>
+                <w:szCs w:val="6"/>
+                <w:color w:val="000000"/>
+              </w:rPr>
+              <w:t xml:space="preserve">3,50</w:t>
+            </w:r>
+          </w:p>
+        </w:tc>
+        <w:tc>
+          <w:tcPr>
+            <w:tcBorders>
+              <w:bottom w:val="none" w:sz="0" w:space="0" w:color="000000"/>
+              <w:top w:val="single" w:sz="8" w:space="0" w:color="000000"/>
+              <w:left w:val="none" w:sz="0" w:space="0" w:color="000000"/>
+              <w:right w:val="none" w:sz="0" w:space="0" w:color="000000"/>
+            </w:tcBorders>
+            <w:shd w:val="clear" w:color="auto" w:fill="FFFFFF"/>
+            <w:tcMar>
+              <w:top w:w="0" w:type="dxa"/>
+              <w:bottom w:w="0" w:type="dxa"/>
+              <w:left w:w="0" w:type="dxa"/>
+              <w:right w:w="0" w:type="dxa"/>
+            </w:tcMar>
+            <w:vAlign w:val="center"/>
+          </w:tcPr>
+          <w:p>
+            <w:pPr>
+              <w:pStyle w:val="Normal"/>
+              <w:jc w:val="center"/>
+              <w:pBdr>
+                <w:bottom w:val="none" w:sz="0" w:space="0" w:color="000000"/>
+                <w:top w:val="none" w:sz="0" w:space="0" w:color="000000"/>
+                <w:left w:val="none" w:sz="0" w:space="0" w:color="000000"/>
+                <w:right w:val="none" w:sz="0" w:space="0" w:color="000000"/>
+              </w:pBdr>
+              <w:spacing w:after="40" w:before="40" w:line="240"/>
+              <w:ind w:left="40" w:right="40" w:firstLine="0" w:firstLineChars="0"/>
+              <w:rPr>
+                <w:rFonts w:ascii="Arial" w:hAnsi="Arial" w:eastAsia="Arial" w:cs="Arial"/>
+                <w:i w:val="false"/>
+                <w:b w:val="false"/>
+                <w:u w:val="none"/>
+                <w:strike w:val="false"/>
+                <w:sz w:val="6"/>
+                <w:szCs w:val="6"/>
+                <w:color w:val="000000"/>
+              </w:rPr>
+            </w:pPr>
+            <w:r>
+              <w:rPr>
+                <w:rFonts w:ascii="Arial" w:hAnsi="Arial" w:eastAsia="Arial" w:cs="Arial"/>
+                <w:i w:val="false"/>
+                <w:b w:val="false"/>
+                <w:u w:val="none"/>
+                <w:strike w:val="false"/>
+                <w:sz w:val="6"/>
+                <w:szCs w:val="6"/>
+                <w:color w:val="000000"/>
+              </w:rPr>
+              <w:t xml:space="preserve">9,44</w:t>
+            </w:r>
+          </w:p>
+        </w:tc>
+        <w:tc>
+          <w:tcPr>
+            <w:tcBorders>
+              <w:bottom w:val="none" w:sz="0" w:space="0" w:color="000000"/>
+              <w:top w:val="single" w:sz="8" w:space="0" w:color="000000"/>
+              <w:left w:val="none" w:sz="0" w:space="0" w:color="000000"/>
+              <w:right w:val="none" w:sz="0" w:space="0" w:color="000000"/>
+            </w:tcBorders>
+            <w:shd w:val="clear" w:color="auto" w:fill="FFFFFF"/>
+            <w:tcMar>
+              <w:top w:w="0" w:type="dxa"/>
+              <w:bottom w:w="0" w:type="dxa"/>
+              <w:left w:w="0" w:type="dxa"/>
+              <w:right w:w="0" w:type="dxa"/>
+            </w:tcMar>
+            <w:vAlign w:val="center"/>
+          </w:tcPr>
+          <w:p>
+            <w:pPr>
+              <w:pStyle w:val="Normal"/>
+              <w:jc w:val="center"/>
+              <w:pBdr>
+                <w:bottom w:val="none" w:sz="0" w:space="0" w:color="000000"/>
+                <w:top w:val="none" w:sz="0" w:space="0" w:color="000000"/>
+                <w:left w:val="none" w:sz="0" w:space="0" w:color="000000"/>
+                <w:right w:val="none" w:sz="0" w:space="0" w:color="000000"/>
+              </w:pBdr>
+              <w:spacing w:after="40" w:before="40" w:line="240"/>
+              <w:ind w:left="40" w:right="40" w:firstLine="0" w:firstLineChars="0"/>
+              <w:rPr>
+                <w:rFonts w:ascii="Arial" w:hAnsi="Arial" w:eastAsia="Arial" w:cs="Arial"/>
+                <w:i w:val="false"/>
+                <w:b w:val="false"/>
+                <w:u w:val="none"/>
+                <w:strike w:val="false"/>
+                <w:sz w:val="6"/>
+                <w:szCs w:val="6"/>
+                <w:color w:val="000000"/>
+              </w:rPr>
+            </w:pPr>
+            <w:r>
+              <w:rPr>
+                <w:rFonts w:ascii="Arial" w:hAnsi="Arial" w:eastAsia="Arial" w:cs="Arial"/>
+                <w:i w:val="false"/>
+                <w:b w:val="false"/>
+                <w:u w:val="none"/>
+                <w:strike w:val="false"/>
+                <w:sz w:val="6"/>
+                <w:szCs w:val="6"/>
+                <w:color w:val="000000"/>
+              </w:rPr>
+              <w:t xml:space="preserve">18,79</w:t>
+            </w:r>
+          </w:p>
+        </w:tc>
+        <w:tc>
+          <w:tcPr>
+            <w:tcBorders>
+              <w:bottom w:val="none" w:sz="0" w:space="0" w:color="000000"/>
+              <w:top w:val="single" w:sz="8" w:space="0" w:color="000000"/>
+              <w:left w:val="none" w:sz="0" w:space="0" w:color="000000"/>
+              <w:right w:val="none" w:sz="0" w:space="0" w:color="000000"/>
+            </w:tcBorders>
+            <w:shd w:val="clear" w:color="auto" w:fill="FFFFFF"/>
+            <w:tcMar>
+              <w:top w:w="0" w:type="dxa"/>
+              <w:bottom w:w="0" w:type="dxa"/>
+              <w:left w:w="0" w:type="dxa"/>
+              <w:right w:w="0" w:type="dxa"/>
+            </w:tcMar>
+            <w:vAlign w:val="center"/>
+          </w:tcPr>
+          <w:p>
+            <w:pPr>
+              <w:pStyle w:val="Normal"/>
+              <w:jc w:val="center"/>
+              <w:pBdr>
+                <w:bottom w:val="none" w:sz="0" w:space="0" w:color="000000"/>
+                <w:top w:val="none" w:sz="0" w:space="0" w:color="000000"/>
+                <w:left w:val="none" w:sz="0" w:space="0" w:color="000000"/>
+                <w:right w:val="none" w:sz="0" w:space="0" w:color="000000"/>
+              </w:pBdr>
+              <w:spacing w:after="40" w:before="40" w:line="240"/>
+              <w:ind w:left="40" w:right="40" w:firstLine="0" w:firstLineChars="0"/>
+              <w:rPr>
+                <w:rFonts w:ascii="Arial" w:hAnsi="Arial" w:eastAsia="Arial" w:cs="Arial"/>
+                <w:i w:val="false"/>
+                <w:b w:val="false"/>
+                <w:u w:val="none"/>
+                <w:strike w:val="false"/>
+                <w:sz w:val="6"/>
+                <w:szCs w:val="6"/>
+                <w:color w:val="000000"/>
+              </w:rPr>
+            </w:pPr>
+            <w:r>
+              <w:rPr>
+                <w:rFonts w:ascii="Arial" w:hAnsi="Arial" w:eastAsia="Arial" w:cs="Arial"/>
+                <w:i w:val="false"/>
+                <w:b w:val="false"/>
+                <w:u w:val="none"/>
+                <w:strike w:val="false"/>
+                <w:sz w:val="6"/>
+                <w:szCs w:val="6"/>
+                <w:color w:val="000000"/>
+              </w:rPr>
+              <w:t xml:space="preserve">3,27 (351)</w:t>
+            </w:r>
+          </w:p>
+        </w:tc>
+        <w:tc>
+          <w:tcPr>
+            <w:tcBorders>
+              <w:bottom w:val="none" w:sz="0" w:space="0" w:color="000000"/>
+              <w:top w:val="single" w:sz="8" w:space="0" w:color="000000"/>
+              <w:left w:val="none" w:sz="0" w:space="0" w:color="000000"/>
+              <w:right w:val="none" w:sz="0" w:space="0" w:color="000000"/>
+            </w:tcBorders>
+            <w:shd w:val="clear" w:color="auto" w:fill="FFFFFF"/>
+            <w:tcMar>
+              <w:top w:w="0" w:type="dxa"/>
+              <w:bottom w:w="0" w:type="dxa"/>
+              <w:left w:w="0" w:type="dxa"/>
+              <w:right w:w="0" w:type="dxa"/>
+            </w:tcMar>
+            <w:vAlign w:val="center"/>
+          </w:tcPr>
+          <w:p>
+            <w:pPr>
+              <w:pStyle w:val="Normal"/>
+              <w:jc w:val="center"/>
+              <w:pBdr>
+                <w:bottom w:val="none" w:sz="0" w:space="0" w:color="000000"/>
+                <w:top w:val="none" w:sz="0" w:space="0" w:color="000000"/>
+                <w:left w:val="none" w:sz="0" w:space="0" w:color="000000"/>
+                <w:right w:val="none" w:sz="0" w:space="0" w:color="000000"/>
+              </w:pBdr>
+              <w:spacing w:after="40" w:before="40" w:line="240"/>
+              <w:ind w:left="40" w:right="40" w:firstLine="0" w:firstLineChars="0"/>
+              <w:rPr>
+                <w:rFonts w:ascii="Arial" w:hAnsi="Arial" w:eastAsia="Arial" w:cs="Arial"/>
+                <w:i w:val="false"/>
+                <w:b w:val="false"/>
+                <w:u w:val="none"/>
+                <w:strike w:val="false"/>
+                <w:sz w:val="6"/>
+                <w:szCs w:val="6"/>
+                <w:color w:val="000000"/>
+              </w:rPr>
+            </w:pPr>
+            <w:r>
+              <w:rPr>
+                <w:rFonts w:ascii="Arial" w:hAnsi="Arial" w:eastAsia="Arial" w:cs="Arial"/>
+                <w:i w:val="false"/>
+                <w:b w:val="false"/>
+                <w:u w:val="none"/>
+                <w:strike w:val="false"/>
+                <w:sz w:val="6"/>
+                <w:szCs w:val="6"/>
+                <w:color w:val="000000"/>
+              </w:rPr>
+              <w:t xml:space="preserve">4,27 (188)</w:t>
+            </w:r>
+          </w:p>
+        </w:tc>
+        <w:tc>
+          <w:tcPr>
+            <w:tcBorders>
+              <w:bottom w:val="none" w:sz="0" w:space="0" w:color="000000"/>
+              <w:top w:val="single" w:sz="8" w:space="0" w:color="000000"/>
+              <w:left w:val="none" w:sz="0" w:space="0" w:color="000000"/>
+              <w:right w:val="none" w:sz="0" w:space="0" w:color="000000"/>
+            </w:tcBorders>
+            <w:shd w:val="clear" w:color="auto" w:fill="FFFFFF"/>
+            <w:tcMar>
+              <w:top w:w="0" w:type="dxa"/>
+              <w:bottom w:w="0" w:type="dxa"/>
+              <w:left w:w="0" w:type="dxa"/>
+              <w:right w:w="0" w:type="dxa"/>
+            </w:tcMar>
+            <w:vAlign w:val="center"/>
+          </w:tcPr>
+          <w:p>
+            <w:pPr>
+              <w:pStyle w:val="Normal"/>
+              <w:jc w:val="center"/>
+              <w:pBdr>
+                <w:bottom w:val="none" w:sz="0" w:space="0" w:color="000000"/>
+                <w:top w:val="none" w:sz="0" w:space="0" w:color="000000"/>
+                <w:left w:val="none" w:sz="0" w:space="0" w:color="000000"/>
+                <w:right w:val="none" w:sz="0" w:space="0" w:color="000000"/>
+              </w:pBdr>
+              <w:spacing w:after="40" w:before="40" w:line="240"/>
+              <w:ind w:left="40" w:right="40" w:firstLine="0" w:firstLineChars="0"/>
+              <w:rPr>
+                <w:rFonts w:ascii="Arial" w:hAnsi="Arial" w:eastAsia="Arial" w:cs="Arial"/>
+                <w:i w:val="false"/>
+                <w:b w:val="false"/>
+                <w:u w:val="none"/>
+                <w:strike w:val="false"/>
+                <w:sz w:val="6"/>
+                <w:szCs w:val="6"/>
+                <w:color w:val="000000"/>
+              </w:rPr>
+            </w:pPr>
+            <w:r>
+              <w:rPr>
+                <w:rFonts w:ascii="Arial" w:hAnsi="Arial" w:eastAsia="Arial" w:cs="Arial"/>
+                <w:i w:val="false"/>
+                <w:b w:val="false"/>
+                <w:u w:val="none"/>
+                <w:strike w:val="false"/>
+                <w:sz w:val="6"/>
+                <w:szCs w:val="6"/>
+                <w:color w:val="000000"/>
+              </w:rPr>
+              <w:t xml:space="preserve">3,58 (50)</w:t>
+            </w:r>
+          </w:p>
+        </w:tc>
+        <w:tc>
+          <w:tcPr>
+            <w:tcBorders>
+              <w:bottom w:val="none" w:sz="0" w:space="0" w:color="000000"/>
+              <w:top w:val="single" w:sz="8" w:space="0" w:color="000000"/>
+              <w:left w:val="none" w:sz="0" w:space="0" w:color="000000"/>
+              <w:right w:val="none" w:sz="0" w:space="0" w:color="000000"/>
+            </w:tcBorders>
+            <w:shd w:val="clear" w:color="auto" w:fill="FFFFFF"/>
+            <w:tcMar>
+              <w:top w:w="0" w:type="dxa"/>
+              <w:bottom w:w="0" w:type="dxa"/>
+              <w:left w:w="0" w:type="dxa"/>
+              <w:right w:w="0" w:type="dxa"/>
+            </w:tcMar>
+            <w:vAlign w:val="center"/>
+          </w:tcPr>
+          <w:p>
+            <w:pPr>
+              <w:pStyle w:val="Normal"/>
+              <w:jc w:val="center"/>
+              <w:pBdr>
+                <w:bottom w:val="none" w:sz="0" w:space="0" w:color="000000"/>
+                <w:top w:val="none" w:sz="0" w:space="0" w:color="000000"/>
+                <w:left w:val="none" w:sz="0" w:space="0" w:color="000000"/>
+                <w:right w:val="none" w:sz="0" w:space="0" w:color="000000"/>
+              </w:pBdr>
+              <w:spacing w:after="40" w:before="40" w:line="240"/>
+              <w:ind w:left="40" w:right="40" w:firstLine="0" w:firstLineChars="0"/>
+              <w:rPr>
+                <w:rFonts w:ascii="Arial" w:hAnsi="Arial" w:eastAsia="Arial" w:cs="Arial"/>
+                <w:i w:val="false"/>
+                <w:b w:val="false"/>
+                <w:u w:val="none"/>
+                <w:strike w:val="false"/>
+                <w:sz w:val="6"/>
+                <w:szCs w:val="6"/>
+                <w:color w:val="000000"/>
+              </w:rPr>
+            </w:pPr>
+            <w:r>
+              <w:rPr>
+                <w:rFonts w:ascii="Arial" w:hAnsi="Arial" w:eastAsia="Arial" w:cs="Arial"/>
+                <w:i w:val="false"/>
+                <w:b w:val="false"/>
+                <w:u w:val="none"/>
+                <w:strike w:val="false"/>
+                <w:sz w:val="6"/>
+                <w:szCs w:val="6"/>
+                <w:color w:val="000000"/>
+              </w:rPr>
+              <w:t xml:space="preserve">no</w:t>
+            </w:r>
+          </w:p>
+        </w:tc>
+      </w:tr>
+      <w:tr>
+        <w:trPr>
+          <w:trHeight w:val="152" w:hRule="auto"/>
+        </w:trPr>
+        <w:tc>
+          <w:tcPr>
+            <w:tcBorders>
+              <w:bottom w:val="none" w:sz="0" w:space="0" w:color="000000"/>
+              <w:top w:val="none" w:sz="0" w:space="0" w:color="000000"/>
+              <w:left w:val="none" w:sz="0" w:space="0" w:color="000000"/>
+              <w:right w:val="none" w:sz="0" w:space="0" w:color="000000"/>
+            </w:tcBorders>
+            <w:shd w:val="clear" w:color="auto" w:fill="FFFFFF"/>
+            <w:tcMar>
+              <w:top w:w="0" w:type="dxa"/>
+              <w:bottom w:w="0" w:type="dxa"/>
+              <w:left w:w="0" w:type="dxa"/>
+              <w:right w:w="0" w:type="dxa"/>
+            </w:tcMar>
+            <w:vAlign w:val="center"/>
+          </w:tcPr>
+          <w:p>
+            <w:pPr>
+              <w:pStyle w:val="Normal"/>
+              <w:jc w:val="center"/>
+              <w:pBdr>
+                <w:bottom w:val="none" w:sz="0" w:space="0" w:color="000000"/>
+                <w:top w:val="none" w:sz="0" w:space="0" w:color="000000"/>
+                <w:left w:val="none" w:sz="0" w:space="0" w:color="000000"/>
+                <w:right w:val="none" w:sz="0" w:space="0" w:color="000000"/>
+              </w:pBdr>
+              <w:spacing w:after="40" w:before="40" w:line="240"/>
+              <w:ind w:left="40" w:right="40" w:firstLine="0" w:firstLineChars="0"/>
+              <w:rPr>
+                <w:rFonts w:ascii="Arial" w:hAnsi="Arial" w:eastAsia="Arial" w:cs="Arial"/>
+                <w:i w:val="false"/>
+                <w:b w:val="false"/>
+                <w:u w:val="none"/>
+                <w:strike w:val="false"/>
+                <w:sz w:val="6"/>
+                <w:szCs w:val="6"/>
+                <w:color w:val="000000"/>
+              </w:rPr>
+            </w:pPr>
+            <w:r>
+              <w:rPr>
+                <w:rFonts w:ascii="Arial" w:hAnsi="Arial" w:eastAsia="Arial" w:cs="Arial"/>
+                <w:i w:val="false"/>
+                <w:b w:val="false"/>
+                <w:u w:val="none"/>
+                <w:strike w:val="false"/>
+                <w:sz w:val="6"/>
+                <w:szCs w:val="6"/>
+                <w:color w:val="000000"/>
+              </w:rPr>
+              <w:t xml:space="preserve">Diagnóstico (AHA)</w:t>
+            </w:r>
+          </w:p>
+        </w:tc>
+        <w:tc>
+          <w:tcPr>
+            <w:tcBorders>
+              <w:bottom w:val="none" w:sz="0" w:space="0" w:color="000000"/>
+              <w:top w:val="none" w:sz="0" w:space="0" w:color="000000"/>
+              <w:left w:val="none" w:sz="0" w:space="0" w:color="000000"/>
+              <w:right w:val="none" w:sz="0" w:space="0" w:color="000000"/>
+            </w:tcBorders>
+            <w:shd w:val="clear" w:color="auto" w:fill="FFFFFF"/>
+            <w:tcMar>
+              <w:top w:w="0" w:type="dxa"/>
+              <w:bottom w:w="0" w:type="dxa"/>
+              <w:left w:w="0" w:type="dxa"/>
+              <w:right w:w="0" w:type="dxa"/>
+            </w:tcMar>
+            <w:vAlign w:val="center"/>
+          </w:tcPr>
+          <w:p>
+            <w:pPr>
+              <w:pStyle w:val="Normal"/>
+              <w:jc w:val="center"/>
+              <w:pBdr>
+                <w:bottom w:val="none" w:sz="0" w:space="0" w:color="000000"/>
+                <w:top w:val="none" w:sz="0" w:space="0" w:color="000000"/>
+                <w:left w:val="none" w:sz="0" w:space="0" w:color="000000"/>
+                <w:right w:val="none" w:sz="0" w:space="0" w:color="000000"/>
+              </w:pBdr>
+              <w:spacing w:after="40" w:before="40" w:line="240"/>
+              <w:ind w:left="40" w:right="40" w:firstLine="0" w:firstLineChars="0"/>
+              <w:rPr>
+                <w:rFonts w:ascii="Arial" w:hAnsi="Arial" w:eastAsia="Arial" w:cs="Arial"/>
+                <w:i w:val="false"/>
+                <w:b w:val="false"/>
+                <w:u w:val="none"/>
+                <w:strike w:val="false"/>
+                <w:sz w:val="6"/>
+                <w:szCs w:val="6"/>
+                <w:color w:val="000000"/>
+              </w:rPr>
+            </w:pPr>
+            <w:r>
+              <w:rPr>
+                <w:rFonts w:ascii="Arial" w:hAnsi="Arial" w:eastAsia="Arial" w:cs="Arial"/>
+                <w:i w:val="false"/>
+                <w:b w:val="false"/>
+                <w:u w:val="none"/>
+                <w:strike w:val="false"/>
+                <w:sz w:val="6"/>
+                <w:szCs w:val="6"/>
+                <w:color w:val="000000"/>
+              </w:rPr>
+              <w:t xml:space="preserve">596</w:t>
+            </w:r>
+          </w:p>
+        </w:tc>
+        <w:tc>
+          <w:tcPr>
+            <w:tcBorders>
+              <w:bottom w:val="none" w:sz="0" w:space="0" w:color="000000"/>
+              <w:top w:val="none" w:sz="0" w:space="0" w:color="000000"/>
+              <w:left w:val="none" w:sz="0" w:space="0" w:color="000000"/>
+              <w:right w:val="none" w:sz="0" w:space="0" w:color="000000"/>
+            </w:tcBorders>
+            <w:shd w:val="clear" w:color="auto" w:fill="FFFFFF"/>
+            <w:tcMar>
+              <w:top w:w="0" w:type="dxa"/>
+              <w:bottom w:w="0" w:type="dxa"/>
+              <w:left w:w="0" w:type="dxa"/>
+              <w:right w:w="0" w:type="dxa"/>
+            </w:tcMar>
+            <w:vAlign w:val="center"/>
+          </w:tcPr>
+          <w:p>
+            <w:pPr>
+              <w:pStyle w:val="Normal"/>
+              <w:jc w:val="center"/>
+              <w:pBdr>
+                <w:bottom w:val="none" w:sz="0" w:space="0" w:color="000000"/>
+                <w:top w:val="none" w:sz="0" w:space="0" w:color="000000"/>
+                <w:left w:val="none" w:sz="0" w:space="0" w:color="000000"/>
+                <w:right w:val="none" w:sz="0" w:space="0" w:color="000000"/>
+              </w:pBdr>
+              <w:spacing w:after="40" w:before="40" w:line="240"/>
+              <w:ind w:left="40" w:right="40" w:firstLine="0" w:firstLineChars="0"/>
+              <w:rPr>
+                <w:rFonts w:ascii="Arial" w:hAnsi="Arial" w:eastAsia="Arial" w:cs="Arial"/>
+                <w:i w:val="false"/>
+                <w:b w:val="false"/>
+                <w:u w:val="none"/>
+                <w:strike w:val="false"/>
+                <w:sz w:val="6"/>
+                <w:szCs w:val="6"/>
+                <w:color w:val="000000"/>
+              </w:rPr>
+            </w:pPr>
+            <w:r>
+              <w:rPr>
+                <w:rFonts w:ascii="Arial" w:hAnsi="Arial" w:eastAsia="Arial" w:cs="Arial"/>
+                <w:i w:val="false"/>
+                <w:b w:val="false"/>
+                <w:u w:val="none"/>
+                <w:strike w:val="false"/>
+                <w:sz w:val="6"/>
+                <w:szCs w:val="6"/>
+                <w:color w:val="000000"/>
+              </w:rPr>
+              <w:t xml:space="preserve">0,93</w:t>
+            </w:r>
+          </w:p>
+        </w:tc>
+        <w:tc>
+          <w:tcPr>
+            <w:tcBorders>
+              <w:bottom w:val="none" w:sz="0" w:space="0" w:color="000000"/>
+              <w:top w:val="none" w:sz="0" w:space="0" w:color="000000"/>
+              <w:left w:val="none" w:sz="0" w:space="0" w:color="000000"/>
+              <w:right w:val="none" w:sz="0" w:space="0" w:color="000000"/>
+            </w:tcBorders>
+            <w:shd w:val="clear" w:color="auto" w:fill="FFFFFF"/>
+            <w:tcMar>
+              <w:top w:w="0" w:type="dxa"/>
+              <w:bottom w:w="0" w:type="dxa"/>
+              <w:left w:w="0" w:type="dxa"/>
+              <w:right w:w="0" w:type="dxa"/>
+            </w:tcMar>
+            <w:vAlign w:val="center"/>
+          </w:tcPr>
+          <w:p>
+            <w:pPr>
+              <w:pStyle w:val="Normal"/>
+              <w:jc w:val="center"/>
+              <w:pBdr>
+                <w:bottom w:val="none" w:sz="0" w:space="0" w:color="000000"/>
+                <w:top w:val="none" w:sz="0" w:space="0" w:color="000000"/>
+                <w:left w:val="none" w:sz="0" w:space="0" w:color="000000"/>
+                <w:right w:val="none" w:sz="0" w:space="0" w:color="000000"/>
+              </w:pBdr>
+              <w:spacing w:after="40" w:before="40" w:line="240"/>
+              <w:ind w:left="40" w:right="40" w:firstLine="0" w:firstLineChars="0"/>
+              <w:rPr>
+                <w:rFonts w:ascii="Arial" w:hAnsi="Arial" w:eastAsia="Arial" w:cs="Arial"/>
+                <w:i w:val="false"/>
+                <w:b w:val="false"/>
+                <w:u w:val="none"/>
+                <w:strike w:val="false"/>
+                <w:sz w:val="6"/>
+                <w:szCs w:val="6"/>
+                <w:color w:val="000000"/>
+              </w:rPr>
+            </w:pPr>
+            <w:r>
+              <w:rPr>
+                <w:rFonts w:ascii="Arial" w:hAnsi="Arial" w:eastAsia="Arial" w:cs="Arial"/>
+                <w:i w:val="false"/>
+                <w:b w:val="false"/>
+                <w:u w:val="none"/>
+                <w:strike w:val="false"/>
+                <w:sz w:val="6"/>
+                <w:szCs w:val="6"/>
+                <w:color w:val="000000"/>
+              </w:rPr>
+              <w:t xml:space="preserve">2,70</w:t>
+            </w:r>
+          </w:p>
+        </w:tc>
+        <w:tc>
+          <w:tcPr>
+            <w:tcBorders>
+              <w:bottom w:val="none" w:sz="0" w:space="0" w:color="000000"/>
+              <w:top w:val="none" w:sz="0" w:space="0" w:color="000000"/>
+              <w:left w:val="none" w:sz="0" w:space="0" w:color="000000"/>
+              <w:right w:val="none" w:sz="0" w:space="0" w:color="000000"/>
+            </w:tcBorders>
+            <w:shd w:val="clear" w:color="auto" w:fill="FFFFFF"/>
+            <w:tcMar>
+              <w:top w:w="0" w:type="dxa"/>
+              <w:bottom w:w="0" w:type="dxa"/>
+              <w:left w:w="0" w:type="dxa"/>
+              <w:right w:w="0" w:type="dxa"/>
+            </w:tcMar>
+            <w:vAlign w:val="center"/>
+          </w:tcPr>
+          <w:p>
+            <w:pPr>
+              <w:pStyle w:val="Normal"/>
+              <w:jc w:val="center"/>
+              <w:pBdr>
+                <w:bottom w:val="none" w:sz="0" w:space="0" w:color="000000"/>
+                <w:top w:val="none" w:sz="0" w:space="0" w:color="000000"/>
+                <w:left w:val="none" w:sz="0" w:space="0" w:color="000000"/>
+                <w:right w:val="none" w:sz="0" w:space="0" w:color="000000"/>
+              </w:pBdr>
+              <w:spacing w:after="40" w:before="40" w:line="240"/>
+              <w:ind w:left="40" w:right="40" w:firstLine="0" w:firstLineChars="0"/>
+              <w:rPr>
+                <w:rFonts w:ascii="Arial" w:hAnsi="Arial" w:eastAsia="Arial" w:cs="Arial"/>
+                <w:i w:val="false"/>
+                <w:b w:val="false"/>
+                <w:u w:val="none"/>
+                <w:strike w:val="false"/>
+                <w:sz w:val="6"/>
+                <w:szCs w:val="6"/>
+                <w:color w:val="000000"/>
+              </w:rPr>
+            </w:pPr>
+            <w:r>
+              <w:rPr>
+                <w:rFonts w:ascii="Arial" w:hAnsi="Arial" w:eastAsia="Arial" w:cs="Arial"/>
+                <w:i w:val="false"/>
+                <w:b w:val="false"/>
+                <w:u w:val="none"/>
+                <w:strike w:val="false"/>
+                <w:sz w:val="6"/>
+                <w:szCs w:val="6"/>
+                <w:color w:val="000000"/>
+              </w:rPr>
+              <w:t xml:space="preserve">8,18</w:t>
+            </w:r>
+          </w:p>
+        </w:tc>
+        <w:tc>
+          <w:tcPr>
+            <w:tcBorders>
+              <w:bottom w:val="none" w:sz="0" w:space="0" w:color="000000"/>
+              <w:top w:val="none" w:sz="0" w:space="0" w:color="000000"/>
+              <w:left w:val="none" w:sz="0" w:space="0" w:color="000000"/>
+              <w:right w:val="none" w:sz="0" w:space="0" w:color="000000"/>
+            </w:tcBorders>
+            <w:shd w:val="clear" w:color="auto" w:fill="FFFFFF"/>
+            <w:tcMar>
+              <w:top w:w="0" w:type="dxa"/>
+              <w:bottom w:w="0" w:type="dxa"/>
+              <w:left w:w="0" w:type="dxa"/>
+              <w:right w:w="0" w:type="dxa"/>
+            </w:tcMar>
+            <w:vAlign w:val="center"/>
+          </w:tcPr>
+          <w:p>
+            <w:pPr>
+              <w:pStyle w:val="Normal"/>
+              <w:jc w:val="center"/>
+              <w:pBdr>
+                <w:bottom w:val="none" w:sz="0" w:space="0" w:color="000000"/>
+                <w:top w:val="none" w:sz="0" w:space="0" w:color="000000"/>
+                <w:left w:val="none" w:sz="0" w:space="0" w:color="000000"/>
+                <w:right w:val="none" w:sz="0" w:space="0" w:color="000000"/>
+              </w:pBdr>
+              <w:spacing w:after="40" w:before="40" w:line="240"/>
+              <w:ind w:left="40" w:right="40" w:firstLine="0" w:firstLineChars="0"/>
+              <w:rPr>
+                <w:rFonts w:ascii="Arial" w:hAnsi="Arial" w:eastAsia="Arial" w:cs="Arial"/>
+                <w:i w:val="false"/>
+                <w:b w:val="false"/>
+                <w:u w:val="none"/>
+                <w:strike w:val="false"/>
+                <w:sz w:val="6"/>
+                <w:szCs w:val="6"/>
+                <w:color w:val="000000"/>
+              </w:rPr>
+            </w:pPr>
+            <w:r>
+              <w:rPr>
+                <w:rFonts w:ascii="Arial" w:hAnsi="Arial" w:eastAsia="Arial" w:cs="Arial"/>
+                <w:i w:val="false"/>
+                <w:b w:val="false"/>
+                <w:u w:val="none"/>
+                <w:strike w:val="false"/>
+                <w:sz w:val="6"/>
+                <w:szCs w:val="6"/>
+                <w:color w:val="000000"/>
+              </w:rPr>
+              <w:t xml:space="preserve">20,05</w:t>
+            </w:r>
+          </w:p>
+        </w:tc>
+        <w:tc>
+          <w:tcPr>
+            <w:tcBorders>
+              <w:bottom w:val="none" w:sz="0" w:space="0" w:color="000000"/>
+              <w:top w:val="none" w:sz="0" w:space="0" w:color="000000"/>
+              <w:left w:val="none" w:sz="0" w:space="0" w:color="000000"/>
+              <w:right w:val="none" w:sz="0" w:space="0" w:color="000000"/>
+            </w:tcBorders>
+            <w:shd w:val="clear" w:color="auto" w:fill="FFFFFF"/>
+            <w:tcMar>
+              <w:top w:w="0" w:type="dxa"/>
+              <w:bottom w:w="0" w:type="dxa"/>
+              <w:left w:w="0" w:type="dxa"/>
+              <w:right w:w="0" w:type="dxa"/>
+            </w:tcMar>
+            <w:vAlign w:val="center"/>
+          </w:tcPr>
+          <w:p>
+            <w:pPr>
+              <w:pStyle w:val="Normal"/>
+              <w:jc w:val="center"/>
+              <w:pBdr>
+                <w:bottom w:val="none" w:sz="0" w:space="0" w:color="000000"/>
+                <w:top w:val="none" w:sz="0" w:space="0" w:color="000000"/>
+                <w:left w:val="none" w:sz="0" w:space="0" w:color="000000"/>
+                <w:right w:val="none" w:sz="0" w:space="0" w:color="000000"/>
+              </w:pBdr>
+              <w:spacing w:after="40" w:before="40" w:line="240"/>
+              <w:ind w:left="40" w:right="40" w:firstLine="0" w:firstLineChars="0"/>
+              <w:rPr>
+                <w:rFonts w:ascii="Arial" w:hAnsi="Arial" w:eastAsia="Arial" w:cs="Arial"/>
+                <w:i w:val="false"/>
+                <w:b w:val="false"/>
+                <w:u w:val="none"/>
+                <w:strike w:val="false"/>
+                <w:sz w:val="6"/>
+                <w:szCs w:val="6"/>
+                <w:color w:val="000000"/>
+              </w:rPr>
+            </w:pPr>
+            <w:r>
+              <w:rPr>
+                <w:rFonts w:ascii="Arial" w:hAnsi="Arial" w:eastAsia="Arial" w:cs="Arial"/>
+                <w:i w:val="false"/>
+                <w:b w:val="false"/>
+                <w:u w:val="none"/>
+                <w:strike w:val="false"/>
+                <w:sz w:val="6"/>
+                <w:szCs w:val="6"/>
+                <w:color w:val="000000"/>
+              </w:rPr>
+              <w:t xml:space="preserve">2,18 (220)</w:t>
+            </w:r>
+          </w:p>
+        </w:tc>
+        <w:tc>
+          <w:tcPr>
+            <w:tcBorders>
+              <w:bottom w:val="none" w:sz="0" w:space="0" w:color="000000"/>
+              <w:top w:val="none" w:sz="0" w:space="0" w:color="000000"/>
+              <w:left w:val="none" w:sz="0" w:space="0" w:color="000000"/>
+              <w:right w:val="none" w:sz="0" w:space="0" w:color="000000"/>
+            </w:tcBorders>
+            <w:shd w:val="clear" w:color="auto" w:fill="FFFFFF"/>
+            <w:tcMar>
+              <w:top w:w="0" w:type="dxa"/>
+              <w:bottom w:w="0" w:type="dxa"/>
+              <w:left w:w="0" w:type="dxa"/>
+              <w:right w:w="0" w:type="dxa"/>
+            </w:tcMar>
+            <w:vAlign w:val="center"/>
+          </w:tcPr>
+          <w:p>
+            <w:pPr>
+              <w:pStyle w:val="Normal"/>
+              <w:jc w:val="center"/>
+              <w:pBdr>
+                <w:bottom w:val="none" w:sz="0" w:space="0" w:color="000000"/>
+                <w:top w:val="none" w:sz="0" w:space="0" w:color="000000"/>
+                <w:left w:val="none" w:sz="0" w:space="0" w:color="000000"/>
+                <w:right w:val="none" w:sz="0" w:space="0" w:color="000000"/>
+              </w:pBdr>
+              <w:spacing w:after="40" w:before="40" w:line="240"/>
+              <w:ind w:left="40" w:right="40" w:firstLine="0" w:firstLineChars="0"/>
+              <w:rPr>
+                <w:rFonts w:ascii="Arial" w:hAnsi="Arial" w:eastAsia="Arial" w:cs="Arial"/>
+                <w:i w:val="false"/>
+                <w:b w:val="false"/>
+                <w:u w:val="none"/>
+                <w:strike w:val="false"/>
+                <w:sz w:val="6"/>
+                <w:szCs w:val="6"/>
+                <w:color w:val="000000"/>
+              </w:rPr>
+            </w:pPr>
+            <w:r>
+              <w:rPr>
+                <w:rFonts w:ascii="Arial" w:hAnsi="Arial" w:eastAsia="Arial" w:cs="Arial"/>
+                <w:i w:val="false"/>
+                <w:b w:val="false"/>
+                <w:u w:val="none"/>
+                <w:strike w:val="false"/>
+                <w:sz w:val="6"/>
+                <w:szCs w:val="6"/>
+                <w:color w:val="000000"/>
+              </w:rPr>
+              <w:t xml:space="preserve">2,96 (282)</w:t>
+            </w:r>
+          </w:p>
+        </w:tc>
+        <w:tc>
+          <w:tcPr>
+            <w:tcBorders>
+              <w:bottom w:val="none" w:sz="0" w:space="0" w:color="000000"/>
+              <w:top w:val="none" w:sz="0" w:space="0" w:color="000000"/>
+              <w:left w:val="none" w:sz="0" w:space="0" w:color="000000"/>
+              <w:right w:val="none" w:sz="0" w:space="0" w:color="000000"/>
+            </w:tcBorders>
+            <w:shd w:val="clear" w:color="auto" w:fill="FFFFFF"/>
+            <w:tcMar>
+              <w:top w:w="0" w:type="dxa"/>
+              <w:bottom w:w="0" w:type="dxa"/>
+              <w:left w:w="0" w:type="dxa"/>
+              <w:right w:w="0" w:type="dxa"/>
+            </w:tcMar>
+            <w:vAlign w:val="center"/>
+          </w:tcPr>
+          <w:p>
+            <w:pPr>
+              <w:pStyle w:val="Normal"/>
+              <w:jc w:val="center"/>
+              <w:pBdr>
+                <w:bottom w:val="none" w:sz="0" w:space="0" w:color="000000"/>
+                <w:top w:val="none" w:sz="0" w:space="0" w:color="000000"/>
+                <w:left w:val="none" w:sz="0" w:space="0" w:color="000000"/>
+                <w:right w:val="none" w:sz="0" w:space="0" w:color="000000"/>
+              </w:pBdr>
+              <w:spacing w:after="40" w:before="40" w:line="240"/>
+              <w:ind w:left="40" w:right="40" w:firstLine="0" w:firstLineChars="0"/>
+              <w:rPr>
+                <w:rFonts w:ascii="Arial" w:hAnsi="Arial" w:eastAsia="Arial" w:cs="Arial"/>
+                <w:i w:val="false"/>
+                <w:b w:val="false"/>
+                <w:u w:val="none"/>
+                <w:strike w:val="false"/>
+                <w:sz w:val="6"/>
+                <w:szCs w:val="6"/>
+                <w:color w:val="000000"/>
+              </w:rPr>
+            </w:pPr>
+            <w:r>
+              <w:rPr>
+                <w:rFonts w:ascii="Arial" w:hAnsi="Arial" w:eastAsia="Arial" w:cs="Arial"/>
+                <w:i w:val="false"/>
+                <w:b w:val="false"/>
+                <w:u w:val="none"/>
+                <w:strike w:val="false"/>
+                <w:sz w:val="6"/>
+                <w:szCs w:val="6"/>
+                <w:color w:val="000000"/>
+              </w:rPr>
+              <w:t xml:space="preserve">3,67 (94)</w:t>
+            </w:r>
+          </w:p>
+        </w:tc>
+        <w:tc>
+          <w:tcPr>
+            <w:tcBorders>
+              <w:bottom w:val="none" w:sz="0" w:space="0" w:color="000000"/>
+              <w:top w:val="none" w:sz="0" w:space="0" w:color="000000"/>
+              <w:left w:val="none" w:sz="0" w:space="0" w:color="000000"/>
+              <w:right w:val="none" w:sz="0" w:space="0" w:color="000000"/>
+            </w:tcBorders>
+            <w:shd w:val="clear" w:color="auto" w:fill="FFFFFF"/>
+            <w:tcMar>
+              <w:top w:w="0" w:type="dxa"/>
+              <w:bottom w:w="0" w:type="dxa"/>
+              <w:left w:w="0" w:type="dxa"/>
+              <w:right w:w="0" w:type="dxa"/>
+            </w:tcMar>
+            <w:vAlign w:val="center"/>
+          </w:tcPr>
+          <w:p>
+            <w:pPr>
+              <w:pStyle w:val="Normal"/>
+              <w:jc w:val="center"/>
+              <w:pBdr>
+                <w:bottom w:val="none" w:sz="0" w:space="0" w:color="000000"/>
+                <w:top w:val="none" w:sz="0" w:space="0" w:color="000000"/>
+                <w:left w:val="none" w:sz="0" w:space="0" w:color="000000"/>
+                <w:right w:val="none" w:sz="0" w:space="0" w:color="000000"/>
+              </w:pBdr>
+              <w:spacing w:after="40" w:before="40" w:line="240"/>
+              <w:ind w:left="40" w:right="40" w:firstLine="0" w:firstLineChars="0"/>
+              <w:rPr>
+                <w:rFonts w:ascii="Arial" w:hAnsi="Arial" w:eastAsia="Arial" w:cs="Arial"/>
+                <w:i w:val="false"/>
+                <w:b w:val="false"/>
+                <w:u w:val="none"/>
+                <w:strike w:val="false"/>
+                <w:sz w:val="6"/>
+                <w:szCs w:val="6"/>
+                <w:color w:val="000000"/>
+              </w:rPr>
+            </w:pPr>
+            <w:r>
+              <w:rPr>
+                <w:rFonts w:ascii="Arial" w:hAnsi="Arial" w:eastAsia="Arial" w:cs="Arial"/>
+                <w:i w:val="false"/>
+                <w:b w:val="false"/>
+                <w:u w:val="none"/>
+                <w:strike w:val="false"/>
+                <w:sz w:val="6"/>
+                <w:szCs w:val="6"/>
+                <w:color w:val="000000"/>
+              </w:rPr>
+              <w:t xml:space="preserve">no</w:t>
+            </w:r>
+          </w:p>
+        </w:tc>
+      </w:tr>
+      <w:tr>
+        <w:trPr>
+          <w:trHeight w:val="152" w:hRule="auto"/>
+        </w:trPr>
+        <w:tc>
+          <w:tcPr>
+            <w:tcBorders>
+              <w:bottom w:val="none" w:sz="0" w:space="0" w:color="000000"/>
+              <w:top w:val="none" w:sz="0" w:space="0" w:color="000000"/>
+              <w:left w:val="none" w:sz="0" w:space="0" w:color="000000"/>
+              <w:right w:val="none" w:sz="0" w:space="0" w:color="000000"/>
+            </w:tcBorders>
+            <w:shd w:val="clear" w:color="auto" w:fill="FFFFFF"/>
+            <w:tcMar>
+              <w:top w:w="0" w:type="dxa"/>
+              <w:bottom w:w="0" w:type="dxa"/>
+              <w:left w:w="0" w:type="dxa"/>
+              <w:right w:w="0" w:type="dxa"/>
+            </w:tcMar>
+            <w:vAlign w:val="center"/>
+          </w:tcPr>
+          <w:p>
+            <w:pPr>
+              <w:pStyle w:val="Normal"/>
+              <w:jc w:val="center"/>
+              <w:pBdr>
+                <w:bottom w:val="none" w:sz="0" w:space="0" w:color="000000"/>
+                <w:top w:val="none" w:sz="0" w:space="0" w:color="000000"/>
+                <w:left w:val="none" w:sz="0" w:space="0" w:color="000000"/>
+                <w:right w:val="none" w:sz="0" w:space="0" w:color="000000"/>
+              </w:pBdr>
+              <w:spacing w:after="40" w:before="40" w:line="240"/>
+              <w:ind w:left="40" w:right="40" w:firstLine="0" w:firstLineChars="0"/>
+              <w:rPr>
+                <w:rFonts w:ascii="Arial" w:hAnsi="Arial" w:eastAsia="Arial" w:cs="Arial"/>
+                <w:i w:val="false"/>
+                <w:b w:val="false"/>
+                <w:u w:val="none"/>
+                <w:strike w:val="false"/>
+                <w:sz w:val="6"/>
+                <w:szCs w:val="6"/>
+                <w:color w:val="000000"/>
+              </w:rPr>
+            </w:pPr>
+            <w:r>
+              <w:rPr>
+                <w:rFonts w:ascii="Arial" w:hAnsi="Arial" w:eastAsia="Arial" w:cs="Arial"/>
+                <w:i w:val="false"/>
+                <w:b w:val="false"/>
+                <w:u w:val="none"/>
+                <w:strike w:val="false"/>
+                <w:sz w:val="6"/>
+                <w:szCs w:val="6"/>
+                <w:color w:val="000000"/>
+              </w:rPr>
+              <w:t xml:space="preserve">Tratamiento</w:t>
+            </w:r>
+          </w:p>
+        </w:tc>
+        <w:tc>
+          <w:tcPr>
+            <w:tcBorders>
+              <w:bottom w:val="none" w:sz="0" w:space="0" w:color="000000"/>
+              <w:top w:val="none" w:sz="0" w:space="0" w:color="000000"/>
+              <w:left w:val="none" w:sz="0" w:space="0" w:color="000000"/>
+              <w:right w:val="none" w:sz="0" w:space="0" w:color="000000"/>
+            </w:tcBorders>
+            <w:shd w:val="clear" w:color="auto" w:fill="FFFFFF"/>
+            <w:tcMar>
+              <w:top w:w="0" w:type="dxa"/>
+              <w:bottom w:w="0" w:type="dxa"/>
+              <w:left w:w="0" w:type="dxa"/>
+              <w:right w:w="0" w:type="dxa"/>
+            </w:tcMar>
+            <w:vAlign w:val="center"/>
+          </w:tcPr>
+          <w:p>
+            <w:pPr>
+              <w:pStyle w:val="Normal"/>
+              <w:jc w:val="center"/>
+              <w:pBdr>
+                <w:bottom w:val="none" w:sz="0" w:space="0" w:color="000000"/>
+                <w:top w:val="none" w:sz="0" w:space="0" w:color="000000"/>
+                <w:left w:val="none" w:sz="0" w:space="0" w:color="000000"/>
+                <w:right w:val="none" w:sz="0" w:space="0" w:color="000000"/>
+              </w:pBdr>
+              <w:spacing w:after="40" w:before="40" w:line="240"/>
+              <w:ind w:left="40" w:right="40" w:firstLine="0" w:firstLineChars="0"/>
+              <w:rPr>
+                <w:rFonts w:ascii="Arial" w:hAnsi="Arial" w:eastAsia="Arial" w:cs="Arial"/>
+                <w:i w:val="false"/>
+                <w:b w:val="false"/>
+                <w:u w:val="none"/>
+                <w:strike w:val="false"/>
+                <w:sz w:val="6"/>
+                <w:szCs w:val="6"/>
+                <w:color w:val="000000"/>
+              </w:rPr>
+            </w:pPr>
+            <w:r>
+              <w:rPr>
+                <w:rFonts w:ascii="Arial" w:hAnsi="Arial" w:eastAsia="Arial" w:cs="Arial"/>
+                <w:i w:val="false"/>
+                <w:b w:val="false"/>
+                <w:u w:val="none"/>
+                <w:strike w:val="false"/>
+                <w:sz w:val="6"/>
+                <w:szCs w:val="6"/>
+                <w:color w:val="000000"/>
+              </w:rPr>
+              <w:t xml:space="preserve">576</w:t>
+            </w:r>
+          </w:p>
+        </w:tc>
+        <w:tc>
+          <w:tcPr>
+            <w:tcBorders>
+              <w:bottom w:val="none" w:sz="0" w:space="0" w:color="000000"/>
+              <w:top w:val="none" w:sz="0" w:space="0" w:color="000000"/>
+              <w:left w:val="none" w:sz="0" w:space="0" w:color="000000"/>
+              <w:right w:val="none" w:sz="0" w:space="0" w:color="000000"/>
+            </w:tcBorders>
+            <w:shd w:val="clear" w:color="auto" w:fill="FFFFFF"/>
+            <w:tcMar>
+              <w:top w:w="0" w:type="dxa"/>
+              <w:bottom w:w="0" w:type="dxa"/>
+              <w:left w:w="0" w:type="dxa"/>
+              <w:right w:w="0" w:type="dxa"/>
+            </w:tcMar>
+            <w:vAlign w:val="center"/>
+          </w:tcPr>
+          <w:p>
+            <w:pPr>
+              <w:pStyle w:val="Normal"/>
+              <w:jc w:val="center"/>
+              <w:pBdr>
+                <w:bottom w:val="none" w:sz="0" w:space="0" w:color="000000"/>
+                <w:top w:val="none" w:sz="0" w:space="0" w:color="000000"/>
+                <w:left w:val="none" w:sz="0" w:space="0" w:color="000000"/>
+                <w:right w:val="none" w:sz="0" w:space="0" w:color="000000"/>
+              </w:pBdr>
+              <w:spacing w:after="40" w:before="40" w:line="240"/>
+              <w:ind w:left="40" w:right="40" w:firstLine="0" w:firstLineChars="0"/>
+              <w:rPr>
+                <w:rFonts w:ascii="Arial" w:hAnsi="Arial" w:eastAsia="Arial" w:cs="Arial"/>
+                <w:i w:val="false"/>
+                <w:b w:val="false"/>
+                <w:u w:val="none"/>
+                <w:strike w:val="false"/>
+                <w:sz w:val="6"/>
+                <w:szCs w:val="6"/>
+                <w:color w:val="000000"/>
+              </w:rPr>
+            </w:pPr>
+            <w:r>
+              <w:rPr>
+                <w:rFonts w:ascii="Arial" w:hAnsi="Arial" w:eastAsia="Arial" w:cs="Arial"/>
+                <w:i w:val="false"/>
+                <w:b w:val="false"/>
+                <w:u w:val="none"/>
+                <w:strike w:val="false"/>
+                <w:sz w:val="6"/>
+                <w:szCs w:val="6"/>
+                <w:color w:val="000000"/>
+              </w:rPr>
+              <w:t xml:space="preserve">0,93</w:t>
+            </w:r>
+          </w:p>
+        </w:tc>
+        <w:tc>
+          <w:tcPr>
+            <w:tcBorders>
+              <w:bottom w:val="none" w:sz="0" w:space="0" w:color="000000"/>
+              <w:top w:val="none" w:sz="0" w:space="0" w:color="000000"/>
+              <w:left w:val="none" w:sz="0" w:space="0" w:color="000000"/>
+              <w:right w:val="none" w:sz="0" w:space="0" w:color="000000"/>
+            </w:tcBorders>
+            <w:shd w:val="clear" w:color="auto" w:fill="FFFFFF"/>
+            <w:tcMar>
+              <w:top w:w="0" w:type="dxa"/>
+              <w:bottom w:w="0" w:type="dxa"/>
+              <w:left w:w="0" w:type="dxa"/>
+              <w:right w:w="0" w:type="dxa"/>
+            </w:tcMar>
+            <w:vAlign w:val="center"/>
+          </w:tcPr>
+          <w:p>
+            <w:pPr>
+              <w:pStyle w:val="Normal"/>
+              <w:jc w:val="center"/>
+              <w:pBdr>
+                <w:bottom w:val="none" w:sz="0" w:space="0" w:color="000000"/>
+                <w:top w:val="none" w:sz="0" w:space="0" w:color="000000"/>
+                <w:left w:val="none" w:sz="0" w:space="0" w:color="000000"/>
+                <w:right w:val="none" w:sz="0" w:space="0" w:color="000000"/>
+              </w:pBdr>
+              <w:spacing w:after="40" w:before="40" w:line="240"/>
+              <w:ind w:left="40" w:right="40" w:firstLine="0" w:firstLineChars="0"/>
+              <w:rPr>
+                <w:rFonts w:ascii="Arial" w:hAnsi="Arial" w:eastAsia="Arial" w:cs="Arial"/>
+                <w:i w:val="false"/>
+                <w:b w:val="false"/>
+                <w:u w:val="none"/>
+                <w:strike w:val="false"/>
+                <w:sz w:val="6"/>
+                <w:szCs w:val="6"/>
+                <w:color w:val="000000"/>
+              </w:rPr>
+            </w:pPr>
+            <w:r>
+              <w:rPr>
+                <w:rFonts w:ascii="Arial" w:hAnsi="Arial" w:eastAsia="Arial" w:cs="Arial"/>
+                <w:i w:val="false"/>
+                <w:b w:val="false"/>
+                <w:u w:val="none"/>
+                <w:strike w:val="false"/>
+                <w:sz w:val="6"/>
+                <w:szCs w:val="6"/>
+                <w:color w:val="000000"/>
+              </w:rPr>
+              <w:t xml:space="preserve">2,28</w:t>
+            </w:r>
+          </w:p>
+        </w:tc>
+        <w:tc>
+          <w:tcPr>
+            <w:tcBorders>
+              <w:bottom w:val="none" w:sz="0" w:space="0" w:color="000000"/>
+              <w:top w:val="none" w:sz="0" w:space="0" w:color="000000"/>
+              <w:left w:val="none" w:sz="0" w:space="0" w:color="000000"/>
+              <w:right w:val="none" w:sz="0" w:space="0" w:color="000000"/>
+            </w:tcBorders>
+            <w:shd w:val="clear" w:color="auto" w:fill="FFFFFF"/>
+            <w:tcMar>
+              <w:top w:w="0" w:type="dxa"/>
+              <w:bottom w:w="0" w:type="dxa"/>
+              <w:left w:w="0" w:type="dxa"/>
+              <w:right w:w="0" w:type="dxa"/>
+            </w:tcMar>
+            <w:vAlign w:val="center"/>
+          </w:tcPr>
+          <w:p>
+            <w:pPr>
+              <w:pStyle w:val="Normal"/>
+              <w:jc w:val="center"/>
+              <w:pBdr>
+                <w:bottom w:val="none" w:sz="0" w:space="0" w:color="000000"/>
+                <w:top w:val="none" w:sz="0" w:space="0" w:color="000000"/>
+                <w:left w:val="none" w:sz="0" w:space="0" w:color="000000"/>
+                <w:right w:val="none" w:sz="0" w:space="0" w:color="000000"/>
+              </w:pBdr>
+              <w:spacing w:after="40" w:before="40" w:line="240"/>
+              <w:ind w:left="40" w:right="40" w:firstLine="0" w:firstLineChars="0"/>
+              <w:rPr>
+                <w:rFonts w:ascii="Arial" w:hAnsi="Arial" w:eastAsia="Arial" w:cs="Arial"/>
+                <w:i w:val="false"/>
+                <w:b w:val="false"/>
+                <w:u w:val="none"/>
+                <w:strike w:val="false"/>
+                <w:sz w:val="6"/>
+                <w:szCs w:val="6"/>
+                <w:color w:val="000000"/>
+              </w:rPr>
+            </w:pPr>
+            <w:r>
+              <w:rPr>
+                <w:rFonts w:ascii="Arial" w:hAnsi="Arial" w:eastAsia="Arial" w:cs="Arial"/>
+                <w:i w:val="false"/>
+                <w:b w:val="false"/>
+                <w:u w:val="none"/>
+                <w:strike w:val="false"/>
+                <w:sz w:val="6"/>
+                <w:szCs w:val="6"/>
+                <w:color w:val="000000"/>
+              </w:rPr>
+              <w:t xml:space="preserve">9,46</w:t>
+            </w:r>
+          </w:p>
+        </w:tc>
+        <w:tc>
+          <w:tcPr>
+            <w:tcBorders>
+              <w:bottom w:val="none" w:sz="0" w:space="0" w:color="000000"/>
+              <w:top w:val="none" w:sz="0" w:space="0" w:color="000000"/>
+              <w:left w:val="none" w:sz="0" w:space="0" w:color="000000"/>
+              <w:right w:val="none" w:sz="0" w:space="0" w:color="000000"/>
+            </w:tcBorders>
+            <w:shd w:val="clear" w:color="auto" w:fill="FFFFFF"/>
+            <w:tcMar>
+              <w:top w:w="0" w:type="dxa"/>
+              <w:bottom w:w="0" w:type="dxa"/>
+              <w:left w:w="0" w:type="dxa"/>
+              <w:right w:w="0" w:type="dxa"/>
+            </w:tcMar>
+            <w:vAlign w:val="center"/>
+          </w:tcPr>
+          <w:p>
+            <w:pPr>
+              <w:pStyle w:val="Normal"/>
+              <w:jc w:val="center"/>
+              <w:pBdr>
+                <w:bottom w:val="none" w:sz="0" w:space="0" w:color="000000"/>
+                <w:top w:val="none" w:sz="0" w:space="0" w:color="000000"/>
+                <w:left w:val="none" w:sz="0" w:space="0" w:color="000000"/>
+                <w:right w:val="none" w:sz="0" w:space="0" w:color="000000"/>
+              </w:pBdr>
+              <w:spacing w:after="40" w:before="40" w:line="240"/>
+              <w:ind w:left="40" w:right="40" w:firstLine="0" w:firstLineChars="0"/>
+              <w:rPr>
+                <w:rFonts w:ascii="Arial" w:hAnsi="Arial" w:eastAsia="Arial" w:cs="Arial"/>
+                <w:i w:val="false"/>
+                <w:b w:val="false"/>
+                <w:u w:val="none"/>
+                <w:strike w:val="false"/>
+                <w:sz w:val="6"/>
+                <w:szCs w:val="6"/>
+                <w:color w:val="000000"/>
+              </w:rPr>
+            </w:pPr>
+            <w:r>
+              <w:rPr>
+                <w:rFonts w:ascii="Arial" w:hAnsi="Arial" w:eastAsia="Arial" w:cs="Arial"/>
+                <w:i w:val="false"/>
+                <w:b w:val="false"/>
+                <w:u w:val="none"/>
+                <w:strike w:val="false"/>
+                <w:sz w:val="6"/>
+                <w:szCs w:val="6"/>
+                <w:color w:val="000000"/>
+              </w:rPr>
+              <w:t xml:space="preserve">21,23</w:t>
+            </w:r>
+          </w:p>
+        </w:tc>
+        <w:tc>
+          <w:tcPr>
+            <w:tcBorders>
+              <w:bottom w:val="none" w:sz="0" w:space="0" w:color="000000"/>
+              <w:top w:val="none" w:sz="0" w:space="0" w:color="000000"/>
+              <w:left w:val="none" w:sz="0" w:space="0" w:color="000000"/>
+              <w:right w:val="none" w:sz="0" w:space="0" w:color="000000"/>
+            </w:tcBorders>
+            <w:shd w:val="clear" w:color="auto" w:fill="FFFFFF"/>
+            <w:tcMar>
+              <w:top w:w="0" w:type="dxa"/>
+              <w:bottom w:w="0" w:type="dxa"/>
+              <w:left w:w="0" w:type="dxa"/>
+              <w:right w:w="0" w:type="dxa"/>
+            </w:tcMar>
+            <w:vAlign w:val="center"/>
+          </w:tcPr>
+          <w:p>
+            <w:pPr>
+              <w:pStyle w:val="Normal"/>
+              <w:jc w:val="center"/>
+              <w:pBdr>
+                <w:bottom w:val="none" w:sz="0" w:space="0" w:color="000000"/>
+                <w:top w:val="none" w:sz="0" w:space="0" w:color="000000"/>
+                <w:left w:val="none" w:sz="0" w:space="0" w:color="000000"/>
+                <w:right w:val="none" w:sz="0" w:space="0" w:color="000000"/>
+              </w:pBdr>
+              <w:spacing w:after="40" w:before="40" w:line="240"/>
+              <w:ind w:left="40" w:right="40" w:firstLine="0" w:firstLineChars="0"/>
+              <w:rPr>
+                <w:rFonts w:ascii="Arial" w:hAnsi="Arial" w:eastAsia="Arial" w:cs="Arial"/>
+                <w:i w:val="false"/>
+                <w:b w:val="false"/>
+                <w:u w:val="none"/>
+                <w:strike w:val="false"/>
+                <w:sz w:val="6"/>
+                <w:szCs w:val="6"/>
+                <w:color w:val="000000"/>
+              </w:rPr>
+            </w:pPr>
+            <w:r>
+              <w:rPr>
+                <w:rFonts w:ascii="Arial" w:hAnsi="Arial" w:eastAsia="Arial" w:cs="Arial"/>
+                <w:i w:val="false"/>
+                <w:b w:val="false"/>
+                <w:u w:val="none"/>
+                <w:strike w:val="false"/>
+                <w:sz w:val="6"/>
+                <w:szCs w:val="6"/>
+                <w:color w:val="000000"/>
+              </w:rPr>
+              <w:t xml:space="preserve">2,04 (429)</w:t>
+            </w:r>
+          </w:p>
+        </w:tc>
+        <w:tc>
+          <w:tcPr>
+            <w:tcBorders>
+              <w:bottom w:val="none" w:sz="0" w:space="0" w:color="000000"/>
+              <w:top w:val="none" w:sz="0" w:space="0" w:color="000000"/>
+              <w:left w:val="none" w:sz="0" w:space="0" w:color="000000"/>
+              <w:right w:val="none" w:sz="0" w:space="0" w:color="000000"/>
+            </w:tcBorders>
+            <w:shd w:val="clear" w:color="auto" w:fill="FFFFFF"/>
+            <w:tcMar>
+              <w:top w:w="0" w:type="dxa"/>
+              <w:bottom w:w="0" w:type="dxa"/>
+              <w:left w:w="0" w:type="dxa"/>
+              <w:right w:w="0" w:type="dxa"/>
+            </w:tcMar>
+            <w:vAlign w:val="center"/>
+          </w:tcPr>
+          <w:p>
+            <w:pPr>
+              <w:pStyle w:val="Normal"/>
+              <w:jc w:val="center"/>
+              <w:pBdr>
+                <w:bottom w:val="none" w:sz="0" w:space="0" w:color="000000"/>
+                <w:top w:val="none" w:sz="0" w:space="0" w:color="000000"/>
+                <w:left w:val="none" w:sz="0" w:space="0" w:color="000000"/>
+                <w:right w:val="none" w:sz="0" w:space="0" w:color="000000"/>
+              </w:pBdr>
+              <w:spacing w:after="40" w:before="40" w:line="240"/>
+              <w:ind w:left="40" w:right="40" w:firstLine="0" w:firstLineChars="0"/>
+              <w:rPr>
+                <w:rFonts w:ascii="Arial" w:hAnsi="Arial" w:eastAsia="Arial" w:cs="Arial"/>
+                <w:i w:val="false"/>
+                <w:b w:val="false"/>
+                <w:u w:val="none"/>
+                <w:strike w:val="false"/>
+                <w:sz w:val="6"/>
+                <w:szCs w:val="6"/>
+                <w:color w:val="000000"/>
+              </w:rPr>
+            </w:pPr>
+            <w:r>
+              <w:rPr>
+                <w:rFonts w:ascii="Arial" w:hAnsi="Arial" w:eastAsia="Arial" w:cs="Arial"/>
+                <w:i w:val="false"/>
+                <w:b w:val="false"/>
+                <w:u w:val="none"/>
+                <w:strike w:val="false"/>
+                <w:sz w:val="6"/>
+                <w:szCs w:val="6"/>
+                <w:color w:val="000000"/>
+              </w:rPr>
+              <w:t xml:space="preserve">2,98 (115)</w:t>
+            </w:r>
+          </w:p>
+        </w:tc>
+        <w:tc>
+          <w:tcPr>
+            <w:tcBorders>
+              <w:bottom w:val="none" w:sz="0" w:space="0" w:color="000000"/>
+              <w:top w:val="none" w:sz="0" w:space="0" w:color="000000"/>
+              <w:left w:val="none" w:sz="0" w:space="0" w:color="000000"/>
+              <w:right w:val="none" w:sz="0" w:space="0" w:color="000000"/>
+            </w:tcBorders>
+            <w:shd w:val="clear" w:color="auto" w:fill="FFFFFF"/>
+            <w:tcMar>
+              <w:top w:w="0" w:type="dxa"/>
+              <w:bottom w:w="0" w:type="dxa"/>
+              <w:left w:w="0" w:type="dxa"/>
+              <w:right w:w="0" w:type="dxa"/>
+            </w:tcMar>
+            <w:vAlign w:val="center"/>
+          </w:tcPr>
+          <w:p>
+            <w:pPr>
+              <w:pStyle w:val="Normal"/>
+              <w:jc w:val="center"/>
+              <w:pBdr>
+                <w:bottom w:val="none" w:sz="0" w:space="0" w:color="000000"/>
+                <w:top w:val="none" w:sz="0" w:space="0" w:color="000000"/>
+                <w:left w:val="none" w:sz="0" w:space="0" w:color="000000"/>
+                <w:right w:val="none" w:sz="0" w:space="0" w:color="000000"/>
+              </w:pBdr>
+              <w:spacing w:after="40" w:before="40" w:line="240"/>
+              <w:ind w:left="40" w:right="40" w:firstLine="0" w:firstLineChars="0"/>
+              <w:rPr>
+                <w:rFonts w:ascii="Arial" w:hAnsi="Arial" w:eastAsia="Arial" w:cs="Arial"/>
+                <w:i w:val="false"/>
+                <w:b w:val="false"/>
+                <w:u w:val="none"/>
+                <w:strike w:val="false"/>
+                <w:sz w:val="6"/>
+                <w:szCs w:val="6"/>
+                <w:color w:val="000000"/>
+              </w:rPr>
+            </w:pPr>
+            <w:r>
+              <w:rPr>
+                <w:rFonts w:ascii="Arial" w:hAnsi="Arial" w:eastAsia="Arial" w:cs="Arial"/>
+                <w:i w:val="false"/>
+                <w:b w:val="false"/>
+                <w:u w:val="none"/>
+                <w:strike w:val="false"/>
+                <w:sz w:val="6"/>
+                <w:szCs w:val="6"/>
+                <w:color w:val="000000"/>
+              </w:rPr>
+              <w:t xml:space="preserve">2,36 (32)</w:t>
+            </w:r>
+          </w:p>
+        </w:tc>
+        <w:tc>
+          <w:tcPr>
+            <w:tcBorders>
+              <w:bottom w:val="none" w:sz="0" w:space="0" w:color="000000"/>
+              <w:top w:val="none" w:sz="0" w:space="0" w:color="000000"/>
+              <w:left w:val="none" w:sz="0" w:space="0" w:color="000000"/>
+              <w:right w:val="none" w:sz="0" w:space="0" w:color="000000"/>
+            </w:tcBorders>
+            <w:shd w:val="clear" w:color="auto" w:fill="FFFFFF"/>
+            <w:tcMar>
+              <w:top w:w="0" w:type="dxa"/>
+              <w:bottom w:w="0" w:type="dxa"/>
+              <w:left w:w="0" w:type="dxa"/>
+              <w:right w:w="0" w:type="dxa"/>
+            </w:tcMar>
+            <w:vAlign w:val="center"/>
+          </w:tcPr>
+          <w:p>
+            <w:pPr>
+              <w:pStyle w:val="Normal"/>
+              <w:jc w:val="center"/>
+              <w:pBdr>
+                <w:bottom w:val="none" w:sz="0" w:space="0" w:color="000000"/>
+                <w:top w:val="none" w:sz="0" w:space="0" w:color="000000"/>
+                <w:left w:val="none" w:sz="0" w:space="0" w:color="000000"/>
+                <w:right w:val="none" w:sz="0" w:space="0" w:color="000000"/>
+              </w:pBdr>
+              <w:spacing w:after="40" w:before="40" w:line="240"/>
+              <w:ind w:left="40" w:right="40" w:firstLine="0" w:firstLineChars="0"/>
+              <w:rPr>
+                <w:rFonts w:ascii="Arial" w:hAnsi="Arial" w:eastAsia="Arial" w:cs="Arial"/>
+                <w:i w:val="false"/>
+                <w:b w:val="false"/>
+                <w:u w:val="none"/>
+                <w:strike w:val="false"/>
+                <w:sz w:val="6"/>
+                <w:szCs w:val="6"/>
+                <w:color w:val="000000"/>
+              </w:rPr>
+            </w:pPr>
+            <w:r>
+              <w:rPr>
+                <w:rFonts w:ascii="Arial" w:hAnsi="Arial" w:eastAsia="Arial" w:cs="Arial"/>
+                <w:i w:val="false"/>
+                <w:b w:val="false"/>
+                <w:u w:val="none"/>
+                <w:strike w:val="false"/>
+                <w:sz w:val="6"/>
+                <w:szCs w:val="6"/>
+                <w:color w:val="000000"/>
+              </w:rPr>
+              <w:t xml:space="preserve">no</w:t>
+            </w:r>
+          </w:p>
+        </w:tc>
+      </w:tr>
+      <w:tr>
+        <w:trPr>
+          <w:trHeight w:val="152" w:hRule="auto"/>
+        </w:trPr>
+        <w:tc>
+          <w:tcPr>
+            <w:tcBorders>
+              <w:bottom w:val="none" w:sz="0" w:space="0" w:color="000000"/>
+              <w:top w:val="none" w:sz="0" w:space="0" w:color="000000"/>
+              <w:left w:val="none" w:sz="0" w:space="0" w:color="000000"/>
+              <w:right w:val="none" w:sz="0" w:space="0" w:color="000000"/>
+            </w:tcBorders>
+            <w:shd w:val="clear" w:color="auto" w:fill="FFFFFF"/>
+            <w:tcMar>
+              <w:top w:w="0" w:type="dxa"/>
+              <w:bottom w:w="0" w:type="dxa"/>
+              <w:left w:w="0" w:type="dxa"/>
+              <w:right w:w="0" w:type="dxa"/>
+            </w:tcMar>
+            <w:vAlign w:val="center"/>
+          </w:tcPr>
+          <w:p>
+            <w:pPr>
+              <w:pStyle w:val="Normal"/>
+              <w:jc w:val="center"/>
+              <w:pBdr>
+                <w:bottom w:val="none" w:sz="0" w:space="0" w:color="000000"/>
+                <w:top w:val="none" w:sz="0" w:space="0" w:color="000000"/>
+                <w:left w:val="none" w:sz="0" w:space="0" w:color="000000"/>
+                <w:right w:val="none" w:sz="0" w:space="0" w:color="000000"/>
+              </w:pBdr>
+              <w:spacing w:after="40" w:before="40" w:line="240"/>
+              <w:ind w:left="40" w:right="40" w:firstLine="0" w:firstLineChars="0"/>
+              <w:rPr>
+                <w:rFonts w:ascii="Arial" w:hAnsi="Arial" w:eastAsia="Arial" w:cs="Arial"/>
+                <w:i w:val="false"/>
+                <w:b w:val="false"/>
+                <w:u w:val="none"/>
+                <w:strike w:val="false"/>
+                <w:sz w:val="6"/>
+                <w:szCs w:val="6"/>
+                <w:color w:val="000000"/>
+              </w:rPr>
+            </w:pPr>
+            <w:r>
+              <w:rPr>
+                <w:rFonts w:ascii="Arial" w:hAnsi="Arial" w:eastAsia="Arial" w:cs="Arial"/>
+                <w:i w:val="false"/>
+                <w:b w:val="false"/>
+                <w:u w:val="none"/>
+                <w:strike w:val="false"/>
+                <w:sz w:val="6"/>
+                <w:szCs w:val="6"/>
+                <w:color w:val="000000"/>
+              </w:rPr>
+              <w:t xml:space="preserve">Control (ESH)</w:t>
+            </w:r>
+          </w:p>
+        </w:tc>
+        <w:tc>
+          <w:tcPr>
+            <w:tcBorders>
+              <w:bottom w:val="none" w:sz="0" w:space="0" w:color="000000"/>
+              <w:top w:val="none" w:sz="0" w:space="0" w:color="000000"/>
+              <w:left w:val="none" w:sz="0" w:space="0" w:color="000000"/>
+              <w:right w:val="none" w:sz="0" w:space="0" w:color="000000"/>
+            </w:tcBorders>
+            <w:shd w:val="clear" w:color="auto" w:fill="FFFFFF"/>
+            <w:tcMar>
+              <w:top w:w="0" w:type="dxa"/>
+              <w:bottom w:w="0" w:type="dxa"/>
+              <w:left w:w="0" w:type="dxa"/>
+              <w:right w:w="0" w:type="dxa"/>
+            </w:tcMar>
+            <w:vAlign w:val="center"/>
+          </w:tcPr>
+          <w:p>
+            <w:pPr>
+              <w:pStyle w:val="Normal"/>
+              <w:jc w:val="center"/>
+              <w:pBdr>
+                <w:bottom w:val="none" w:sz="0" w:space="0" w:color="000000"/>
+                <w:top w:val="none" w:sz="0" w:space="0" w:color="000000"/>
+                <w:left w:val="none" w:sz="0" w:space="0" w:color="000000"/>
+                <w:right w:val="none" w:sz="0" w:space="0" w:color="000000"/>
+              </w:pBdr>
+              <w:spacing w:after="40" w:before="40" w:line="240"/>
+              <w:ind w:left="40" w:right="40" w:firstLine="0" w:firstLineChars="0"/>
+              <w:rPr>
+                <w:rFonts w:ascii="Arial" w:hAnsi="Arial" w:eastAsia="Arial" w:cs="Arial"/>
+                <w:i w:val="false"/>
+                <w:b w:val="false"/>
+                <w:u w:val="none"/>
+                <w:strike w:val="false"/>
+                <w:sz w:val="6"/>
+                <w:szCs w:val="6"/>
+                <w:color w:val="000000"/>
+              </w:rPr>
+            </w:pPr>
+            <w:r>
+              <w:rPr>
+                <w:rFonts w:ascii="Arial" w:hAnsi="Arial" w:eastAsia="Arial" w:cs="Arial"/>
+                <w:i w:val="false"/>
+                <w:b w:val="false"/>
+                <w:u w:val="none"/>
+                <w:strike w:val="false"/>
+                <w:sz w:val="6"/>
+                <w:szCs w:val="6"/>
+                <w:color w:val="000000"/>
+              </w:rPr>
+              <w:t xml:space="preserve">558</w:t>
+            </w:r>
+          </w:p>
+        </w:tc>
+        <w:tc>
+          <w:tcPr>
+            <w:tcBorders>
+              <w:bottom w:val="none" w:sz="0" w:space="0" w:color="000000"/>
+              <w:top w:val="none" w:sz="0" w:space="0" w:color="000000"/>
+              <w:left w:val="none" w:sz="0" w:space="0" w:color="000000"/>
+              <w:right w:val="none" w:sz="0" w:space="0" w:color="000000"/>
+            </w:tcBorders>
+            <w:shd w:val="clear" w:color="auto" w:fill="FFFFFF"/>
+            <w:tcMar>
+              <w:top w:w="0" w:type="dxa"/>
+              <w:bottom w:w="0" w:type="dxa"/>
+              <w:left w:w="0" w:type="dxa"/>
+              <w:right w:w="0" w:type="dxa"/>
+            </w:tcMar>
+            <w:vAlign w:val="center"/>
+          </w:tcPr>
+          <w:p>
+            <w:pPr>
+              <w:pStyle w:val="Normal"/>
+              <w:jc w:val="center"/>
+              <w:pBdr>
+                <w:bottom w:val="none" w:sz="0" w:space="0" w:color="000000"/>
+                <w:top w:val="none" w:sz="0" w:space="0" w:color="000000"/>
+                <w:left w:val="none" w:sz="0" w:space="0" w:color="000000"/>
+                <w:right w:val="none" w:sz="0" w:space="0" w:color="000000"/>
+              </w:pBdr>
+              <w:spacing w:after="40" w:before="40" w:line="240"/>
+              <w:ind w:left="40" w:right="40" w:firstLine="0" w:firstLineChars="0"/>
+              <w:rPr>
+                <w:rFonts w:ascii="Arial" w:hAnsi="Arial" w:eastAsia="Arial" w:cs="Arial"/>
+                <w:i w:val="false"/>
+                <w:b w:val="false"/>
+                <w:u w:val="none"/>
+                <w:strike w:val="false"/>
+                <w:sz w:val="6"/>
+                <w:szCs w:val="6"/>
+                <w:color w:val="000000"/>
+              </w:rPr>
+            </w:pPr>
+            <w:r>
+              <w:rPr>
+                <w:rFonts w:ascii="Arial" w:hAnsi="Arial" w:eastAsia="Arial" w:cs="Arial"/>
+                <w:i w:val="false"/>
+                <w:b w:val="false"/>
+                <w:u w:val="none"/>
+                <w:strike w:val="false"/>
+                <w:sz w:val="6"/>
+                <w:szCs w:val="6"/>
+                <w:color w:val="000000"/>
+              </w:rPr>
+              <w:t xml:space="preserve">0,88</w:t>
+            </w:r>
+          </w:p>
+        </w:tc>
+        <w:tc>
+          <w:tcPr>
+            <w:tcBorders>
+              <w:bottom w:val="none" w:sz="0" w:space="0" w:color="000000"/>
+              <w:top w:val="none" w:sz="0" w:space="0" w:color="000000"/>
+              <w:left w:val="none" w:sz="0" w:space="0" w:color="000000"/>
+              <w:right w:val="none" w:sz="0" w:space="0" w:color="000000"/>
+            </w:tcBorders>
+            <w:shd w:val="clear" w:color="auto" w:fill="FFFFFF"/>
+            <w:tcMar>
+              <w:top w:w="0" w:type="dxa"/>
+              <w:bottom w:w="0" w:type="dxa"/>
+              <w:left w:w="0" w:type="dxa"/>
+              <w:right w:w="0" w:type="dxa"/>
+            </w:tcMar>
+            <w:vAlign w:val="center"/>
+          </w:tcPr>
+          <w:p>
+            <w:pPr>
+              <w:pStyle w:val="Normal"/>
+              <w:jc w:val="center"/>
+              <w:pBdr>
+                <w:bottom w:val="none" w:sz="0" w:space="0" w:color="000000"/>
+                <w:top w:val="none" w:sz="0" w:space="0" w:color="000000"/>
+                <w:left w:val="none" w:sz="0" w:space="0" w:color="000000"/>
+                <w:right w:val="none" w:sz="0" w:space="0" w:color="000000"/>
+              </w:pBdr>
+              <w:spacing w:after="40" w:before="40" w:line="240"/>
+              <w:ind w:left="40" w:right="40" w:firstLine="0" w:firstLineChars="0"/>
+              <w:rPr>
+                <w:rFonts w:ascii="Arial" w:hAnsi="Arial" w:eastAsia="Arial" w:cs="Arial"/>
+                <w:i w:val="false"/>
+                <w:b w:val="false"/>
+                <w:u w:val="none"/>
+                <w:strike w:val="false"/>
+                <w:sz w:val="6"/>
+                <w:szCs w:val="6"/>
+                <w:color w:val="000000"/>
+              </w:rPr>
+            </w:pPr>
+            <w:r>
+              <w:rPr>
+                <w:rFonts w:ascii="Arial" w:hAnsi="Arial" w:eastAsia="Arial" w:cs="Arial"/>
+                <w:i w:val="false"/>
+                <w:b w:val="false"/>
+                <w:u w:val="none"/>
+                <w:strike w:val="false"/>
+                <w:sz w:val="6"/>
+                <w:szCs w:val="6"/>
+                <w:color w:val="000000"/>
+              </w:rPr>
+              <w:t xml:space="preserve">2,35</w:t>
+            </w:r>
+          </w:p>
+        </w:tc>
+        <w:tc>
+          <w:tcPr>
+            <w:tcBorders>
+              <w:bottom w:val="none" w:sz="0" w:space="0" w:color="000000"/>
+              <w:top w:val="none" w:sz="0" w:space="0" w:color="000000"/>
+              <w:left w:val="none" w:sz="0" w:space="0" w:color="000000"/>
+              <w:right w:val="none" w:sz="0" w:space="0" w:color="000000"/>
+            </w:tcBorders>
+            <w:shd w:val="clear" w:color="auto" w:fill="FFFFFF"/>
+            <w:tcMar>
+              <w:top w:w="0" w:type="dxa"/>
+              <w:bottom w:w="0" w:type="dxa"/>
+              <w:left w:w="0" w:type="dxa"/>
+              <w:right w:w="0" w:type="dxa"/>
+            </w:tcMar>
+            <w:vAlign w:val="center"/>
+          </w:tcPr>
+          <w:p>
+            <w:pPr>
+              <w:pStyle w:val="Normal"/>
+              <w:jc w:val="center"/>
+              <w:pBdr>
+                <w:bottom w:val="none" w:sz="0" w:space="0" w:color="000000"/>
+                <w:top w:val="none" w:sz="0" w:space="0" w:color="000000"/>
+                <w:left w:val="none" w:sz="0" w:space="0" w:color="000000"/>
+                <w:right w:val="none" w:sz="0" w:space="0" w:color="000000"/>
+              </w:pBdr>
+              <w:spacing w:after="40" w:before="40" w:line="240"/>
+              <w:ind w:left="40" w:right="40" w:firstLine="0" w:firstLineChars="0"/>
+              <w:rPr>
+                <w:rFonts w:ascii="Arial" w:hAnsi="Arial" w:eastAsia="Arial" w:cs="Arial"/>
+                <w:i w:val="false"/>
+                <w:b w:val="false"/>
+                <w:u w:val="none"/>
+                <w:strike w:val="false"/>
+                <w:sz w:val="6"/>
+                <w:szCs w:val="6"/>
+                <w:color w:val="000000"/>
+              </w:rPr>
+            </w:pPr>
+            <w:r>
+              <w:rPr>
+                <w:rFonts w:ascii="Arial" w:hAnsi="Arial" w:eastAsia="Arial" w:cs="Arial"/>
+                <w:i w:val="false"/>
+                <w:b w:val="false"/>
+                <w:u w:val="none"/>
+                <w:strike w:val="false"/>
+                <w:sz w:val="6"/>
+                <w:szCs w:val="6"/>
+                <w:color w:val="000000"/>
+              </w:rPr>
+              <w:t xml:space="preserve">7,07</w:t>
+            </w:r>
+          </w:p>
+        </w:tc>
+        <w:tc>
+          <w:tcPr>
+            <w:tcBorders>
+              <w:bottom w:val="none" w:sz="0" w:space="0" w:color="000000"/>
+              <w:top w:val="none" w:sz="0" w:space="0" w:color="000000"/>
+              <w:left w:val="none" w:sz="0" w:space="0" w:color="000000"/>
+              <w:right w:val="none" w:sz="0" w:space="0" w:color="000000"/>
+            </w:tcBorders>
+            <w:shd w:val="clear" w:color="auto" w:fill="FFFFFF"/>
+            <w:tcMar>
+              <w:top w:w="0" w:type="dxa"/>
+              <w:bottom w:w="0" w:type="dxa"/>
+              <w:left w:w="0" w:type="dxa"/>
+              <w:right w:w="0" w:type="dxa"/>
+            </w:tcMar>
+            <w:vAlign w:val="center"/>
+          </w:tcPr>
+          <w:p>
+            <w:pPr>
+              <w:pStyle w:val="Normal"/>
+              <w:jc w:val="center"/>
+              <w:pBdr>
+                <w:bottom w:val="none" w:sz="0" w:space="0" w:color="000000"/>
+                <w:top w:val="none" w:sz="0" w:space="0" w:color="000000"/>
+                <w:left w:val="none" w:sz="0" w:space="0" w:color="000000"/>
+                <w:right w:val="none" w:sz="0" w:space="0" w:color="000000"/>
+              </w:pBdr>
+              <w:spacing w:after="40" w:before="40" w:line="240"/>
+              <w:ind w:left="40" w:right="40" w:firstLine="0" w:firstLineChars="0"/>
+              <w:rPr>
+                <w:rFonts w:ascii="Arial" w:hAnsi="Arial" w:eastAsia="Arial" w:cs="Arial"/>
+                <w:i w:val="false"/>
+                <w:b w:val="false"/>
+                <w:u w:val="none"/>
+                <w:strike w:val="false"/>
+                <w:sz w:val="6"/>
+                <w:szCs w:val="6"/>
+                <w:color w:val="000000"/>
+              </w:rPr>
+            </w:pPr>
+            <w:r>
+              <w:rPr>
+                <w:rFonts w:ascii="Arial" w:hAnsi="Arial" w:eastAsia="Arial" w:cs="Arial"/>
+                <w:i w:val="false"/>
+                <w:b w:val="false"/>
+                <w:u w:val="none"/>
+                <w:strike w:val="false"/>
+                <w:sz w:val="6"/>
+                <w:szCs w:val="6"/>
+                <w:color w:val="000000"/>
+              </w:rPr>
+              <w:t xml:space="preserve">13,41</w:t>
+            </w:r>
+          </w:p>
+        </w:tc>
+        <w:tc>
+          <w:tcPr>
+            <w:tcBorders>
+              <w:bottom w:val="none" w:sz="0" w:space="0" w:color="000000"/>
+              <w:top w:val="none" w:sz="0" w:space="0" w:color="000000"/>
+              <w:left w:val="none" w:sz="0" w:space="0" w:color="000000"/>
+              <w:right w:val="none" w:sz="0" w:space="0" w:color="000000"/>
+            </w:tcBorders>
+            <w:shd w:val="clear" w:color="auto" w:fill="FFFFFF"/>
+            <w:tcMar>
+              <w:top w:w="0" w:type="dxa"/>
+              <w:bottom w:w="0" w:type="dxa"/>
+              <w:left w:w="0" w:type="dxa"/>
+              <w:right w:w="0" w:type="dxa"/>
+            </w:tcMar>
+            <w:vAlign w:val="center"/>
+          </w:tcPr>
+          <w:p>
+            <w:pPr>
+              <w:pStyle w:val="Normal"/>
+              <w:jc w:val="center"/>
+              <w:pBdr>
+                <w:bottom w:val="none" w:sz="0" w:space="0" w:color="000000"/>
+                <w:top w:val="none" w:sz="0" w:space="0" w:color="000000"/>
+                <w:left w:val="none" w:sz="0" w:space="0" w:color="000000"/>
+                <w:right w:val="none" w:sz="0" w:space="0" w:color="000000"/>
+              </w:pBdr>
+              <w:spacing w:after="40" w:before="40" w:line="240"/>
+              <w:ind w:left="40" w:right="40" w:firstLine="0" w:firstLineChars="0"/>
+              <w:rPr>
+                <w:rFonts w:ascii="Arial" w:hAnsi="Arial" w:eastAsia="Arial" w:cs="Arial"/>
+                <w:i w:val="false"/>
+                <w:b w:val="false"/>
+                <w:u w:val="none"/>
+                <w:strike w:val="false"/>
+                <w:sz w:val="6"/>
+                <w:szCs w:val="6"/>
+                <w:color w:val="000000"/>
+              </w:rPr>
+            </w:pPr>
+            <w:r>
+              <w:rPr>
+                <w:rFonts w:ascii="Arial" w:hAnsi="Arial" w:eastAsia="Arial" w:cs="Arial"/>
+                <w:i w:val="false"/>
+                <w:b w:val="false"/>
+                <w:u w:val="none"/>
+                <w:strike w:val="false"/>
+                <w:sz w:val="6"/>
+                <w:szCs w:val="6"/>
+                <w:color w:val="000000"/>
+              </w:rPr>
+              <w:t xml:space="preserve">2,27 (438)</w:t>
+            </w:r>
+          </w:p>
+        </w:tc>
+        <w:tc>
+          <w:tcPr>
+            <w:tcBorders>
+              <w:bottom w:val="none" w:sz="0" w:space="0" w:color="000000"/>
+              <w:top w:val="none" w:sz="0" w:space="0" w:color="000000"/>
+              <w:left w:val="none" w:sz="0" w:space="0" w:color="000000"/>
+              <w:right w:val="none" w:sz="0" w:space="0" w:color="000000"/>
+            </w:tcBorders>
+            <w:shd w:val="clear" w:color="auto" w:fill="FFFFFF"/>
+            <w:tcMar>
+              <w:top w:w="0" w:type="dxa"/>
+              <w:bottom w:w="0" w:type="dxa"/>
+              <w:left w:w="0" w:type="dxa"/>
+              <w:right w:w="0" w:type="dxa"/>
+            </w:tcMar>
+            <w:vAlign w:val="center"/>
+          </w:tcPr>
+          <w:p>
+            <w:pPr>
+              <w:pStyle w:val="Normal"/>
+              <w:jc w:val="center"/>
+              <w:pBdr>
+                <w:bottom w:val="none" w:sz="0" w:space="0" w:color="000000"/>
+                <w:top w:val="none" w:sz="0" w:space="0" w:color="000000"/>
+                <w:left w:val="none" w:sz="0" w:space="0" w:color="000000"/>
+                <w:right w:val="none" w:sz="0" w:space="0" w:color="000000"/>
+              </w:pBdr>
+              <w:spacing w:after="40" w:before="40" w:line="240"/>
+              <w:ind w:left="40" w:right="40" w:firstLine="0" w:firstLineChars="0"/>
+              <w:rPr>
+                <w:rFonts w:ascii="Arial" w:hAnsi="Arial" w:eastAsia="Arial" w:cs="Arial"/>
+                <w:i w:val="false"/>
+                <w:b w:val="false"/>
+                <w:u w:val="none"/>
+                <w:strike w:val="false"/>
+                <w:sz w:val="6"/>
+                <w:szCs w:val="6"/>
+                <w:color w:val="000000"/>
+              </w:rPr>
+            </w:pPr>
+            <w:r>
+              <w:rPr>
+                <w:rFonts w:ascii="Arial" w:hAnsi="Arial" w:eastAsia="Arial" w:cs="Arial"/>
+                <w:i w:val="false"/>
+                <w:b w:val="false"/>
+                <w:u w:val="none"/>
+                <w:strike w:val="false"/>
+                <w:sz w:val="6"/>
+                <w:szCs w:val="6"/>
+                <w:color w:val="000000"/>
+              </w:rPr>
+              <w:t xml:space="preserve">3,80 (93)</w:t>
+            </w:r>
+          </w:p>
+        </w:tc>
+        <w:tc>
+          <w:tcPr>
+            <w:tcBorders>
+              <w:bottom w:val="none" w:sz="0" w:space="0" w:color="000000"/>
+              <w:top w:val="none" w:sz="0" w:space="0" w:color="000000"/>
+              <w:left w:val="none" w:sz="0" w:space="0" w:color="000000"/>
+              <w:right w:val="none" w:sz="0" w:space="0" w:color="000000"/>
+            </w:tcBorders>
+            <w:shd w:val="clear" w:color="auto" w:fill="FFFFFF"/>
+            <w:tcMar>
+              <w:top w:w="0" w:type="dxa"/>
+              <w:bottom w:w="0" w:type="dxa"/>
+              <w:left w:w="0" w:type="dxa"/>
+              <w:right w:w="0" w:type="dxa"/>
+            </w:tcMar>
+            <w:vAlign w:val="center"/>
+          </w:tcPr>
+          <w:p>
+            <w:pPr>
+              <w:pStyle w:val="Normal"/>
+              <w:jc w:val="center"/>
+              <w:pBdr>
+                <w:bottom w:val="none" w:sz="0" w:space="0" w:color="000000"/>
+                <w:top w:val="none" w:sz="0" w:space="0" w:color="000000"/>
+                <w:left w:val="none" w:sz="0" w:space="0" w:color="000000"/>
+                <w:right w:val="none" w:sz="0" w:space="0" w:color="000000"/>
+              </w:pBdr>
+              <w:spacing w:after="40" w:before="40" w:line="240"/>
+              <w:ind w:left="40" w:right="40" w:firstLine="0" w:firstLineChars="0"/>
+              <w:rPr>
+                <w:rFonts w:ascii="Arial" w:hAnsi="Arial" w:eastAsia="Arial" w:cs="Arial"/>
+                <w:i w:val="false"/>
+                <w:b w:val="false"/>
+                <w:u w:val="none"/>
+                <w:strike w:val="false"/>
+                <w:sz w:val="6"/>
+                <w:szCs w:val="6"/>
+                <w:color w:val="000000"/>
+              </w:rPr>
+            </w:pPr>
+            <w:r>
+              <w:rPr>
+                <w:rFonts w:ascii="Arial" w:hAnsi="Arial" w:eastAsia="Arial" w:cs="Arial"/>
+                <w:i w:val="false"/>
+                <w:b w:val="false"/>
+                <w:u w:val="none"/>
+                <w:strike w:val="false"/>
+                <w:sz w:val="6"/>
+                <w:szCs w:val="6"/>
+                <w:color w:val="000000"/>
+              </w:rPr>
+              <w:t xml:space="preserve">2,41 (27)</w:t>
+            </w:r>
+          </w:p>
+        </w:tc>
+        <w:tc>
+          <w:tcPr>
+            <w:tcBorders>
+              <w:bottom w:val="none" w:sz="0" w:space="0" w:color="000000"/>
+              <w:top w:val="none" w:sz="0" w:space="0" w:color="000000"/>
+              <w:left w:val="none" w:sz="0" w:space="0" w:color="000000"/>
+              <w:right w:val="none" w:sz="0" w:space="0" w:color="000000"/>
+            </w:tcBorders>
+            <w:shd w:val="clear" w:color="auto" w:fill="FFFFFF"/>
+            <w:tcMar>
+              <w:top w:w="0" w:type="dxa"/>
+              <w:bottom w:w="0" w:type="dxa"/>
+              <w:left w:w="0" w:type="dxa"/>
+              <w:right w:w="0" w:type="dxa"/>
+            </w:tcMar>
+            <w:vAlign w:val="center"/>
+          </w:tcPr>
+          <w:p>
+            <w:pPr>
+              <w:pStyle w:val="Normal"/>
+              <w:jc w:val="center"/>
+              <w:pBdr>
+                <w:bottom w:val="none" w:sz="0" w:space="0" w:color="000000"/>
+                <w:top w:val="none" w:sz="0" w:space="0" w:color="000000"/>
+                <w:left w:val="none" w:sz="0" w:space="0" w:color="000000"/>
+                <w:right w:val="none" w:sz="0" w:space="0" w:color="000000"/>
+              </w:pBdr>
+              <w:spacing w:after="40" w:before="40" w:line="240"/>
+              <w:ind w:left="40" w:right="40" w:firstLine="0" w:firstLineChars="0"/>
+              <w:rPr>
+                <w:rFonts w:ascii="Arial" w:hAnsi="Arial" w:eastAsia="Arial" w:cs="Arial"/>
+                <w:i w:val="false"/>
+                <w:b w:val="false"/>
+                <w:u w:val="none"/>
+                <w:strike w:val="false"/>
+                <w:sz w:val="6"/>
+                <w:szCs w:val="6"/>
+                <w:color w:val="000000"/>
+              </w:rPr>
+            </w:pPr>
+            <w:r>
+              <w:rPr>
+                <w:rFonts w:ascii="Arial" w:hAnsi="Arial" w:eastAsia="Arial" w:cs="Arial"/>
+                <w:i w:val="false"/>
+                <w:b w:val="false"/>
+                <w:u w:val="none"/>
+                <w:strike w:val="false"/>
+                <w:sz w:val="6"/>
+                <w:szCs w:val="6"/>
+                <w:color w:val="000000"/>
+              </w:rPr>
+              <w:t xml:space="preserve">no</w:t>
+            </w:r>
+          </w:p>
+        </w:tc>
+      </w:tr>
+      <w:tr>
+        <w:trPr>
+          <w:trHeight w:val="152" w:hRule="auto"/>
+        </w:trPr>
+        <w:tc>
+          <w:tcPr>
+            <w:tcBorders>
+              <w:bottom w:val="none" w:sz="0" w:space="0" w:color="000000"/>
+              <w:top w:val="none" w:sz="0" w:space="0" w:color="000000"/>
+              <w:left w:val="none" w:sz="0" w:space="0" w:color="000000"/>
+              <w:right w:val="none" w:sz="0" w:space="0" w:color="000000"/>
+            </w:tcBorders>
+            <w:shd w:val="clear" w:color="auto" w:fill="FFFFFF"/>
+            <w:tcMar>
+              <w:top w:w="0" w:type="dxa"/>
+              <w:bottom w:w="0" w:type="dxa"/>
+              <w:left w:w="0" w:type="dxa"/>
+              <w:right w:w="0" w:type="dxa"/>
+            </w:tcMar>
+            <w:vAlign w:val="center"/>
+          </w:tcPr>
+          <w:p>
+            <w:pPr>
+              <w:pStyle w:val="Normal"/>
+              <w:jc w:val="center"/>
+              <w:pBdr>
+                <w:bottom w:val="none" w:sz="0" w:space="0" w:color="000000"/>
+                <w:top w:val="none" w:sz="0" w:space="0" w:color="000000"/>
+                <w:left w:val="none" w:sz="0" w:space="0" w:color="000000"/>
+                <w:right w:val="none" w:sz="0" w:space="0" w:color="000000"/>
+              </w:pBdr>
+              <w:spacing w:after="40" w:before="40" w:line="240"/>
+              <w:ind w:left="40" w:right="40" w:firstLine="0" w:firstLineChars="0"/>
+              <w:rPr>
+                <w:rFonts w:ascii="Arial" w:hAnsi="Arial" w:eastAsia="Arial" w:cs="Arial"/>
+                <w:i w:val="false"/>
+                <w:b w:val="false"/>
+                <w:u w:val="none"/>
+                <w:strike w:val="false"/>
+                <w:sz w:val="6"/>
+                <w:szCs w:val="6"/>
+                <w:color w:val="000000"/>
+              </w:rPr>
+            </w:pPr>
+            <w:r>
+              <w:rPr>
+                <w:rFonts w:ascii="Arial" w:hAnsi="Arial" w:eastAsia="Arial" w:cs="Arial"/>
+                <w:i w:val="false"/>
+                <w:b w:val="false"/>
+                <w:u w:val="none"/>
+                <w:strike w:val="false"/>
+                <w:sz w:val="6"/>
+                <w:szCs w:val="6"/>
+                <w:color w:val="000000"/>
+              </w:rPr>
+              <w:t xml:space="preserve">Control (AHA)</w:t>
+            </w:r>
+          </w:p>
+        </w:tc>
+        <w:tc>
+          <w:tcPr>
+            <w:tcBorders>
+              <w:bottom w:val="none" w:sz="0" w:space="0" w:color="000000"/>
+              <w:top w:val="none" w:sz="0" w:space="0" w:color="000000"/>
+              <w:left w:val="none" w:sz="0" w:space="0" w:color="000000"/>
+              <w:right w:val="none" w:sz="0" w:space="0" w:color="000000"/>
+            </w:tcBorders>
+            <w:shd w:val="clear" w:color="auto" w:fill="FFFFFF"/>
+            <w:tcMar>
+              <w:top w:w="0" w:type="dxa"/>
+              <w:bottom w:w="0" w:type="dxa"/>
+              <w:left w:w="0" w:type="dxa"/>
+              <w:right w:w="0" w:type="dxa"/>
+            </w:tcMar>
+            <w:vAlign w:val="center"/>
+          </w:tcPr>
+          <w:p>
+            <w:pPr>
+              <w:pStyle w:val="Normal"/>
+              <w:jc w:val="center"/>
+              <w:pBdr>
+                <w:bottom w:val="none" w:sz="0" w:space="0" w:color="000000"/>
+                <w:top w:val="none" w:sz="0" w:space="0" w:color="000000"/>
+                <w:left w:val="none" w:sz="0" w:space="0" w:color="000000"/>
+                <w:right w:val="none" w:sz="0" w:space="0" w:color="000000"/>
+              </w:pBdr>
+              <w:spacing w:after="40" w:before="40" w:line="240"/>
+              <w:ind w:left="40" w:right="40" w:firstLine="0" w:firstLineChars="0"/>
+              <w:rPr>
+                <w:rFonts w:ascii="Arial" w:hAnsi="Arial" w:eastAsia="Arial" w:cs="Arial"/>
+                <w:i w:val="false"/>
+                <w:b w:val="false"/>
+                <w:u w:val="none"/>
+                <w:strike w:val="false"/>
+                <w:sz w:val="6"/>
+                <w:szCs w:val="6"/>
+                <w:color w:val="000000"/>
+              </w:rPr>
+            </w:pPr>
+            <w:r>
+              <w:rPr>
+                <w:rFonts w:ascii="Arial" w:hAnsi="Arial" w:eastAsia="Arial" w:cs="Arial"/>
+                <w:i w:val="false"/>
+                <w:b w:val="false"/>
+                <w:u w:val="none"/>
+                <w:strike w:val="false"/>
+                <w:sz w:val="6"/>
+                <w:szCs w:val="6"/>
+                <w:color w:val="000000"/>
+              </w:rPr>
+              <w:t xml:space="preserve">558</w:t>
+            </w:r>
+          </w:p>
+        </w:tc>
+        <w:tc>
+          <w:tcPr>
+            <w:tcBorders>
+              <w:bottom w:val="none" w:sz="0" w:space="0" w:color="000000"/>
+              <w:top w:val="none" w:sz="0" w:space="0" w:color="000000"/>
+              <w:left w:val="none" w:sz="0" w:space="0" w:color="000000"/>
+              <w:right w:val="none" w:sz="0" w:space="0" w:color="000000"/>
+            </w:tcBorders>
+            <w:shd w:val="clear" w:color="auto" w:fill="FFFFFF"/>
+            <w:tcMar>
+              <w:top w:w="0" w:type="dxa"/>
+              <w:bottom w:w="0" w:type="dxa"/>
+              <w:left w:w="0" w:type="dxa"/>
+              <w:right w:w="0" w:type="dxa"/>
+            </w:tcMar>
+            <w:vAlign w:val="center"/>
+          </w:tcPr>
+          <w:p>
+            <w:pPr>
+              <w:pStyle w:val="Normal"/>
+              <w:jc w:val="center"/>
+              <w:pBdr>
+                <w:bottom w:val="none" w:sz="0" w:space="0" w:color="000000"/>
+                <w:top w:val="none" w:sz="0" w:space="0" w:color="000000"/>
+                <w:left w:val="none" w:sz="0" w:space="0" w:color="000000"/>
+                <w:right w:val="none" w:sz="0" w:space="0" w:color="000000"/>
+              </w:pBdr>
+              <w:spacing w:after="40" w:before="40" w:line="240"/>
+              <w:ind w:left="40" w:right="40" w:firstLine="0" w:firstLineChars="0"/>
+              <w:rPr>
+                <w:rFonts w:ascii="Arial" w:hAnsi="Arial" w:eastAsia="Arial" w:cs="Arial"/>
+                <w:i w:val="false"/>
+                <w:b w:val="false"/>
+                <w:u w:val="none"/>
+                <w:strike w:val="false"/>
+                <w:sz w:val="6"/>
+                <w:szCs w:val="6"/>
+                <w:color w:val="000000"/>
+              </w:rPr>
+            </w:pPr>
+            <w:r>
+              <w:rPr>
+                <w:rFonts w:ascii="Arial" w:hAnsi="Arial" w:eastAsia="Arial" w:cs="Arial"/>
+                <w:i w:val="false"/>
+                <w:b w:val="false"/>
+                <w:u w:val="none"/>
+                <w:strike w:val="false"/>
+                <w:sz w:val="6"/>
+                <w:szCs w:val="6"/>
+                <w:color w:val="000000"/>
+              </w:rPr>
+              <w:t xml:space="preserve">0,88</w:t>
+            </w:r>
+          </w:p>
+        </w:tc>
+        <w:tc>
+          <w:tcPr>
+            <w:tcBorders>
+              <w:bottom w:val="none" w:sz="0" w:space="0" w:color="000000"/>
+              <w:top w:val="none" w:sz="0" w:space="0" w:color="000000"/>
+              <w:left w:val="none" w:sz="0" w:space="0" w:color="000000"/>
+              <w:right w:val="none" w:sz="0" w:space="0" w:color="000000"/>
+            </w:tcBorders>
+            <w:shd w:val="clear" w:color="auto" w:fill="FFFFFF"/>
+            <w:tcMar>
+              <w:top w:w="0" w:type="dxa"/>
+              <w:bottom w:w="0" w:type="dxa"/>
+              <w:left w:w="0" w:type="dxa"/>
+              <w:right w:w="0" w:type="dxa"/>
+            </w:tcMar>
+            <w:vAlign w:val="center"/>
+          </w:tcPr>
+          <w:p>
+            <w:pPr>
+              <w:pStyle w:val="Normal"/>
+              <w:jc w:val="center"/>
+              <w:pBdr>
+                <w:bottom w:val="none" w:sz="0" w:space="0" w:color="000000"/>
+                <w:top w:val="none" w:sz="0" w:space="0" w:color="000000"/>
+                <w:left w:val="none" w:sz="0" w:space="0" w:color="000000"/>
+                <w:right w:val="none" w:sz="0" w:space="0" w:color="000000"/>
+              </w:pBdr>
+              <w:spacing w:after="40" w:before="40" w:line="240"/>
+              <w:ind w:left="40" w:right="40" w:firstLine="0" w:firstLineChars="0"/>
+              <w:rPr>
+                <w:rFonts w:ascii="Arial" w:hAnsi="Arial" w:eastAsia="Arial" w:cs="Arial"/>
+                <w:i w:val="false"/>
+                <w:b w:val="false"/>
+                <w:u w:val="none"/>
+                <w:strike w:val="false"/>
+                <w:sz w:val="6"/>
+                <w:szCs w:val="6"/>
+                <w:color w:val="000000"/>
+              </w:rPr>
+            </w:pPr>
+            <w:r>
+              <w:rPr>
+                <w:rFonts w:ascii="Arial" w:hAnsi="Arial" w:eastAsia="Arial" w:cs="Arial"/>
+                <w:i w:val="false"/>
+                <w:b w:val="false"/>
+                <w:u w:val="none"/>
+                <w:strike w:val="false"/>
+                <w:sz w:val="6"/>
+                <w:szCs w:val="6"/>
+                <w:color w:val="000000"/>
+              </w:rPr>
+              <w:t xml:space="preserve">2,53</w:t>
+            </w:r>
+          </w:p>
+        </w:tc>
+        <w:tc>
+          <w:tcPr>
+            <w:tcBorders>
+              <w:bottom w:val="none" w:sz="0" w:space="0" w:color="000000"/>
+              <w:top w:val="none" w:sz="0" w:space="0" w:color="000000"/>
+              <w:left w:val="none" w:sz="0" w:space="0" w:color="000000"/>
+              <w:right w:val="none" w:sz="0" w:space="0" w:color="000000"/>
+            </w:tcBorders>
+            <w:shd w:val="clear" w:color="auto" w:fill="FFFFFF"/>
+            <w:tcMar>
+              <w:top w:w="0" w:type="dxa"/>
+              <w:bottom w:w="0" w:type="dxa"/>
+              <w:left w:w="0" w:type="dxa"/>
+              <w:right w:w="0" w:type="dxa"/>
+            </w:tcMar>
+            <w:vAlign w:val="center"/>
+          </w:tcPr>
+          <w:p>
+            <w:pPr>
+              <w:pStyle w:val="Normal"/>
+              <w:jc w:val="center"/>
+              <w:pBdr>
+                <w:bottom w:val="none" w:sz="0" w:space="0" w:color="000000"/>
+                <w:top w:val="none" w:sz="0" w:space="0" w:color="000000"/>
+                <w:left w:val="none" w:sz="0" w:space="0" w:color="000000"/>
+                <w:right w:val="none" w:sz="0" w:space="0" w:color="000000"/>
+              </w:pBdr>
+              <w:spacing w:after="40" w:before="40" w:line="240"/>
+              <w:ind w:left="40" w:right="40" w:firstLine="0" w:firstLineChars="0"/>
+              <w:rPr>
+                <w:rFonts w:ascii="Arial" w:hAnsi="Arial" w:eastAsia="Arial" w:cs="Arial"/>
+                <w:i w:val="false"/>
+                <w:b w:val="false"/>
+                <w:u w:val="none"/>
+                <w:strike w:val="false"/>
+                <w:sz w:val="6"/>
+                <w:szCs w:val="6"/>
+                <w:color w:val="000000"/>
+              </w:rPr>
+            </w:pPr>
+            <w:r>
+              <w:rPr>
+                <w:rFonts w:ascii="Arial" w:hAnsi="Arial" w:eastAsia="Arial" w:cs="Arial"/>
+                <w:i w:val="false"/>
+                <w:b w:val="false"/>
+                <w:u w:val="none"/>
+                <w:strike w:val="false"/>
+                <w:sz w:val="6"/>
+                <w:szCs w:val="6"/>
+                <w:color w:val="000000"/>
+              </w:rPr>
+              <w:t xml:space="preserve">7,68</w:t>
+            </w:r>
+          </w:p>
+        </w:tc>
+        <w:tc>
+          <w:tcPr>
+            <w:tcBorders>
+              <w:bottom w:val="none" w:sz="0" w:space="0" w:color="000000"/>
+              <w:top w:val="none" w:sz="0" w:space="0" w:color="000000"/>
+              <w:left w:val="none" w:sz="0" w:space="0" w:color="000000"/>
+              <w:right w:val="none" w:sz="0" w:space="0" w:color="000000"/>
+            </w:tcBorders>
+            <w:shd w:val="clear" w:color="auto" w:fill="FFFFFF"/>
+            <w:tcMar>
+              <w:top w:w="0" w:type="dxa"/>
+              <w:bottom w:w="0" w:type="dxa"/>
+              <w:left w:w="0" w:type="dxa"/>
+              <w:right w:w="0" w:type="dxa"/>
+            </w:tcMar>
+            <w:vAlign w:val="center"/>
+          </w:tcPr>
+          <w:p>
+            <w:pPr>
+              <w:pStyle w:val="Normal"/>
+              <w:jc w:val="center"/>
+              <w:pBdr>
+                <w:bottom w:val="none" w:sz="0" w:space="0" w:color="000000"/>
+                <w:top w:val="none" w:sz="0" w:space="0" w:color="000000"/>
+                <w:left w:val="none" w:sz="0" w:space="0" w:color="000000"/>
+                <w:right w:val="none" w:sz="0" w:space="0" w:color="000000"/>
+              </w:pBdr>
+              <w:spacing w:after="40" w:before="40" w:line="240"/>
+              <w:ind w:left="40" w:right="40" w:firstLine="0" w:firstLineChars="0"/>
+              <w:rPr>
+                <w:rFonts w:ascii="Arial" w:hAnsi="Arial" w:eastAsia="Arial" w:cs="Arial"/>
+                <w:i w:val="false"/>
+                <w:b w:val="false"/>
+                <w:u w:val="none"/>
+                <w:strike w:val="false"/>
+                <w:sz w:val="6"/>
+                <w:szCs w:val="6"/>
+                <w:color w:val="000000"/>
+              </w:rPr>
+            </w:pPr>
+            <w:r>
+              <w:rPr>
+                <w:rFonts w:ascii="Arial" w:hAnsi="Arial" w:eastAsia="Arial" w:cs="Arial"/>
+                <w:i w:val="false"/>
+                <w:b w:val="false"/>
+                <w:u w:val="none"/>
+                <w:strike w:val="false"/>
+                <w:sz w:val="6"/>
+                <w:szCs w:val="6"/>
+                <w:color w:val="000000"/>
+              </w:rPr>
+              <w:t xml:space="preserve">13,64</w:t>
+            </w:r>
+          </w:p>
+        </w:tc>
+        <w:tc>
+          <w:tcPr>
+            <w:tcBorders>
+              <w:bottom w:val="none" w:sz="0" w:space="0" w:color="000000"/>
+              <w:top w:val="none" w:sz="0" w:space="0" w:color="000000"/>
+              <w:left w:val="none" w:sz="0" w:space="0" w:color="000000"/>
+              <w:right w:val="none" w:sz="0" w:space="0" w:color="000000"/>
+            </w:tcBorders>
+            <w:shd w:val="clear" w:color="auto" w:fill="FFFFFF"/>
+            <w:tcMar>
+              <w:top w:w="0" w:type="dxa"/>
+              <w:bottom w:w="0" w:type="dxa"/>
+              <w:left w:w="0" w:type="dxa"/>
+              <w:right w:w="0" w:type="dxa"/>
+            </w:tcMar>
+            <w:vAlign w:val="center"/>
+          </w:tcPr>
+          <w:p>
+            <w:pPr>
+              <w:pStyle w:val="Normal"/>
+              <w:jc w:val="center"/>
+              <w:pBdr>
+                <w:bottom w:val="none" w:sz="0" w:space="0" w:color="000000"/>
+                <w:top w:val="none" w:sz="0" w:space="0" w:color="000000"/>
+                <w:left w:val="none" w:sz="0" w:space="0" w:color="000000"/>
+                <w:right w:val="none" w:sz="0" w:space="0" w:color="000000"/>
+              </w:pBdr>
+              <w:spacing w:after="40" w:before="40" w:line="240"/>
+              <w:ind w:left="40" w:right="40" w:firstLine="0" w:firstLineChars="0"/>
+              <w:rPr>
+                <w:rFonts w:ascii="Arial" w:hAnsi="Arial" w:eastAsia="Arial" w:cs="Arial"/>
+                <w:i w:val="false"/>
+                <w:b w:val="false"/>
+                <w:u w:val="none"/>
+                <w:strike w:val="false"/>
+                <w:sz w:val="6"/>
+                <w:szCs w:val="6"/>
+                <w:color w:val="000000"/>
+              </w:rPr>
+            </w:pPr>
+            <w:r>
+              <w:rPr>
+                <w:rFonts w:ascii="Arial" w:hAnsi="Arial" w:eastAsia="Arial" w:cs="Arial"/>
+                <w:i w:val="false"/>
+                <w:b w:val="false"/>
+                <w:u w:val="none"/>
+                <w:strike w:val="false"/>
+                <w:sz w:val="6"/>
+                <w:szCs w:val="6"/>
+                <w:color w:val="000000"/>
+              </w:rPr>
+              <w:t xml:space="preserve">2,36 (438)</w:t>
+            </w:r>
+          </w:p>
+        </w:tc>
+        <w:tc>
+          <w:tcPr>
+            <w:tcBorders>
+              <w:bottom w:val="none" w:sz="0" w:space="0" w:color="000000"/>
+              <w:top w:val="none" w:sz="0" w:space="0" w:color="000000"/>
+              <w:left w:val="none" w:sz="0" w:space="0" w:color="000000"/>
+              <w:right w:val="none" w:sz="0" w:space="0" w:color="000000"/>
+            </w:tcBorders>
+            <w:shd w:val="clear" w:color="auto" w:fill="FFFFFF"/>
+            <w:tcMar>
+              <w:top w:w="0" w:type="dxa"/>
+              <w:bottom w:w="0" w:type="dxa"/>
+              <w:left w:w="0" w:type="dxa"/>
+              <w:right w:w="0" w:type="dxa"/>
+            </w:tcMar>
+            <w:vAlign w:val="center"/>
+          </w:tcPr>
+          <w:p>
+            <w:pPr>
+              <w:pStyle w:val="Normal"/>
+              <w:jc w:val="center"/>
+              <w:pBdr>
+                <w:bottom w:val="none" w:sz="0" w:space="0" w:color="000000"/>
+                <w:top w:val="none" w:sz="0" w:space="0" w:color="000000"/>
+                <w:left w:val="none" w:sz="0" w:space="0" w:color="000000"/>
+                <w:right w:val="none" w:sz="0" w:space="0" w:color="000000"/>
+              </w:pBdr>
+              <w:spacing w:after="40" w:before="40" w:line="240"/>
+              <w:ind w:left="40" w:right="40" w:firstLine="0" w:firstLineChars="0"/>
+              <w:rPr>
+                <w:rFonts w:ascii="Arial" w:hAnsi="Arial" w:eastAsia="Arial" w:cs="Arial"/>
+                <w:i w:val="false"/>
+                <w:b w:val="false"/>
+                <w:u w:val="none"/>
+                <w:strike w:val="false"/>
+                <w:sz w:val="6"/>
+                <w:szCs w:val="6"/>
+                <w:color w:val="000000"/>
+              </w:rPr>
+            </w:pPr>
+            <w:r>
+              <w:rPr>
+                <w:rFonts w:ascii="Arial" w:hAnsi="Arial" w:eastAsia="Arial" w:cs="Arial"/>
+                <w:i w:val="false"/>
+                <w:b w:val="false"/>
+                <w:u w:val="none"/>
+                <w:strike w:val="false"/>
+                <w:sz w:val="6"/>
+                <w:szCs w:val="6"/>
+                <w:color w:val="000000"/>
+              </w:rPr>
+              <w:t xml:space="preserve">3,30 (93)</w:t>
+            </w:r>
+          </w:p>
+        </w:tc>
+        <w:tc>
+          <w:tcPr>
+            <w:tcBorders>
+              <w:bottom w:val="none" w:sz="0" w:space="0" w:color="000000"/>
+              <w:top w:val="none" w:sz="0" w:space="0" w:color="000000"/>
+              <w:left w:val="none" w:sz="0" w:space="0" w:color="000000"/>
+              <w:right w:val="none" w:sz="0" w:space="0" w:color="000000"/>
+            </w:tcBorders>
+            <w:shd w:val="clear" w:color="auto" w:fill="FFFFFF"/>
+            <w:tcMar>
+              <w:top w:w="0" w:type="dxa"/>
+              <w:bottom w:w="0" w:type="dxa"/>
+              <w:left w:w="0" w:type="dxa"/>
+              <w:right w:w="0" w:type="dxa"/>
+            </w:tcMar>
+            <w:vAlign w:val="center"/>
+          </w:tcPr>
+          <w:p>
+            <w:pPr>
+              <w:pStyle w:val="Normal"/>
+              <w:jc w:val="center"/>
+              <w:pBdr>
+                <w:bottom w:val="none" w:sz="0" w:space="0" w:color="000000"/>
+                <w:top w:val="none" w:sz="0" w:space="0" w:color="000000"/>
+                <w:left w:val="none" w:sz="0" w:space="0" w:color="000000"/>
+                <w:right w:val="none" w:sz="0" w:space="0" w:color="000000"/>
+              </w:pBdr>
+              <w:spacing w:after="40" w:before="40" w:line="240"/>
+              <w:ind w:left="40" w:right="40" w:firstLine="0" w:firstLineChars="0"/>
+              <w:rPr>
+                <w:rFonts w:ascii="Arial" w:hAnsi="Arial" w:eastAsia="Arial" w:cs="Arial"/>
+                <w:i w:val="false"/>
+                <w:b w:val="false"/>
+                <w:u w:val="none"/>
+                <w:strike w:val="false"/>
+                <w:sz w:val="6"/>
+                <w:szCs w:val="6"/>
+                <w:color w:val="000000"/>
+              </w:rPr>
+            </w:pPr>
+            <w:r>
+              <w:rPr>
+                <w:rFonts w:ascii="Arial" w:hAnsi="Arial" w:eastAsia="Arial" w:cs="Arial"/>
+                <w:i w:val="false"/>
+                <w:b w:val="false"/>
+                <w:u w:val="none"/>
+                <w:strike w:val="false"/>
+                <w:sz w:val="6"/>
+                <w:szCs w:val="6"/>
+                <w:color w:val="000000"/>
+              </w:rPr>
+              <w:t xml:space="preserve">4,55 (27)</w:t>
+            </w:r>
+          </w:p>
+        </w:tc>
+        <w:tc>
+          <w:tcPr>
+            <w:tcBorders>
+              <w:bottom w:val="none" w:sz="0" w:space="0" w:color="000000"/>
+              <w:top w:val="none" w:sz="0" w:space="0" w:color="000000"/>
+              <w:left w:val="none" w:sz="0" w:space="0" w:color="000000"/>
+              <w:right w:val="none" w:sz="0" w:space="0" w:color="000000"/>
+            </w:tcBorders>
+            <w:shd w:val="clear" w:color="auto" w:fill="FFFFFF"/>
+            <w:tcMar>
+              <w:top w:w="0" w:type="dxa"/>
+              <w:bottom w:w="0" w:type="dxa"/>
+              <w:left w:w="0" w:type="dxa"/>
+              <w:right w:w="0" w:type="dxa"/>
+            </w:tcMar>
+            <w:vAlign w:val="center"/>
+          </w:tcPr>
+          <w:p>
+            <w:pPr>
+              <w:pStyle w:val="Normal"/>
+              <w:jc w:val="center"/>
+              <w:pBdr>
+                <w:bottom w:val="none" w:sz="0" w:space="0" w:color="000000"/>
+                <w:top w:val="none" w:sz="0" w:space="0" w:color="000000"/>
+                <w:left w:val="none" w:sz="0" w:space="0" w:color="000000"/>
+                <w:right w:val="none" w:sz="0" w:space="0" w:color="000000"/>
+              </w:pBdr>
+              <w:spacing w:after="40" w:before="40" w:line="240"/>
+              <w:ind w:left="40" w:right="40" w:firstLine="0" w:firstLineChars="0"/>
+              <w:rPr>
+                <w:rFonts w:ascii="Arial" w:hAnsi="Arial" w:eastAsia="Arial" w:cs="Arial"/>
+                <w:i w:val="false"/>
+                <w:b w:val="false"/>
+                <w:u w:val="none"/>
+                <w:strike w:val="false"/>
+                <w:sz w:val="6"/>
+                <w:szCs w:val="6"/>
+                <w:color w:val="000000"/>
+              </w:rPr>
+            </w:pPr>
+            <w:r>
+              <w:rPr>
+                <w:rFonts w:ascii="Arial" w:hAnsi="Arial" w:eastAsia="Arial" w:cs="Arial"/>
+                <w:i w:val="false"/>
+                <w:b w:val="false"/>
+                <w:u w:val="none"/>
+                <w:strike w:val="false"/>
+                <w:sz w:val="6"/>
+                <w:szCs w:val="6"/>
+                <w:color w:val="000000"/>
+              </w:rPr>
+              <w:t xml:space="preserve">no</w:t>
+            </w:r>
+          </w:p>
+        </w:tc>
+      </w:tr>
+    </w:tbl>
+    <w:p>
+      <w:pPr>
+        <w:pStyle w:val="Normal"/>
+        <w:jc w:val="both"/>
+        <w:pBdr>
+          <w:bottom w:val="none" w:sz="0" w:space="0" w:color="000000"/>
+          <w:top w:val="none" w:sz="0" w:space="0" w:color="000000"/>
+          <w:left w:val="none" w:sz="0" w:space="0" w:color="000000"/>
+          <w:right w:val="none" w:sz="0" w:space="0" w:color="000000"/>
+        </w:pBdr>
+        <w:spacing w:after="0" w:before="0" w:line="360"/>
+        <w:ind w:left="0" w:right="0" w:firstLine="0" w:firstLineChars="0"/>
+      </w:pPr>
+      <w:r>
+        <w:rPr>
+          <w:rFonts w:ascii="Arial" w:hAnsi="Arial" w:eastAsia="Arial" w:cs="Arial"/>
+          <w:i w:val="true"/>
+          <w:b w:val="false"/>
+          <w:u w:val="none"/>
+          <w:strike w:val="false"/>
+          <w:sz w:val="16"/>
+          <w:szCs w:val="16"/>
+          <w:color w:val="000000"/>
+        </w:rPr>
+        <w:t xml:space="preserve">Se reajustaron los cinco modelos sin ponderar, con las mismas filas, fórmulas y previas que el modelo principal. La diferencia es la del valor absoluto de la prevalencia municipal suavizada (ponderado − sin ponderar), en puntos porcentuales (pp), sobre los municipios con muestra directa. n: número de encuestados del municipio en el denominador de ese paso; entre paréntesis, el número de municipios de cada estrato. El criterio fijado de antemano para considerar coherentes ambos ajustes fue una mediana absoluta menor de 2 pp y una correlación mayor de 0,95; no se cumplió en ningún desenlace, y la diferencia no desaparece en los municipios con n ≥30, por lo que el modelo ponderado se mantuvo como principal.</w:t>
       </w:r>
     </w:p>
     <w:p>
@@ -7139,7 +10543,7 @@
       </w:tblPr>
       <w:tblGrid>
         <w:gridCol w:w="1567"/>
-        <w:gridCol w:w="651"/>
+        <w:gridCol w:w="607"/>
         <w:gridCol w:w="1389"/>
         <w:gridCol w:w="1131"/>
       </w:tblGrid>
@@ -7479,7 +10883,7 @@
                 <w:szCs w:val="16"/>
                 <w:color w:val="000000"/>
               </w:rPr>
-              <w:t xml:space="preserve">2,022</w:t>
+              <w:t xml:space="preserve">2022</w:t>
             </w:r>
           </w:p>
         </w:tc>
@@ -7704,7 +11108,7 @@
                 <w:szCs w:val="16"/>
                 <w:color w:val="000000"/>
               </w:rPr>
-              <w:t xml:space="preserve">2,023</w:t>
+              <w:t xml:space="preserve">2023</w:t>
             </w:r>
           </w:p>
         </w:tc>
@@ -7929,7 +11333,7 @@
                 <w:szCs w:val="16"/>
                 <w:color w:val="000000"/>
               </w:rPr>
-              <w:t xml:space="preserve">2,024</w:t>
+              <w:t xml:space="preserve">2024</w:t>
             </w:r>
           </w:p>
         </w:tc>
@@ -8154,7 +11558,7 @@
                 <w:szCs w:val="16"/>
                 <w:color w:val="000000"/>
               </w:rPr>
-              <w:t xml:space="preserve">2,022</w:t>
+              <w:t xml:space="preserve">2022</w:t>
             </w:r>
           </w:p>
         </w:tc>
@@ -8379,7 +11783,7 @@
                 <w:szCs w:val="16"/>
                 <w:color w:val="000000"/>
               </w:rPr>
-              <w:t xml:space="preserve">2,023</w:t>
+              <w:t xml:space="preserve">2023</w:t>
             </w:r>
           </w:p>
         </w:tc>
@@ -8604,7 +12008,7 @@
                 <w:szCs w:val="16"/>
                 <w:color w:val="000000"/>
               </w:rPr>
-              <w:t xml:space="preserve">2,024</w:t>
+              <w:t xml:space="preserve">2024</w:t>
             </w:r>
           </w:p>
         </w:tc>
@@ -8829,7 +12233,7 @@
                 <w:szCs w:val="16"/>
                 <w:color w:val="000000"/>
               </w:rPr>
-              <w:t xml:space="preserve">2,022</w:t>
+              <w:t xml:space="preserve">2022</w:t>
             </w:r>
           </w:p>
         </w:tc>
@@ -9054,7 +12458,7 @@
                 <w:szCs w:val="16"/>
                 <w:color w:val="000000"/>
               </w:rPr>
-              <w:t xml:space="preserve">2,023</w:t>
+              <w:t xml:space="preserve">2023</w:t>
             </w:r>
           </w:p>
         </w:tc>
@@ -9279,7 +12683,7 @@
                 <w:szCs w:val="16"/>
                 <w:color w:val="000000"/>
               </w:rPr>
-              <w:t xml:space="preserve">2,024</w:t>
+              <w:t xml:space="preserve">2024</w:t>
             </w:r>
           </w:p>
         </w:tc>
@@ -9504,7 +12908,7 @@
                 <w:szCs w:val="16"/>
                 <w:color w:val="000000"/>
               </w:rPr>
-              <w:t xml:space="preserve">2,022</w:t>
+              <w:t xml:space="preserve">2022</w:t>
             </w:r>
           </w:p>
         </w:tc>
@@ -9729,7 +13133,7 @@
                 <w:szCs w:val="16"/>
                 <w:color w:val="000000"/>
               </w:rPr>
-              <w:t xml:space="preserve">2,023</w:t>
+              <w:t xml:space="preserve">2023</w:t>
             </w:r>
           </w:p>
         </w:tc>
@@ -9954,7 +13358,7 @@
                 <w:szCs w:val="16"/>
                 <w:color w:val="000000"/>
               </w:rPr>
-              <w:t xml:space="preserve">2,024</w:t>
+              <w:t xml:space="preserve">2024</w:t>
             </w:r>
           </w:p>
         </w:tc>
@@ -10179,7 +13583,7 @@
                 <w:szCs w:val="16"/>
                 <w:color w:val="000000"/>
               </w:rPr>
-              <w:t xml:space="preserve">2,022</w:t>
+              <w:t xml:space="preserve">2022</w:t>
             </w:r>
           </w:p>
         </w:tc>
@@ -10404,7 +13808,7 @@
                 <w:szCs w:val="16"/>
                 <w:color w:val="000000"/>
               </w:rPr>
-              <w:t xml:space="preserve">2,023</w:t>
+              <w:t xml:space="preserve">2023</w:t>
             </w:r>
           </w:p>
         </w:tc>
@@ -10629,7 +14033,7 @@
                 <w:szCs w:val="16"/>
                 <w:color w:val="000000"/>
               </w:rPr>
-              <w:t xml:space="preserve">2,024</w:t>
+              <w:t xml:space="preserve">2024</w:t>
             </w:r>
           </w:p>
         </w:tc>
@@ -10812,17 +14216,17 @@
         <w:tblLook w:firstRow="1" w:lastRow="0" w:firstColumn="0" w:lastColumn="0" w:noHBand="0" w:noVBand="1"/>
       </w:tblPr>
       <w:tblGrid>
-        <w:gridCol w:w="1402"/>
-        <w:gridCol w:w="1659"/>
-        <w:gridCol w:w="710"/>
-        <w:gridCol w:w="523"/>
-        <w:gridCol w:w="1013"/>
-        <w:gridCol w:w="1963"/>
-        <w:gridCol w:w="1356"/>
+        <w:gridCol w:w="1094"/>
+        <w:gridCol w:w="2608"/>
+        <w:gridCol w:w="500"/>
+        <w:gridCol w:w="340"/>
+        <w:gridCol w:w="760"/>
+        <w:gridCol w:w="1574"/>
+        <w:gridCol w:w="1054"/>
       </w:tblGrid>
       <w:tr>
         <w:trPr>
-          <w:trHeight w:val="402" w:hRule="auto"/>
+          <w:trHeight w:val="234" w:hRule="auto"/>
           <w:tblHeader/>
         </w:trPr>
         <w:tc>
@@ -10860,20 +14264,20 @@
                 <w:b w:val="false"/>
                 <w:u w:val="none"/>
                 <w:strike w:val="false"/>
-                <w:sz w:val="14"/>
-                <w:szCs w:val="14"/>
-                <w:color w:val="000000"/>
-              </w:rPr>
-            </w:pPr>
-            <w:r>
-              <w:rPr>
-                <w:rFonts w:ascii="Arial" w:hAnsi="Arial" w:eastAsia="Arial" w:cs="Arial"/>
-                <w:i w:val="false"/>
-                <w:b w:val="false"/>
-                <w:u w:val="none"/>
-                <w:strike w:val="false"/>
-                <w:sz w:val="14"/>
-                <w:szCs w:val="14"/>
+                <w:sz w:val="12"/>
+                <w:szCs w:val="12"/>
+                <w:color w:val="000000"/>
+              </w:rPr>
+            </w:pPr>
+            <w:r>
+              <w:rPr>
+                <w:rFonts w:ascii="Arial" w:hAnsi="Arial" w:eastAsia="Arial" w:cs="Arial"/>
+                <w:i w:val="false"/>
+                <w:b w:val="false"/>
+                <w:u w:val="none"/>
+                <w:strike w:val="false"/>
+                <w:sz w:val="12"/>
+                <w:szCs w:val="12"/>
                 <w:color w:val="000000"/>
               </w:rPr>
               <w:t xml:space="preserve">Paso</w:t>
@@ -10915,20 +14319,20 @@
                 <w:b w:val="false"/>
                 <w:u w:val="none"/>
                 <w:strike w:val="false"/>
-                <w:sz w:val="14"/>
-                <w:szCs w:val="14"/>
-                <w:color w:val="000000"/>
-              </w:rPr>
-            </w:pPr>
-            <w:r>
-              <w:rPr>
-                <w:rFonts w:ascii="Arial" w:hAnsi="Arial" w:eastAsia="Arial" w:cs="Arial"/>
-                <w:i w:val="false"/>
-                <w:b w:val="false"/>
-                <w:u w:val="none"/>
-                <w:strike w:val="false"/>
-                <w:sz w:val="14"/>
-                <w:szCs w:val="14"/>
+                <w:sz w:val="12"/>
+                <w:szCs w:val="12"/>
+                <w:color w:val="000000"/>
+              </w:rPr>
+            </w:pPr>
+            <w:r>
+              <w:rPr>
+                <w:rFonts w:ascii="Arial" w:hAnsi="Arial" w:eastAsia="Arial" w:cs="Arial"/>
+                <w:i w:val="false"/>
+                <w:b w:val="false"/>
+                <w:u w:val="none"/>
+                <w:strike w:val="false"/>
+                <w:sz w:val="12"/>
+                <w:szCs w:val="12"/>
                 <w:color w:val="000000"/>
               </w:rPr>
               <w:t xml:space="preserve">Covariable</w:t>
@@ -10970,20 +14374,20 @@
                 <w:b w:val="false"/>
                 <w:u w:val="none"/>
                 <w:strike w:val="false"/>
-                <w:sz w:val="14"/>
-                <w:szCs w:val="14"/>
-                <w:color w:val="000000"/>
-              </w:rPr>
-            </w:pPr>
-            <w:r>
-              <w:rPr>
-                <w:rFonts w:ascii="Arial" w:hAnsi="Arial" w:eastAsia="Arial" w:cs="Arial"/>
-                <w:i w:val="false"/>
-                <w:b w:val="false"/>
-                <w:u w:val="none"/>
-                <w:strike w:val="false"/>
-                <w:sz w:val="14"/>
-                <w:szCs w:val="14"/>
+                <w:sz w:val="12"/>
+                <w:szCs w:val="12"/>
+                <w:color w:val="000000"/>
+              </w:rPr>
+            </w:pPr>
+            <w:r>
+              <w:rPr>
+                <w:rFonts w:ascii="Arial" w:hAnsi="Arial" w:eastAsia="Arial" w:cs="Arial"/>
+                <w:i w:val="false"/>
+                <w:b w:val="false"/>
+                <w:u w:val="none"/>
+                <w:strike w:val="false"/>
+                <w:sz w:val="12"/>
+                <w:szCs w:val="12"/>
                 <w:color w:val="000000"/>
               </w:rPr>
               <w:t xml:space="preserve">ΔWAIC</w:t>
@@ -11025,20 +14429,20 @@
                 <w:b w:val="false"/>
                 <w:u w:val="none"/>
                 <w:strike w:val="false"/>
-                <w:sz w:val="14"/>
-                <w:szCs w:val="14"/>
-                <w:color w:val="000000"/>
-              </w:rPr>
-            </w:pPr>
-            <w:r>
-              <w:rPr>
-                <w:rFonts w:ascii="Arial" w:hAnsi="Arial" w:eastAsia="Arial" w:cs="Arial"/>
-                <w:i w:val="false"/>
-                <w:b w:val="false"/>
-                <w:u w:val="none"/>
-                <w:strike w:val="false"/>
-                <w:sz w:val="14"/>
-                <w:szCs w:val="14"/>
+                <w:sz w:val="12"/>
+                <w:szCs w:val="12"/>
+                <w:color w:val="000000"/>
+              </w:rPr>
+            </w:pPr>
+            <w:r>
+              <w:rPr>
+                <w:rFonts w:ascii="Arial" w:hAnsi="Arial" w:eastAsia="Arial" w:cs="Arial"/>
+                <w:i w:val="false"/>
+                <w:b w:val="false"/>
+                <w:u w:val="none"/>
+                <w:strike w:val="false"/>
+                <w:sz w:val="12"/>
+                <w:szCs w:val="12"/>
                 <w:color w:val="000000"/>
               </w:rPr>
               <w:t xml:space="preserve">EE</w:t>
@@ -11080,20 +14484,20 @@
                 <w:b w:val="false"/>
                 <w:u w:val="none"/>
                 <w:strike w:val="false"/>
-                <w:sz w:val="14"/>
-                <w:szCs w:val="14"/>
-                <w:color w:val="000000"/>
-              </w:rPr>
-            </w:pPr>
-            <w:r>
-              <w:rPr>
-                <w:rFonts w:ascii="Arial" w:hAnsi="Arial" w:eastAsia="Arial" w:cs="Arial"/>
-                <w:i w:val="false"/>
-                <w:b w:val="false"/>
-                <w:u w:val="none"/>
-                <w:strike w:val="false"/>
-                <w:sz w:val="14"/>
-                <w:szCs w:val="14"/>
+                <w:sz w:val="12"/>
+                <w:szCs w:val="12"/>
+                <w:color w:val="000000"/>
+              </w:rPr>
+            </w:pPr>
+            <w:r>
+              <w:rPr>
+                <w:rFonts w:ascii="Arial" w:hAnsi="Arial" w:eastAsia="Arial" w:cs="Arial"/>
+                <w:i w:val="false"/>
+                <w:b w:val="false"/>
+                <w:u w:val="none"/>
+                <w:strike w:val="false"/>
+                <w:sz w:val="12"/>
+                <w:szCs w:val="12"/>
                 <w:color w:val="000000"/>
               </w:rPr>
               <w:t xml:space="preserve">ΔWAIC / EE</w:t>
@@ -11135,20 +14539,20 @@
                 <w:b w:val="false"/>
                 <w:u w:val="none"/>
                 <w:strike w:val="false"/>
-                <w:sz w:val="14"/>
-                <w:szCs w:val="14"/>
-                <w:color w:val="000000"/>
-              </w:rPr>
-            </w:pPr>
-            <w:r>
-              <w:rPr>
-                <w:rFonts w:ascii="Arial" w:hAnsi="Arial" w:eastAsia="Arial" w:cs="Arial"/>
-                <w:i w:val="false"/>
-                <w:b w:val="false"/>
-                <w:u w:val="none"/>
-                <w:strike w:val="false"/>
-                <w:sz w:val="14"/>
-                <w:szCs w:val="14"/>
+                <w:sz w:val="12"/>
+                <w:szCs w:val="12"/>
+                <w:color w:val="000000"/>
+              </w:rPr>
+            </w:pPr>
+            <w:r>
+              <w:rPr>
+                <w:rFonts w:ascii="Arial" w:hAnsi="Arial" w:eastAsia="Arial" w:cs="Arial"/>
+                <w:i w:val="false"/>
+                <w:b w:val="false"/>
+                <w:u w:val="none"/>
+                <w:strike w:val="false"/>
+                <w:sz w:val="12"/>
+                <w:szCs w:val="12"/>
                 <w:color w:val="000000"/>
               </w:rPr>
               <w:t xml:space="preserve">β (IC 95%)</w:t>
@@ -11190,20 +14594,20 @@
                 <w:b w:val="false"/>
                 <w:u w:val="none"/>
                 <w:strike w:val="false"/>
-                <w:sz w:val="14"/>
-                <w:szCs w:val="14"/>
-                <w:color w:val="000000"/>
-              </w:rPr>
-            </w:pPr>
-            <w:r>
-              <w:rPr>
-                <w:rFonts w:ascii="Arial" w:hAnsi="Arial" w:eastAsia="Arial" w:cs="Arial"/>
-                <w:i w:val="false"/>
-                <w:b w:val="false"/>
-                <w:u w:val="none"/>
-                <w:strike w:val="false"/>
-                <w:sz w:val="14"/>
-                <w:szCs w:val="14"/>
+                <w:sz w:val="12"/>
+                <w:szCs w:val="12"/>
+                <w:color w:val="000000"/>
+              </w:rPr>
+            </w:pPr>
+            <w:r>
+              <w:rPr>
+                <w:rFonts w:ascii="Arial" w:hAnsi="Arial" w:eastAsia="Arial" w:cs="Arial"/>
+                <w:i w:val="false"/>
+                <w:b w:val="false"/>
+                <w:u w:val="none"/>
+                <w:strike w:val="false"/>
+                <w:sz w:val="12"/>
+                <w:szCs w:val="12"/>
                 <w:color w:val="000000"/>
               </w:rPr>
               <w:t xml:space="preserve">RM (IC 95%)</w:t>
@@ -11213,7 +14617,7 @@
       </w:tr>
       <w:tr>
         <w:trPr>
-          <w:trHeight w:val="392" w:hRule="auto"/>
+          <w:trHeight w:val="224" w:hRule="auto"/>
         </w:trPr>
         <w:tc>
           <w:tcPr>
@@ -11250,20 +14654,20 @@
                 <w:b w:val="false"/>
                 <w:u w:val="none"/>
                 <w:strike w:val="false"/>
-                <w:sz w:val="14"/>
-                <w:szCs w:val="14"/>
-                <w:color w:val="000000"/>
-              </w:rPr>
-            </w:pPr>
-            <w:r>
-              <w:rPr>
-                <w:rFonts w:ascii="Arial" w:hAnsi="Arial" w:eastAsia="Arial" w:cs="Arial"/>
-                <w:i w:val="false"/>
-                <w:b w:val="false"/>
-                <w:u w:val="none"/>
-                <w:strike w:val="false"/>
-                <w:sz w:val="14"/>
-                <w:szCs w:val="14"/>
+                <w:sz w:val="12"/>
+                <w:szCs w:val="12"/>
+                <w:color w:val="000000"/>
+              </w:rPr>
+            </w:pPr>
+            <w:r>
+              <w:rPr>
+                <w:rFonts w:ascii="Arial" w:hAnsi="Arial" w:eastAsia="Arial" w:cs="Arial"/>
+                <w:i w:val="false"/>
+                <w:b w:val="false"/>
+                <w:u w:val="none"/>
+                <w:strike w:val="false"/>
+                <w:sz w:val="12"/>
+                <w:szCs w:val="12"/>
                 <w:color w:val="000000"/>
               </w:rPr>
               <w:t xml:space="preserve">Diagnóstico (ESH)</w:t>
@@ -11305,20 +14709,20 @@
                 <w:b w:val="false"/>
                 <w:u w:val="none"/>
                 <w:strike w:val="false"/>
-                <w:sz w:val="14"/>
-                <w:szCs w:val="14"/>
-                <w:color w:val="000000"/>
-              </w:rPr>
-            </w:pPr>
-            <w:r>
-              <w:rPr>
-                <w:rFonts w:ascii="Arial" w:hAnsi="Arial" w:eastAsia="Arial" w:cs="Arial"/>
-                <w:i w:val="false"/>
-                <w:b w:val="false"/>
-                <w:u w:val="none"/>
-                <w:strike w:val="false"/>
-                <w:sz w:val="14"/>
-                <w:szCs w:val="14"/>
+                <w:sz w:val="12"/>
+                <w:szCs w:val="12"/>
+                <w:color w:val="000000"/>
+              </w:rPr>
+            </w:pPr>
+            <w:r>
+              <w:rPr>
+                <w:rFonts w:ascii="Arial" w:hAnsi="Arial" w:eastAsia="Arial" w:cs="Arial"/>
+                <w:i w:val="false"/>
+                <w:b w:val="false"/>
+                <w:u w:val="none"/>
+                <w:strike w:val="false"/>
+                <w:sz w:val="12"/>
+                <w:szCs w:val="12"/>
                 <w:color w:val="000000"/>
               </w:rPr>
               <w:t xml:space="preserve">Pobreza municipal (%)</w:t>
@@ -11360,20 +14764,20 @@
                 <w:b w:val="false"/>
                 <w:u w:val="none"/>
                 <w:strike w:val="false"/>
-                <w:sz w:val="14"/>
-                <w:szCs w:val="14"/>
-                <w:color w:val="000000"/>
-              </w:rPr>
-            </w:pPr>
-            <w:r>
-              <w:rPr>
-                <w:rFonts w:ascii="Arial" w:hAnsi="Arial" w:eastAsia="Arial" w:cs="Arial"/>
-                <w:i w:val="false"/>
-                <w:b w:val="false"/>
-                <w:u w:val="none"/>
-                <w:strike w:val="false"/>
-                <w:sz w:val="14"/>
-                <w:szCs w:val="14"/>
+                <w:sz w:val="12"/>
+                <w:szCs w:val="12"/>
+                <w:color w:val="000000"/>
+              </w:rPr>
+            </w:pPr>
+            <w:r>
+              <w:rPr>
+                <w:rFonts w:ascii="Arial" w:hAnsi="Arial" w:eastAsia="Arial" w:cs="Arial"/>
+                <w:i w:val="false"/>
+                <w:b w:val="false"/>
+                <w:u w:val="none"/>
+                <w:strike w:val="false"/>
+                <w:sz w:val="12"/>
+                <w:szCs w:val="12"/>
                 <w:color w:val="000000"/>
               </w:rPr>
               <w:t xml:space="preserve">-1,79</w:t>
@@ -11415,20 +14819,20 @@
                 <w:b w:val="false"/>
                 <w:u w:val="none"/>
                 <w:strike w:val="false"/>
-                <w:sz w:val="14"/>
-                <w:szCs w:val="14"/>
-                <w:color w:val="000000"/>
-              </w:rPr>
-            </w:pPr>
-            <w:r>
-              <w:rPr>
-                <w:rFonts w:ascii="Arial" w:hAnsi="Arial" w:eastAsia="Arial" w:cs="Arial"/>
-                <w:i w:val="false"/>
-                <w:b w:val="false"/>
-                <w:u w:val="none"/>
-                <w:strike w:val="false"/>
-                <w:sz w:val="14"/>
-                <w:szCs w:val="14"/>
+                <w:sz w:val="12"/>
+                <w:szCs w:val="12"/>
+                <w:color w:val="000000"/>
+              </w:rPr>
+            </w:pPr>
+            <w:r>
+              <w:rPr>
+                <w:rFonts w:ascii="Arial" w:hAnsi="Arial" w:eastAsia="Arial" w:cs="Arial"/>
+                <w:i w:val="false"/>
+                <w:b w:val="false"/>
+                <w:u w:val="none"/>
+                <w:strike w:val="false"/>
+                <w:sz w:val="12"/>
+                <w:szCs w:val="12"/>
                 <w:color w:val="000000"/>
               </w:rPr>
               <w:t xml:space="preserve">3,38</w:t>
@@ -11470,20 +14874,20 @@
                 <w:b w:val="false"/>
                 <w:u w:val="none"/>
                 <w:strike w:val="false"/>
-                <w:sz w:val="14"/>
-                <w:szCs w:val="14"/>
-                <w:color w:val="000000"/>
-              </w:rPr>
-            </w:pPr>
-            <w:r>
-              <w:rPr>
-                <w:rFonts w:ascii="Arial" w:hAnsi="Arial" w:eastAsia="Arial" w:cs="Arial"/>
-                <w:i w:val="false"/>
-                <w:b w:val="false"/>
-                <w:u w:val="none"/>
-                <w:strike w:val="false"/>
-                <w:sz w:val="14"/>
-                <w:szCs w:val="14"/>
+                <w:sz w:val="12"/>
+                <w:szCs w:val="12"/>
+                <w:color w:val="000000"/>
+              </w:rPr>
+            </w:pPr>
+            <w:r>
+              <w:rPr>
+                <w:rFonts w:ascii="Arial" w:hAnsi="Arial" w:eastAsia="Arial" w:cs="Arial"/>
+                <w:i w:val="false"/>
+                <w:b w:val="false"/>
+                <w:u w:val="none"/>
+                <w:strike w:val="false"/>
+                <w:sz w:val="12"/>
+                <w:szCs w:val="12"/>
                 <w:color w:val="000000"/>
               </w:rPr>
               <w:t xml:space="preserve">-0,53</w:t>
@@ -11525,20 +14929,20 @@
                 <w:b w:val="false"/>
                 <w:u w:val="none"/>
                 <w:strike w:val="false"/>
-                <w:sz w:val="14"/>
-                <w:szCs w:val="14"/>
-                <w:color w:val="000000"/>
-              </w:rPr>
-            </w:pPr>
-            <w:r>
-              <w:rPr>
-                <w:rFonts w:ascii="Arial" w:hAnsi="Arial" w:eastAsia="Arial" w:cs="Arial"/>
-                <w:i w:val="false"/>
-                <w:b w:val="false"/>
-                <w:u w:val="none"/>
-                <w:strike w:val="false"/>
-                <w:sz w:val="14"/>
-                <w:szCs w:val="14"/>
+                <w:sz w:val="12"/>
+                <w:szCs w:val="12"/>
+                <w:color w:val="000000"/>
+              </w:rPr>
+            </w:pPr>
+            <w:r>
+              <w:rPr>
+                <w:rFonts w:ascii="Arial" w:hAnsi="Arial" w:eastAsia="Arial" w:cs="Arial"/>
+                <w:i w:val="false"/>
+                <w:b w:val="false"/>
+                <w:u w:val="none"/>
+                <w:strike w:val="false"/>
+                <w:sz w:val="12"/>
+                <w:szCs w:val="12"/>
                 <w:color w:val="000000"/>
               </w:rPr>
               <w:t xml:space="preserve">no seleccionada</w:t>
@@ -11580,20 +14984,20 @@
                 <w:b w:val="false"/>
                 <w:u w:val="none"/>
                 <w:strike w:val="false"/>
-                <w:sz w:val="14"/>
-                <w:szCs w:val="14"/>
-                <w:color w:val="000000"/>
-              </w:rPr>
-            </w:pPr>
-            <w:r>
-              <w:rPr>
-                <w:rFonts w:ascii="Arial" w:hAnsi="Arial" w:eastAsia="Arial" w:cs="Arial"/>
-                <w:i w:val="false"/>
-                <w:b w:val="false"/>
-                <w:u w:val="none"/>
-                <w:strike w:val="false"/>
-                <w:sz w:val="14"/>
-                <w:szCs w:val="14"/>
+                <w:sz w:val="12"/>
+                <w:szCs w:val="12"/>
+                <w:color w:val="000000"/>
+              </w:rPr>
+            </w:pPr>
+            <w:r>
+              <w:rPr>
+                <w:rFonts w:ascii="Arial" w:hAnsi="Arial" w:eastAsia="Arial" w:cs="Arial"/>
+                <w:i w:val="false"/>
+                <w:b w:val="false"/>
+                <w:u w:val="none"/>
+                <w:strike w:val="false"/>
+                <w:sz w:val="12"/>
+                <w:szCs w:val="12"/>
                 <w:color w:val="000000"/>
               </w:rPr>
               <w:t xml:space="preserve">no seleccionada</w:t>
@@ -11603,7 +15007,7 @@
       </w:tr>
       <w:tr>
         <w:trPr>
-          <w:trHeight w:val="392" w:hRule="auto"/>
+          <w:trHeight w:val="224" w:hRule="auto"/>
         </w:trPr>
         <w:tc>
           <w:tcPr>
@@ -11640,20 +15044,20 @@
                 <w:b w:val="false"/>
                 <w:u w:val="none"/>
                 <w:strike w:val="false"/>
-                <w:sz w:val="14"/>
-                <w:szCs w:val="14"/>
-                <w:color w:val="000000"/>
-              </w:rPr>
-            </w:pPr>
-            <w:r>
-              <w:rPr>
-                <w:rFonts w:ascii="Arial" w:hAnsi="Arial" w:eastAsia="Arial" w:cs="Arial"/>
-                <w:i w:val="false"/>
-                <w:b w:val="false"/>
-                <w:u w:val="none"/>
-                <w:strike w:val="false"/>
-                <w:sz w:val="14"/>
-                <w:szCs w:val="14"/>
+                <w:sz w:val="12"/>
+                <w:szCs w:val="12"/>
+                <w:color w:val="000000"/>
+              </w:rPr>
+            </w:pPr>
+            <w:r>
+              <w:rPr>
+                <w:rFonts w:ascii="Arial" w:hAnsi="Arial" w:eastAsia="Arial" w:cs="Arial"/>
+                <w:i w:val="false"/>
+                <w:b w:val="false"/>
+                <w:u w:val="none"/>
+                <w:strike w:val="false"/>
+                <w:sz w:val="12"/>
+                <w:szCs w:val="12"/>
                 <w:color w:val="000000"/>
               </w:rPr>
               <w:t xml:space="preserve">Diagnóstico (ESH)</w:t>
@@ -11695,75 +15099,75 @@
                 <w:b w:val="false"/>
                 <w:u w:val="none"/>
                 <w:strike w:val="false"/>
-                <w:sz w:val="14"/>
-                <w:szCs w:val="14"/>
-                <w:color w:val="000000"/>
-              </w:rPr>
-            </w:pPr>
-            <w:r>
-              <w:rPr>
-                <w:rFonts w:ascii="Arial" w:hAnsi="Arial" w:eastAsia="Arial" w:cs="Arial"/>
-                <w:i w:val="false"/>
-                <w:b w:val="false"/>
-                <w:u w:val="none"/>
-                <w:strike w:val="false"/>
-                <w:sz w:val="14"/>
-                <w:szCs w:val="14"/>
-                <w:color w:val="000000"/>
-              </w:rPr>
-              <w:t xml:space="preserve"/>
-            </w:r>
-          </w:p>
-        </w:tc>
-        <w:tc>
-          <w:tcPr>
-            <w:tcBorders>
-              <w:bottom w:val="none" w:sz="0" w:space="0" w:color="000000"/>
-              <w:top w:val="none" w:sz="0" w:space="0" w:color="000000"/>
-              <w:left w:val="none" w:sz="0" w:space="0" w:color="000000"/>
-              <w:right w:val="none" w:sz="0" w:space="0" w:color="000000"/>
-            </w:tcBorders>
-            <w:shd w:val="clear" w:color="auto" w:fill="FFFFFF"/>
-            <w:tcMar>
-              <w:top w:w="0" w:type="dxa"/>
-              <w:bottom w:w="0" w:type="dxa"/>
-              <w:left w:w="0" w:type="dxa"/>
-              <w:right w:w="0" w:type="dxa"/>
-            </w:tcMar>
-            <w:vAlign w:val="center"/>
-          </w:tcPr>
-          <w:p>
-            <w:pPr>
-              <w:pStyle w:val="Normal"/>
-              <w:jc w:val="center"/>
-              <w:pBdr>
-                <w:bottom w:val="none" w:sz="0" w:space="0" w:color="000000"/>
-                <w:top w:val="none" w:sz="0" w:space="0" w:color="000000"/>
-                <w:left w:val="none" w:sz="0" w:space="0" w:color="000000"/>
-                <w:right w:val="none" w:sz="0" w:space="0" w:color="000000"/>
-              </w:pBdr>
-              <w:spacing w:after="40" w:before="40" w:line="240"/>
-              <w:ind w:left="40" w:right="40" w:firstLine="0" w:firstLineChars="0"/>
-              <w:rPr>
-                <w:rFonts w:ascii="Arial" w:hAnsi="Arial" w:eastAsia="Arial" w:cs="Arial"/>
-                <w:i w:val="false"/>
-                <w:b w:val="false"/>
-                <w:u w:val="none"/>
-                <w:strike w:val="false"/>
-                <w:sz w:val="14"/>
-                <w:szCs w:val="14"/>
-                <w:color w:val="000000"/>
-              </w:rPr>
-            </w:pPr>
-            <w:r>
-              <w:rPr>
-                <w:rFonts w:ascii="Arial" w:hAnsi="Arial" w:eastAsia="Arial" w:cs="Arial"/>
-                <w:i w:val="false"/>
-                <w:b w:val="false"/>
-                <w:u w:val="none"/>
-                <w:strike w:val="false"/>
-                <w:sz w:val="14"/>
-                <w:szCs w:val="14"/>
+                <w:sz w:val="12"/>
+                <w:szCs w:val="12"/>
+                <w:color w:val="000000"/>
+              </w:rPr>
+            </w:pPr>
+            <w:r>
+              <w:rPr>
+                <w:rFonts w:ascii="Arial" w:hAnsi="Arial" w:eastAsia="Arial" w:cs="Arial"/>
+                <w:i w:val="false"/>
+                <w:b w:val="false"/>
+                <w:u w:val="none"/>
+                <w:strike w:val="false"/>
+                <w:sz w:val="12"/>
+                <w:szCs w:val="12"/>
+                <w:color w:val="000000"/>
+              </w:rPr>
+              <w:t xml:space="preserve">Establecimientos de salud (por 10 000 adultos)</w:t>
+            </w:r>
+          </w:p>
+        </w:tc>
+        <w:tc>
+          <w:tcPr>
+            <w:tcBorders>
+              <w:bottom w:val="none" w:sz="0" w:space="0" w:color="000000"/>
+              <w:top w:val="none" w:sz="0" w:space="0" w:color="000000"/>
+              <w:left w:val="none" w:sz="0" w:space="0" w:color="000000"/>
+              <w:right w:val="none" w:sz="0" w:space="0" w:color="000000"/>
+            </w:tcBorders>
+            <w:shd w:val="clear" w:color="auto" w:fill="FFFFFF"/>
+            <w:tcMar>
+              <w:top w:w="0" w:type="dxa"/>
+              <w:bottom w:w="0" w:type="dxa"/>
+              <w:left w:w="0" w:type="dxa"/>
+              <w:right w:w="0" w:type="dxa"/>
+            </w:tcMar>
+            <w:vAlign w:val="center"/>
+          </w:tcPr>
+          <w:p>
+            <w:pPr>
+              <w:pStyle w:val="Normal"/>
+              <w:jc w:val="center"/>
+              <w:pBdr>
+                <w:bottom w:val="none" w:sz="0" w:space="0" w:color="000000"/>
+                <w:top w:val="none" w:sz="0" w:space="0" w:color="000000"/>
+                <w:left w:val="none" w:sz="0" w:space="0" w:color="000000"/>
+                <w:right w:val="none" w:sz="0" w:space="0" w:color="000000"/>
+              </w:pBdr>
+              <w:spacing w:after="40" w:before="40" w:line="240"/>
+              <w:ind w:left="40" w:right="40" w:firstLine="0" w:firstLineChars="0"/>
+              <w:rPr>
+                <w:rFonts w:ascii="Arial" w:hAnsi="Arial" w:eastAsia="Arial" w:cs="Arial"/>
+                <w:i w:val="false"/>
+                <w:b w:val="false"/>
+                <w:u w:val="none"/>
+                <w:strike w:val="false"/>
+                <w:sz w:val="12"/>
+                <w:szCs w:val="12"/>
+                <w:color w:val="000000"/>
+              </w:rPr>
+            </w:pPr>
+            <w:r>
+              <w:rPr>
+                <w:rFonts w:ascii="Arial" w:hAnsi="Arial" w:eastAsia="Arial" w:cs="Arial"/>
+                <w:i w:val="false"/>
+                <w:b w:val="false"/>
+                <w:u w:val="none"/>
+                <w:strike w:val="false"/>
+                <w:sz w:val="12"/>
+                <w:szCs w:val="12"/>
                 <w:color w:val="000000"/>
               </w:rPr>
               <w:t xml:space="preserve">1,55</w:t>
@@ -11805,20 +15209,20 @@
                 <w:b w:val="false"/>
                 <w:u w:val="none"/>
                 <w:strike w:val="false"/>
-                <w:sz w:val="14"/>
-                <w:szCs w:val="14"/>
-                <w:color w:val="000000"/>
-              </w:rPr>
-            </w:pPr>
-            <w:r>
-              <w:rPr>
-                <w:rFonts w:ascii="Arial" w:hAnsi="Arial" w:eastAsia="Arial" w:cs="Arial"/>
-                <w:i w:val="false"/>
-                <w:b w:val="false"/>
-                <w:u w:val="none"/>
-                <w:strike w:val="false"/>
-                <w:sz w:val="14"/>
-                <w:szCs w:val="14"/>
+                <w:sz w:val="12"/>
+                <w:szCs w:val="12"/>
+                <w:color w:val="000000"/>
+              </w:rPr>
+            </w:pPr>
+            <w:r>
+              <w:rPr>
+                <w:rFonts w:ascii="Arial" w:hAnsi="Arial" w:eastAsia="Arial" w:cs="Arial"/>
+                <w:i w:val="false"/>
+                <w:b w:val="false"/>
+                <w:u w:val="none"/>
+                <w:strike w:val="false"/>
+                <w:sz w:val="12"/>
+                <w:szCs w:val="12"/>
                 <w:color w:val="000000"/>
               </w:rPr>
               <w:t xml:space="preserve">0,80</w:t>
@@ -11860,20 +15264,20 @@
                 <w:b w:val="false"/>
                 <w:u w:val="none"/>
                 <w:strike w:val="false"/>
-                <w:sz w:val="14"/>
-                <w:szCs w:val="14"/>
-                <w:color w:val="000000"/>
-              </w:rPr>
-            </w:pPr>
-            <w:r>
-              <w:rPr>
-                <w:rFonts w:ascii="Arial" w:hAnsi="Arial" w:eastAsia="Arial" w:cs="Arial"/>
-                <w:i w:val="false"/>
-                <w:b w:val="false"/>
-                <w:u w:val="none"/>
-                <w:strike w:val="false"/>
-                <w:sz w:val="14"/>
-                <w:szCs w:val="14"/>
+                <w:sz w:val="12"/>
+                <w:szCs w:val="12"/>
+                <w:color w:val="000000"/>
+              </w:rPr>
+            </w:pPr>
+            <w:r>
+              <w:rPr>
+                <w:rFonts w:ascii="Arial" w:hAnsi="Arial" w:eastAsia="Arial" w:cs="Arial"/>
+                <w:i w:val="false"/>
+                <w:b w:val="false"/>
+                <w:u w:val="none"/>
+                <w:strike w:val="false"/>
+                <w:sz w:val="12"/>
+                <w:szCs w:val="12"/>
                 <w:color w:val="000000"/>
               </w:rPr>
               <w:t xml:space="preserve">1,94</w:t>
@@ -11915,20 +15319,20 @@
                 <w:b w:val="false"/>
                 <w:u w:val="none"/>
                 <w:strike w:val="false"/>
-                <w:sz w:val="14"/>
-                <w:szCs w:val="14"/>
-                <w:color w:val="000000"/>
-              </w:rPr>
-            </w:pPr>
-            <w:r>
-              <w:rPr>
-                <w:rFonts w:ascii="Arial" w:hAnsi="Arial" w:eastAsia="Arial" w:cs="Arial"/>
-                <w:i w:val="false"/>
-                <w:b w:val="false"/>
-                <w:u w:val="none"/>
-                <w:strike w:val="false"/>
-                <w:sz w:val="14"/>
-                <w:szCs w:val="14"/>
+                <w:sz w:val="12"/>
+                <w:szCs w:val="12"/>
+                <w:color w:val="000000"/>
+              </w:rPr>
+            </w:pPr>
+            <w:r>
+              <w:rPr>
+                <w:rFonts w:ascii="Arial" w:hAnsi="Arial" w:eastAsia="Arial" w:cs="Arial"/>
+                <w:i w:val="false"/>
+                <w:b w:val="false"/>
+                <w:u w:val="none"/>
+                <w:strike w:val="false"/>
+                <w:sz w:val="12"/>
+                <w:szCs w:val="12"/>
                 <w:color w:val="000000"/>
               </w:rPr>
               <w:t xml:space="preserve">no seleccionada</w:t>
@@ -11970,20 +15374,20 @@
                 <w:b w:val="false"/>
                 <w:u w:val="none"/>
                 <w:strike w:val="false"/>
-                <w:sz w:val="14"/>
-                <w:szCs w:val="14"/>
-                <w:color w:val="000000"/>
-              </w:rPr>
-            </w:pPr>
-            <w:r>
-              <w:rPr>
-                <w:rFonts w:ascii="Arial" w:hAnsi="Arial" w:eastAsia="Arial" w:cs="Arial"/>
-                <w:i w:val="false"/>
-                <w:b w:val="false"/>
-                <w:u w:val="none"/>
-                <w:strike w:val="false"/>
-                <w:sz w:val="14"/>
-                <w:szCs w:val="14"/>
+                <w:sz w:val="12"/>
+                <w:szCs w:val="12"/>
+                <w:color w:val="000000"/>
+              </w:rPr>
+            </w:pPr>
+            <w:r>
+              <w:rPr>
+                <w:rFonts w:ascii="Arial" w:hAnsi="Arial" w:eastAsia="Arial" w:cs="Arial"/>
+                <w:i w:val="false"/>
+                <w:b w:val="false"/>
+                <w:u w:val="none"/>
+                <w:strike w:val="false"/>
+                <w:sz w:val="12"/>
+                <w:szCs w:val="12"/>
                 <w:color w:val="000000"/>
               </w:rPr>
               <w:t xml:space="preserve">no seleccionada</w:t>
@@ -11993,7 +15397,7 @@
       </w:tr>
       <w:tr>
         <w:trPr>
-          <w:trHeight w:val="392" w:hRule="auto"/>
+          <w:trHeight w:val="224" w:hRule="auto"/>
         </w:trPr>
         <w:tc>
           <w:tcPr>
@@ -12030,20 +15434,20 @@
                 <w:b w:val="false"/>
                 <w:u w:val="none"/>
                 <w:strike w:val="false"/>
-                <w:sz w:val="14"/>
-                <w:szCs w:val="14"/>
-                <w:color w:val="000000"/>
-              </w:rPr>
-            </w:pPr>
-            <w:r>
-              <w:rPr>
-                <w:rFonts w:ascii="Arial" w:hAnsi="Arial" w:eastAsia="Arial" w:cs="Arial"/>
-                <w:i w:val="false"/>
-                <w:b w:val="false"/>
-                <w:u w:val="none"/>
-                <w:strike w:val="false"/>
-                <w:sz w:val="14"/>
-                <w:szCs w:val="14"/>
+                <w:sz w:val="12"/>
+                <w:szCs w:val="12"/>
+                <w:color w:val="000000"/>
+              </w:rPr>
+            </w:pPr>
+            <w:r>
+              <w:rPr>
+                <w:rFonts w:ascii="Arial" w:hAnsi="Arial" w:eastAsia="Arial" w:cs="Arial"/>
+                <w:i w:val="false"/>
+                <w:b w:val="false"/>
+                <w:u w:val="none"/>
+                <w:strike w:val="false"/>
+                <w:sz w:val="12"/>
+                <w:szCs w:val="12"/>
                 <w:color w:val="000000"/>
               </w:rPr>
               <w:t xml:space="preserve">Diagnóstico (ESH)</w:t>
@@ -12085,75 +15489,75 @@
                 <w:b w:val="false"/>
                 <w:u w:val="none"/>
                 <w:strike w:val="false"/>
-                <w:sz w:val="14"/>
-                <w:szCs w:val="14"/>
-                <w:color w:val="000000"/>
-              </w:rPr>
-            </w:pPr>
-            <w:r>
-              <w:rPr>
-                <w:rFonts w:ascii="Arial" w:hAnsi="Arial" w:eastAsia="Arial" w:cs="Arial"/>
-                <w:i w:val="false"/>
-                <w:b w:val="false"/>
-                <w:u w:val="none"/>
-                <w:strike w:val="false"/>
-                <w:sz w:val="14"/>
-                <w:szCs w:val="14"/>
-                <w:color w:val="000000"/>
-              </w:rPr>
-              <w:t xml:space="preserve"/>
-            </w:r>
-          </w:p>
-        </w:tc>
-        <w:tc>
-          <w:tcPr>
-            <w:tcBorders>
-              <w:bottom w:val="none" w:sz="0" w:space="0" w:color="000000"/>
-              <w:top w:val="none" w:sz="0" w:space="0" w:color="000000"/>
-              <w:left w:val="none" w:sz="0" w:space="0" w:color="000000"/>
-              <w:right w:val="none" w:sz="0" w:space="0" w:color="000000"/>
-            </w:tcBorders>
-            <w:shd w:val="clear" w:color="auto" w:fill="FFFFFF"/>
-            <w:tcMar>
-              <w:top w:w="0" w:type="dxa"/>
-              <w:bottom w:w="0" w:type="dxa"/>
-              <w:left w:w="0" w:type="dxa"/>
-              <w:right w:w="0" w:type="dxa"/>
-            </w:tcMar>
-            <w:vAlign w:val="center"/>
-          </w:tcPr>
-          <w:p>
-            <w:pPr>
-              <w:pStyle w:val="Normal"/>
-              <w:jc w:val="center"/>
-              <w:pBdr>
-                <w:bottom w:val="none" w:sz="0" w:space="0" w:color="000000"/>
-                <w:top w:val="none" w:sz="0" w:space="0" w:color="000000"/>
-                <w:left w:val="none" w:sz="0" w:space="0" w:color="000000"/>
-                <w:right w:val="none" w:sz="0" w:space="0" w:color="000000"/>
-              </w:pBdr>
-              <w:spacing w:after="40" w:before="40" w:line="240"/>
-              <w:ind w:left="40" w:right="40" w:firstLine="0" w:firstLineChars="0"/>
-              <w:rPr>
-                <w:rFonts w:ascii="Arial" w:hAnsi="Arial" w:eastAsia="Arial" w:cs="Arial"/>
-                <w:i w:val="false"/>
-                <w:b w:val="false"/>
-                <w:u w:val="none"/>
-                <w:strike w:val="false"/>
-                <w:sz w:val="14"/>
-                <w:szCs w:val="14"/>
-                <w:color w:val="000000"/>
-              </w:rPr>
-            </w:pPr>
-            <w:r>
-              <w:rPr>
-                <w:rFonts w:ascii="Arial" w:hAnsi="Arial" w:eastAsia="Arial" w:cs="Arial"/>
-                <w:i w:val="false"/>
-                <w:b w:val="false"/>
-                <w:u w:val="none"/>
-                <w:strike w:val="false"/>
-                <w:sz w:val="14"/>
-                <w:szCs w:val="14"/>
+                <w:sz w:val="12"/>
+                <w:szCs w:val="12"/>
+                <w:color w:val="000000"/>
+              </w:rPr>
+            </w:pPr>
+            <w:r>
+              <w:rPr>
+                <w:rFonts w:ascii="Arial" w:hAnsi="Arial" w:eastAsia="Arial" w:cs="Arial"/>
+                <w:i w:val="false"/>
+                <w:b w:val="false"/>
+                <w:u w:val="none"/>
+                <w:strike w:val="false"/>
+                <w:sz w:val="12"/>
+                <w:szCs w:val="12"/>
+                <w:color w:val="000000"/>
+              </w:rPr>
+              <w:t xml:space="preserve">Establecimientos públicos (por 10 000 adultos)</w:t>
+            </w:r>
+          </w:p>
+        </w:tc>
+        <w:tc>
+          <w:tcPr>
+            <w:tcBorders>
+              <w:bottom w:val="none" w:sz="0" w:space="0" w:color="000000"/>
+              <w:top w:val="none" w:sz="0" w:space="0" w:color="000000"/>
+              <w:left w:val="none" w:sz="0" w:space="0" w:color="000000"/>
+              <w:right w:val="none" w:sz="0" w:space="0" w:color="000000"/>
+            </w:tcBorders>
+            <w:shd w:val="clear" w:color="auto" w:fill="FFFFFF"/>
+            <w:tcMar>
+              <w:top w:w="0" w:type="dxa"/>
+              <w:bottom w:w="0" w:type="dxa"/>
+              <w:left w:w="0" w:type="dxa"/>
+              <w:right w:w="0" w:type="dxa"/>
+            </w:tcMar>
+            <w:vAlign w:val="center"/>
+          </w:tcPr>
+          <w:p>
+            <w:pPr>
+              <w:pStyle w:val="Normal"/>
+              <w:jc w:val="center"/>
+              <w:pBdr>
+                <w:bottom w:val="none" w:sz="0" w:space="0" w:color="000000"/>
+                <w:top w:val="none" w:sz="0" w:space="0" w:color="000000"/>
+                <w:left w:val="none" w:sz="0" w:space="0" w:color="000000"/>
+                <w:right w:val="none" w:sz="0" w:space="0" w:color="000000"/>
+              </w:pBdr>
+              <w:spacing w:after="40" w:before="40" w:line="240"/>
+              <w:ind w:left="40" w:right="40" w:firstLine="0" w:firstLineChars="0"/>
+              <w:rPr>
+                <w:rFonts w:ascii="Arial" w:hAnsi="Arial" w:eastAsia="Arial" w:cs="Arial"/>
+                <w:i w:val="false"/>
+                <w:b w:val="false"/>
+                <w:u w:val="none"/>
+                <w:strike w:val="false"/>
+                <w:sz w:val="12"/>
+                <w:szCs w:val="12"/>
+                <w:color w:val="000000"/>
+              </w:rPr>
+            </w:pPr>
+            <w:r>
+              <w:rPr>
+                <w:rFonts w:ascii="Arial" w:hAnsi="Arial" w:eastAsia="Arial" w:cs="Arial"/>
+                <w:i w:val="false"/>
+                <w:b w:val="false"/>
+                <w:u w:val="none"/>
+                <w:strike w:val="false"/>
+                <w:sz w:val="12"/>
+                <w:szCs w:val="12"/>
                 <w:color w:val="000000"/>
               </w:rPr>
               <w:t xml:space="preserve">1,46</w:t>
@@ -12195,20 +15599,20 @@
                 <w:b w:val="false"/>
                 <w:u w:val="none"/>
                 <w:strike w:val="false"/>
-                <w:sz w:val="14"/>
-                <w:szCs w:val="14"/>
-                <w:color w:val="000000"/>
-              </w:rPr>
-            </w:pPr>
-            <w:r>
-              <w:rPr>
-                <w:rFonts w:ascii="Arial" w:hAnsi="Arial" w:eastAsia="Arial" w:cs="Arial"/>
-                <w:i w:val="false"/>
-                <w:b w:val="false"/>
-                <w:u w:val="none"/>
-                <w:strike w:val="false"/>
-                <w:sz w:val="14"/>
-                <w:szCs w:val="14"/>
+                <w:sz w:val="12"/>
+                <w:szCs w:val="12"/>
+                <w:color w:val="000000"/>
+              </w:rPr>
+            </w:pPr>
+            <w:r>
+              <w:rPr>
+                <w:rFonts w:ascii="Arial" w:hAnsi="Arial" w:eastAsia="Arial" w:cs="Arial"/>
+                <w:i w:val="false"/>
+                <w:b w:val="false"/>
+                <w:u w:val="none"/>
+                <w:strike w:val="false"/>
+                <w:sz w:val="12"/>
+                <w:szCs w:val="12"/>
                 <w:color w:val="000000"/>
               </w:rPr>
               <w:t xml:space="preserve">1,26</w:t>
@@ -12250,20 +15654,20 @@
                 <w:b w:val="false"/>
                 <w:u w:val="none"/>
                 <w:strike w:val="false"/>
-                <w:sz w:val="14"/>
-                <w:szCs w:val="14"/>
-                <w:color w:val="000000"/>
-              </w:rPr>
-            </w:pPr>
-            <w:r>
-              <w:rPr>
-                <w:rFonts w:ascii="Arial" w:hAnsi="Arial" w:eastAsia="Arial" w:cs="Arial"/>
-                <w:i w:val="false"/>
-                <w:b w:val="false"/>
-                <w:u w:val="none"/>
-                <w:strike w:val="false"/>
-                <w:sz w:val="14"/>
-                <w:szCs w:val="14"/>
+                <w:sz w:val="12"/>
+                <w:szCs w:val="12"/>
+                <w:color w:val="000000"/>
+              </w:rPr>
+            </w:pPr>
+            <w:r>
+              <w:rPr>
+                <w:rFonts w:ascii="Arial" w:hAnsi="Arial" w:eastAsia="Arial" w:cs="Arial"/>
+                <w:i w:val="false"/>
+                <w:b w:val="false"/>
+                <w:u w:val="none"/>
+                <w:strike w:val="false"/>
+                <w:sz w:val="12"/>
+                <w:szCs w:val="12"/>
                 <w:color w:val="000000"/>
               </w:rPr>
               <w:t xml:space="preserve">1,16</w:t>
@@ -12305,20 +15709,20 @@
                 <w:b w:val="false"/>
                 <w:u w:val="none"/>
                 <w:strike w:val="false"/>
-                <w:sz w:val="14"/>
-                <w:szCs w:val="14"/>
-                <w:color w:val="000000"/>
-              </w:rPr>
-            </w:pPr>
-            <w:r>
-              <w:rPr>
-                <w:rFonts w:ascii="Arial" w:hAnsi="Arial" w:eastAsia="Arial" w:cs="Arial"/>
-                <w:i w:val="false"/>
-                <w:b w:val="false"/>
-                <w:u w:val="none"/>
-                <w:strike w:val="false"/>
-                <w:sz w:val="14"/>
-                <w:szCs w:val="14"/>
+                <w:sz w:val="12"/>
+                <w:szCs w:val="12"/>
+                <w:color w:val="000000"/>
+              </w:rPr>
+            </w:pPr>
+            <w:r>
+              <w:rPr>
+                <w:rFonts w:ascii="Arial" w:hAnsi="Arial" w:eastAsia="Arial" w:cs="Arial"/>
+                <w:i w:val="false"/>
+                <w:b w:val="false"/>
+                <w:u w:val="none"/>
+                <w:strike w:val="false"/>
+                <w:sz w:val="12"/>
+                <w:szCs w:val="12"/>
                 <w:color w:val="000000"/>
               </w:rPr>
               <w:t xml:space="preserve">no seleccionada</w:t>
@@ -12360,20 +15764,20 @@
                 <w:b w:val="false"/>
                 <w:u w:val="none"/>
                 <w:strike w:val="false"/>
-                <w:sz w:val="14"/>
-                <w:szCs w:val="14"/>
-                <w:color w:val="000000"/>
-              </w:rPr>
-            </w:pPr>
-            <w:r>
-              <w:rPr>
-                <w:rFonts w:ascii="Arial" w:hAnsi="Arial" w:eastAsia="Arial" w:cs="Arial"/>
-                <w:i w:val="false"/>
-                <w:b w:val="false"/>
-                <w:u w:val="none"/>
-                <w:strike w:val="false"/>
-                <w:sz w:val="14"/>
-                <w:szCs w:val="14"/>
+                <w:sz w:val="12"/>
+                <w:szCs w:val="12"/>
+                <w:color w:val="000000"/>
+              </w:rPr>
+            </w:pPr>
+            <w:r>
+              <w:rPr>
+                <w:rFonts w:ascii="Arial" w:hAnsi="Arial" w:eastAsia="Arial" w:cs="Arial"/>
+                <w:i w:val="false"/>
+                <w:b w:val="false"/>
+                <w:u w:val="none"/>
+                <w:strike w:val="false"/>
+                <w:sz w:val="12"/>
+                <w:szCs w:val="12"/>
                 <w:color w:val="000000"/>
               </w:rPr>
               <w:t xml:space="preserve">no seleccionada</w:t>
@@ -12383,7 +15787,7 @@
       </w:tr>
       <w:tr>
         <w:trPr>
-          <w:trHeight w:val="392" w:hRule="auto"/>
+          <w:trHeight w:val="224" w:hRule="auto"/>
         </w:trPr>
         <w:tc>
           <w:tcPr>
@@ -12420,20 +15824,20 @@
                 <w:b w:val="false"/>
                 <w:u w:val="none"/>
                 <w:strike w:val="false"/>
-                <w:sz w:val="14"/>
-                <w:szCs w:val="14"/>
-                <w:color w:val="000000"/>
-              </w:rPr>
-            </w:pPr>
-            <w:r>
-              <w:rPr>
-                <w:rFonts w:ascii="Arial" w:hAnsi="Arial" w:eastAsia="Arial" w:cs="Arial"/>
-                <w:i w:val="false"/>
-                <w:b w:val="false"/>
-                <w:u w:val="none"/>
-                <w:strike w:val="false"/>
-                <w:sz w:val="14"/>
-                <w:szCs w:val="14"/>
+                <w:sz w:val="12"/>
+                <w:szCs w:val="12"/>
+                <w:color w:val="000000"/>
+              </w:rPr>
+            </w:pPr>
+            <w:r>
+              <w:rPr>
+                <w:rFonts w:ascii="Arial" w:hAnsi="Arial" w:eastAsia="Arial" w:cs="Arial"/>
+                <w:i w:val="false"/>
+                <w:b w:val="false"/>
+                <w:u w:val="none"/>
+                <w:strike w:val="false"/>
+                <w:sz w:val="12"/>
+                <w:szCs w:val="12"/>
                 <w:color w:val="000000"/>
               </w:rPr>
               <w:t xml:space="preserve">Diagnóstico (ESH)</w:t>
@@ -12475,20 +15879,20 @@
                 <w:b w:val="false"/>
                 <w:u w:val="none"/>
                 <w:strike w:val="false"/>
-                <w:sz w:val="14"/>
-                <w:szCs w:val="14"/>
-                <w:color w:val="000000"/>
-              </w:rPr>
-            </w:pPr>
-            <w:r>
-              <w:rPr>
-                <w:rFonts w:ascii="Arial" w:hAnsi="Arial" w:eastAsia="Arial" w:cs="Arial"/>
-                <w:i w:val="false"/>
-                <w:b w:val="false"/>
-                <w:u w:val="none"/>
-                <w:strike w:val="false"/>
-                <w:sz w:val="14"/>
-                <w:szCs w:val="14"/>
+                <w:sz w:val="12"/>
+                <w:szCs w:val="12"/>
+                <w:color w:val="000000"/>
+              </w:rPr>
+            </w:pPr>
+            <w:r>
+              <w:rPr>
+                <w:rFonts w:ascii="Arial" w:hAnsi="Arial" w:eastAsia="Arial" w:cs="Arial"/>
+                <w:i w:val="false"/>
+                <w:b w:val="false"/>
+                <w:u w:val="none"/>
+                <w:strike w:val="false"/>
+                <w:sz w:val="12"/>
+                <w:szCs w:val="12"/>
                 <w:color w:val="000000"/>
               </w:rPr>
               <w:t xml:space="preserve">Altitud media (msnm)</w:t>
@@ -12530,20 +15934,20 @@
                 <w:b w:val="false"/>
                 <w:u w:val="none"/>
                 <w:strike w:val="false"/>
-                <w:sz w:val="14"/>
-                <w:szCs w:val="14"/>
-                <w:color w:val="000000"/>
-              </w:rPr>
-            </w:pPr>
-            <w:r>
-              <w:rPr>
-                <w:rFonts w:ascii="Arial" w:hAnsi="Arial" w:eastAsia="Arial" w:cs="Arial"/>
-                <w:i w:val="false"/>
-                <w:b w:val="false"/>
-                <w:u w:val="none"/>
-                <w:strike w:val="false"/>
-                <w:sz w:val="14"/>
-                <w:szCs w:val="14"/>
+                <w:sz w:val="12"/>
+                <w:szCs w:val="12"/>
+                <w:color w:val="000000"/>
+              </w:rPr>
+            </w:pPr>
+            <w:r>
+              <w:rPr>
+                <w:rFonts w:ascii="Arial" w:hAnsi="Arial" w:eastAsia="Arial" w:cs="Arial"/>
+                <w:i w:val="false"/>
+                <w:b w:val="false"/>
+                <w:u w:val="none"/>
+                <w:strike w:val="false"/>
+                <w:sz w:val="12"/>
+                <w:szCs w:val="12"/>
                 <w:color w:val="000000"/>
               </w:rPr>
               <w:t xml:space="preserve">1,15</w:t>
@@ -12585,20 +15989,20 @@
                 <w:b w:val="false"/>
                 <w:u w:val="none"/>
                 <w:strike w:val="false"/>
-                <w:sz w:val="14"/>
-                <w:szCs w:val="14"/>
-                <w:color w:val="000000"/>
-              </w:rPr>
-            </w:pPr>
-            <w:r>
-              <w:rPr>
-                <w:rFonts w:ascii="Arial" w:hAnsi="Arial" w:eastAsia="Arial" w:cs="Arial"/>
-                <w:i w:val="false"/>
-                <w:b w:val="false"/>
-                <w:u w:val="none"/>
-                <w:strike w:val="false"/>
-                <w:sz w:val="14"/>
-                <w:szCs w:val="14"/>
+                <w:sz w:val="12"/>
+                <w:szCs w:val="12"/>
+                <w:color w:val="000000"/>
+              </w:rPr>
+            </w:pPr>
+            <w:r>
+              <w:rPr>
+                <w:rFonts w:ascii="Arial" w:hAnsi="Arial" w:eastAsia="Arial" w:cs="Arial"/>
+                <w:i w:val="false"/>
+                <w:b w:val="false"/>
+                <w:u w:val="none"/>
+                <w:strike w:val="false"/>
+                <w:sz w:val="12"/>
+                <w:szCs w:val="12"/>
                 <w:color w:val="000000"/>
               </w:rPr>
               <w:t xml:space="preserve">1,19</w:t>
@@ -12640,20 +16044,20 @@
                 <w:b w:val="false"/>
                 <w:u w:val="none"/>
                 <w:strike w:val="false"/>
-                <w:sz w:val="14"/>
-                <w:szCs w:val="14"/>
-                <w:color w:val="000000"/>
-              </w:rPr>
-            </w:pPr>
-            <w:r>
-              <w:rPr>
-                <w:rFonts w:ascii="Arial" w:hAnsi="Arial" w:eastAsia="Arial" w:cs="Arial"/>
-                <w:i w:val="false"/>
-                <w:b w:val="false"/>
-                <w:u w:val="none"/>
-                <w:strike w:val="false"/>
-                <w:sz w:val="14"/>
-                <w:szCs w:val="14"/>
+                <w:sz w:val="12"/>
+                <w:szCs w:val="12"/>
+                <w:color w:val="000000"/>
+              </w:rPr>
+            </w:pPr>
+            <w:r>
+              <w:rPr>
+                <w:rFonts w:ascii="Arial" w:hAnsi="Arial" w:eastAsia="Arial" w:cs="Arial"/>
+                <w:i w:val="false"/>
+                <w:b w:val="false"/>
+                <w:u w:val="none"/>
+                <w:strike w:val="false"/>
+                <w:sz w:val="12"/>
+                <w:szCs w:val="12"/>
                 <w:color w:val="000000"/>
               </w:rPr>
               <w:t xml:space="preserve">0,96</w:t>
@@ -12695,20 +16099,20 @@
                 <w:b w:val="false"/>
                 <w:u w:val="none"/>
                 <w:strike w:val="false"/>
-                <w:sz w:val="14"/>
-                <w:szCs w:val="14"/>
-                <w:color w:val="000000"/>
-              </w:rPr>
-            </w:pPr>
-            <w:r>
-              <w:rPr>
-                <w:rFonts w:ascii="Arial" w:hAnsi="Arial" w:eastAsia="Arial" w:cs="Arial"/>
-                <w:i w:val="false"/>
-                <w:b w:val="false"/>
-                <w:u w:val="none"/>
-                <w:strike w:val="false"/>
-                <w:sz w:val="14"/>
-                <w:szCs w:val="14"/>
+                <w:sz w:val="12"/>
+                <w:szCs w:val="12"/>
+                <w:color w:val="000000"/>
+              </w:rPr>
+            </w:pPr>
+            <w:r>
+              <w:rPr>
+                <w:rFonts w:ascii="Arial" w:hAnsi="Arial" w:eastAsia="Arial" w:cs="Arial"/>
+                <w:i w:val="false"/>
+                <w:b w:val="false"/>
+                <w:u w:val="none"/>
+                <w:strike w:val="false"/>
+                <w:sz w:val="12"/>
+                <w:szCs w:val="12"/>
                 <w:color w:val="000000"/>
               </w:rPr>
               <w:t xml:space="preserve">no seleccionada</w:t>
@@ -12750,20 +16154,20 @@
                 <w:b w:val="false"/>
                 <w:u w:val="none"/>
                 <w:strike w:val="false"/>
-                <w:sz w:val="14"/>
-                <w:szCs w:val="14"/>
-                <w:color w:val="000000"/>
-              </w:rPr>
-            </w:pPr>
-            <w:r>
-              <w:rPr>
-                <w:rFonts w:ascii="Arial" w:hAnsi="Arial" w:eastAsia="Arial" w:cs="Arial"/>
-                <w:i w:val="false"/>
-                <w:b w:val="false"/>
-                <w:u w:val="none"/>
-                <w:strike w:val="false"/>
-                <w:sz w:val="14"/>
-                <w:szCs w:val="14"/>
+                <w:sz w:val="12"/>
+                <w:szCs w:val="12"/>
+                <w:color w:val="000000"/>
+              </w:rPr>
+            </w:pPr>
+            <w:r>
+              <w:rPr>
+                <w:rFonts w:ascii="Arial" w:hAnsi="Arial" w:eastAsia="Arial" w:cs="Arial"/>
+                <w:i w:val="false"/>
+                <w:b w:val="false"/>
+                <w:u w:val="none"/>
+                <w:strike w:val="false"/>
+                <w:sz w:val="12"/>
+                <w:szCs w:val="12"/>
                 <w:color w:val="000000"/>
               </w:rPr>
               <w:t xml:space="preserve">no seleccionada</w:t>
@@ -12773,7 +16177,7 @@
       </w:tr>
       <w:tr>
         <w:trPr>
-          <w:trHeight w:val="392" w:hRule="auto"/>
+          <w:trHeight w:val="224" w:hRule="auto"/>
         </w:trPr>
         <w:tc>
           <w:tcPr>
@@ -12810,20 +16214,20 @@
                 <w:b w:val="false"/>
                 <w:u w:val="none"/>
                 <w:strike w:val="false"/>
-                <w:sz w:val="14"/>
-                <w:szCs w:val="14"/>
-                <w:color w:val="000000"/>
-              </w:rPr>
-            </w:pPr>
-            <w:r>
-              <w:rPr>
-                <w:rFonts w:ascii="Arial" w:hAnsi="Arial" w:eastAsia="Arial" w:cs="Arial"/>
-                <w:i w:val="false"/>
-                <w:b w:val="false"/>
-                <w:u w:val="none"/>
-                <w:strike w:val="false"/>
-                <w:sz w:val="14"/>
-                <w:szCs w:val="14"/>
+                <w:sz w:val="12"/>
+                <w:szCs w:val="12"/>
+                <w:color w:val="000000"/>
+              </w:rPr>
+            </w:pPr>
+            <w:r>
+              <w:rPr>
+                <w:rFonts w:ascii="Arial" w:hAnsi="Arial" w:eastAsia="Arial" w:cs="Arial"/>
+                <w:i w:val="false"/>
+                <w:b w:val="false"/>
+                <w:u w:val="none"/>
+                <w:strike w:val="false"/>
+                <w:sz w:val="12"/>
+                <w:szCs w:val="12"/>
                 <w:color w:val="000000"/>
               </w:rPr>
               <w:t xml:space="preserve">Diagnóstico (AHA)</w:t>
@@ -12865,20 +16269,20 @@
                 <w:b w:val="false"/>
                 <w:u w:val="none"/>
                 <w:strike w:val="false"/>
-                <w:sz w:val="14"/>
-                <w:szCs w:val="14"/>
-                <w:color w:val="000000"/>
-              </w:rPr>
-            </w:pPr>
-            <w:r>
-              <w:rPr>
-                <w:rFonts w:ascii="Arial" w:hAnsi="Arial" w:eastAsia="Arial" w:cs="Arial"/>
-                <w:i w:val="false"/>
-                <w:b w:val="false"/>
-                <w:u w:val="none"/>
-                <w:strike w:val="false"/>
-                <w:sz w:val="14"/>
-                <w:szCs w:val="14"/>
+                <w:sz w:val="12"/>
+                <w:szCs w:val="12"/>
+                <w:color w:val="000000"/>
+              </w:rPr>
+            </w:pPr>
+            <w:r>
+              <w:rPr>
+                <w:rFonts w:ascii="Arial" w:hAnsi="Arial" w:eastAsia="Arial" w:cs="Arial"/>
+                <w:i w:val="false"/>
+                <w:b w:val="false"/>
+                <w:u w:val="none"/>
+                <w:strike w:val="false"/>
+                <w:sz w:val="12"/>
+                <w:szCs w:val="12"/>
                 <w:color w:val="000000"/>
               </w:rPr>
               <w:t xml:space="preserve">Pobreza municipal (%)</w:t>
@@ -12920,20 +16324,20 @@
                 <w:b w:val="false"/>
                 <w:u w:val="none"/>
                 <w:strike w:val="false"/>
-                <w:sz w:val="14"/>
-                <w:szCs w:val="14"/>
-                <w:color w:val="000000"/>
-              </w:rPr>
-            </w:pPr>
-            <w:r>
-              <w:rPr>
-                <w:rFonts w:ascii="Arial" w:hAnsi="Arial" w:eastAsia="Arial" w:cs="Arial"/>
-                <w:i w:val="false"/>
-                <w:b w:val="false"/>
-                <w:u w:val="none"/>
-                <w:strike w:val="false"/>
-                <w:sz w:val="14"/>
-                <w:szCs w:val="14"/>
+                <w:sz w:val="12"/>
+                <w:szCs w:val="12"/>
+                <w:color w:val="000000"/>
+              </w:rPr>
+            </w:pPr>
+            <w:r>
+              <w:rPr>
+                <w:rFonts w:ascii="Arial" w:hAnsi="Arial" w:eastAsia="Arial" w:cs="Arial"/>
+                <w:i w:val="false"/>
+                <w:b w:val="false"/>
+                <w:u w:val="none"/>
+                <w:strike w:val="false"/>
+                <w:sz w:val="12"/>
+                <w:szCs w:val="12"/>
                 <w:color w:val="000000"/>
               </w:rPr>
               <w:t xml:space="preserve">-0,53</w:t>
@@ -12975,20 +16379,20 @@
                 <w:b w:val="false"/>
                 <w:u w:val="none"/>
                 <w:strike w:val="false"/>
-                <w:sz w:val="14"/>
-                <w:szCs w:val="14"/>
-                <w:color w:val="000000"/>
-              </w:rPr>
-            </w:pPr>
-            <w:r>
-              <w:rPr>
-                <w:rFonts w:ascii="Arial" w:hAnsi="Arial" w:eastAsia="Arial" w:cs="Arial"/>
-                <w:i w:val="false"/>
-                <w:b w:val="false"/>
-                <w:u w:val="none"/>
-                <w:strike w:val="false"/>
-                <w:sz w:val="14"/>
-                <w:szCs w:val="14"/>
+                <w:sz w:val="12"/>
+                <w:szCs w:val="12"/>
+                <w:color w:val="000000"/>
+              </w:rPr>
+            </w:pPr>
+            <w:r>
+              <w:rPr>
+                <w:rFonts w:ascii="Arial" w:hAnsi="Arial" w:eastAsia="Arial" w:cs="Arial"/>
+                <w:i w:val="false"/>
+                <w:b w:val="false"/>
+                <w:u w:val="none"/>
+                <w:strike w:val="false"/>
+                <w:sz w:val="12"/>
+                <w:szCs w:val="12"/>
                 <w:color w:val="000000"/>
               </w:rPr>
               <w:t xml:space="preserve">3,24</w:t>
@@ -13030,20 +16434,20 @@
                 <w:b w:val="false"/>
                 <w:u w:val="none"/>
                 <w:strike w:val="false"/>
-                <w:sz w:val="14"/>
-                <w:szCs w:val="14"/>
-                <w:color w:val="000000"/>
-              </w:rPr>
-            </w:pPr>
-            <w:r>
-              <w:rPr>
-                <w:rFonts w:ascii="Arial" w:hAnsi="Arial" w:eastAsia="Arial" w:cs="Arial"/>
-                <w:i w:val="false"/>
-                <w:b w:val="false"/>
-                <w:u w:val="none"/>
-                <w:strike w:val="false"/>
-                <w:sz w:val="14"/>
-                <w:szCs w:val="14"/>
+                <w:sz w:val="12"/>
+                <w:szCs w:val="12"/>
+                <w:color w:val="000000"/>
+              </w:rPr>
+            </w:pPr>
+            <w:r>
+              <w:rPr>
+                <w:rFonts w:ascii="Arial" w:hAnsi="Arial" w:eastAsia="Arial" w:cs="Arial"/>
+                <w:i w:val="false"/>
+                <w:b w:val="false"/>
+                <w:u w:val="none"/>
+                <w:strike w:val="false"/>
+                <w:sz w:val="12"/>
+                <w:szCs w:val="12"/>
                 <w:color w:val="000000"/>
               </w:rPr>
               <w:t xml:space="preserve">-0,16</w:t>
@@ -13085,20 +16489,20 @@
                 <w:b w:val="false"/>
                 <w:u w:val="none"/>
                 <w:strike w:val="false"/>
-                <w:sz w:val="14"/>
-                <w:szCs w:val="14"/>
-                <w:color w:val="000000"/>
-              </w:rPr>
-            </w:pPr>
-            <w:r>
-              <w:rPr>
-                <w:rFonts w:ascii="Arial" w:hAnsi="Arial" w:eastAsia="Arial" w:cs="Arial"/>
-                <w:i w:val="false"/>
-                <w:b w:val="false"/>
-                <w:u w:val="none"/>
-                <w:strike w:val="false"/>
-                <w:sz w:val="14"/>
-                <w:szCs w:val="14"/>
+                <w:sz w:val="12"/>
+                <w:szCs w:val="12"/>
+                <w:color w:val="000000"/>
+              </w:rPr>
+            </w:pPr>
+            <w:r>
+              <w:rPr>
+                <w:rFonts w:ascii="Arial" w:hAnsi="Arial" w:eastAsia="Arial" w:cs="Arial"/>
+                <w:i w:val="false"/>
+                <w:b w:val="false"/>
+                <w:u w:val="none"/>
+                <w:strike w:val="false"/>
+                <w:sz w:val="12"/>
+                <w:szCs w:val="12"/>
                 <w:color w:val="000000"/>
               </w:rPr>
               <w:t xml:space="preserve">no seleccionada</w:t>
@@ -13140,20 +16544,20 @@
                 <w:b w:val="false"/>
                 <w:u w:val="none"/>
                 <w:strike w:val="false"/>
-                <w:sz w:val="14"/>
-                <w:szCs w:val="14"/>
-                <w:color w:val="000000"/>
-              </w:rPr>
-            </w:pPr>
-            <w:r>
-              <w:rPr>
-                <w:rFonts w:ascii="Arial" w:hAnsi="Arial" w:eastAsia="Arial" w:cs="Arial"/>
-                <w:i w:val="false"/>
-                <w:b w:val="false"/>
-                <w:u w:val="none"/>
-                <w:strike w:val="false"/>
-                <w:sz w:val="14"/>
-                <w:szCs w:val="14"/>
+                <w:sz w:val="12"/>
+                <w:szCs w:val="12"/>
+                <w:color w:val="000000"/>
+              </w:rPr>
+            </w:pPr>
+            <w:r>
+              <w:rPr>
+                <w:rFonts w:ascii="Arial" w:hAnsi="Arial" w:eastAsia="Arial" w:cs="Arial"/>
+                <w:i w:val="false"/>
+                <w:b w:val="false"/>
+                <w:u w:val="none"/>
+                <w:strike w:val="false"/>
+                <w:sz w:val="12"/>
+                <w:szCs w:val="12"/>
                 <w:color w:val="000000"/>
               </w:rPr>
               <w:t xml:space="preserve">no seleccionada</w:t>
@@ -13163,7 +16567,7 @@
       </w:tr>
       <w:tr>
         <w:trPr>
-          <w:trHeight w:val="392" w:hRule="auto"/>
+          <w:trHeight w:val="224" w:hRule="auto"/>
         </w:trPr>
         <w:tc>
           <w:tcPr>
@@ -13200,20 +16604,20 @@
                 <w:b w:val="false"/>
                 <w:u w:val="none"/>
                 <w:strike w:val="false"/>
-                <w:sz w:val="14"/>
-                <w:szCs w:val="14"/>
-                <w:color w:val="000000"/>
-              </w:rPr>
-            </w:pPr>
-            <w:r>
-              <w:rPr>
-                <w:rFonts w:ascii="Arial" w:hAnsi="Arial" w:eastAsia="Arial" w:cs="Arial"/>
-                <w:i w:val="false"/>
-                <w:b w:val="false"/>
-                <w:u w:val="none"/>
-                <w:strike w:val="false"/>
-                <w:sz w:val="14"/>
-                <w:szCs w:val="14"/>
+                <w:sz w:val="12"/>
+                <w:szCs w:val="12"/>
+                <w:color w:val="000000"/>
+              </w:rPr>
+            </w:pPr>
+            <w:r>
+              <w:rPr>
+                <w:rFonts w:ascii="Arial" w:hAnsi="Arial" w:eastAsia="Arial" w:cs="Arial"/>
+                <w:i w:val="false"/>
+                <w:b w:val="false"/>
+                <w:u w:val="none"/>
+                <w:strike w:val="false"/>
+                <w:sz w:val="12"/>
+                <w:szCs w:val="12"/>
                 <w:color w:val="000000"/>
               </w:rPr>
               <w:t xml:space="preserve">Diagnóstico (AHA)</w:t>
@@ -13255,75 +16659,75 @@
                 <w:b w:val="false"/>
                 <w:u w:val="none"/>
                 <w:strike w:val="false"/>
-                <w:sz w:val="14"/>
-                <w:szCs w:val="14"/>
-                <w:color w:val="000000"/>
-              </w:rPr>
-            </w:pPr>
-            <w:r>
-              <w:rPr>
-                <w:rFonts w:ascii="Arial" w:hAnsi="Arial" w:eastAsia="Arial" w:cs="Arial"/>
-                <w:i w:val="false"/>
-                <w:b w:val="false"/>
-                <w:u w:val="none"/>
-                <w:strike w:val="false"/>
-                <w:sz w:val="14"/>
-                <w:szCs w:val="14"/>
-                <w:color w:val="000000"/>
-              </w:rPr>
-              <w:t xml:space="preserve"/>
-            </w:r>
-          </w:p>
-        </w:tc>
-        <w:tc>
-          <w:tcPr>
-            <w:tcBorders>
-              <w:bottom w:val="none" w:sz="0" w:space="0" w:color="000000"/>
-              <w:top w:val="none" w:sz="0" w:space="0" w:color="000000"/>
-              <w:left w:val="none" w:sz="0" w:space="0" w:color="000000"/>
-              <w:right w:val="none" w:sz="0" w:space="0" w:color="000000"/>
-            </w:tcBorders>
-            <w:shd w:val="clear" w:color="auto" w:fill="FFFFFF"/>
-            <w:tcMar>
-              <w:top w:w="0" w:type="dxa"/>
-              <w:bottom w:w="0" w:type="dxa"/>
-              <w:left w:w="0" w:type="dxa"/>
-              <w:right w:w="0" w:type="dxa"/>
-            </w:tcMar>
-            <w:vAlign w:val="center"/>
-          </w:tcPr>
-          <w:p>
-            <w:pPr>
-              <w:pStyle w:val="Normal"/>
-              <w:jc w:val="center"/>
-              <w:pBdr>
-                <w:bottom w:val="none" w:sz="0" w:space="0" w:color="000000"/>
-                <w:top w:val="none" w:sz="0" w:space="0" w:color="000000"/>
-                <w:left w:val="none" w:sz="0" w:space="0" w:color="000000"/>
-                <w:right w:val="none" w:sz="0" w:space="0" w:color="000000"/>
-              </w:pBdr>
-              <w:spacing w:after="40" w:before="40" w:line="240"/>
-              <w:ind w:left="40" w:right="40" w:firstLine="0" w:firstLineChars="0"/>
-              <w:rPr>
-                <w:rFonts w:ascii="Arial" w:hAnsi="Arial" w:eastAsia="Arial" w:cs="Arial"/>
-                <w:i w:val="false"/>
-                <w:b w:val="false"/>
-                <w:u w:val="none"/>
-                <w:strike w:val="false"/>
-                <w:sz w:val="14"/>
-                <w:szCs w:val="14"/>
-                <w:color w:val="000000"/>
-              </w:rPr>
-            </w:pPr>
-            <w:r>
-              <w:rPr>
-                <w:rFonts w:ascii="Arial" w:hAnsi="Arial" w:eastAsia="Arial" w:cs="Arial"/>
-                <w:i w:val="false"/>
-                <w:b w:val="false"/>
-                <w:u w:val="none"/>
-                <w:strike w:val="false"/>
-                <w:sz w:val="14"/>
-                <w:szCs w:val="14"/>
+                <w:sz w:val="12"/>
+                <w:szCs w:val="12"/>
+                <w:color w:val="000000"/>
+              </w:rPr>
+            </w:pPr>
+            <w:r>
+              <w:rPr>
+                <w:rFonts w:ascii="Arial" w:hAnsi="Arial" w:eastAsia="Arial" w:cs="Arial"/>
+                <w:i w:val="false"/>
+                <w:b w:val="false"/>
+                <w:u w:val="none"/>
+                <w:strike w:val="false"/>
+                <w:sz w:val="12"/>
+                <w:szCs w:val="12"/>
+                <w:color w:val="000000"/>
+              </w:rPr>
+              <w:t xml:space="preserve">Establecimientos de salud (por 10 000 adultos)</w:t>
+            </w:r>
+          </w:p>
+        </w:tc>
+        <w:tc>
+          <w:tcPr>
+            <w:tcBorders>
+              <w:bottom w:val="none" w:sz="0" w:space="0" w:color="000000"/>
+              <w:top w:val="none" w:sz="0" w:space="0" w:color="000000"/>
+              <w:left w:val="none" w:sz="0" w:space="0" w:color="000000"/>
+              <w:right w:val="none" w:sz="0" w:space="0" w:color="000000"/>
+            </w:tcBorders>
+            <w:shd w:val="clear" w:color="auto" w:fill="FFFFFF"/>
+            <w:tcMar>
+              <w:top w:w="0" w:type="dxa"/>
+              <w:bottom w:w="0" w:type="dxa"/>
+              <w:left w:w="0" w:type="dxa"/>
+              <w:right w:w="0" w:type="dxa"/>
+            </w:tcMar>
+            <w:vAlign w:val="center"/>
+          </w:tcPr>
+          <w:p>
+            <w:pPr>
+              <w:pStyle w:val="Normal"/>
+              <w:jc w:val="center"/>
+              <w:pBdr>
+                <w:bottom w:val="none" w:sz="0" w:space="0" w:color="000000"/>
+                <w:top w:val="none" w:sz="0" w:space="0" w:color="000000"/>
+                <w:left w:val="none" w:sz="0" w:space="0" w:color="000000"/>
+                <w:right w:val="none" w:sz="0" w:space="0" w:color="000000"/>
+              </w:pBdr>
+              <w:spacing w:after="40" w:before="40" w:line="240"/>
+              <w:ind w:left="40" w:right="40" w:firstLine="0" w:firstLineChars="0"/>
+              <w:rPr>
+                <w:rFonts w:ascii="Arial" w:hAnsi="Arial" w:eastAsia="Arial" w:cs="Arial"/>
+                <w:i w:val="false"/>
+                <w:b w:val="false"/>
+                <w:u w:val="none"/>
+                <w:strike w:val="false"/>
+                <w:sz w:val="12"/>
+                <w:szCs w:val="12"/>
+                <w:color w:val="000000"/>
+              </w:rPr>
+            </w:pPr>
+            <w:r>
+              <w:rPr>
+                <w:rFonts w:ascii="Arial" w:hAnsi="Arial" w:eastAsia="Arial" w:cs="Arial"/>
+                <w:i w:val="false"/>
+                <w:b w:val="false"/>
+                <w:u w:val="none"/>
+                <w:strike w:val="false"/>
+                <w:sz w:val="12"/>
+                <w:szCs w:val="12"/>
                 <w:color w:val="000000"/>
               </w:rPr>
               <w:t xml:space="preserve">1,60</w:t>
@@ -13365,20 +16769,20 @@
                 <w:b w:val="false"/>
                 <w:u w:val="none"/>
                 <w:strike w:val="false"/>
-                <w:sz w:val="14"/>
-                <w:szCs w:val="14"/>
-                <w:color w:val="000000"/>
-              </w:rPr>
-            </w:pPr>
-            <w:r>
-              <w:rPr>
-                <w:rFonts w:ascii="Arial" w:hAnsi="Arial" w:eastAsia="Arial" w:cs="Arial"/>
-                <w:i w:val="false"/>
-                <w:b w:val="false"/>
-                <w:u w:val="none"/>
-                <w:strike w:val="false"/>
-                <w:sz w:val="14"/>
-                <w:szCs w:val="14"/>
+                <w:sz w:val="12"/>
+                <w:szCs w:val="12"/>
+                <w:color w:val="000000"/>
+              </w:rPr>
+            </w:pPr>
+            <w:r>
+              <w:rPr>
+                <w:rFonts w:ascii="Arial" w:hAnsi="Arial" w:eastAsia="Arial" w:cs="Arial"/>
+                <w:i w:val="false"/>
+                <w:b w:val="false"/>
+                <w:u w:val="none"/>
+                <w:strike w:val="false"/>
+                <w:sz w:val="12"/>
+                <w:szCs w:val="12"/>
                 <w:color w:val="000000"/>
               </w:rPr>
               <w:t xml:space="preserve">0,16</w:t>
@@ -13420,20 +16824,20 @@
                 <w:b w:val="false"/>
                 <w:u w:val="none"/>
                 <w:strike w:val="false"/>
-                <w:sz w:val="14"/>
-                <w:szCs w:val="14"/>
-                <w:color w:val="000000"/>
-              </w:rPr>
-            </w:pPr>
-            <w:r>
-              <w:rPr>
-                <w:rFonts w:ascii="Arial" w:hAnsi="Arial" w:eastAsia="Arial" w:cs="Arial"/>
-                <w:i w:val="false"/>
-                <w:b w:val="false"/>
-                <w:u w:val="none"/>
-                <w:strike w:val="false"/>
-                <w:sz w:val="14"/>
-                <w:szCs w:val="14"/>
+                <w:sz w:val="12"/>
+                <w:szCs w:val="12"/>
+                <w:color w:val="000000"/>
+              </w:rPr>
+            </w:pPr>
+            <w:r>
+              <w:rPr>
+                <w:rFonts w:ascii="Arial" w:hAnsi="Arial" w:eastAsia="Arial" w:cs="Arial"/>
+                <w:i w:val="false"/>
+                <w:b w:val="false"/>
+                <w:u w:val="none"/>
+                <w:strike w:val="false"/>
+                <w:sz w:val="12"/>
+                <w:szCs w:val="12"/>
                 <w:color w:val="000000"/>
               </w:rPr>
               <w:t xml:space="preserve">9,69</w:t>
@@ -13475,20 +16879,20 @@
                 <w:b w:val="false"/>
                 <w:u w:val="none"/>
                 <w:strike w:val="false"/>
-                <w:sz w:val="14"/>
-                <w:szCs w:val="14"/>
-                <w:color w:val="000000"/>
-              </w:rPr>
-            </w:pPr>
-            <w:r>
-              <w:rPr>
-                <w:rFonts w:ascii="Arial" w:hAnsi="Arial" w:eastAsia="Arial" w:cs="Arial"/>
-                <w:i w:val="false"/>
-                <w:b w:val="false"/>
-                <w:u w:val="none"/>
-                <w:strike w:val="false"/>
-                <w:sz w:val="14"/>
-                <w:szCs w:val="14"/>
+                <w:sz w:val="12"/>
+                <w:szCs w:val="12"/>
+                <w:color w:val="000000"/>
+              </w:rPr>
+            </w:pPr>
+            <w:r>
+              <w:rPr>
+                <w:rFonts w:ascii="Arial" w:hAnsi="Arial" w:eastAsia="Arial" w:cs="Arial"/>
+                <w:i w:val="false"/>
+                <w:b w:val="false"/>
+                <w:u w:val="none"/>
+                <w:strike w:val="false"/>
+                <w:sz w:val="12"/>
+                <w:szCs w:val="12"/>
                 <w:color w:val="000000"/>
               </w:rPr>
               <w:t xml:space="preserve">no seleccionada</w:t>
@@ -13530,20 +16934,20 @@
                 <w:b w:val="false"/>
                 <w:u w:val="none"/>
                 <w:strike w:val="false"/>
-                <w:sz w:val="14"/>
-                <w:szCs w:val="14"/>
-                <w:color w:val="000000"/>
-              </w:rPr>
-            </w:pPr>
-            <w:r>
-              <w:rPr>
-                <w:rFonts w:ascii="Arial" w:hAnsi="Arial" w:eastAsia="Arial" w:cs="Arial"/>
-                <w:i w:val="false"/>
-                <w:b w:val="false"/>
-                <w:u w:val="none"/>
-                <w:strike w:val="false"/>
-                <w:sz w:val="14"/>
-                <w:szCs w:val="14"/>
+                <w:sz w:val="12"/>
+                <w:szCs w:val="12"/>
+                <w:color w:val="000000"/>
+              </w:rPr>
+            </w:pPr>
+            <w:r>
+              <w:rPr>
+                <w:rFonts w:ascii="Arial" w:hAnsi="Arial" w:eastAsia="Arial" w:cs="Arial"/>
+                <w:i w:val="false"/>
+                <w:b w:val="false"/>
+                <w:u w:val="none"/>
+                <w:strike w:val="false"/>
+                <w:sz w:val="12"/>
+                <w:szCs w:val="12"/>
                 <w:color w:val="000000"/>
               </w:rPr>
               <w:t xml:space="preserve">no seleccionada</w:t>
@@ -13553,7 +16957,7 @@
       </w:tr>
       <w:tr>
         <w:trPr>
-          <w:trHeight w:val="392" w:hRule="auto"/>
+          <w:trHeight w:val="224" w:hRule="auto"/>
         </w:trPr>
         <w:tc>
           <w:tcPr>
@@ -13590,20 +16994,20 @@
                 <w:b w:val="false"/>
                 <w:u w:val="none"/>
                 <w:strike w:val="false"/>
-                <w:sz w:val="14"/>
-                <w:szCs w:val="14"/>
-                <w:color w:val="000000"/>
-              </w:rPr>
-            </w:pPr>
-            <w:r>
-              <w:rPr>
-                <w:rFonts w:ascii="Arial" w:hAnsi="Arial" w:eastAsia="Arial" w:cs="Arial"/>
-                <w:i w:val="false"/>
-                <w:b w:val="false"/>
-                <w:u w:val="none"/>
-                <w:strike w:val="false"/>
-                <w:sz w:val="14"/>
-                <w:szCs w:val="14"/>
+                <w:sz w:val="12"/>
+                <w:szCs w:val="12"/>
+                <w:color w:val="000000"/>
+              </w:rPr>
+            </w:pPr>
+            <w:r>
+              <w:rPr>
+                <w:rFonts w:ascii="Arial" w:hAnsi="Arial" w:eastAsia="Arial" w:cs="Arial"/>
+                <w:i w:val="false"/>
+                <w:b w:val="false"/>
+                <w:u w:val="none"/>
+                <w:strike w:val="false"/>
+                <w:sz w:val="12"/>
+                <w:szCs w:val="12"/>
                 <w:color w:val="000000"/>
               </w:rPr>
               <w:t xml:space="preserve">Diagnóstico (AHA)</w:t>
@@ -13645,75 +17049,75 @@
                 <w:b w:val="false"/>
                 <w:u w:val="none"/>
                 <w:strike w:val="false"/>
-                <w:sz w:val="14"/>
-                <w:szCs w:val="14"/>
-                <w:color w:val="000000"/>
-              </w:rPr>
-            </w:pPr>
-            <w:r>
-              <w:rPr>
-                <w:rFonts w:ascii="Arial" w:hAnsi="Arial" w:eastAsia="Arial" w:cs="Arial"/>
-                <w:i w:val="false"/>
-                <w:b w:val="false"/>
-                <w:u w:val="none"/>
-                <w:strike w:val="false"/>
-                <w:sz w:val="14"/>
-                <w:szCs w:val="14"/>
-                <w:color w:val="000000"/>
-              </w:rPr>
-              <w:t xml:space="preserve"/>
-            </w:r>
-          </w:p>
-        </w:tc>
-        <w:tc>
-          <w:tcPr>
-            <w:tcBorders>
-              <w:bottom w:val="none" w:sz="0" w:space="0" w:color="000000"/>
-              <w:top w:val="none" w:sz="0" w:space="0" w:color="000000"/>
-              <w:left w:val="none" w:sz="0" w:space="0" w:color="000000"/>
-              <w:right w:val="none" w:sz="0" w:space="0" w:color="000000"/>
-            </w:tcBorders>
-            <w:shd w:val="clear" w:color="auto" w:fill="FFFFFF"/>
-            <w:tcMar>
-              <w:top w:w="0" w:type="dxa"/>
-              <w:bottom w:w="0" w:type="dxa"/>
-              <w:left w:w="0" w:type="dxa"/>
-              <w:right w:w="0" w:type="dxa"/>
-            </w:tcMar>
-            <w:vAlign w:val="center"/>
-          </w:tcPr>
-          <w:p>
-            <w:pPr>
-              <w:pStyle w:val="Normal"/>
-              <w:jc w:val="center"/>
-              <w:pBdr>
-                <w:bottom w:val="none" w:sz="0" w:space="0" w:color="000000"/>
-                <w:top w:val="none" w:sz="0" w:space="0" w:color="000000"/>
-                <w:left w:val="none" w:sz="0" w:space="0" w:color="000000"/>
-                <w:right w:val="none" w:sz="0" w:space="0" w:color="000000"/>
-              </w:pBdr>
-              <w:spacing w:after="40" w:before="40" w:line="240"/>
-              <w:ind w:left="40" w:right="40" w:firstLine="0" w:firstLineChars="0"/>
-              <w:rPr>
-                <w:rFonts w:ascii="Arial" w:hAnsi="Arial" w:eastAsia="Arial" w:cs="Arial"/>
-                <w:i w:val="false"/>
-                <w:b w:val="false"/>
-                <w:u w:val="none"/>
-                <w:strike w:val="false"/>
-                <w:sz w:val="14"/>
-                <w:szCs w:val="14"/>
-                <w:color w:val="000000"/>
-              </w:rPr>
-            </w:pPr>
-            <w:r>
-              <w:rPr>
-                <w:rFonts w:ascii="Arial" w:hAnsi="Arial" w:eastAsia="Arial" w:cs="Arial"/>
-                <w:i w:val="false"/>
-                <w:b w:val="false"/>
-                <w:u w:val="none"/>
-                <w:strike w:val="false"/>
-                <w:sz w:val="14"/>
-                <w:szCs w:val="14"/>
+                <w:sz w:val="12"/>
+                <w:szCs w:val="12"/>
+                <w:color w:val="000000"/>
+              </w:rPr>
+            </w:pPr>
+            <w:r>
+              <w:rPr>
+                <w:rFonts w:ascii="Arial" w:hAnsi="Arial" w:eastAsia="Arial" w:cs="Arial"/>
+                <w:i w:val="false"/>
+                <w:b w:val="false"/>
+                <w:u w:val="none"/>
+                <w:strike w:val="false"/>
+                <w:sz w:val="12"/>
+                <w:szCs w:val="12"/>
+                <w:color w:val="000000"/>
+              </w:rPr>
+              <w:t xml:space="preserve">Establecimientos públicos (por 10 000 adultos)</w:t>
+            </w:r>
+          </w:p>
+        </w:tc>
+        <w:tc>
+          <w:tcPr>
+            <w:tcBorders>
+              <w:bottom w:val="none" w:sz="0" w:space="0" w:color="000000"/>
+              <w:top w:val="none" w:sz="0" w:space="0" w:color="000000"/>
+              <w:left w:val="none" w:sz="0" w:space="0" w:color="000000"/>
+              <w:right w:val="none" w:sz="0" w:space="0" w:color="000000"/>
+            </w:tcBorders>
+            <w:shd w:val="clear" w:color="auto" w:fill="FFFFFF"/>
+            <w:tcMar>
+              <w:top w:w="0" w:type="dxa"/>
+              <w:bottom w:w="0" w:type="dxa"/>
+              <w:left w:w="0" w:type="dxa"/>
+              <w:right w:w="0" w:type="dxa"/>
+            </w:tcMar>
+            <w:vAlign w:val="center"/>
+          </w:tcPr>
+          <w:p>
+            <w:pPr>
+              <w:pStyle w:val="Normal"/>
+              <w:jc w:val="center"/>
+              <w:pBdr>
+                <w:bottom w:val="none" w:sz="0" w:space="0" w:color="000000"/>
+                <w:top w:val="none" w:sz="0" w:space="0" w:color="000000"/>
+                <w:left w:val="none" w:sz="0" w:space="0" w:color="000000"/>
+                <w:right w:val="none" w:sz="0" w:space="0" w:color="000000"/>
+              </w:pBdr>
+              <w:spacing w:after="40" w:before="40" w:line="240"/>
+              <w:ind w:left="40" w:right="40" w:firstLine="0" w:firstLineChars="0"/>
+              <w:rPr>
+                <w:rFonts w:ascii="Arial" w:hAnsi="Arial" w:eastAsia="Arial" w:cs="Arial"/>
+                <w:i w:val="false"/>
+                <w:b w:val="false"/>
+                <w:u w:val="none"/>
+                <w:strike w:val="false"/>
+                <w:sz w:val="12"/>
+                <w:szCs w:val="12"/>
+                <w:color w:val="000000"/>
+              </w:rPr>
+            </w:pPr>
+            <w:r>
+              <w:rPr>
+                <w:rFonts w:ascii="Arial" w:hAnsi="Arial" w:eastAsia="Arial" w:cs="Arial"/>
+                <w:i w:val="false"/>
+                <w:b w:val="false"/>
+                <w:u w:val="none"/>
+                <w:strike w:val="false"/>
+                <w:sz w:val="12"/>
+                <w:szCs w:val="12"/>
                 <w:color w:val="000000"/>
               </w:rPr>
               <w:t xml:space="preserve">1,01</w:t>
@@ -13755,20 +17159,20 @@
                 <w:b w:val="false"/>
                 <w:u w:val="none"/>
                 <w:strike w:val="false"/>
-                <w:sz w:val="14"/>
-                <w:szCs w:val="14"/>
-                <w:color w:val="000000"/>
-              </w:rPr>
-            </w:pPr>
-            <w:r>
-              <w:rPr>
-                <w:rFonts w:ascii="Arial" w:hAnsi="Arial" w:eastAsia="Arial" w:cs="Arial"/>
-                <w:i w:val="false"/>
-                <w:b w:val="false"/>
-                <w:u w:val="none"/>
-                <w:strike w:val="false"/>
-                <w:sz w:val="14"/>
-                <w:szCs w:val="14"/>
+                <w:sz w:val="12"/>
+                <w:szCs w:val="12"/>
+                <w:color w:val="000000"/>
+              </w:rPr>
+            </w:pPr>
+            <w:r>
+              <w:rPr>
+                <w:rFonts w:ascii="Arial" w:hAnsi="Arial" w:eastAsia="Arial" w:cs="Arial"/>
+                <w:i w:val="false"/>
+                <w:b w:val="false"/>
+                <w:u w:val="none"/>
+                <w:strike w:val="false"/>
+                <w:sz w:val="12"/>
+                <w:szCs w:val="12"/>
                 <w:color w:val="000000"/>
               </w:rPr>
               <w:t xml:space="preserve">1,57</w:t>
@@ -13810,20 +17214,20 @@
                 <w:b w:val="false"/>
                 <w:u w:val="none"/>
                 <w:strike w:val="false"/>
-                <w:sz w:val="14"/>
-                <w:szCs w:val="14"/>
-                <w:color w:val="000000"/>
-              </w:rPr>
-            </w:pPr>
-            <w:r>
-              <w:rPr>
-                <w:rFonts w:ascii="Arial" w:hAnsi="Arial" w:eastAsia="Arial" w:cs="Arial"/>
-                <w:i w:val="false"/>
-                <w:b w:val="false"/>
-                <w:u w:val="none"/>
-                <w:strike w:val="false"/>
-                <w:sz w:val="14"/>
-                <w:szCs w:val="14"/>
+                <w:sz w:val="12"/>
+                <w:szCs w:val="12"/>
+                <w:color w:val="000000"/>
+              </w:rPr>
+            </w:pPr>
+            <w:r>
+              <w:rPr>
+                <w:rFonts w:ascii="Arial" w:hAnsi="Arial" w:eastAsia="Arial" w:cs="Arial"/>
+                <w:i w:val="false"/>
+                <w:b w:val="false"/>
+                <w:u w:val="none"/>
+                <w:strike w:val="false"/>
+                <w:sz w:val="12"/>
+                <w:szCs w:val="12"/>
                 <w:color w:val="000000"/>
               </w:rPr>
               <w:t xml:space="preserve">0,64</w:t>
@@ -13865,20 +17269,20 @@
                 <w:b w:val="false"/>
                 <w:u w:val="none"/>
                 <w:strike w:val="false"/>
-                <w:sz w:val="14"/>
-                <w:szCs w:val="14"/>
-                <w:color w:val="000000"/>
-              </w:rPr>
-            </w:pPr>
-            <w:r>
-              <w:rPr>
-                <w:rFonts w:ascii="Arial" w:hAnsi="Arial" w:eastAsia="Arial" w:cs="Arial"/>
-                <w:i w:val="false"/>
-                <w:b w:val="false"/>
-                <w:u w:val="none"/>
-                <w:strike w:val="false"/>
-                <w:sz w:val="14"/>
-                <w:szCs w:val="14"/>
+                <w:sz w:val="12"/>
+                <w:szCs w:val="12"/>
+                <w:color w:val="000000"/>
+              </w:rPr>
+            </w:pPr>
+            <w:r>
+              <w:rPr>
+                <w:rFonts w:ascii="Arial" w:hAnsi="Arial" w:eastAsia="Arial" w:cs="Arial"/>
+                <w:i w:val="false"/>
+                <w:b w:val="false"/>
+                <w:u w:val="none"/>
+                <w:strike w:val="false"/>
+                <w:sz w:val="12"/>
+                <w:szCs w:val="12"/>
                 <w:color w:val="000000"/>
               </w:rPr>
               <w:t xml:space="preserve">no seleccionada</w:t>
@@ -13920,20 +17324,20 @@
                 <w:b w:val="false"/>
                 <w:u w:val="none"/>
                 <w:strike w:val="false"/>
-                <w:sz w:val="14"/>
-                <w:szCs w:val="14"/>
-                <w:color w:val="000000"/>
-              </w:rPr>
-            </w:pPr>
-            <w:r>
-              <w:rPr>
-                <w:rFonts w:ascii="Arial" w:hAnsi="Arial" w:eastAsia="Arial" w:cs="Arial"/>
-                <w:i w:val="false"/>
-                <w:b w:val="false"/>
-                <w:u w:val="none"/>
-                <w:strike w:val="false"/>
-                <w:sz w:val="14"/>
-                <w:szCs w:val="14"/>
+                <w:sz w:val="12"/>
+                <w:szCs w:val="12"/>
+                <w:color w:val="000000"/>
+              </w:rPr>
+            </w:pPr>
+            <w:r>
+              <w:rPr>
+                <w:rFonts w:ascii="Arial" w:hAnsi="Arial" w:eastAsia="Arial" w:cs="Arial"/>
+                <w:i w:val="false"/>
+                <w:b w:val="false"/>
+                <w:u w:val="none"/>
+                <w:strike w:val="false"/>
+                <w:sz w:val="12"/>
+                <w:szCs w:val="12"/>
                 <w:color w:val="000000"/>
               </w:rPr>
               <w:t xml:space="preserve">no seleccionada</w:t>
@@ -13943,7 +17347,7 @@
       </w:tr>
       <w:tr>
         <w:trPr>
-          <w:trHeight w:val="392" w:hRule="auto"/>
+          <w:trHeight w:val="224" w:hRule="auto"/>
         </w:trPr>
         <w:tc>
           <w:tcPr>
@@ -13980,20 +17384,20 @@
                 <w:b w:val="false"/>
                 <w:u w:val="none"/>
                 <w:strike w:val="false"/>
-                <w:sz w:val="14"/>
-                <w:szCs w:val="14"/>
-                <w:color w:val="000000"/>
-              </w:rPr>
-            </w:pPr>
-            <w:r>
-              <w:rPr>
-                <w:rFonts w:ascii="Arial" w:hAnsi="Arial" w:eastAsia="Arial" w:cs="Arial"/>
-                <w:i w:val="false"/>
-                <w:b w:val="false"/>
-                <w:u w:val="none"/>
-                <w:strike w:val="false"/>
-                <w:sz w:val="14"/>
-                <w:szCs w:val="14"/>
+                <w:sz w:val="12"/>
+                <w:szCs w:val="12"/>
+                <w:color w:val="000000"/>
+              </w:rPr>
+            </w:pPr>
+            <w:r>
+              <w:rPr>
+                <w:rFonts w:ascii="Arial" w:hAnsi="Arial" w:eastAsia="Arial" w:cs="Arial"/>
+                <w:i w:val="false"/>
+                <w:b w:val="false"/>
+                <w:u w:val="none"/>
+                <w:strike w:val="false"/>
+                <w:sz w:val="12"/>
+                <w:szCs w:val="12"/>
                 <w:color w:val="000000"/>
               </w:rPr>
               <w:t xml:space="preserve">Diagnóstico (AHA)</w:t>
@@ -14035,20 +17439,20 @@
                 <w:b w:val="false"/>
                 <w:u w:val="none"/>
                 <w:strike w:val="false"/>
-                <w:sz w:val="14"/>
-                <w:szCs w:val="14"/>
-                <w:color w:val="000000"/>
-              </w:rPr>
-            </w:pPr>
-            <w:r>
-              <w:rPr>
-                <w:rFonts w:ascii="Arial" w:hAnsi="Arial" w:eastAsia="Arial" w:cs="Arial"/>
-                <w:i w:val="false"/>
-                <w:b w:val="false"/>
-                <w:u w:val="none"/>
-                <w:strike w:val="false"/>
-                <w:sz w:val="14"/>
-                <w:szCs w:val="14"/>
+                <w:sz w:val="12"/>
+                <w:szCs w:val="12"/>
+                <w:color w:val="000000"/>
+              </w:rPr>
+            </w:pPr>
+            <w:r>
+              <w:rPr>
+                <w:rFonts w:ascii="Arial" w:hAnsi="Arial" w:eastAsia="Arial" w:cs="Arial"/>
+                <w:i w:val="false"/>
+                <w:b w:val="false"/>
+                <w:u w:val="none"/>
+                <w:strike w:val="false"/>
+                <w:sz w:val="12"/>
+                <w:szCs w:val="12"/>
                 <w:color w:val="000000"/>
               </w:rPr>
               <w:t xml:space="preserve">Altitud media (msnm)</w:t>
@@ -14090,20 +17494,20 @@
                 <w:b w:val="false"/>
                 <w:u w:val="none"/>
                 <w:strike w:val="false"/>
-                <w:sz w:val="14"/>
-                <w:szCs w:val="14"/>
-                <w:color w:val="000000"/>
-              </w:rPr>
-            </w:pPr>
-            <w:r>
-              <w:rPr>
-                <w:rFonts w:ascii="Arial" w:hAnsi="Arial" w:eastAsia="Arial" w:cs="Arial"/>
-                <w:i w:val="false"/>
-                <w:b w:val="false"/>
-                <w:u w:val="none"/>
-                <w:strike w:val="false"/>
-                <w:sz w:val="14"/>
-                <w:szCs w:val="14"/>
+                <w:sz w:val="12"/>
+                <w:szCs w:val="12"/>
+                <w:color w:val="000000"/>
+              </w:rPr>
+            </w:pPr>
+            <w:r>
+              <w:rPr>
+                <w:rFonts w:ascii="Arial" w:hAnsi="Arial" w:eastAsia="Arial" w:cs="Arial"/>
+                <w:i w:val="false"/>
+                <w:b w:val="false"/>
+                <w:u w:val="none"/>
+                <w:strike w:val="false"/>
+                <w:sz w:val="12"/>
+                <w:szCs w:val="12"/>
                 <w:color w:val="000000"/>
               </w:rPr>
               <w:t xml:space="preserve">1,59</w:t>
@@ -14145,20 +17549,20 @@
                 <w:b w:val="false"/>
                 <w:u w:val="none"/>
                 <w:strike w:val="false"/>
-                <w:sz w:val="14"/>
-                <w:szCs w:val="14"/>
-                <w:color w:val="000000"/>
-              </w:rPr>
-            </w:pPr>
-            <w:r>
-              <w:rPr>
-                <w:rFonts w:ascii="Arial" w:hAnsi="Arial" w:eastAsia="Arial" w:cs="Arial"/>
-                <w:i w:val="false"/>
-                <w:b w:val="false"/>
-                <w:u w:val="none"/>
-                <w:strike w:val="false"/>
-                <w:sz w:val="14"/>
-                <w:szCs w:val="14"/>
+                <w:sz w:val="12"/>
+                <w:szCs w:val="12"/>
+                <w:color w:val="000000"/>
+              </w:rPr>
+            </w:pPr>
+            <w:r>
+              <w:rPr>
+                <w:rFonts w:ascii="Arial" w:hAnsi="Arial" w:eastAsia="Arial" w:cs="Arial"/>
+                <w:i w:val="false"/>
+                <w:b w:val="false"/>
+                <w:u w:val="none"/>
+                <w:strike w:val="false"/>
+                <w:sz w:val="12"/>
+                <w:szCs w:val="12"/>
                 <w:color w:val="000000"/>
               </w:rPr>
               <w:t xml:space="preserve">0,84</w:t>
@@ -14200,20 +17604,20 @@
                 <w:b w:val="false"/>
                 <w:u w:val="none"/>
                 <w:strike w:val="false"/>
-                <w:sz w:val="14"/>
-                <w:szCs w:val="14"/>
-                <w:color w:val="000000"/>
-              </w:rPr>
-            </w:pPr>
-            <w:r>
-              <w:rPr>
-                <w:rFonts w:ascii="Arial" w:hAnsi="Arial" w:eastAsia="Arial" w:cs="Arial"/>
-                <w:i w:val="false"/>
-                <w:b w:val="false"/>
-                <w:u w:val="none"/>
-                <w:strike w:val="false"/>
-                <w:sz w:val="14"/>
-                <w:szCs w:val="14"/>
+                <w:sz w:val="12"/>
+                <w:szCs w:val="12"/>
+                <w:color w:val="000000"/>
+              </w:rPr>
+            </w:pPr>
+            <w:r>
+              <w:rPr>
+                <w:rFonts w:ascii="Arial" w:hAnsi="Arial" w:eastAsia="Arial" w:cs="Arial"/>
+                <w:i w:val="false"/>
+                <w:b w:val="false"/>
+                <w:u w:val="none"/>
+                <w:strike w:val="false"/>
+                <w:sz w:val="12"/>
+                <w:szCs w:val="12"/>
                 <w:color w:val="000000"/>
               </w:rPr>
               <w:t xml:space="preserve">1,90</w:t>
@@ -14255,20 +17659,20 @@
                 <w:b w:val="false"/>
                 <w:u w:val="none"/>
                 <w:strike w:val="false"/>
-                <w:sz w:val="14"/>
-                <w:szCs w:val="14"/>
-                <w:color w:val="000000"/>
-              </w:rPr>
-            </w:pPr>
-            <w:r>
-              <w:rPr>
-                <w:rFonts w:ascii="Arial" w:hAnsi="Arial" w:eastAsia="Arial" w:cs="Arial"/>
-                <w:i w:val="false"/>
-                <w:b w:val="false"/>
-                <w:u w:val="none"/>
-                <w:strike w:val="false"/>
-                <w:sz w:val="14"/>
-                <w:szCs w:val="14"/>
+                <w:sz w:val="12"/>
+                <w:szCs w:val="12"/>
+                <w:color w:val="000000"/>
+              </w:rPr>
+            </w:pPr>
+            <w:r>
+              <w:rPr>
+                <w:rFonts w:ascii="Arial" w:hAnsi="Arial" w:eastAsia="Arial" w:cs="Arial"/>
+                <w:i w:val="false"/>
+                <w:b w:val="false"/>
+                <w:u w:val="none"/>
+                <w:strike w:val="false"/>
+                <w:sz w:val="12"/>
+                <w:szCs w:val="12"/>
                 <w:color w:val="000000"/>
               </w:rPr>
               <w:t xml:space="preserve">no seleccionada</w:t>
@@ -14310,20 +17714,20 @@
                 <w:b w:val="false"/>
                 <w:u w:val="none"/>
                 <w:strike w:val="false"/>
-                <w:sz w:val="14"/>
-                <w:szCs w:val="14"/>
-                <w:color w:val="000000"/>
-              </w:rPr>
-            </w:pPr>
-            <w:r>
-              <w:rPr>
-                <w:rFonts w:ascii="Arial" w:hAnsi="Arial" w:eastAsia="Arial" w:cs="Arial"/>
-                <w:i w:val="false"/>
-                <w:b w:val="false"/>
-                <w:u w:val="none"/>
-                <w:strike w:val="false"/>
-                <w:sz w:val="14"/>
-                <w:szCs w:val="14"/>
+                <w:sz w:val="12"/>
+                <w:szCs w:val="12"/>
+                <w:color w:val="000000"/>
+              </w:rPr>
+            </w:pPr>
+            <w:r>
+              <w:rPr>
+                <w:rFonts w:ascii="Arial" w:hAnsi="Arial" w:eastAsia="Arial" w:cs="Arial"/>
+                <w:i w:val="false"/>
+                <w:b w:val="false"/>
+                <w:u w:val="none"/>
+                <w:strike w:val="false"/>
+                <w:sz w:val="12"/>
+                <w:szCs w:val="12"/>
                 <w:color w:val="000000"/>
               </w:rPr>
               <w:t xml:space="preserve">no seleccionada</w:t>
@@ -14333,7 +17737,7 @@
       </w:tr>
       <w:tr>
         <w:trPr>
-          <w:trHeight w:val="392" w:hRule="auto"/>
+          <w:trHeight w:val="224" w:hRule="auto"/>
         </w:trPr>
         <w:tc>
           <w:tcPr>
@@ -14370,20 +17774,20 @@
                 <w:b w:val="false"/>
                 <w:u w:val="none"/>
                 <w:strike w:val="false"/>
-                <w:sz w:val="14"/>
-                <w:szCs w:val="14"/>
-                <w:color w:val="000000"/>
-              </w:rPr>
-            </w:pPr>
-            <w:r>
-              <w:rPr>
-                <w:rFonts w:ascii="Arial" w:hAnsi="Arial" w:eastAsia="Arial" w:cs="Arial"/>
-                <w:i w:val="false"/>
-                <w:b w:val="false"/>
-                <w:u w:val="none"/>
-                <w:strike w:val="false"/>
-                <w:sz w:val="14"/>
-                <w:szCs w:val="14"/>
+                <w:sz w:val="12"/>
+                <w:szCs w:val="12"/>
+                <w:color w:val="000000"/>
+              </w:rPr>
+            </w:pPr>
+            <w:r>
+              <w:rPr>
+                <w:rFonts w:ascii="Arial" w:hAnsi="Arial" w:eastAsia="Arial" w:cs="Arial"/>
+                <w:i w:val="false"/>
+                <w:b w:val="false"/>
+                <w:u w:val="none"/>
+                <w:strike w:val="false"/>
+                <w:sz w:val="12"/>
+                <w:szCs w:val="12"/>
                 <w:color w:val="000000"/>
               </w:rPr>
               <w:t xml:space="preserve">Tratamiento</w:t>
@@ -14425,20 +17829,20 @@
                 <w:b w:val="false"/>
                 <w:u w:val="none"/>
                 <w:strike w:val="false"/>
-                <w:sz w:val="14"/>
-                <w:szCs w:val="14"/>
-                <w:color w:val="000000"/>
-              </w:rPr>
-            </w:pPr>
-            <w:r>
-              <w:rPr>
-                <w:rFonts w:ascii="Arial" w:hAnsi="Arial" w:eastAsia="Arial" w:cs="Arial"/>
-                <w:i w:val="false"/>
-                <w:b w:val="false"/>
-                <w:u w:val="none"/>
-                <w:strike w:val="false"/>
-                <w:sz w:val="14"/>
-                <w:szCs w:val="14"/>
+                <w:sz w:val="12"/>
+                <w:szCs w:val="12"/>
+                <w:color w:val="000000"/>
+              </w:rPr>
+            </w:pPr>
+            <w:r>
+              <w:rPr>
+                <w:rFonts w:ascii="Arial" w:hAnsi="Arial" w:eastAsia="Arial" w:cs="Arial"/>
+                <w:i w:val="false"/>
+                <w:b w:val="false"/>
+                <w:u w:val="none"/>
+                <w:strike w:val="false"/>
+                <w:sz w:val="12"/>
+                <w:szCs w:val="12"/>
                 <w:color w:val="000000"/>
               </w:rPr>
               <w:t xml:space="preserve">Pobreza municipal (%)</w:t>
@@ -14480,20 +17884,20 @@
                 <w:b w:val="false"/>
                 <w:u w:val="none"/>
                 <w:strike w:val="false"/>
-                <w:sz w:val="14"/>
-                <w:szCs w:val="14"/>
-                <w:color w:val="000000"/>
-              </w:rPr>
-            </w:pPr>
-            <w:r>
-              <w:rPr>
-                <w:rFonts w:ascii="Arial" w:hAnsi="Arial" w:eastAsia="Arial" w:cs="Arial"/>
-                <w:i w:val="false"/>
-                <w:b w:val="false"/>
-                <w:u w:val="none"/>
-                <w:strike w:val="false"/>
-                <w:sz w:val="14"/>
-                <w:szCs w:val="14"/>
+                <w:sz w:val="12"/>
+                <w:szCs w:val="12"/>
+                <w:color w:val="000000"/>
+              </w:rPr>
+            </w:pPr>
+            <w:r>
+              <w:rPr>
+                <w:rFonts w:ascii="Arial" w:hAnsi="Arial" w:eastAsia="Arial" w:cs="Arial"/>
+                <w:i w:val="false"/>
+                <w:b w:val="false"/>
+                <w:u w:val="none"/>
+                <w:strike w:val="false"/>
+                <w:sz w:val="12"/>
+                <w:szCs w:val="12"/>
                 <w:color w:val="000000"/>
               </w:rPr>
               <w:t xml:space="preserve">-1,47</w:t>
@@ -14535,20 +17939,20 @@
                 <w:b w:val="false"/>
                 <w:u w:val="none"/>
                 <w:strike w:val="false"/>
-                <w:sz w:val="14"/>
-                <w:szCs w:val="14"/>
-                <w:color w:val="000000"/>
-              </w:rPr>
-            </w:pPr>
-            <w:r>
-              <w:rPr>
-                <w:rFonts w:ascii="Arial" w:hAnsi="Arial" w:eastAsia="Arial" w:cs="Arial"/>
-                <w:i w:val="false"/>
-                <w:b w:val="false"/>
-                <w:u w:val="none"/>
-                <w:strike w:val="false"/>
-                <w:sz w:val="14"/>
-                <w:szCs w:val="14"/>
+                <w:sz w:val="12"/>
+                <w:szCs w:val="12"/>
+                <w:color w:val="000000"/>
+              </w:rPr>
+            </w:pPr>
+            <w:r>
+              <w:rPr>
+                <w:rFonts w:ascii="Arial" w:hAnsi="Arial" w:eastAsia="Arial" w:cs="Arial"/>
+                <w:i w:val="false"/>
+                <w:b w:val="false"/>
+                <w:u w:val="none"/>
+                <w:strike w:val="false"/>
+                <w:sz w:val="12"/>
+                <w:szCs w:val="12"/>
                 <w:color w:val="000000"/>
               </w:rPr>
               <w:t xml:space="preserve">5,25</w:t>
@@ -14590,20 +17994,20 @@
                 <w:b w:val="false"/>
                 <w:u w:val="none"/>
                 <w:strike w:val="false"/>
-                <w:sz w:val="14"/>
-                <w:szCs w:val="14"/>
-                <w:color w:val="000000"/>
-              </w:rPr>
-            </w:pPr>
-            <w:r>
-              <w:rPr>
-                <w:rFonts w:ascii="Arial" w:hAnsi="Arial" w:eastAsia="Arial" w:cs="Arial"/>
-                <w:i w:val="false"/>
-                <w:b w:val="false"/>
-                <w:u w:val="none"/>
-                <w:strike w:val="false"/>
-                <w:sz w:val="14"/>
-                <w:szCs w:val="14"/>
+                <w:sz w:val="12"/>
+                <w:szCs w:val="12"/>
+                <w:color w:val="000000"/>
+              </w:rPr>
+            </w:pPr>
+            <w:r>
+              <w:rPr>
+                <w:rFonts w:ascii="Arial" w:hAnsi="Arial" w:eastAsia="Arial" w:cs="Arial"/>
+                <w:i w:val="false"/>
+                <w:b w:val="false"/>
+                <w:u w:val="none"/>
+                <w:strike w:val="false"/>
+                <w:sz w:val="12"/>
+                <w:szCs w:val="12"/>
                 <w:color w:val="000000"/>
               </w:rPr>
               <w:t xml:space="preserve">-0,28</w:t>
@@ -14645,20 +18049,20 @@
                 <w:b w:val="false"/>
                 <w:u w:val="none"/>
                 <w:strike w:val="false"/>
-                <w:sz w:val="14"/>
-                <w:szCs w:val="14"/>
-                <w:color w:val="000000"/>
-              </w:rPr>
-            </w:pPr>
-            <w:r>
-              <w:rPr>
-                <w:rFonts w:ascii="Arial" w:hAnsi="Arial" w:eastAsia="Arial" w:cs="Arial"/>
-                <w:i w:val="false"/>
-                <w:b w:val="false"/>
-                <w:u w:val="none"/>
-                <w:strike w:val="false"/>
-                <w:sz w:val="14"/>
-                <w:szCs w:val="14"/>
+                <w:sz w:val="12"/>
+                <w:szCs w:val="12"/>
+                <w:color w:val="000000"/>
+              </w:rPr>
+            </w:pPr>
+            <w:r>
+              <w:rPr>
+                <w:rFonts w:ascii="Arial" w:hAnsi="Arial" w:eastAsia="Arial" w:cs="Arial"/>
+                <w:i w:val="false"/>
+                <w:b w:val="false"/>
+                <w:u w:val="none"/>
+                <w:strike w:val="false"/>
+                <w:sz w:val="12"/>
+                <w:szCs w:val="12"/>
                 <w:color w:val="000000"/>
               </w:rPr>
               <w:t xml:space="preserve">no seleccionada</w:t>
@@ -14700,20 +18104,20 @@
                 <w:b w:val="false"/>
                 <w:u w:val="none"/>
                 <w:strike w:val="false"/>
-                <w:sz w:val="14"/>
-                <w:szCs w:val="14"/>
-                <w:color w:val="000000"/>
-              </w:rPr>
-            </w:pPr>
-            <w:r>
-              <w:rPr>
-                <w:rFonts w:ascii="Arial" w:hAnsi="Arial" w:eastAsia="Arial" w:cs="Arial"/>
-                <w:i w:val="false"/>
-                <w:b w:val="false"/>
-                <w:u w:val="none"/>
-                <w:strike w:val="false"/>
-                <w:sz w:val="14"/>
-                <w:szCs w:val="14"/>
+                <w:sz w:val="12"/>
+                <w:szCs w:val="12"/>
+                <w:color w:val="000000"/>
+              </w:rPr>
+            </w:pPr>
+            <w:r>
+              <w:rPr>
+                <w:rFonts w:ascii="Arial" w:hAnsi="Arial" w:eastAsia="Arial" w:cs="Arial"/>
+                <w:i w:val="false"/>
+                <w:b w:val="false"/>
+                <w:u w:val="none"/>
+                <w:strike w:val="false"/>
+                <w:sz w:val="12"/>
+                <w:szCs w:val="12"/>
                 <w:color w:val="000000"/>
               </w:rPr>
               <w:t xml:space="preserve">no seleccionada</w:t>
@@ -14723,7 +18127,7 @@
       </w:tr>
       <w:tr>
         <w:trPr>
-          <w:trHeight w:val="392" w:hRule="auto"/>
+          <w:trHeight w:val="224" w:hRule="auto"/>
         </w:trPr>
         <w:tc>
           <w:tcPr>
@@ -14760,20 +18164,20 @@
                 <w:b w:val="false"/>
                 <w:u w:val="none"/>
                 <w:strike w:val="false"/>
-                <w:sz w:val="14"/>
-                <w:szCs w:val="14"/>
-                <w:color w:val="000000"/>
-              </w:rPr>
-            </w:pPr>
-            <w:r>
-              <w:rPr>
-                <w:rFonts w:ascii="Arial" w:hAnsi="Arial" w:eastAsia="Arial" w:cs="Arial"/>
-                <w:i w:val="false"/>
-                <w:b w:val="false"/>
-                <w:u w:val="none"/>
-                <w:strike w:val="false"/>
-                <w:sz w:val="14"/>
-                <w:szCs w:val="14"/>
+                <w:sz w:val="12"/>
+                <w:szCs w:val="12"/>
+                <w:color w:val="000000"/>
+              </w:rPr>
+            </w:pPr>
+            <w:r>
+              <w:rPr>
+                <w:rFonts w:ascii="Arial" w:hAnsi="Arial" w:eastAsia="Arial" w:cs="Arial"/>
+                <w:i w:val="false"/>
+                <w:b w:val="false"/>
+                <w:u w:val="none"/>
+                <w:strike w:val="false"/>
+                <w:sz w:val="12"/>
+                <w:szCs w:val="12"/>
                 <w:color w:val="000000"/>
               </w:rPr>
               <w:t xml:space="preserve">Tratamiento</w:t>
@@ -14815,75 +18219,75 @@
                 <w:b w:val="false"/>
                 <w:u w:val="none"/>
                 <w:strike w:val="false"/>
-                <w:sz w:val="14"/>
-                <w:szCs w:val="14"/>
-                <w:color w:val="000000"/>
-              </w:rPr>
-            </w:pPr>
-            <w:r>
-              <w:rPr>
-                <w:rFonts w:ascii="Arial" w:hAnsi="Arial" w:eastAsia="Arial" w:cs="Arial"/>
-                <w:i w:val="false"/>
-                <w:b w:val="false"/>
-                <w:u w:val="none"/>
-                <w:strike w:val="false"/>
-                <w:sz w:val="14"/>
-                <w:szCs w:val="14"/>
-                <w:color w:val="000000"/>
-              </w:rPr>
-              <w:t xml:space="preserve"/>
-            </w:r>
-          </w:p>
-        </w:tc>
-        <w:tc>
-          <w:tcPr>
-            <w:tcBorders>
-              <w:bottom w:val="none" w:sz="0" w:space="0" w:color="000000"/>
-              <w:top w:val="none" w:sz="0" w:space="0" w:color="000000"/>
-              <w:left w:val="none" w:sz="0" w:space="0" w:color="000000"/>
-              <w:right w:val="none" w:sz="0" w:space="0" w:color="000000"/>
-            </w:tcBorders>
-            <w:shd w:val="clear" w:color="auto" w:fill="FFFFFF"/>
-            <w:tcMar>
-              <w:top w:w="0" w:type="dxa"/>
-              <w:bottom w:w="0" w:type="dxa"/>
-              <w:left w:w="0" w:type="dxa"/>
-              <w:right w:w="0" w:type="dxa"/>
-            </w:tcMar>
-            <w:vAlign w:val="center"/>
-          </w:tcPr>
-          <w:p>
-            <w:pPr>
-              <w:pStyle w:val="Normal"/>
-              <w:jc w:val="center"/>
-              <w:pBdr>
-                <w:bottom w:val="none" w:sz="0" w:space="0" w:color="000000"/>
-                <w:top w:val="none" w:sz="0" w:space="0" w:color="000000"/>
-                <w:left w:val="none" w:sz="0" w:space="0" w:color="000000"/>
-                <w:right w:val="none" w:sz="0" w:space="0" w:color="000000"/>
-              </w:pBdr>
-              <w:spacing w:after="40" w:before="40" w:line="240"/>
-              <w:ind w:left="40" w:right="40" w:firstLine="0" w:firstLineChars="0"/>
-              <w:rPr>
-                <w:rFonts w:ascii="Arial" w:hAnsi="Arial" w:eastAsia="Arial" w:cs="Arial"/>
-                <w:i w:val="false"/>
-                <w:b w:val="false"/>
-                <w:u w:val="none"/>
-                <w:strike w:val="false"/>
-                <w:sz w:val="14"/>
-                <w:szCs w:val="14"/>
-                <w:color w:val="000000"/>
-              </w:rPr>
-            </w:pPr>
-            <w:r>
-              <w:rPr>
-                <w:rFonts w:ascii="Arial" w:hAnsi="Arial" w:eastAsia="Arial" w:cs="Arial"/>
-                <w:i w:val="false"/>
-                <w:b w:val="false"/>
-                <w:u w:val="none"/>
-                <w:strike w:val="false"/>
-                <w:sz w:val="14"/>
-                <w:szCs w:val="14"/>
+                <w:sz w:val="12"/>
+                <w:szCs w:val="12"/>
+                <w:color w:val="000000"/>
+              </w:rPr>
+            </w:pPr>
+            <w:r>
+              <w:rPr>
+                <w:rFonts w:ascii="Arial" w:hAnsi="Arial" w:eastAsia="Arial" w:cs="Arial"/>
+                <w:i w:val="false"/>
+                <w:b w:val="false"/>
+                <w:u w:val="none"/>
+                <w:strike w:val="false"/>
+                <w:sz w:val="12"/>
+                <w:szCs w:val="12"/>
+                <w:color w:val="000000"/>
+              </w:rPr>
+              <w:t xml:space="preserve">Establecimientos de salud (por 10 000 adultos)</w:t>
+            </w:r>
+          </w:p>
+        </w:tc>
+        <w:tc>
+          <w:tcPr>
+            <w:tcBorders>
+              <w:bottom w:val="none" w:sz="0" w:space="0" w:color="000000"/>
+              <w:top w:val="none" w:sz="0" w:space="0" w:color="000000"/>
+              <w:left w:val="none" w:sz="0" w:space="0" w:color="000000"/>
+              <w:right w:val="none" w:sz="0" w:space="0" w:color="000000"/>
+            </w:tcBorders>
+            <w:shd w:val="clear" w:color="auto" w:fill="FFFFFF"/>
+            <w:tcMar>
+              <w:top w:w="0" w:type="dxa"/>
+              <w:bottom w:w="0" w:type="dxa"/>
+              <w:left w:w="0" w:type="dxa"/>
+              <w:right w:w="0" w:type="dxa"/>
+            </w:tcMar>
+            <w:vAlign w:val="center"/>
+          </w:tcPr>
+          <w:p>
+            <w:pPr>
+              <w:pStyle w:val="Normal"/>
+              <w:jc w:val="center"/>
+              <w:pBdr>
+                <w:bottom w:val="none" w:sz="0" w:space="0" w:color="000000"/>
+                <w:top w:val="none" w:sz="0" w:space="0" w:color="000000"/>
+                <w:left w:val="none" w:sz="0" w:space="0" w:color="000000"/>
+                <w:right w:val="none" w:sz="0" w:space="0" w:color="000000"/>
+              </w:pBdr>
+              <w:spacing w:after="40" w:before="40" w:line="240"/>
+              <w:ind w:left="40" w:right="40" w:firstLine="0" w:firstLineChars="0"/>
+              <w:rPr>
+                <w:rFonts w:ascii="Arial" w:hAnsi="Arial" w:eastAsia="Arial" w:cs="Arial"/>
+                <w:i w:val="false"/>
+                <w:b w:val="false"/>
+                <w:u w:val="none"/>
+                <w:strike w:val="false"/>
+                <w:sz w:val="12"/>
+                <w:szCs w:val="12"/>
+                <w:color w:val="000000"/>
+              </w:rPr>
+            </w:pPr>
+            <w:r>
+              <w:rPr>
+                <w:rFonts w:ascii="Arial" w:hAnsi="Arial" w:eastAsia="Arial" w:cs="Arial"/>
+                <w:i w:val="false"/>
+                <w:b w:val="false"/>
+                <w:u w:val="none"/>
+                <w:strike w:val="false"/>
+                <w:sz w:val="12"/>
+                <w:szCs w:val="12"/>
                 <w:color w:val="000000"/>
               </w:rPr>
               <w:t xml:space="preserve">1,94</w:t>
@@ -14925,20 +18329,20 @@
                 <w:b w:val="false"/>
                 <w:u w:val="none"/>
                 <w:strike w:val="false"/>
-                <w:sz w:val="14"/>
-                <w:szCs w:val="14"/>
-                <w:color w:val="000000"/>
-              </w:rPr>
-            </w:pPr>
-            <w:r>
-              <w:rPr>
-                <w:rFonts w:ascii="Arial" w:hAnsi="Arial" w:eastAsia="Arial" w:cs="Arial"/>
-                <w:i w:val="false"/>
-                <w:b w:val="false"/>
-                <w:u w:val="none"/>
-                <w:strike w:val="false"/>
-                <w:sz w:val="14"/>
-                <w:szCs w:val="14"/>
+                <w:sz w:val="12"/>
+                <w:szCs w:val="12"/>
+                <w:color w:val="000000"/>
+              </w:rPr>
+            </w:pPr>
+            <w:r>
+              <w:rPr>
+                <w:rFonts w:ascii="Arial" w:hAnsi="Arial" w:eastAsia="Arial" w:cs="Arial"/>
+                <w:i w:val="false"/>
+                <w:b w:val="false"/>
+                <w:u w:val="none"/>
+                <w:strike w:val="false"/>
+                <w:sz w:val="12"/>
+                <w:szCs w:val="12"/>
                 <w:color w:val="000000"/>
               </w:rPr>
               <w:t xml:space="preserve">0,39</w:t>
@@ -14980,20 +18384,20 @@
                 <w:b w:val="false"/>
                 <w:u w:val="none"/>
                 <w:strike w:val="false"/>
-                <w:sz w:val="14"/>
-                <w:szCs w:val="14"/>
-                <w:color w:val="000000"/>
-              </w:rPr>
-            </w:pPr>
-            <w:r>
-              <w:rPr>
-                <w:rFonts w:ascii="Arial" w:hAnsi="Arial" w:eastAsia="Arial" w:cs="Arial"/>
-                <w:i w:val="false"/>
-                <w:b w:val="false"/>
-                <w:u w:val="none"/>
-                <w:strike w:val="false"/>
-                <w:sz w:val="14"/>
-                <w:szCs w:val="14"/>
+                <w:sz w:val="12"/>
+                <w:szCs w:val="12"/>
+                <w:color w:val="000000"/>
+              </w:rPr>
+            </w:pPr>
+            <w:r>
+              <w:rPr>
+                <w:rFonts w:ascii="Arial" w:hAnsi="Arial" w:eastAsia="Arial" w:cs="Arial"/>
+                <w:i w:val="false"/>
+                <w:b w:val="false"/>
+                <w:u w:val="none"/>
+                <w:strike w:val="false"/>
+                <w:sz w:val="12"/>
+                <w:szCs w:val="12"/>
                 <w:color w:val="000000"/>
               </w:rPr>
               <w:t xml:space="preserve">5,03</w:t>
@@ -15035,20 +18439,20 @@
                 <w:b w:val="false"/>
                 <w:u w:val="none"/>
                 <w:strike w:val="false"/>
-                <w:sz w:val="14"/>
-                <w:szCs w:val="14"/>
-                <w:color w:val="000000"/>
-              </w:rPr>
-            </w:pPr>
-            <w:r>
-              <w:rPr>
-                <w:rFonts w:ascii="Arial" w:hAnsi="Arial" w:eastAsia="Arial" w:cs="Arial"/>
-                <w:i w:val="false"/>
-                <w:b w:val="false"/>
-                <w:u w:val="none"/>
-                <w:strike w:val="false"/>
-                <w:sz w:val="14"/>
-                <w:szCs w:val="14"/>
+                <w:sz w:val="12"/>
+                <w:szCs w:val="12"/>
+                <w:color w:val="000000"/>
+              </w:rPr>
+            </w:pPr>
+            <w:r>
+              <w:rPr>
+                <w:rFonts w:ascii="Arial" w:hAnsi="Arial" w:eastAsia="Arial" w:cs="Arial"/>
+                <w:i w:val="false"/>
+                <w:b w:val="false"/>
+                <w:u w:val="none"/>
+                <w:strike w:val="false"/>
+                <w:sz w:val="12"/>
+                <w:szCs w:val="12"/>
                 <w:color w:val="000000"/>
               </w:rPr>
               <w:t xml:space="preserve">no seleccionada</w:t>
@@ -15090,20 +18494,20 @@
                 <w:b w:val="false"/>
                 <w:u w:val="none"/>
                 <w:strike w:val="false"/>
-                <w:sz w:val="14"/>
-                <w:szCs w:val="14"/>
-                <w:color w:val="000000"/>
-              </w:rPr>
-            </w:pPr>
-            <w:r>
-              <w:rPr>
-                <w:rFonts w:ascii="Arial" w:hAnsi="Arial" w:eastAsia="Arial" w:cs="Arial"/>
-                <w:i w:val="false"/>
-                <w:b w:val="false"/>
-                <w:u w:val="none"/>
-                <w:strike w:val="false"/>
-                <w:sz w:val="14"/>
-                <w:szCs w:val="14"/>
+                <w:sz w:val="12"/>
+                <w:szCs w:val="12"/>
+                <w:color w:val="000000"/>
+              </w:rPr>
+            </w:pPr>
+            <w:r>
+              <w:rPr>
+                <w:rFonts w:ascii="Arial" w:hAnsi="Arial" w:eastAsia="Arial" w:cs="Arial"/>
+                <w:i w:val="false"/>
+                <w:b w:val="false"/>
+                <w:u w:val="none"/>
+                <w:strike w:val="false"/>
+                <w:sz w:val="12"/>
+                <w:szCs w:val="12"/>
                 <w:color w:val="000000"/>
               </w:rPr>
               <w:t xml:space="preserve">no seleccionada</w:t>
@@ -15113,7 +18517,7 @@
       </w:tr>
       <w:tr>
         <w:trPr>
-          <w:trHeight w:val="392" w:hRule="auto"/>
+          <w:trHeight w:val="224" w:hRule="auto"/>
         </w:trPr>
         <w:tc>
           <w:tcPr>
@@ -15150,20 +18554,20 @@
                 <w:b w:val="false"/>
                 <w:u w:val="none"/>
                 <w:strike w:val="false"/>
-                <w:sz w:val="14"/>
-                <w:szCs w:val="14"/>
-                <w:color w:val="000000"/>
-              </w:rPr>
-            </w:pPr>
-            <w:r>
-              <w:rPr>
-                <w:rFonts w:ascii="Arial" w:hAnsi="Arial" w:eastAsia="Arial" w:cs="Arial"/>
-                <w:i w:val="false"/>
-                <w:b w:val="false"/>
-                <w:u w:val="none"/>
-                <w:strike w:val="false"/>
-                <w:sz w:val="14"/>
-                <w:szCs w:val="14"/>
+                <w:sz w:val="12"/>
+                <w:szCs w:val="12"/>
+                <w:color w:val="000000"/>
+              </w:rPr>
+            </w:pPr>
+            <w:r>
+              <w:rPr>
+                <w:rFonts w:ascii="Arial" w:hAnsi="Arial" w:eastAsia="Arial" w:cs="Arial"/>
+                <w:i w:val="false"/>
+                <w:b w:val="false"/>
+                <w:u w:val="none"/>
+                <w:strike w:val="false"/>
+                <w:sz w:val="12"/>
+                <w:szCs w:val="12"/>
                 <w:color w:val="000000"/>
               </w:rPr>
               <w:t xml:space="preserve">Tratamiento</w:t>
@@ -15205,75 +18609,75 @@
                 <w:b w:val="false"/>
                 <w:u w:val="none"/>
                 <w:strike w:val="false"/>
-                <w:sz w:val="14"/>
-                <w:szCs w:val="14"/>
-                <w:color w:val="000000"/>
-              </w:rPr>
-            </w:pPr>
-            <w:r>
-              <w:rPr>
-                <w:rFonts w:ascii="Arial" w:hAnsi="Arial" w:eastAsia="Arial" w:cs="Arial"/>
-                <w:i w:val="false"/>
-                <w:b w:val="false"/>
-                <w:u w:val="none"/>
-                <w:strike w:val="false"/>
-                <w:sz w:val="14"/>
-                <w:szCs w:val="14"/>
-                <w:color w:val="000000"/>
-              </w:rPr>
-              <w:t xml:space="preserve"/>
-            </w:r>
-          </w:p>
-        </w:tc>
-        <w:tc>
-          <w:tcPr>
-            <w:tcBorders>
-              <w:bottom w:val="none" w:sz="0" w:space="0" w:color="000000"/>
-              <w:top w:val="none" w:sz="0" w:space="0" w:color="000000"/>
-              <w:left w:val="none" w:sz="0" w:space="0" w:color="000000"/>
-              <w:right w:val="none" w:sz="0" w:space="0" w:color="000000"/>
-            </w:tcBorders>
-            <w:shd w:val="clear" w:color="auto" w:fill="FFFFFF"/>
-            <w:tcMar>
-              <w:top w:w="0" w:type="dxa"/>
-              <w:bottom w:w="0" w:type="dxa"/>
-              <w:left w:w="0" w:type="dxa"/>
-              <w:right w:w="0" w:type="dxa"/>
-            </w:tcMar>
-            <w:vAlign w:val="center"/>
-          </w:tcPr>
-          <w:p>
-            <w:pPr>
-              <w:pStyle w:val="Normal"/>
-              <w:jc w:val="center"/>
-              <w:pBdr>
-                <w:bottom w:val="none" w:sz="0" w:space="0" w:color="000000"/>
-                <w:top w:val="none" w:sz="0" w:space="0" w:color="000000"/>
-                <w:left w:val="none" w:sz="0" w:space="0" w:color="000000"/>
-                <w:right w:val="none" w:sz="0" w:space="0" w:color="000000"/>
-              </w:pBdr>
-              <w:spacing w:after="40" w:before="40" w:line="240"/>
-              <w:ind w:left="40" w:right="40" w:firstLine="0" w:firstLineChars="0"/>
-              <w:rPr>
-                <w:rFonts w:ascii="Arial" w:hAnsi="Arial" w:eastAsia="Arial" w:cs="Arial"/>
-                <w:i w:val="false"/>
-                <w:b w:val="false"/>
-                <w:u w:val="none"/>
-                <w:strike w:val="false"/>
-                <w:sz w:val="14"/>
-                <w:szCs w:val="14"/>
-                <w:color w:val="000000"/>
-              </w:rPr>
-            </w:pPr>
-            <w:r>
-              <w:rPr>
-                <w:rFonts w:ascii="Arial" w:hAnsi="Arial" w:eastAsia="Arial" w:cs="Arial"/>
-                <w:i w:val="false"/>
-                <w:b w:val="false"/>
-                <w:u w:val="none"/>
-                <w:strike w:val="false"/>
-                <w:sz w:val="14"/>
-                <w:szCs w:val="14"/>
+                <w:sz w:val="12"/>
+                <w:szCs w:val="12"/>
+                <w:color w:val="000000"/>
+              </w:rPr>
+            </w:pPr>
+            <w:r>
+              <w:rPr>
+                <w:rFonts w:ascii="Arial" w:hAnsi="Arial" w:eastAsia="Arial" w:cs="Arial"/>
+                <w:i w:val="false"/>
+                <w:b w:val="false"/>
+                <w:u w:val="none"/>
+                <w:strike w:val="false"/>
+                <w:sz w:val="12"/>
+                <w:szCs w:val="12"/>
+                <w:color w:val="000000"/>
+              </w:rPr>
+              <w:t xml:space="preserve">Establecimientos públicos (por 10 000 adultos)</w:t>
+            </w:r>
+          </w:p>
+        </w:tc>
+        <w:tc>
+          <w:tcPr>
+            <w:tcBorders>
+              <w:bottom w:val="none" w:sz="0" w:space="0" w:color="000000"/>
+              <w:top w:val="none" w:sz="0" w:space="0" w:color="000000"/>
+              <w:left w:val="none" w:sz="0" w:space="0" w:color="000000"/>
+              <w:right w:val="none" w:sz="0" w:space="0" w:color="000000"/>
+            </w:tcBorders>
+            <w:shd w:val="clear" w:color="auto" w:fill="FFFFFF"/>
+            <w:tcMar>
+              <w:top w:w="0" w:type="dxa"/>
+              <w:bottom w:w="0" w:type="dxa"/>
+              <w:left w:w="0" w:type="dxa"/>
+              <w:right w:w="0" w:type="dxa"/>
+            </w:tcMar>
+            <w:vAlign w:val="center"/>
+          </w:tcPr>
+          <w:p>
+            <w:pPr>
+              <w:pStyle w:val="Normal"/>
+              <w:jc w:val="center"/>
+              <w:pBdr>
+                <w:bottom w:val="none" w:sz="0" w:space="0" w:color="000000"/>
+                <w:top w:val="none" w:sz="0" w:space="0" w:color="000000"/>
+                <w:left w:val="none" w:sz="0" w:space="0" w:color="000000"/>
+                <w:right w:val="none" w:sz="0" w:space="0" w:color="000000"/>
+              </w:pBdr>
+              <w:spacing w:after="40" w:before="40" w:line="240"/>
+              <w:ind w:left="40" w:right="40" w:firstLine="0" w:firstLineChars="0"/>
+              <w:rPr>
+                <w:rFonts w:ascii="Arial" w:hAnsi="Arial" w:eastAsia="Arial" w:cs="Arial"/>
+                <w:i w:val="false"/>
+                <w:b w:val="false"/>
+                <w:u w:val="none"/>
+                <w:strike w:val="false"/>
+                <w:sz w:val="12"/>
+                <w:szCs w:val="12"/>
+                <w:color w:val="000000"/>
+              </w:rPr>
+            </w:pPr>
+            <w:r>
+              <w:rPr>
+                <w:rFonts w:ascii="Arial" w:hAnsi="Arial" w:eastAsia="Arial" w:cs="Arial"/>
+                <w:i w:val="false"/>
+                <w:b w:val="false"/>
+                <w:u w:val="none"/>
+                <w:strike w:val="false"/>
+                <w:sz w:val="12"/>
+                <w:szCs w:val="12"/>
                 <w:color w:val="000000"/>
               </w:rPr>
               <w:t xml:space="preserve">1,88</w:t>
@@ -15315,20 +18719,20 @@
                 <w:b w:val="false"/>
                 <w:u w:val="none"/>
                 <w:strike w:val="false"/>
-                <w:sz w:val="14"/>
-                <w:szCs w:val="14"/>
-                <w:color w:val="000000"/>
-              </w:rPr>
-            </w:pPr>
-            <w:r>
-              <w:rPr>
-                <w:rFonts w:ascii="Arial" w:hAnsi="Arial" w:eastAsia="Arial" w:cs="Arial"/>
-                <w:i w:val="false"/>
-                <w:b w:val="false"/>
-                <w:u w:val="none"/>
-                <w:strike w:val="false"/>
-                <w:sz w:val="14"/>
-                <w:szCs w:val="14"/>
+                <w:sz w:val="12"/>
+                <w:szCs w:val="12"/>
+                <w:color w:val="000000"/>
+              </w:rPr>
+            </w:pPr>
+            <w:r>
+              <w:rPr>
+                <w:rFonts w:ascii="Arial" w:hAnsi="Arial" w:eastAsia="Arial" w:cs="Arial"/>
+                <w:i w:val="false"/>
+                <w:b w:val="false"/>
+                <w:u w:val="none"/>
+                <w:strike w:val="false"/>
+                <w:sz w:val="12"/>
+                <w:szCs w:val="12"/>
                 <w:color w:val="000000"/>
               </w:rPr>
               <w:t xml:space="preserve">1,06</w:t>
@@ -15370,20 +18774,20 @@
                 <w:b w:val="false"/>
                 <w:u w:val="none"/>
                 <w:strike w:val="false"/>
-                <w:sz w:val="14"/>
-                <w:szCs w:val="14"/>
-                <w:color w:val="000000"/>
-              </w:rPr>
-            </w:pPr>
-            <w:r>
-              <w:rPr>
-                <w:rFonts w:ascii="Arial" w:hAnsi="Arial" w:eastAsia="Arial" w:cs="Arial"/>
-                <w:i w:val="false"/>
-                <w:b w:val="false"/>
-                <w:u w:val="none"/>
-                <w:strike w:val="false"/>
-                <w:sz w:val="14"/>
-                <w:szCs w:val="14"/>
+                <w:sz w:val="12"/>
+                <w:szCs w:val="12"/>
+                <w:color w:val="000000"/>
+              </w:rPr>
+            </w:pPr>
+            <w:r>
+              <w:rPr>
+                <w:rFonts w:ascii="Arial" w:hAnsi="Arial" w:eastAsia="Arial" w:cs="Arial"/>
+                <w:i w:val="false"/>
+                <w:b w:val="false"/>
+                <w:u w:val="none"/>
+                <w:strike w:val="false"/>
+                <w:sz w:val="12"/>
+                <w:szCs w:val="12"/>
                 <w:color w:val="000000"/>
               </w:rPr>
               <w:t xml:space="preserve">1,78</w:t>
@@ -15425,20 +18829,20 @@
                 <w:b w:val="false"/>
                 <w:u w:val="none"/>
                 <w:strike w:val="false"/>
-                <w:sz w:val="14"/>
-                <w:szCs w:val="14"/>
-                <w:color w:val="000000"/>
-              </w:rPr>
-            </w:pPr>
-            <w:r>
-              <w:rPr>
-                <w:rFonts w:ascii="Arial" w:hAnsi="Arial" w:eastAsia="Arial" w:cs="Arial"/>
-                <w:i w:val="false"/>
-                <w:b w:val="false"/>
-                <w:u w:val="none"/>
-                <w:strike w:val="false"/>
-                <w:sz w:val="14"/>
-                <w:szCs w:val="14"/>
+                <w:sz w:val="12"/>
+                <w:szCs w:val="12"/>
+                <w:color w:val="000000"/>
+              </w:rPr>
+            </w:pPr>
+            <w:r>
+              <w:rPr>
+                <w:rFonts w:ascii="Arial" w:hAnsi="Arial" w:eastAsia="Arial" w:cs="Arial"/>
+                <w:i w:val="false"/>
+                <w:b w:val="false"/>
+                <w:u w:val="none"/>
+                <w:strike w:val="false"/>
+                <w:sz w:val="12"/>
+                <w:szCs w:val="12"/>
                 <w:color w:val="000000"/>
               </w:rPr>
               <w:t xml:space="preserve">no seleccionada</w:t>
@@ -15480,20 +18884,20 @@
                 <w:b w:val="false"/>
                 <w:u w:val="none"/>
                 <w:strike w:val="false"/>
-                <w:sz w:val="14"/>
-                <w:szCs w:val="14"/>
-                <w:color w:val="000000"/>
-              </w:rPr>
-            </w:pPr>
-            <w:r>
-              <w:rPr>
-                <w:rFonts w:ascii="Arial" w:hAnsi="Arial" w:eastAsia="Arial" w:cs="Arial"/>
-                <w:i w:val="false"/>
-                <w:b w:val="false"/>
-                <w:u w:val="none"/>
-                <w:strike w:val="false"/>
-                <w:sz w:val="14"/>
-                <w:szCs w:val="14"/>
+                <w:sz w:val="12"/>
+                <w:szCs w:val="12"/>
+                <w:color w:val="000000"/>
+              </w:rPr>
+            </w:pPr>
+            <w:r>
+              <w:rPr>
+                <w:rFonts w:ascii="Arial" w:hAnsi="Arial" w:eastAsia="Arial" w:cs="Arial"/>
+                <w:i w:val="false"/>
+                <w:b w:val="false"/>
+                <w:u w:val="none"/>
+                <w:strike w:val="false"/>
+                <w:sz w:val="12"/>
+                <w:szCs w:val="12"/>
                 <w:color w:val="000000"/>
               </w:rPr>
               <w:t xml:space="preserve">no seleccionada</w:t>
@@ -15503,7 +18907,7 @@
       </w:tr>
       <w:tr>
         <w:trPr>
-          <w:trHeight w:val="392" w:hRule="auto"/>
+          <w:trHeight w:val="224" w:hRule="auto"/>
         </w:trPr>
         <w:tc>
           <w:tcPr>
@@ -15540,20 +18944,20 @@
                 <w:b w:val="false"/>
                 <w:u w:val="none"/>
                 <w:strike w:val="false"/>
-                <w:sz w:val="14"/>
-                <w:szCs w:val="14"/>
-                <w:color w:val="000000"/>
-              </w:rPr>
-            </w:pPr>
-            <w:r>
-              <w:rPr>
-                <w:rFonts w:ascii="Arial" w:hAnsi="Arial" w:eastAsia="Arial" w:cs="Arial"/>
-                <w:i w:val="false"/>
-                <w:b w:val="false"/>
-                <w:u w:val="none"/>
-                <w:strike w:val="false"/>
-                <w:sz w:val="14"/>
-                <w:szCs w:val="14"/>
+                <w:sz w:val="12"/>
+                <w:szCs w:val="12"/>
+                <w:color w:val="000000"/>
+              </w:rPr>
+            </w:pPr>
+            <w:r>
+              <w:rPr>
+                <w:rFonts w:ascii="Arial" w:hAnsi="Arial" w:eastAsia="Arial" w:cs="Arial"/>
+                <w:i w:val="false"/>
+                <w:b w:val="false"/>
+                <w:u w:val="none"/>
+                <w:strike w:val="false"/>
+                <w:sz w:val="12"/>
+                <w:szCs w:val="12"/>
                 <w:color w:val="000000"/>
               </w:rPr>
               <w:t xml:space="preserve">Tratamiento</w:t>
@@ -15595,20 +18999,20 @@
                 <w:b w:val="false"/>
                 <w:u w:val="none"/>
                 <w:strike w:val="false"/>
-                <w:sz w:val="14"/>
-                <w:szCs w:val="14"/>
-                <w:color w:val="000000"/>
-              </w:rPr>
-            </w:pPr>
-            <w:r>
-              <w:rPr>
-                <w:rFonts w:ascii="Arial" w:hAnsi="Arial" w:eastAsia="Arial" w:cs="Arial"/>
-                <w:i w:val="false"/>
-                <w:b w:val="false"/>
-                <w:u w:val="none"/>
-                <w:strike w:val="false"/>
-                <w:sz w:val="14"/>
-                <w:szCs w:val="14"/>
+                <w:sz w:val="12"/>
+                <w:szCs w:val="12"/>
+                <w:color w:val="000000"/>
+              </w:rPr>
+            </w:pPr>
+            <w:r>
+              <w:rPr>
+                <w:rFonts w:ascii="Arial" w:hAnsi="Arial" w:eastAsia="Arial" w:cs="Arial"/>
+                <w:i w:val="false"/>
+                <w:b w:val="false"/>
+                <w:u w:val="none"/>
+                <w:strike w:val="false"/>
+                <w:sz w:val="12"/>
+                <w:szCs w:val="12"/>
                 <w:color w:val="000000"/>
               </w:rPr>
               <w:t xml:space="preserve">Altitud media (msnm)</w:t>
@@ -15650,20 +19054,20 @@
                 <w:b w:val="false"/>
                 <w:u w:val="none"/>
                 <w:strike w:val="false"/>
-                <w:sz w:val="14"/>
-                <w:szCs w:val="14"/>
-                <w:color w:val="000000"/>
-              </w:rPr>
-            </w:pPr>
-            <w:r>
-              <w:rPr>
-                <w:rFonts w:ascii="Arial" w:hAnsi="Arial" w:eastAsia="Arial" w:cs="Arial"/>
-                <w:i w:val="false"/>
-                <w:b w:val="false"/>
-                <w:u w:val="none"/>
-                <w:strike w:val="false"/>
-                <w:sz w:val="14"/>
-                <w:szCs w:val="14"/>
+                <w:sz w:val="12"/>
+                <w:szCs w:val="12"/>
+                <w:color w:val="000000"/>
+              </w:rPr>
+            </w:pPr>
+            <w:r>
+              <w:rPr>
+                <w:rFonts w:ascii="Arial" w:hAnsi="Arial" w:eastAsia="Arial" w:cs="Arial"/>
+                <w:i w:val="false"/>
+                <w:b w:val="false"/>
+                <w:u w:val="none"/>
+                <w:strike w:val="false"/>
+                <w:sz w:val="12"/>
+                <w:szCs w:val="12"/>
                 <w:color w:val="000000"/>
               </w:rPr>
               <w:t xml:space="preserve">1,01</w:t>
@@ -15705,20 +19109,20 @@
                 <w:b w:val="false"/>
                 <w:u w:val="none"/>
                 <w:strike w:val="false"/>
-                <w:sz w:val="14"/>
-                <w:szCs w:val="14"/>
-                <w:color w:val="000000"/>
-              </w:rPr>
-            </w:pPr>
-            <w:r>
-              <w:rPr>
-                <w:rFonts w:ascii="Arial" w:hAnsi="Arial" w:eastAsia="Arial" w:cs="Arial"/>
-                <w:i w:val="false"/>
-                <w:b w:val="false"/>
-                <w:u w:val="none"/>
-                <w:strike w:val="false"/>
-                <w:sz w:val="14"/>
-                <w:szCs w:val="14"/>
+                <w:sz w:val="12"/>
+                <w:szCs w:val="12"/>
+                <w:color w:val="000000"/>
+              </w:rPr>
+            </w:pPr>
+            <w:r>
+              <w:rPr>
+                <w:rFonts w:ascii="Arial" w:hAnsi="Arial" w:eastAsia="Arial" w:cs="Arial"/>
+                <w:i w:val="false"/>
+                <w:b w:val="false"/>
+                <w:u w:val="none"/>
+                <w:strike w:val="false"/>
+                <w:sz w:val="12"/>
+                <w:szCs w:val="12"/>
                 <w:color w:val="000000"/>
               </w:rPr>
               <w:t xml:space="preserve">1,88</w:t>
@@ -15760,20 +19164,20 @@
                 <w:b w:val="false"/>
                 <w:u w:val="none"/>
                 <w:strike w:val="false"/>
-                <w:sz w:val="14"/>
-                <w:szCs w:val="14"/>
-                <w:color w:val="000000"/>
-              </w:rPr>
-            </w:pPr>
-            <w:r>
-              <w:rPr>
-                <w:rFonts w:ascii="Arial" w:hAnsi="Arial" w:eastAsia="Arial" w:cs="Arial"/>
-                <w:i w:val="false"/>
-                <w:b w:val="false"/>
-                <w:u w:val="none"/>
-                <w:strike w:val="false"/>
-                <w:sz w:val="14"/>
-                <w:szCs w:val="14"/>
+                <w:sz w:val="12"/>
+                <w:szCs w:val="12"/>
+                <w:color w:val="000000"/>
+              </w:rPr>
+            </w:pPr>
+            <w:r>
+              <w:rPr>
+                <w:rFonts w:ascii="Arial" w:hAnsi="Arial" w:eastAsia="Arial" w:cs="Arial"/>
+                <w:i w:val="false"/>
+                <w:b w:val="false"/>
+                <w:u w:val="none"/>
+                <w:strike w:val="false"/>
+                <w:sz w:val="12"/>
+                <w:szCs w:val="12"/>
                 <w:color w:val="000000"/>
               </w:rPr>
               <w:t xml:space="preserve">0,54</w:t>
@@ -15815,20 +19219,20 @@
                 <w:b w:val="false"/>
                 <w:u w:val="none"/>
                 <w:strike w:val="false"/>
-                <w:sz w:val="14"/>
-                <w:szCs w:val="14"/>
-                <w:color w:val="000000"/>
-              </w:rPr>
-            </w:pPr>
-            <w:r>
-              <w:rPr>
-                <w:rFonts w:ascii="Arial" w:hAnsi="Arial" w:eastAsia="Arial" w:cs="Arial"/>
-                <w:i w:val="false"/>
-                <w:b w:val="false"/>
-                <w:u w:val="none"/>
-                <w:strike w:val="false"/>
-                <w:sz w:val="14"/>
-                <w:szCs w:val="14"/>
+                <w:sz w:val="12"/>
+                <w:szCs w:val="12"/>
+                <w:color w:val="000000"/>
+              </w:rPr>
+            </w:pPr>
+            <w:r>
+              <w:rPr>
+                <w:rFonts w:ascii="Arial" w:hAnsi="Arial" w:eastAsia="Arial" w:cs="Arial"/>
+                <w:i w:val="false"/>
+                <w:b w:val="false"/>
+                <w:u w:val="none"/>
+                <w:strike w:val="false"/>
+                <w:sz w:val="12"/>
+                <w:szCs w:val="12"/>
                 <w:color w:val="000000"/>
               </w:rPr>
               <w:t xml:space="preserve">no seleccionada</w:t>
@@ -15870,20 +19274,20 @@
                 <w:b w:val="false"/>
                 <w:u w:val="none"/>
                 <w:strike w:val="false"/>
-                <w:sz w:val="14"/>
-                <w:szCs w:val="14"/>
-                <w:color w:val="000000"/>
-              </w:rPr>
-            </w:pPr>
-            <w:r>
-              <w:rPr>
-                <w:rFonts w:ascii="Arial" w:hAnsi="Arial" w:eastAsia="Arial" w:cs="Arial"/>
-                <w:i w:val="false"/>
-                <w:b w:val="false"/>
-                <w:u w:val="none"/>
-                <w:strike w:val="false"/>
-                <w:sz w:val="14"/>
-                <w:szCs w:val="14"/>
+                <w:sz w:val="12"/>
+                <w:szCs w:val="12"/>
+                <w:color w:val="000000"/>
+              </w:rPr>
+            </w:pPr>
+            <w:r>
+              <w:rPr>
+                <w:rFonts w:ascii="Arial" w:hAnsi="Arial" w:eastAsia="Arial" w:cs="Arial"/>
+                <w:i w:val="false"/>
+                <w:b w:val="false"/>
+                <w:u w:val="none"/>
+                <w:strike w:val="false"/>
+                <w:sz w:val="12"/>
+                <w:szCs w:val="12"/>
                 <w:color w:val="000000"/>
               </w:rPr>
               <w:t xml:space="preserve">no seleccionada</w:t>
@@ -15893,7 +19297,7 @@
       </w:tr>
       <w:tr>
         <w:trPr>
-          <w:trHeight w:val="392" w:hRule="auto"/>
+          <w:trHeight w:val="224" w:hRule="auto"/>
         </w:trPr>
         <w:tc>
           <w:tcPr>
@@ -15930,20 +19334,20 @@
                 <w:b w:val="false"/>
                 <w:u w:val="none"/>
                 <w:strike w:val="false"/>
-                <w:sz w:val="14"/>
-                <w:szCs w:val="14"/>
-                <w:color w:val="000000"/>
-              </w:rPr>
-            </w:pPr>
-            <w:r>
-              <w:rPr>
-                <w:rFonts w:ascii="Arial" w:hAnsi="Arial" w:eastAsia="Arial" w:cs="Arial"/>
-                <w:i w:val="false"/>
-                <w:b w:val="false"/>
-                <w:u w:val="none"/>
-                <w:strike w:val="false"/>
-                <w:sz w:val="14"/>
-                <w:szCs w:val="14"/>
+                <w:sz w:val="12"/>
+                <w:szCs w:val="12"/>
+                <w:color w:val="000000"/>
+              </w:rPr>
+            </w:pPr>
+            <w:r>
+              <w:rPr>
+                <w:rFonts w:ascii="Arial" w:hAnsi="Arial" w:eastAsia="Arial" w:cs="Arial"/>
+                <w:i w:val="false"/>
+                <w:b w:val="false"/>
+                <w:u w:val="none"/>
+                <w:strike w:val="false"/>
+                <w:sz w:val="12"/>
+                <w:szCs w:val="12"/>
                 <w:color w:val="000000"/>
               </w:rPr>
               <w:t xml:space="preserve">Control (ESH)</w:t>
@@ -15985,20 +19389,20 @@
                 <w:b w:val="false"/>
                 <w:u w:val="none"/>
                 <w:strike w:val="false"/>
-                <w:sz w:val="14"/>
-                <w:szCs w:val="14"/>
-                <w:color w:val="000000"/>
-              </w:rPr>
-            </w:pPr>
-            <w:r>
-              <w:rPr>
-                <w:rFonts w:ascii="Arial" w:hAnsi="Arial" w:eastAsia="Arial" w:cs="Arial"/>
-                <w:i w:val="false"/>
-                <w:b w:val="false"/>
-                <w:u w:val="none"/>
-                <w:strike w:val="false"/>
-                <w:sz w:val="14"/>
-                <w:szCs w:val="14"/>
+                <w:sz w:val="12"/>
+                <w:szCs w:val="12"/>
+                <w:color w:val="000000"/>
+              </w:rPr>
+            </w:pPr>
+            <w:r>
+              <w:rPr>
+                <w:rFonts w:ascii="Arial" w:hAnsi="Arial" w:eastAsia="Arial" w:cs="Arial"/>
+                <w:i w:val="false"/>
+                <w:b w:val="false"/>
+                <w:u w:val="none"/>
+                <w:strike w:val="false"/>
+                <w:sz w:val="12"/>
+                <w:szCs w:val="12"/>
                 <w:color w:val="000000"/>
               </w:rPr>
               <w:t xml:space="preserve">Pobreza municipal (%)</w:t>
@@ -16040,20 +19444,20 @@
                 <w:b w:val="false"/>
                 <w:u w:val="none"/>
                 <w:strike w:val="false"/>
-                <w:sz w:val="14"/>
-                <w:szCs w:val="14"/>
-                <w:color w:val="000000"/>
-              </w:rPr>
-            </w:pPr>
-            <w:r>
-              <w:rPr>
-                <w:rFonts w:ascii="Arial" w:hAnsi="Arial" w:eastAsia="Arial" w:cs="Arial"/>
-                <w:i w:val="false"/>
-                <w:b w:val="false"/>
-                <w:u w:val="none"/>
-                <w:strike w:val="false"/>
-                <w:sz w:val="14"/>
-                <w:szCs w:val="14"/>
+                <w:sz w:val="12"/>
+                <w:szCs w:val="12"/>
+                <w:color w:val="000000"/>
+              </w:rPr>
+            </w:pPr>
+            <w:r>
+              <w:rPr>
+                <w:rFonts w:ascii="Arial" w:hAnsi="Arial" w:eastAsia="Arial" w:cs="Arial"/>
+                <w:i w:val="false"/>
+                <w:b w:val="false"/>
+                <w:u w:val="none"/>
+                <w:strike w:val="false"/>
+                <w:sz w:val="12"/>
+                <w:szCs w:val="12"/>
                 <w:color w:val="000000"/>
               </w:rPr>
               <w:t xml:space="preserve">-3,03</w:t>
@@ -16095,20 +19499,20 @@
                 <w:b w:val="false"/>
                 <w:u w:val="none"/>
                 <w:strike w:val="false"/>
-                <w:sz w:val="14"/>
-                <w:szCs w:val="14"/>
-                <w:color w:val="000000"/>
-              </w:rPr>
-            </w:pPr>
-            <w:r>
-              <w:rPr>
-                <w:rFonts w:ascii="Arial" w:hAnsi="Arial" w:eastAsia="Arial" w:cs="Arial"/>
-                <w:i w:val="false"/>
-                <w:b w:val="false"/>
-                <w:u w:val="none"/>
-                <w:strike w:val="false"/>
-                <w:sz w:val="14"/>
-                <w:szCs w:val="14"/>
+                <w:sz w:val="12"/>
+                <w:szCs w:val="12"/>
+                <w:color w:val="000000"/>
+              </w:rPr>
+            </w:pPr>
+            <w:r>
+              <w:rPr>
+                <w:rFonts w:ascii="Arial" w:hAnsi="Arial" w:eastAsia="Arial" w:cs="Arial"/>
+                <w:i w:val="false"/>
+                <w:b w:val="false"/>
+                <w:u w:val="none"/>
+                <w:strike w:val="false"/>
+                <w:sz w:val="12"/>
+                <w:szCs w:val="12"/>
                 <w:color w:val="000000"/>
               </w:rPr>
               <w:t xml:space="preserve">4,38</w:t>
@@ -16150,20 +19554,20 @@
                 <w:b w:val="false"/>
                 <w:u w:val="none"/>
                 <w:strike w:val="false"/>
-                <w:sz w:val="14"/>
-                <w:szCs w:val="14"/>
-                <w:color w:val="000000"/>
-              </w:rPr>
-            </w:pPr>
-            <w:r>
-              <w:rPr>
-                <w:rFonts w:ascii="Arial" w:hAnsi="Arial" w:eastAsia="Arial" w:cs="Arial"/>
-                <w:i w:val="false"/>
-                <w:b w:val="false"/>
-                <w:u w:val="none"/>
-                <w:strike w:val="false"/>
-                <w:sz w:val="14"/>
-                <w:szCs w:val="14"/>
+                <w:sz w:val="12"/>
+                <w:szCs w:val="12"/>
+                <w:color w:val="000000"/>
+              </w:rPr>
+            </w:pPr>
+            <w:r>
+              <w:rPr>
+                <w:rFonts w:ascii="Arial" w:hAnsi="Arial" w:eastAsia="Arial" w:cs="Arial"/>
+                <w:i w:val="false"/>
+                <w:b w:val="false"/>
+                <w:u w:val="none"/>
+                <w:strike w:val="false"/>
+                <w:sz w:val="12"/>
+                <w:szCs w:val="12"/>
                 <w:color w:val="000000"/>
               </w:rPr>
               <w:t xml:space="preserve">-0,69</w:t>
@@ -16205,20 +19609,20 @@
                 <w:b w:val="false"/>
                 <w:u w:val="none"/>
                 <w:strike w:val="false"/>
-                <w:sz w:val="14"/>
-                <w:szCs w:val="14"/>
-                <w:color w:val="000000"/>
-              </w:rPr>
-            </w:pPr>
-            <w:r>
-              <w:rPr>
-                <w:rFonts w:ascii="Arial" w:hAnsi="Arial" w:eastAsia="Arial" w:cs="Arial"/>
-                <w:i w:val="false"/>
-                <w:b w:val="false"/>
-                <w:u w:val="none"/>
-                <w:strike w:val="false"/>
-                <w:sz w:val="14"/>
-                <w:szCs w:val="14"/>
+                <w:sz w:val="12"/>
+                <w:szCs w:val="12"/>
+                <w:color w:val="000000"/>
+              </w:rPr>
+            </w:pPr>
+            <w:r>
+              <w:rPr>
+                <w:rFonts w:ascii="Arial" w:hAnsi="Arial" w:eastAsia="Arial" w:cs="Arial"/>
+                <w:i w:val="false"/>
+                <w:b w:val="false"/>
+                <w:u w:val="none"/>
+                <w:strike w:val="false"/>
+                <w:sz w:val="12"/>
+                <w:szCs w:val="12"/>
                 <w:color w:val="000000"/>
               </w:rPr>
               <w:t xml:space="preserve">-0,0067 (-0,0129 a -0,0008)</w:t>
@@ -16260,20 +19664,20 @@
                 <w:b w:val="false"/>
                 <w:u w:val="none"/>
                 <w:strike w:val="false"/>
-                <w:sz w:val="14"/>
-                <w:szCs w:val="14"/>
-                <w:color w:val="000000"/>
-              </w:rPr>
-            </w:pPr>
-            <w:r>
-              <w:rPr>
-                <w:rFonts w:ascii="Arial" w:hAnsi="Arial" w:eastAsia="Arial" w:cs="Arial"/>
-                <w:i w:val="false"/>
-                <w:b w:val="false"/>
-                <w:u w:val="none"/>
-                <w:strike w:val="false"/>
-                <w:sz w:val="14"/>
-                <w:szCs w:val="14"/>
+                <w:sz w:val="12"/>
+                <w:szCs w:val="12"/>
+                <w:color w:val="000000"/>
+              </w:rPr>
+            </w:pPr>
+            <w:r>
+              <w:rPr>
+                <w:rFonts w:ascii="Arial" w:hAnsi="Arial" w:eastAsia="Arial" w:cs="Arial"/>
+                <w:i w:val="false"/>
+                <w:b w:val="false"/>
+                <w:u w:val="none"/>
+                <w:strike w:val="false"/>
+                <w:sz w:val="12"/>
+                <w:szCs w:val="12"/>
                 <w:color w:val="000000"/>
               </w:rPr>
               <w:t xml:space="preserve">0,93 (0,88 a 0,99)</w:t>
@@ -16283,7 +19687,7 @@
       </w:tr>
       <w:tr>
         <w:trPr>
-          <w:trHeight w:val="392" w:hRule="auto"/>
+          <w:trHeight w:val="224" w:hRule="auto"/>
         </w:trPr>
         <w:tc>
           <w:tcPr>
@@ -16320,20 +19724,20 @@
                 <w:b w:val="false"/>
                 <w:u w:val="none"/>
                 <w:strike w:val="false"/>
-                <w:sz w:val="14"/>
-                <w:szCs w:val="14"/>
-                <w:color w:val="000000"/>
-              </w:rPr>
-            </w:pPr>
-            <w:r>
-              <w:rPr>
-                <w:rFonts w:ascii="Arial" w:hAnsi="Arial" w:eastAsia="Arial" w:cs="Arial"/>
-                <w:i w:val="false"/>
-                <w:b w:val="false"/>
-                <w:u w:val="none"/>
-                <w:strike w:val="false"/>
-                <w:sz w:val="14"/>
-                <w:szCs w:val="14"/>
+                <w:sz w:val="12"/>
+                <w:szCs w:val="12"/>
+                <w:color w:val="000000"/>
+              </w:rPr>
+            </w:pPr>
+            <w:r>
+              <w:rPr>
+                <w:rFonts w:ascii="Arial" w:hAnsi="Arial" w:eastAsia="Arial" w:cs="Arial"/>
+                <w:i w:val="false"/>
+                <w:b w:val="false"/>
+                <w:u w:val="none"/>
+                <w:strike w:val="false"/>
+                <w:sz w:val="12"/>
+                <w:szCs w:val="12"/>
                 <w:color w:val="000000"/>
               </w:rPr>
               <w:t xml:space="preserve">Control (ESH)</w:t>
@@ -16375,75 +19779,75 @@
                 <w:b w:val="false"/>
                 <w:u w:val="none"/>
                 <w:strike w:val="false"/>
-                <w:sz w:val="14"/>
-                <w:szCs w:val="14"/>
-                <w:color w:val="000000"/>
-              </w:rPr>
-            </w:pPr>
-            <w:r>
-              <w:rPr>
-                <w:rFonts w:ascii="Arial" w:hAnsi="Arial" w:eastAsia="Arial" w:cs="Arial"/>
-                <w:i w:val="false"/>
-                <w:b w:val="false"/>
-                <w:u w:val="none"/>
-                <w:strike w:val="false"/>
-                <w:sz w:val="14"/>
-                <w:szCs w:val="14"/>
-                <w:color w:val="000000"/>
-              </w:rPr>
-              <w:t xml:space="preserve"/>
-            </w:r>
-          </w:p>
-        </w:tc>
-        <w:tc>
-          <w:tcPr>
-            <w:tcBorders>
-              <w:bottom w:val="none" w:sz="0" w:space="0" w:color="000000"/>
-              <w:top w:val="none" w:sz="0" w:space="0" w:color="000000"/>
-              <w:left w:val="none" w:sz="0" w:space="0" w:color="000000"/>
-              <w:right w:val="none" w:sz="0" w:space="0" w:color="000000"/>
-            </w:tcBorders>
-            <w:shd w:val="clear" w:color="auto" w:fill="FFFFFF"/>
-            <w:tcMar>
-              <w:top w:w="0" w:type="dxa"/>
-              <w:bottom w:w="0" w:type="dxa"/>
-              <w:left w:w="0" w:type="dxa"/>
-              <w:right w:w="0" w:type="dxa"/>
-            </w:tcMar>
-            <w:vAlign w:val="center"/>
-          </w:tcPr>
-          <w:p>
-            <w:pPr>
-              <w:pStyle w:val="Normal"/>
-              <w:jc w:val="center"/>
-              <w:pBdr>
-                <w:bottom w:val="none" w:sz="0" w:space="0" w:color="000000"/>
-                <w:top w:val="none" w:sz="0" w:space="0" w:color="000000"/>
-                <w:left w:val="none" w:sz="0" w:space="0" w:color="000000"/>
-                <w:right w:val="none" w:sz="0" w:space="0" w:color="000000"/>
-              </w:pBdr>
-              <w:spacing w:after="40" w:before="40" w:line="240"/>
-              <w:ind w:left="40" w:right="40" w:firstLine="0" w:firstLineChars="0"/>
-              <w:rPr>
-                <w:rFonts w:ascii="Arial" w:hAnsi="Arial" w:eastAsia="Arial" w:cs="Arial"/>
-                <w:i w:val="false"/>
-                <w:b w:val="false"/>
-                <w:u w:val="none"/>
-                <w:strike w:val="false"/>
-                <w:sz w:val="14"/>
-                <w:szCs w:val="14"/>
-                <w:color w:val="000000"/>
-              </w:rPr>
-            </w:pPr>
-            <w:r>
-              <w:rPr>
-                <w:rFonts w:ascii="Arial" w:hAnsi="Arial" w:eastAsia="Arial" w:cs="Arial"/>
-                <w:i w:val="false"/>
-                <w:b w:val="false"/>
-                <w:u w:val="none"/>
-                <w:strike w:val="false"/>
-                <w:sz w:val="14"/>
-                <w:szCs w:val="14"/>
+                <w:sz w:val="12"/>
+                <w:szCs w:val="12"/>
+                <w:color w:val="000000"/>
+              </w:rPr>
+            </w:pPr>
+            <w:r>
+              <w:rPr>
+                <w:rFonts w:ascii="Arial" w:hAnsi="Arial" w:eastAsia="Arial" w:cs="Arial"/>
+                <w:i w:val="false"/>
+                <w:b w:val="false"/>
+                <w:u w:val="none"/>
+                <w:strike w:val="false"/>
+                <w:sz w:val="12"/>
+                <w:szCs w:val="12"/>
+                <w:color w:val="000000"/>
+              </w:rPr>
+              <w:t xml:space="preserve">Establecimientos de salud (por 10 000 adultos)</w:t>
+            </w:r>
+          </w:p>
+        </w:tc>
+        <w:tc>
+          <w:tcPr>
+            <w:tcBorders>
+              <w:bottom w:val="none" w:sz="0" w:space="0" w:color="000000"/>
+              <w:top w:val="none" w:sz="0" w:space="0" w:color="000000"/>
+              <w:left w:val="none" w:sz="0" w:space="0" w:color="000000"/>
+              <w:right w:val="none" w:sz="0" w:space="0" w:color="000000"/>
+            </w:tcBorders>
+            <w:shd w:val="clear" w:color="auto" w:fill="FFFFFF"/>
+            <w:tcMar>
+              <w:top w:w="0" w:type="dxa"/>
+              <w:bottom w:w="0" w:type="dxa"/>
+              <w:left w:w="0" w:type="dxa"/>
+              <w:right w:w="0" w:type="dxa"/>
+            </w:tcMar>
+            <w:vAlign w:val="center"/>
+          </w:tcPr>
+          <w:p>
+            <w:pPr>
+              <w:pStyle w:val="Normal"/>
+              <w:jc w:val="center"/>
+              <w:pBdr>
+                <w:bottom w:val="none" w:sz="0" w:space="0" w:color="000000"/>
+                <w:top w:val="none" w:sz="0" w:space="0" w:color="000000"/>
+                <w:left w:val="none" w:sz="0" w:space="0" w:color="000000"/>
+                <w:right w:val="none" w:sz="0" w:space="0" w:color="000000"/>
+              </w:pBdr>
+              <w:spacing w:after="40" w:before="40" w:line="240"/>
+              <w:ind w:left="40" w:right="40" w:firstLine="0" w:firstLineChars="0"/>
+              <w:rPr>
+                <w:rFonts w:ascii="Arial" w:hAnsi="Arial" w:eastAsia="Arial" w:cs="Arial"/>
+                <w:i w:val="false"/>
+                <w:b w:val="false"/>
+                <w:u w:val="none"/>
+                <w:strike w:val="false"/>
+                <w:sz w:val="12"/>
+                <w:szCs w:val="12"/>
+                <w:color w:val="000000"/>
+              </w:rPr>
+            </w:pPr>
+            <w:r>
+              <w:rPr>
+                <w:rFonts w:ascii="Arial" w:hAnsi="Arial" w:eastAsia="Arial" w:cs="Arial"/>
+                <w:i w:val="false"/>
+                <w:b w:val="false"/>
+                <w:u w:val="none"/>
+                <w:strike w:val="false"/>
+                <w:sz w:val="12"/>
+                <w:szCs w:val="12"/>
                 <w:color w:val="000000"/>
               </w:rPr>
               <w:t xml:space="preserve">2,02</w:t>
@@ -16485,20 +19889,20 @@
                 <w:b w:val="false"/>
                 <w:u w:val="none"/>
                 <w:strike w:val="false"/>
-                <w:sz w:val="14"/>
-                <w:szCs w:val="14"/>
-                <w:color w:val="000000"/>
-              </w:rPr>
-            </w:pPr>
-            <w:r>
-              <w:rPr>
-                <w:rFonts w:ascii="Arial" w:hAnsi="Arial" w:eastAsia="Arial" w:cs="Arial"/>
-                <w:i w:val="false"/>
-                <w:b w:val="false"/>
-                <w:u w:val="none"/>
-                <w:strike w:val="false"/>
-                <w:sz w:val="14"/>
-                <w:szCs w:val="14"/>
+                <w:sz w:val="12"/>
+                <w:szCs w:val="12"/>
+                <w:color w:val="000000"/>
+              </w:rPr>
+            </w:pPr>
+            <w:r>
+              <w:rPr>
+                <w:rFonts w:ascii="Arial" w:hAnsi="Arial" w:eastAsia="Arial" w:cs="Arial"/>
+                <w:i w:val="false"/>
+                <w:b w:val="false"/>
+                <w:u w:val="none"/>
+                <w:strike w:val="false"/>
+                <w:sz w:val="12"/>
+                <w:szCs w:val="12"/>
                 <w:color w:val="000000"/>
               </w:rPr>
               <w:t xml:space="preserve">1,22</w:t>
@@ -16540,20 +19944,20 @@
                 <w:b w:val="false"/>
                 <w:u w:val="none"/>
                 <w:strike w:val="false"/>
-                <w:sz w:val="14"/>
-                <w:szCs w:val="14"/>
-                <w:color w:val="000000"/>
-              </w:rPr>
-            </w:pPr>
-            <w:r>
-              <w:rPr>
-                <w:rFonts w:ascii="Arial" w:hAnsi="Arial" w:eastAsia="Arial" w:cs="Arial"/>
-                <w:i w:val="false"/>
-                <w:b w:val="false"/>
-                <w:u w:val="none"/>
-                <w:strike w:val="false"/>
-                <w:sz w:val="14"/>
-                <w:szCs w:val="14"/>
+                <w:sz w:val="12"/>
+                <w:szCs w:val="12"/>
+                <w:color w:val="000000"/>
+              </w:rPr>
+            </w:pPr>
+            <w:r>
+              <w:rPr>
+                <w:rFonts w:ascii="Arial" w:hAnsi="Arial" w:eastAsia="Arial" w:cs="Arial"/>
+                <w:i w:val="false"/>
+                <w:b w:val="false"/>
+                <w:u w:val="none"/>
+                <w:strike w:val="false"/>
+                <w:sz w:val="12"/>
+                <w:szCs w:val="12"/>
                 <w:color w:val="000000"/>
               </w:rPr>
               <w:t xml:space="preserve">1,66</w:t>
@@ -16595,20 +19999,20 @@
                 <w:b w:val="false"/>
                 <w:u w:val="none"/>
                 <w:strike w:val="false"/>
-                <w:sz w:val="14"/>
-                <w:szCs w:val="14"/>
-                <w:color w:val="000000"/>
-              </w:rPr>
-            </w:pPr>
-            <w:r>
-              <w:rPr>
-                <w:rFonts w:ascii="Arial" w:hAnsi="Arial" w:eastAsia="Arial" w:cs="Arial"/>
-                <w:i w:val="false"/>
-                <w:b w:val="false"/>
-                <w:u w:val="none"/>
-                <w:strike w:val="false"/>
-                <w:sz w:val="14"/>
-                <w:szCs w:val="14"/>
+                <w:sz w:val="12"/>
+                <w:szCs w:val="12"/>
+                <w:color w:val="000000"/>
+              </w:rPr>
+            </w:pPr>
+            <w:r>
+              <w:rPr>
+                <w:rFonts w:ascii="Arial" w:hAnsi="Arial" w:eastAsia="Arial" w:cs="Arial"/>
+                <w:i w:val="false"/>
+                <w:b w:val="false"/>
+                <w:u w:val="none"/>
+                <w:strike w:val="false"/>
+                <w:sz w:val="12"/>
+                <w:szCs w:val="12"/>
                 <w:color w:val="000000"/>
               </w:rPr>
               <w:t xml:space="preserve">no seleccionada</w:t>
@@ -16650,20 +20054,20 @@
                 <w:b w:val="false"/>
                 <w:u w:val="none"/>
                 <w:strike w:val="false"/>
-                <w:sz w:val="14"/>
-                <w:szCs w:val="14"/>
-                <w:color w:val="000000"/>
-              </w:rPr>
-            </w:pPr>
-            <w:r>
-              <w:rPr>
-                <w:rFonts w:ascii="Arial" w:hAnsi="Arial" w:eastAsia="Arial" w:cs="Arial"/>
-                <w:i w:val="false"/>
-                <w:b w:val="false"/>
-                <w:u w:val="none"/>
-                <w:strike w:val="false"/>
-                <w:sz w:val="14"/>
-                <w:szCs w:val="14"/>
+                <w:sz w:val="12"/>
+                <w:szCs w:val="12"/>
+                <w:color w:val="000000"/>
+              </w:rPr>
+            </w:pPr>
+            <w:r>
+              <w:rPr>
+                <w:rFonts w:ascii="Arial" w:hAnsi="Arial" w:eastAsia="Arial" w:cs="Arial"/>
+                <w:i w:val="false"/>
+                <w:b w:val="false"/>
+                <w:u w:val="none"/>
+                <w:strike w:val="false"/>
+                <w:sz w:val="12"/>
+                <w:szCs w:val="12"/>
                 <w:color w:val="000000"/>
               </w:rPr>
               <w:t xml:space="preserve">no seleccionada</w:t>
@@ -16673,7 +20077,7 @@
       </w:tr>
       <w:tr>
         <w:trPr>
-          <w:trHeight w:val="392" w:hRule="auto"/>
+          <w:trHeight w:val="224" w:hRule="auto"/>
         </w:trPr>
         <w:tc>
           <w:tcPr>
@@ -16710,20 +20114,20 @@
                 <w:b w:val="false"/>
                 <w:u w:val="none"/>
                 <w:strike w:val="false"/>
-                <w:sz w:val="14"/>
-                <w:szCs w:val="14"/>
-                <w:color w:val="000000"/>
-              </w:rPr>
-            </w:pPr>
-            <w:r>
-              <w:rPr>
-                <w:rFonts w:ascii="Arial" w:hAnsi="Arial" w:eastAsia="Arial" w:cs="Arial"/>
-                <w:i w:val="false"/>
-                <w:b w:val="false"/>
-                <w:u w:val="none"/>
-                <w:strike w:val="false"/>
-                <w:sz w:val="14"/>
-                <w:szCs w:val="14"/>
+                <w:sz w:val="12"/>
+                <w:szCs w:val="12"/>
+                <w:color w:val="000000"/>
+              </w:rPr>
+            </w:pPr>
+            <w:r>
+              <w:rPr>
+                <w:rFonts w:ascii="Arial" w:hAnsi="Arial" w:eastAsia="Arial" w:cs="Arial"/>
+                <w:i w:val="false"/>
+                <w:b w:val="false"/>
+                <w:u w:val="none"/>
+                <w:strike w:val="false"/>
+                <w:sz w:val="12"/>
+                <w:szCs w:val="12"/>
                 <w:color w:val="000000"/>
               </w:rPr>
               <w:t xml:space="preserve">Control (ESH)</w:t>
@@ -16765,75 +20169,75 @@
                 <w:b w:val="false"/>
                 <w:u w:val="none"/>
                 <w:strike w:val="false"/>
-                <w:sz w:val="14"/>
-                <w:szCs w:val="14"/>
-                <w:color w:val="000000"/>
-              </w:rPr>
-            </w:pPr>
-            <w:r>
-              <w:rPr>
-                <w:rFonts w:ascii="Arial" w:hAnsi="Arial" w:eastAsia="Arial" w:cs="Arial"/>
-                <w:i w:val="false"/>
-                <w:b w:val="false"/>
-                <w:u w:val="none"/>
-                <w:strike w:val="false"/>
-                <w:sz w:val="14"/>
-                <w:szCs w:val="14"/>
-                <w:color w:val="000000"/>
-              </w:rPr>
-              <w:t xml:space="preserve"/>
-            </w:r>
-          </w:p>
-        </w:tc>
-        <w:tc>
-          <w:tcPr>
-            <w:tcBorders>
-              <w:bottom w:val="none" w:sz="0" w:space="0" w:color="000000"/>
-              <w:top w:val="none" w:sz="0" w:space="0" w:color="000000"/>
-              <w:left w:val="none" w:sz="0" w:space="0" w:color="000000"/>
-              <w:right w:val="none" w:sz="0" w:space="0" w:color="000000"/>
-            </w:tcBorders>
-            <w:shd w:val="clear" w:color="auto" w:fill="FFFFFF"/>
-            <w:tcMar>
-              <w:top w:w="0" w:type="dxa"/>
-              <w:bottom w:w="0" w:type="dxa"/>
-              <w:left w:w="0" w:type="dxa"/>
-              <w:right w:w="0" w:type="dxa"/>
-            </w:tcMar>
-            <w:vAlign w:val="center"/>
-          </w:tcPr>
-          <w:p>
-            <w:pPr>
-              <w:pStyle w:val="Normal"/>
-              <w:jc w:val="center"/>
-              <w:pBdr>
-                <w:bottom w:val="none" w:sz="0" w:space="0" w:color="000000"/>
-                <w:top w:val="none" w:sz="0" w:space="0" w:color="000000"/>
-                <w:left w:val="none" w:sz="0" w:space="0" w:color="000000"/>
-                <w:right w:val="none" w:sz="0" w:space="0" w:color="000000"/>
-              </w:pBdr>
-              <w:spacing w:after="40" w:before="40" w:line="240"/>
-              <w:ind w:left="40" w:right="40" w:firstLine="0" w:firstLineChars="0"/>
-              <w:rPr>
-                <w:rFonts w:ascii="Arial" w:hAnsi="Arial" w:eastAsia="Arial" w:cs="Arial"/>
-                <w:i w:val="false"/>
-                <w:b w:val="false"/>
-                <w:u w:val="none"/>
-                <w:strike w:val="false"/>
-                <w:sz w:val="14"/>
-                <w:szCs w:val="14"/>
-                <w:color w:val="000000"/>
-              </w:rPr>
-            </w:pPr>
-            <w:r>
-              <w:rPr>
-                <w:rFonts w:ascii="Arial" w:hAnsi="Arial" w:eastAsia="Arial" w:cs="Arial"/>
-                <w:i w:val="false"/>
-                <w:b w:val="false"/>
-                <w:u w:val="none"/>
-                <w:strike w:val="false"/>
-                <w:sz w:val="14"/>
-                <w:szCs w:val="14"/>
+                <w:sz w:val="12"/>
+                <w:szCs w:val="12"/>
+                <w:color w:val="000000"/>
+              </w:rPr>
+            </w:pPr>
+            <w:r>
+              <w:rPr>
+                <w:rFonts w:ascii="Arial" w:hAnsi="Arial" w:eastAsia="Arial" w:cs="Arial"/>
+                <w:i w:val="false"/>
+                <w:b w:val="false"/>
+                <w:u w:val="none"/>
+                <w:strike w:val="false"/>
+                <w:sz w:val="12"/>
+                <w:szCs w:val="12"/>
+                <w:color w:val="000000"/>
+              </w:rPr>
+              <w:t xml:space="preserve">Establecimientos públicos (por 10 000 adultos)</w:t>
+            </w:r>
+          </w:p>
+        </w:tc>
+        <w:tc>
+          <w:tcPr>
+            <w:tcBorders>
+              <w:bottom w:val="none" w:sz="0" w:space="0" w:color="000000"/>
+              <w:top w:val="none" w:sz="0" w:space="0" w:color="000000"/>
+              <w:left w:val="none" w:sz="0" w:space="0" w:color="000000"/>
+              <w:right w:val="none" w:sz="0" w:space="0" w:color="000000"/>
+            </w:tcBorders>
+            <w:shd w:val="clear" w:color="auto" w:fill="FFFFFF"/>
+            <w:tcMar>
+              <w:top w:w="0" w:type="dxa"/>
+              <w:bottom w:w="0" w:type="dxa"/>
+              <w:left w:w="0" w:type="dxa"/>
+              <w:right w:w="0" w:type="dxa"/>
+            </w:tcMar>
+            <w:vAlign w:val="center"/>
+          </w:tcPr>
+          <w:p>
+            <w:pPr>
+              <w:pStyle w:val="Normal"/>
+              <w:jc w:val="center"/>
+              <w:pBdr>
+                <w:bottom w:val="none" w:sz="0" w:space="0" w:color="000000"/>
+                <w:top w:val="none" w:sz="0" w:space="0" w:color="000000"/>
+                <w:left w:val="none" w:sz="0" w:space="0" w:color="000000"/>
+                <w:right w:val="none" w:sz="0" w:space="0" w:color="000000"/>
+              </w:pBdr>
+              <w:spacing w:after="40" w:before="40" w:line="240"/>
+              <w:ind w:left="40" w:right="40" w:firstLine="0" w:firstLineChars="0"/>
+              <w:rPr>
+                <w:rFonts w:ascii="Arial" w:hAnsi="Arial" w:eastAsia="Arial" w:cs="Arial"/>
+                <w:i w:val="false"/>
+                <w:b w:val="false"/>
+                <w:u w:val="none"/>
+                <w:strike w:val="false"/>
+                <w:sz w:val="12"/>
+                <w:szCs w:val="12"/>
+                <w:color w:val="000000"/>
+              </w:rPr>
+            </w:pPr>
+            <w:r>
+              <w:rPr>
+                <w:rFonts w:ascii="Arial" w:hAnsi="Arial" w:eastAsia="Arial" w:cs="Arial"/>
+                <w:i w:val="false"/>
+                <w:b w:val="false"/>
+                <w:u w:val="none"/>
+                <w:strike w:val="false"/>
+                <w:sz w:val="12"/>
+                <w:szCs w:val="12"/>
                 <w:color w:val="000000"/>
               </w:rPr>
               <w:t xml:space="preserve">0,74</w:t>
@@ -16875,20 +20279,20 @@
                 <w:b w:val="false"/>
                 <w:u w:val="none"/>
                 <w:strike w:val="false"/>
-                <w:sz w:val="14"/>
-                <w:szCs w:val="14"/>
-                <w:color w:val="000000"/>
-              </w:rPr>
-            </w:pPr>
-            <w:r>
-              <w:rPr>
-                <w:rFonts w:ascii="Arial" w:hAnsi="Arial" w:eastAsia="Arial" w:cs="Arial"/>
-                <w:i w:val="false"/>
-                <w:b w:val="false"/>
-                <w:u w:val="none"/>
-                <w:strike w:val="false"/>
-                <w:sz w:val="14"/>
-                <w:szCs w:val="14"/>
+                <w:sz w:val="12"/>
+                <w:szCs w:val="12"/>
+                <w:color w:val="000000"/>
+              </w:rPr>
+            </w:pPr>
+            <w:r>
+              <w:rPr>
+                <w:rFonts w:ascii="Arial" w:hAnsi="Arial" w:eastAsia="Arial" w:cs="Arial"/>
+                <w:i w:val="false"/>
+                <w:b w:val="false"/>
+                <w:u w:val="none"/>
+                <w:strike w:val="false"/>
+                <w:sz w:val="12"/>
+                <w:szCs w:val="12"/>
                 <w:color w:val="000000"/>
               </w:rPr>
               <w:t xml:space="preserve">2,59</w:t>
@@ -16930,20 +20334,20 @@
                 <w:b w:val="false"/>
                 <w:u w:val="none"/>
                 <w:strike w:val="false"/>
-                <w:sz w:val="14"/>
-                <w:szCs w:val="14"/>
-                <w:color w:val="000000"/>
-              </w:rPr>
-            </w:pPr>
-            <w:r>
-              <w:rPr>
-                <w:rFonts w:ascii="Arial" w:hAnsi="Arial" w:eastAsia="Arial" w:cs="Arial"/>
-                <w:i w:val="false"/>
-                <w:b w:val="false"/>
-                <w:u w:val="none"/>
-                <w:strike w:val="false"/>
-                <w:sz w:val="14"/>
-                <w:szCs w:val="14"/>
+                <w:sz w:val="12"/>
+                <w:szCs w:val="12"/>
+                <w:color w:val="000000"/>
+              </w:rPr>
+            </w:pPr>
+            <w:r>
+              <w:rPr>
+                <w:rFonts w:ascii="Arial" w:hAnsi="Arial" w:eastAsia="Arial" w:cs="Arial"/>
+                <w:i w:val="false"/>
+                <w:b w:val="false"/>
+                <w:u w:val="none"/>
+                <w:strike w:val="false"/>
+                <w:sz w:val="12"/>
+                <w:szCs w:val="12"/>
                 <w:color w:val="000000"/>
               </w:rPr>
               <w:t xml:space="preserve">0,28</w:t>
@@ -16985,20 +20389,20 @@
                 <w:b w:val="false"/>
                 <w:u w:val="none"/>
                 <w:strike w:val="false"/>
-                <w:sz w:val="14"/>
-                <w:szCs w:val="14"/>
-                <w:color w:val="000000"/>
-              </w:rPr>
-            </w:pPr>
-            <w:r>
-              <w:rPr>
-                <w:rFonts w:ascii="Arial" w:hAnsi="Arial" w:eastAsia="Arial" w:cs="Arial"/>
-                <w:i w:val="false"/>
-                <w:b w:val="false"/>
-                <w:u w:val="none"/>
-                <w:strike w:val="false"/>
-                <w:sz w:val="14"/>
-                <w:szCs w:val="14"/>
+                <w:sz w:val="12"/>
+                <w:szCs w:val="12"/>
+                <w:color w:val="000000"/>
+              </w:rPr>
+            </w:pPr>
+            <w:r>
+              <w:rPr>
+                <w:rFonts w:ascii="Arial" w:hAnsi="Arial" w:eastAsia="Arial" w:cs="Arial"/>
+                <w:i w:val="false"/>
+                <w:b w:val="false"/>
+                <w:u w:val="none"/>
+                <w:strike w:val="false"/>
+                <w:sz w:val="12"/>
+                <w:szCs w:val="12"/>
                 <w:color w:val="000000"/>
               </w:rPr>
               <w:t xml:space="preserve">no seleccionada</w:t>
@@ -17040,20 +20444,20 @@
                 <w:b w:val="false"/>
                 <w:u w:val="none"/>
                 <w:strike w:val="false"/>
-                <w:sz w:val="14"/>
-                <w:szCs w:val="14"/>
-                <w:color w:val="000000"/>
-              </w:rPr>
-            </w:pPr>
-            <w:r>
-              <w:rPr>
-                <w:rFonts w:ascii="Arial" w:hAnsi="Arial" w:eastAsia="Arial" w:cs="Arial"/>
-                <w:i w:val="false"/>
-                <w:b w:val="false"/>
-                <w:u w:val="none"/>
-                <w:strike w:val="false"/>
-                <w:sz w:val="14"/>
-                <w:szCs w:val="14"/>
+                <w:sz w:val="12"/>
+                <w:szCs w:val="12"/>
+                <w:color w:val="000000"/>
+              </w:rPr>
+            </w:pPr>
+            <w:r>
+              <w:rPr>
+                <w:rFonts w:ascii="Arial" w:hAnsi="Arial" w:eastAsia="Arial" w:cs="Arial"/>
+                <w:i w:val="false"/>
+                <w:b w:val="false"/>
+                <w:u w:val="none"/>
+                <w:strike w:val="false"/>
+                <w:sz w:val="12"/>
+                <w:szCs w:val="12"/>
                 <w:color w:val="000000"/>
               </w:rPr>
               <w:t xml:space="preserve">no seleccionada</w:t>
@@ -17063,7 +20467,7 @@
       </w:tr>
       <w:tr>
         <w:trPr>
-          <w:trHeight w:val="392" w:hRule="auto"/>
+          <w:trHeight w:val="224" w:hRule="auto"/>
         </w:trPr>
         <w:tc>
           <w:tcPr>
@@ -17100,20 +20504,20 @@
                 <w:b w:val="false"/>
                 <w:u w:val="none"/>
                 <w:strike w:val="false"/>
-                <w:sz w:val="14"/>
-                <w:szCs w:val="14"/>
-                <w:color w:val="000000"/>
-              </w:rPr>
-            </w:pPr>
-            <w:r>
-              <w:rPr>
-                <w:rFonts w:ascii="Arial" w:hAnsi="Arial" w:eastAsia="Arial" w:cs="Arial"/>
-                <w:i w:val="false"/>
-                <w:b w:val="false"/>
-                <w:u w:val="none"/>
-                <w:strike w:val="false"/>
-                <w:sz w:val="14"/>
-                <w:szCs w:val="14"/>
+                <w:sz w:val="12"/>
+                <w:szCs w:val="12"/>
+                <w:color w:val="000000"/>
+              </w:rPr>
+            </w:pPr>
+            <w:r>
+              <w:rPr>
+                <w:rFonts w:ascii="Arial" w:hAnsi="Arial" w:eastAsia="Arial" w:cs="Arial"/>
+                <w:i w:val="false"/>
+                <w:b w:val="false"/>
+                <w:u w:val="none"/>
+                <w:strike w:val="false"/>
+                <w:sz w:val="12"/>
+                <w:szCs w:val="12"/>
                 <w:color w:val="000000"/>
               </w:rPr>
               <w:t xml:space="preserve">Control (ESH)</w:t>
@@ -17155,20 +20559,20 @@
                 <w:b w:val="false"/>
                 <w:u w:val="none"/>
                 <w:strike w:val="false"/>
-                <w:sz w:val="14"/>
-                <w:szCs w:val="14"/>
-                <w:color w:val="000000"/>
-              </w:rPr>
-            </w:pPr>
-            <w:r>
-              <w:rPr>
-                <w:rFonts w:ascii="Arial" w:hAnsi="Arial" w:eastAsia="Arial" w:cs="Arial"/>
-                <w:i w:val="false"/>
-                <w:b w:val="false"/>
-                <w:u w:val="none"/>
-                <w:strike w:val="false"/>
-                <w:sz w:val="14"/>
-                <w:szCs w:val="14"/>
+                <w:sz w:val="12"/>
+                <w:szCs w:val="12"/>
+                <w:color w:val="000000"/>
+              </w:rPr>
+            </w:pPr>
+            <w:r>
+              <w:rPr>
+                <w:rFonts w:ascii="Arial" w:hAnsi="Arial" w:eastAsia="Arial" w:cs="Arial"/>
+                <w:i w:val="false"/>
+                <w:b w:val="false"/>
+                <w:u w:val="none"/>
+                <w:strike w:val="false"/>
+                <w:sz w:val="12"/>
+                <w:szCs w:val="12"/>
                 <w:color w:val="000000"/>
               </w:rPr>
               <w:t xml:space="preserve">Altitud media (msnm)</w:t>
@@ -17210,20 +20614,20 @@
                 <w:b w:val="false"/>
                 <w:u w:val="none"/>
                 <w:strike w:val="false"/>
-                <w:sz w:val="14"/>
-                <w:szCs w:val="14"/>
-                <w:color w:val="000000"/>
-              </w:rPr>
-            </w:pPr>
-            <w:r>
-              <w:rPr>
-                <w:rFonts w:ascii="Arial" w:hAnsi="Arial" w:eastAsia="Arial" w:cs="Arial"/>
-                <w:i w:val="false"/>
-                <w:b w:val="false"/>
-                <w:u w:val="none"/>
-                <w:strike w:val="false"/>
-                <w:sz w:val="14"/>
-                <w:szCs w:val="14"/>
+                <w:sz w:val="12"/>
+                <w:szCs w:val="12"/>
+                <w:color w:val="000000"/>
+              </w:rPr>
+            </w:pPr>
+            <w:r>
+              <w:rPr>
+                <w:rFonts w:ascii="Arial" w:hAnsi="Arial" w:eastAsia="Arial" w:cs="Arial"/>
+                <w:i w:val="false"/>
+                <w:b w:val="false"/>
+                <w:u w:val="none"/>
+                <w:strike w:val="false"/>
+                <w:sz w:val="12"/>
+                <w:szCs w:val="12"/>
                 <w:color w:val="000000"/>
               </w:rPr>
               <w:t xml:space="preserve">1,97</w:t>
@@ -17265,20 +20669,20 @@
                 <w:b w:val="false"/>
                 <w:u w:val="none"/>
                 <w:strike w:val="false"/>
-                <w:sz w:val="14"/>
-                <w:szCs w:val="14"/>
-                <w:color w:val="000000"/>
-              </w:rPr>
-            </w:pPr>
-            <w:r>
-              <w:rPr>
-                <w:rFonts w:ascii="Arial" w:hAnsi="Arial" w:eastAsia="Arial" w:cs="Arial"/>
-                <w:i w:val="false"/>
-                <w:b w:val="false"/>
-                <w:u w:val="none"/>
-                <w:strike w:val="false"/>
-                <w:sz w:val="14"/>
-                <w:szCs w:val="14"/>
+                <w:sz w:val="12"/>
+                <w:szCs w:val="12"/>
+                <w:color w:val="000000"/>
+              </w:rPr>
+            </w:pPr>
+            <w:r>
+              <w:rPr>
+                <w:rFonts w:ascii="Arial" w:hAnsi="Arial" w:eastAsia="Arial" w:cs="Arial"/>
+                <w:i w:val="false"/>
+                <w:b w:val="false"/>
+                <w:u w:val="none"/>
+                <w:strike w:val="false"/>
+                <w:sz w:val="12"/>
+                <w:szCs w:val="12"/>
                 <w:color w:val="000000"/>
               </w:rPr>
               <w:t xml:space="preserve">0,21</w:t>
@@ -17320,20 +20724,20 @@
                 <w:b w:val="false"/>
                 <w:u w:val="none"/>
                 <w:strike w:val="false"/>
-                <w:sz w:val="14"/>
-                <w:szCs w:val="14"/>
-                <w:color w:val="000000"/>
-              </w:rPr>
-            </w:pPr>
-            <w:r>
-              <w:rPr>
-                <w:rFonts w:ascii="Arial" w:hAnsi="Arial" w:eastAsia="Arial" w:cs="Arial"/>
-                <w:i w:val="false"/>
-                <w:b w:val="false"/>
-                <w:u w:val="none"/>
-                <w:strike w:val="false"/>
-                <w:sz w:val="14"/>
-                <w:szCs w:val="14"/>
+                <w:sz w:val="12"/>
+                <w:szCs w:val="12"/>
+                <w:color w:val="000000"/>
+              </w:rPr>
+            </w:pPr>
+            <w:r>
+              <w:rPr>
+                <w:rFonts w:ascii="Arial" w:hAnsi="Arial" w:eastAsia="Arial" w:cs="Arial"/>
+                <w:i w:val="false"/>
+                <w:b w:val="false"/>
+                <w:u w:val="none"/>
+                <w:strike w:val="false"/>
+                <w:sz w:val="12"/>
+                <w:szCs w:val="12"/>
                 <w:color w:val="000000"/>
               </w:rPr>
               <w:t xml:space="preserve">9,49</w:t>
@@ -17375,20 +20779,20 @@
                 <w:b w:val="false"/>
                 <w:u w:val="none"/>
                 <w:strike w:val="false"/>
-                <w:sz w:val="14"/>
-                <w:szCs w:val="14"/>
-                <w:color w:val="000000"/>
-              </w:rPr>
-            </w:pPr>
-            <w:r>
-              <w:rPr>
-                <w:rFonts w:ascii="Arial" w:hAnsi="Arial" w:eastAsia="Arial" w:cs="Arial"/>
-                <w:i w:val="false"/>
-                <w:b w:val="false"/>
-                <w:u w:val="none"/>
-                <w:strike w:val="false"/>
-                <w:sz w:val="14"/>
-                <w:szCs w:val="14"/>
+                <w:sz w:val="12"/>
+                <w:szCs w:val="12"/>
+                <w:color w:val="000000"/>
+              </w:rPr>
+            </w:pPr>
+            <w:r>
+              <w:rPr>
+                <w:rFonts w:ascii="Arial" w:hAnsi="Arial" w:eastAsia="Arial" w:cs="Arial"/>
+                <w:i w:val="false"/>
+                <w:b w:val="false"/>
+                <w:u w:val="none"/>
+                <w:strike w:val="false"/>
+                <w:sz w:val="12"/>
+                <w:szCs w:val="12"/>
                 <w:color w:val="000000"/>
               </w:rPr>
               <w:t xml:space="preserve">no seleccionada</w:t>
@@ -17430,20 +20834,20 @@
                 <w:b w:val="false"/>
                 <w:u w:val="none"/>
                 <w:strike w:val="false"/>
-                <w:sz w:val="14"/>
-                <w:szCs w:val="14"/>
-                <w:color w:val="000000"/>
-              </w:rPr>
-            </w:pPr>
-            <w:r>
-              <w:rPr>
-                <w:rFonts w:ascii="Arial" w:hAnsi="Arial" w:eastAsia="Arial" w:cs="Arial"/>
-                <w:i w:val="false"/>
-                <w:b w:val="false"/>
-                <w:u w:val="none"/>
-                <w:strike w:val="false"/>
-                <w:sz w:val="14"/>
-                <w:szCs w:val="14"/>
+                <w:sz w:val="12"/>
+                <w:szCs w:val="12"/>
+                <w:color w:val="000000"/>
+              </w:rPr>
+            </w:pPr>
+            <w:r>
+              <w:rPr>
+                <w:rFonts w:ascii="Arial" w:hAnsi="Arial" w:eastAsia="Arial" w:cs="Arial"/>
+                <w:i w:val="false"/>
+                <w:b w:val="false"/>
+                <w:u w:val="none"/>
+                <w:strike w:val="false"/>
+                <w:sz w:val="12"/>
+                <w:szCs w:val="12"/>
                 <w:color w:val="000000"/>
               </w:rPr>
               <w:t xml:space="preserve">no seleccionada</w:t>
@@ -17453,7 +20857,7 @@
       </w:tr>
       <w:tr>
         <w:trPr>
-          <w:trHeight w:val="392" w:hRule="auto"/>
+          <w:trHeight w:val="224" w:hRule="auto"/>
         </w:trPr>
         <w:tc>
           <w:tcPr>
@@ -17490,20 +20894,20 @@
                 <w:b w:val="false"/>
                 <w:u w:val="none"/>
                 <w:strike w:val="false"/>
-                <w:sz w:val="14"/>
-                <w:szCs w:val="14"/>
-                <w:color w:val="000000"/>
-              </w:rPr>
-            </w:pPr>
-            <w:r>
-              <w:rPr>
-                <w:rFonts w:ascii="Arial" w:hAnsi="Arial" w:eastAsia="Arial" w:cs="Arial"/>
-                <w:i w:val="false"/>
-                <w:b w:val="false"/>
-                <w:u w:val="none"/>
-                <w:strike w:val="false"/>
-                <w:sz w:val="14"/>
-                <w:szCs w:val="14"/>
+                <w:sz w:val="12"/>
+                <w:szCs w:val="12"/>
+                <w:color w:val="000000"/>
+              </w:rPr>
+            </w:pPr>
+            <w:r>
+              <w:rPr>
+                <w:rFonts w:ascii="Arial" w:hAnsi="Arial" w:eastAsia="Arial" w:cs="Arial"/>
+                <w:i w:val="false"/>
+                <w:b w:val="false"/>
+                <w:u w:val="none"/>
+                <w:strike w:val="false"/>
+                <w:sz w:val="12"/>
+                <w:szCs w:val="12"/>
                 <w:color w:val="000000"/>
               </w:rPr>
               <w:t xml:space="preserve">Control (AHA)</w:t>
@@ -17545,20 +20949,20 @@
                 <w:b w:val="false"/>
                 <w:u w:val="none"/>
                 <w:strike w:val="false"/>
-                <w:sz w:val="14"/>
-                <w:szCs w:val="14"/>
-                <w:color w:val="000000"/>
-              </w:rPr>
-            </w:pPr>
-            <w:r>
-              <w:rPr>
-                <w:rFonts w:ascii="Arial" w:hAnsi="Arial" w:eastAsia="Arial" w:cs="Arial"/>
-                <w:i w:val="false"/>
-                <w:b w:val="false"/>
-                <w:u w:val="none"/>
-                <w:strike w:val="false"/>
-                <w:sz w:val="14"/>
-                <w:szCs w:val="14"/>
+                <w:sz w:val="12"/>
+                <w:szCs w:val="12"/>
+                <w:color w:val="000000"/>
+              </w:rPr>
+            </w:pPr>
+            <w:r>
+              <w:rPr>
+                <w:rFonts w:ascii="Arial" w:hAnsi="Arial" w:eastAsia="Arial" w:cs="Arial"/>
+                <w:i w:val="false"/>
+                <w:b w:val="false"/>
+                <w:u w:val="none"/>
+                <w:strike w:val="false"/>
+                <w:sz w:val="12"/>
+                <w:szCs w:val="12"/>
                 <w:color w:val="000000"/>
               </w:rPr>
               <w:t xml:space="preserve">Pobreza municipal (%)</w:t>
@@ -17600,20 +21004,20 @@
                 <w:b w:val="false"/>
                 <w:u w:val="none"/>
                 <w:strike w:val="false"/>
-                <w:sz w:val="14"/>
-                <w:szCs w:val="14"/>
-                <w:color w:val="000000"/>
-              </w:rPr>
-            </w:pPr>
-            <w:r>
-              <w:rPr>
-                <w:rFonts w:ascii="Arial" w:hAnsi="Arial" w:eastAsia="Arial" w:cs="Arial"/>
-                <w:i w:val="false"/>
-                <w:b w:val="false"/>
-                <w:u w:val="none"/>
-                <w:strike w:val="false"/>
-                <w:sz w:val="14"/>
-                <w:szCs w:val="14"/>
+                <w:sz w:val="12"/>
+                <w:szCs w:val="12"/>
+                <w:color w:val="000000"/>
+              </w:rPr>
+            </w:pPr>
+            <w:r>
+              <w:rPr>
+                <w:rFonts w:ascii="Arial" w:hAnsi="Arial" w:eastAsia="Arial" w:cs="Arial"/>
+                <w:i w:val="false"/>
+                <w:b w:val="false"/>
+                <w:u w:val="none"/>
+                <w:strike w:val="false"/>
+                <w:sz w:val="12"/>
+                <w:szCs w:val="12"/>
                 <w:color w:val="000000"/>
               </w:rPr>
               <w:t xml:space="preserve">-2,21</w:t>
@@ -17655,20 +21059,20 @@
                 <w:b w:val="false"/>
                 <w:u w:val="none"/>
                 <w:strike w:val="false"/>
-                <w:sz w:val="14"/>
-                <w:szCs w:val="14"/>
-                <w:color w:val="000000"/>
-              </w:rPr>
-            </w:pPr>
-            <w:r>
-              <w:rPr>
-                <w:rFonts w:ascii="Arial" w:hAnsi="Arial" w:eastAsia="Arial" w:cs="Arial"/>
-                <w:i w:val="false"/>
-                <w:b w:val="false"/>
-                <w:u w:val="none"/>
-                <w:strike w:val="false"/>
-                <w:sz w:val="14"/>
-                <w:szCs w:val="14"/>
+                <w:sz w:val="12"/>
+                <w:szCs w:val="12"/>
+                <w:color w:val="000000"/>
+              </w:rPr>
+            </w:pPr>
+            <w:r>
+              <w:rPr>
+                <w:rFonts w:ascii="Arial" w:hAnsi="Arial" w:eastAsia="Arial" w:cs="Arial"/>
+                <w:i w:val="false"/>
+                <w:b w:val="false"/>
+                <w:u w:val="none"/>
+                <w:strike w:val="false"/>
+                <w:sz w:val="12"/>
+                <w:szCs w:val="12"/>
                 <w:color w:val="000000"/>
               </w:rPr>
               <w:t xml:space="preserve">3,50</w:t>
@@ -17710,20 +21114,20 @@
                 <w:b w:val="false"/>
                 <w:u w:val="none"/>
                 <w:strike w:val="false"/>
-                <w:sz w:val="14"/>
-                <w:szCs w:val="14"/>
-                <w:color w:val="000000"/>
-              </w:rPr>
-            </w:pPr>
-            <w:r>
-              <w:rPr>
-                <w:rFonts w:ascii="Arial" w:hAnsi="Arial" w:eastAsia="Arial" w:cs="Arial"/>
-                <w:i w:val="false"/>
-                <w:b w:val="false"/>
-                <w:u w:val="none"/>
-                <w:strike w:val="false"/>
-                <w:sz w:val="14"/>
-                <w:szCs w:val="14"/>
+                <w:sz w:val="12"/>
+                <w:szCs w:val="12"/>
+                <w:color w:val="000000"/>
+              </w:rPr>
+            </w:pPr>
+            <w:r>
+              <w:rPr>
+                <w:rFonts w:ascii="Arial" w:hAnsi="Arial" w:eastAsia="Arial" w:cs="Arial"/>
+                <w:i w:val="false"/>
+                <w:b w:val="false"/>
+                <w:u w:val="none"/>
+                <w:strike w:val="false"/>
+                <w:sz w:val="12"/>
+                <w:szCs w:val="12"/>
                 <w:color w:val="000000"/>
               </w:rPr>
               <w:t xml:space="preserve">-0,63</w:t>
@@ -17765,20 +21169,20 @@
                 <w:b w:val="false"/>
                 <w:u w:val="none"/>
                 <w:strike w:val="false"/>
-                <w:sz w:val="14"/>
-                <w:szCs w:val="14"/>
-                <w:color w:val="000000"/>
-              </w:rPr>
-            </w:pPr>
-            <w:r>
-              <w:rPr>
-                <w:rFonts w:ascii="Arial" w:hAnsi="Arial" w:eastAsia="Arial" w:cs="Arial"/>
-                <w:i w:val="false"/>
-                <w:b w:val="false"/>
-                <w:u w:val="none"/>
-                <w:strike w:val="false"/>
-                <w:sz w:val="14"/>
-                <w:szCs w:val="14"/>
+                <w:sz w:val="12"/>
+                <w:szCs w:val="12"/>
+                <w:color w:val="000000"/>
+              </w:rPr>
+            </w:pPr>
+            <w:r>
+              <w:rPr>
+                <w:rFonts w:ascii="Arial" w:hAnsi="Arial" w:eastAsia="Arial" w:cs="Arial"/>
+                <w:i w:val="false"/>
+                <w:b w:val="false"/>
+                <w:u w:val="none"/>
+                <w:strike w:val="false"/>
+                <w:sz w:val="12"/>
+                <w:szCs w:val="12"/>
                 <w:color w:val="000000"/>
               </w:rPr>
               <w:t xml:space="preserve">-0,0058 (-0,0123 a 0,0005)</w:t>
@@ -17820,20 +21224,20 @@
                 <w:b w:val="false"/>
                 <w:u w:val="none"/>
                 <w:strike w:val="false"/>
-                <w:sz w:val="14"/>
-                <w:szCs w:val="14"/>
-                <w:color w:val="000000"/>
-              </w:rPr>
-            </w:pPr>
-            <w:r>
-              <w:rPr>
-                <w:rFonts w:ascii="Arial" w:hAnsi="Arial" w:eastAsia="Arial" w:cs="Arial"/>
-                <w:i w:val="false"/>
-                <w:b w:val="false"/>
-                <w:u w:val="none"/>
-                <w:strike w:val="false"/>
-                <w:sz w:val="14"/>
-                <w:szCs w:val="14"/>
+                <w:sz w:val="12"/>
+                <w:szCs w:val="12"/>
+                <w:color w:val="000000"/>
+              </w:rPr>
+            </w:pPr>
+            <w:r>
+              <w:rPr>
+                <w:rFonts w:ascii="Arial" w:hAnsi="Arial" w:eastAsia="Arial" w:cs="Arial"/>
+                <w:i w:val="false"/>
+                <w:b w:val="false"/>
+                <w:u w:val="none"/>
+                <w:strike w:val="false"/>
+                <w:sz w:val="12"/>
+                <w:szCs w:val="12"/>
                 <w:color w:val="000000"/>
               </w:rPr>
               <w:t xml:space="preserve">0,94 (0,88 a 1,01)</w:t>
@@ -17843,7 +21247,7 @@
       </w:tr>
       <w:tr>
         <w:trPr>
-          <w:trHeight w:val="392" w:hRule="auto"/>
+          <w:trHeight w:val="224" w:hRule="auto"/>
         </w:trPr>
         <w:tc>
           <w:tcPr>
@@ -17880,20 +21284,20 @@
                 <w:b w:val="false"/>
                 <w:u w:val="none"/>
                 <w:strike w:val="false"/>
-                <w:sz w:val="14"/>
-                <w:szCs w:val="14"/>
-                <w:color w:val="000000"/>
-              </w:rPr>
-            </w:pPr>
-            <w:r>
-              <w:rPr>
-                <w:rFonts w:ascii="Arial" w:hAnsi="Arial" w:eastAsia="Arial" w:cs="Arial"/>
-                <w:i w:val="false"/>
-                <w:b w:val="false"/>
-                <w:u w:val="none"/>
-                <w:strike w:val="false"/>
-                <w:sz w:val="14"/>
-                <w:szCs w:val="14"/>
+                <w:sz w:val="12"/>
+                <w:szCs w:val="12"/>
+                <w:color w:val="000000"/>
+              </w:rPr>
+            </w:pPr>
+            <w:r>
+              <w:rPr>
+                <w:rFonts w:ascii="Arial" w:hAnsi="Arial" w:eastAsia="Arial" w:cs="Arial"/>
+                <w:i w:val="false"/>
+                <w:b w:val="false"/>
+                <w:u w:val="none"/>
+                <w:strike w:val="false"/>
+                <w:sz w:val="12"/>
+                <w:szCs w:val="12"/>
                 <w:color w:val="000000"/>
               </w:rPr>
               <w:t xml:space="preserve">Control (AHA)</w:t>
@@ -17935,75 +21339,75 @@
                 <w:b w:val="false"/>
                 <w:u w:val="none"/>
                 <w:strike w:val="false"/>
-                <w:sz w:val="14"/>
-                <w:szCs w:val="14"/>
-                <w:color w:val="000000"/>
-              </w:rPr>
-            </w:pPr>
-            <w:r>
-              <w:rPr>
-                <w:rFonts w:ascii="Arial" w:hAnsi="Arial" w:eastAsia="Arial" w:cs="Arial"/>
-                <w:i w:val="false"/>
-                <w:b w:val="false"/>
-                <w:u w:val="none"/>
-                <w:strike w:val="false"/>
-                <w:sz w:val="14"/>
-                <w:szCs w:val="14"/>
-                <w:color w:val="000000"/>
-              </w:rPr>
-              <w:t xml:space="preserve"/>
-            </w:r>
-          </w:p>
-        </w:tc>
-        <w:tc>
-          <w:tcPr>
-            <w:tcBorders>
-              <w:bottom w:val="none" w:sz="0" w:space="0" w:color="000000"/>
-              <w:top w:val="none" w:sz="0" w:space="0" w:color="000000"/>
-              <w:left w:val="none" w:sz="0" w:space="0" w:color="000000"/>
-              <w:right w:val="none" w:sz="0" w:space="0" w:color="000000"/>
-            </w:tcBorders>
-            <w:shd w:val="clear" w:color="auto" w:fill="FFFFFF"/>
-            <w:tcMar>
-              <w:top w:w="0" w:type="dxa"/>
-              <w:bottom w:w="0" w:type="dxa"/>
-              <w:left w:w="0" w:type="dxa"/>
-              <w:right w:w="0" w:type="dxa"/>
-            </w:tcMar>
-            <w:vAlign w:val="center"/>
-          </w:tcPr>
-          <w:p>
-            <w:pPr>
-              <w:pStyle w:val="Normal"/>
-              <w:jc w:val="center"/>
-              <w:pBdr>
-                <w:bottom w:val="none" w:sz="0" w:space="0" w:color="000000"/>
-                <w:top w:val="none" w:sz="0" w:space="0" w:color="000000"/>
-                <w:left w:val="none" w:sz="0" w:space="0" w:color="000000"/>
-                <w:right w:val="none" w:sz="0" w:space="0" w:color="000000"/>
-              </w:pBdr>
-              <w:spacing w:after="40" w:before="40" w:line="240"/>
-              <w:ind w:left="40" w:right="40" w:firstLine="0" w:firstLineChars="0"/>
-              <w:rPr>
-                <w:rFonts w:ascii="Arial" w:hAnsi="Arial" w:eastAsia="Arial" w:cs="Arial"/>
-                <w:i w:val="false"/>
-                <w:b w:val="false"/>
-                <w:u w:val="none"/>
-                <w:strike w:val="false"/>
-                <w:sz w:val="14"/>
-                <w:szCs w:val="14"/>
-                <w:color w:val="000000"/>
-              </w:rPr>
-            </w:pPr>
-            <w:r>
-              <w:rPr>
-                <w:rFonts w:ascii="Arial" w:hAnsi="Arial" w:eastAsia="Arial" w:cs="Arial"/>
-                <w:i w:val="false"/>
-                <w:b w:val="false"/>
-                <w:u w:val="none"/>
-                <w:strike w:val="false"/>
-                <w:sz w:val="14"/>
-                <w:szCs w:val="14"/>
+                <w:sz w:val="12"/>
+                <w:szCs w:val="12"/>
+                <w:color w:val="000000"/>
+              </w:rPr>
+            </w:pPr>
+            <w:r>
+              <w:rPr>
+                <w:rFonts w:ascii="Arial" w:hAnsi="Arial" w:eastAsia="Arial" w:cs="Arial"/>
+                <w:i w:val="false"/>
+                <w:b w:val="false"/>
+                <w:u w:val="none"/>
+                <w:strike w:val="false"/>
+                <w:sz w:val="12"/>
+                <w:szCs w:val="12"/>
+                <w:color w:val="000000"/>
+              </w:rPr>
+              <w:t xml:space="preserve">Establecimientos de salud (por 10 000 adultos)</w:t>
+            </w:r>
+          </w:p>
+        </w:tc>
+        <w:tc>
+          <w:tcPr>
+            <w:tcBorders>
+              <w:bottom w:val="none" w:sz="0" w:space="0" w:color="000000"/>
+              <w:top w:val="none" w:sz="0" w:space="0" w:color="000000"/>
+              <w:left w:val="none" w:sz="0" w:space="0" w:color="000000"/>
+              <w:right w:val="none" w:sz="0" w:space="0" w:color="000000"/>
+            </w:tcBorders>
+            <w:shd w:val="clear" w:color="auto" w:fill="FFFFFF"/>
+            <w:tcMar>
+              <w:top w:w="0" w:type="dxa"/>
+              <w:bottom w:w="0" w:type="dxa"/>
+              <w:left w:w="0" w:type="dxa"/>
+              <w:right w:w="0" w:type="dxa"/>
+            </w:tcMar>
+            <w:vAlign w:val="center"/>
+          </w:tcPr>
+          <w:p>
+            <w:pPr>
+              <w:pStyle w:val="Normal"/>
+              <w:jc w:val="center"/>
+              <w:pBdr>
+                <w:bottom w:val="none" w:sz="0" w:space="0" w:color="000000"/>
+                <w:top w:val="none" w:sz="0" w:space="0" w:color="000000"/>
+                <w:left w:val="none" w:sz="0" w:space="0" w:color="000000"/>
+                <w:right w:val="none" w:sz="0" w:space="0" w:color="000000"/>
+              </w:pBdr>
+              <w:spacing w:after="40" w:before="40" w:line="240"/>
+              <w:ind w:left="40" w:right="40" w:firstLine="0" w:firstLineChars="0"/>
+              <w:rPr>
+                <w:rFonts w:ascii="Arial" w:hAnsi="Arial" w:eastAsia="Arial" w:cs="Arial"/>
+                <w:i w:val="false"/>
+                <w:b w:val="false"/>
+                <w:u w:val="none"/>
+                <w:strike w:val="false"/>
+                <w:sz w:val="12"/>
+                <w:szCs w:val="12"/>
+                <w:color w:val="000000"/>
+              </w:rPr>
+            </w:pPr>
+            <w:r>
+              <w:rPr>
+                <w:rFonts w:ascii="Arial" w:hAnsi="Arial" w:eastAsia="Arial" w:cs="Arial"/>
+                <w:i w:val="false"/>
+                <w:b w:val="false"/>
+                <w:u w:val="none"/>
+                <w:strike w:val="false"/>
+                <w:sz w:val="12"/>
+                <w:szCs w:val="12"/>
                 <w:color w:val="000000"/>
               </w:rPr>
               <w:t xml:space="preserve">1,31</w:t>
@@ -18045,20 +21449,20 @@
                 <w:b w:val="false"/>
                 <w:u w:val="none"/>
                 <w:strike w:val="false"/>
-                <w:sz w:val="14"/>
-                <w:szCs w:val="14"/>
-                <w:color w:val="000000"/>
-              </w:rPr>
-            </w:pPr>
-            <w:r>
-              <w:rPr>
-                <w:rFonts w:ascii="Arial" w:hAnsi="Arial" w:eastAsia="Arial" w:cs="Arial"/>
-                <w:i w:val="false"/>
-                <w:b w:val="false"/>
-                <w:u w:val="none"/>
-                <w:strike w:val="false"/>
-                <w:sz w:val="14"/>
-                <w:szCs w:val="14"/>
+                <w:sz w:val="12"/>
+                <w:szCs w:val="12"/>
+                <w:color w:val="000000"/>
+              </w:rPr>
+            </w:pPr>
+            <w:r>
+              <w:rPr>
+                <w:rFonts w:ascii="Arial" w:hAnsi="Arial" w:eastAsia="Arial" w:cs="Arial"/>
+                <w:i w:val="false"/>
+                <w:b w:val="false"/>
+                <w:u w:val="none"/>
+                <w:strike w:val="false"/>
+                <w:sz w:val="12"/>
+                <w:szCs w:val="12"/>
                 <w:color w:val="000000"/>
               </w:rPr>
               <w:t xml:space="preserve">1,94</w:t>
@@ -18100,20 +21504,20 @@
                 <w:b w:val="false"/>
                 <w:u w:val="none"/>
                 <w:strike w:val="false"/>
-                <w:sz w:val="14"/>
-                <w:szCs w:val="14"/>
-                <w:color w:val="000000"/>
-              </w:rPr>
-            </w:pPr>
-            <w:r>
-              <w:rPr>
-                <w:rFonts w:ascii="Arial" w:hAnsi="Arial" w:eastAsia="Arial" w:cs="Arial"/>
-                <w:i w:val="false"/>
-                <w:b w:val="false"/>
-                <w:u w:val="none"/>
-                <w:strike w:val="false"/>
-                <w:sz w:val="14"/>
-                <w:szCs w:val="14"/>
+                <w:sz w:val="12"/>
+                <w:szCs w:val="12"/>
+                <w:color w:val="000000"/>
+              </w:rPr>
+            </w:pPr>
+            <w:r>
+              <w:rPr>
+                <w:rFonts w:ascii="Arial" w:hAnsi="Arial" w:eastAsia="Arial" w:cs="Arial"/>
+                <w:i w:val="false"/>
+                <w:b w:val="false"/>
+                <w:u w:val="none"/>
+                <w:strike w:val="false"/>
+                <w:sz w:val="12"/>
+                <w:szCs w:val="12"/>
                 <w:color w:val="000000"/>
               </w:rPr>
               <w:t xml:space="preserve">0,68</w:t>
@@ -18155,20 +21559,20 @@
                 <w:b w:val="false"/>
                 <w:u w:val="none"/>
                 <w:strike w:val="false"/>
-                <w:sz w:val="14"/>
-                <w:szCs w:val="14"/>
-                <w:color w:val="000000"/>
-              </w:rPr>
-            </w:pPr>
-            <w:r>
-              <w:rPr>
-                <w:rFonts w:ascii="Arial" w:hAnsi="Arial" w:eastAsia="Arial" w:cs="Arial"/>
-                <w:i w:val="false"/>
-                <w:b w:val="false"/>
-                <w:u w:val="none"/>
-                <w:strike w:val="false"/>
-                <w:sz w:val="14"/>
-                <w:szCs w:val="14"/>
+                <w:sz w:val="12"/>
+                <w:szCs w:val="12"/>
+                <w:color w:val="000000"/>
+              </w:rPr>
+            </w:pPr>
+            <w:r>
+              <w:rPr>
+                <w:rFonts w:ascii="Arial" w:hAnsi="Arial" w:eastAsia="Arial" w:cs="Arial"/>
+                <w:i w:val="false"/>
+                <w:b w:val="false"/>
+                <w:u w:val="none"/>
+                <w:strike w:val="false"/>
+                <w:sz w:val="12"/>
+                <w:szCs w:val="12"/>
                 <w:color w:val="000000"/>
               </w:rPr>
               <w:t xml:space="preserve">no seleccionada</w:t>
@@ -18210,20 +21614,20 @@
                 <w:b w:val="false"/>
                 <w:u w:val="none"/>
                 <w:strike w:val="false"/>
-                <w:sz w:val="14"/>
-                <w:szCs w:val="14"/>
-                <w:color w:val="000000"/>
-              </w:rPr>
-            </w:pPr>
-            <w:r>
-              <w:rPr>
-                <w:rFonts w:ascii="Arial" w:hAnsi="Arial" w:eastAsia="Arial" w:cs="Arial"/>
-                <w:i w:val="false"/>
-                <w:b w:val="false"/>
-                <w:u w:val="none"/>
-                <w:strike w:val="false"/>
-                <w:sz w:val="14"/>
-                <w:szCs w:val="14"/>
+                <w:sz w:val="12"/>
+                <w:szCs w:val="12"/>
+                <w:color w:val="000000"/>
+              </w:rPr>
+            </w:pPr>
+            <w:r>
+              <w:rPr>
+                <w:rFonts w:ascii="Arial" w:hAnsi="Arial" w:eastAsia="Arial" w:cs="Arial"/>
+                <w:i w:val="false"/>
+                <w:b w:val="false"/>
+                <w:u w:val="none"/>
+                <w:strike w:val="false"/>
+                <w:sz w:val="12"/>
+                <w:szCs w:val="12"/>
                 <w:color w:val="000000"/>
               </w:rPr>
               <w:t xml:space="preserve">no seleccionada</w:t>
@@ -18233,7 +21637,7 @@
       </w:tr>
       <w:tr>
         <w:trPr>
-          <w:trHeight w:val="392" w:hRule="auto"/>
+          <w:trHeight w:val="224" w:hRule="auto"/>
         </w:trPr>
         <w:tc>
           <w:tcPr>
@@ -18270,20 +21674,20 @@
                 <w:b w:val="false"/>
                 <w:u w:val="none"/>
                 <w:strike w:val="false"/>
-                <w:sz w:val="14"/>
-                <w:szCs w:val="14"/>
-                <w:color w:val="000000"/>
-              </w:rPr>
-            </w:pPr>
-            <w:r>
-              <w:rPr>
-                <w:rFonts w:ascii="Arial" w:hAnsi="Arial" w:eastAsia="Arial" w:cs="Arial"/>
-                <w:i w:val="false"/>
-                <w:b w:val="false"/>
-                <w:u w:val="none"/>
-                <w:strike w:val="false"/>
-                <w:sz w:val="14"/>
-                <w:szCs w:val="14"/>
+                <w:sz w:val="12"/>
+                <w:szCs w:val="12"/>
+                <w:color w:val="000000"/>
+              </w:rPr>
+            </w:pPr>
+            <w:r>
+              <w:rPr>
+                <w:rFonts w:ascii="Arial" w:hAnsi="Arial" w:eastAsia="Arial" w:cs="Arial"/>
+                <w:i w:val="false"/>
+                <w:b w:val="false"/>
+                <w:u w:val="none"/>
+                <w:strike w:val="false"/>
+                <w:sz w:val="12"/>
+                <w:szCs w:val="12"/>
                 <w:color w:val="000000"/>
               </w:rPr>
               <w:t xml:space="preserve">Control (AHA)</w:t>
@@ -18325,75 +21729,75 @@
                 <w:b w:val="false"/>
                 <w:u w:val="none"/>
                 <w:strike w:val="false"/>
-                <w:sz w:val="14"/>
-                <w:szCs w:val="14"/>
-                <w:color w:val="000000"/>
-              </w:rPr>
-            </w:pPr>
-            <w:r>
-              <w:rPr>
-                <w:rFonts w:ascii="Arial" w:hAnsi="Arial" w:eastAsia="Arial" w:cs="Arial"/>
-                <w:i w:val="false"/>
-                <w:b w:val="false"/>
-                <w:u w:val="none"/>
-                <w:strike w:val="false"/>
-                <w:sz w:val="14"/>
-                <w:szCs w:val="14"/>
-                <w:color w:val="000000"/>
-              </w:rPr>
-              <w:t xml:space="preserve"/>
-            </w:r>
-          </w:p>
-        </w:tc>
-        <w:tc>
-          <w:tcPr>
-            <w:tcBorders>
-              <w:bottom w:val="none" w:sz="0" w:space="0" w:color="000000"/>
-              <w:top w:val="none" w:sz="0" w:space="0" w:color="000000"/>
-              <w:left w:val="none" w:sz="0" w:space="0" w:color="000000"/>
-              <w:right w:val="none" w:sz="0" w:space="0" w:color="000000"/>
-            </w:tcBorders>
-            <w:shd w:val="clear" w:color="auto" w:fill="FFFFFF"/>
-            <w:tcMar>
-              <w:top w:w="0" w:type="dxa"/>
-              <w:bottom w:w="0" w:type="dxa"/>
-              <w:left w:w="0" w:type="dxa"/>
-              <w:right w:w="0" w:type="dxa"/>
-            </w:tcMar>
-            <w:vAlign w:val="center"/>
-          </w:tcPr>
-          <w:p>
-            <w:pPr>
-              <w:pStyle w:val="Normal"/>
-              <w:jc w:val="center"/>
-              <w:pBdr>
-                <w:bottom w:val="none" w:sz="0" w:space="0" w:color="000000"/>
-                <w:top w:val="none" w:sz="0" w:space="0" w:color="000000"/>
-                <w:left w:val="none" w:sz="0" w:space="0" w:color="000000"/>
-                <w:right w:val="none" w:sz="0" w:space="0" w:color="000000"/>
-              </w:pBdr>
-              <w:spacing w:after="40" w:before="40" w:line="240"/>
-              <w:ind w:left="40" w:right="40" w:firstLine="0" w:firstLineChars="0"/>
-              <w:rPr>
-                <w:rFonts w:ascii="Arial" w:hAnsi="Arial" w:eastAsia="Arial" w:cs="Arial"/>
-                <w:i w:val="false"/>
-                <w:b w:val="false"/>
-                <w:u w:val="none"/>
-                <w:strike w:val="false"/>
-                <w:sz w:val="14"/>
-                <w:szCs w:val="14"/>
-                <w:color w:val="000000"/>
-              </w:rPr>
-            </w:pPr>
-            <w:r>
-              <w:rPr>
-                <w:rFonts w:ascii="Arial" w:hAnsi="Arial" w:eastAsia="Arial" w:cs="Arial"/>
-                <w:i w:val="false"/>
-                <w:b w:val="false"/>
-                <w:u w:val="none"/>
-                <w:strike w:val="false"/>
-                <w:sz w:val="14"/>
-                <w:szCs w:val="14"/>
+                <w:sz w:val="12"/>
+                <w:szCs w:val="12"/>
+                <w:color w:val="000000"/>
+              </w:rPr>
+            </w:pPr>
+            <w:r>
+              <w:rPr>
+                <w:rFonts w:ascii="Arial" w:hAnsi="Arial" w:eastAsia="Arial" w:cs="Arial"/>
+                <w:i w:val="false"/>
+                <w:b w:val="false"/>
+                <w:u w:val="none"/>
+                <w:strike w:val="false"/>
+                <w:sz w:val="12"/>
+                <w:szCs w:val="12"/>
+                <w:color w:val="000000"/>
+              </w:rPr>
+              <w:t xml:space="preserve">Establecimientos públicos (por 10 000 adultos)</w:t>
+            </w:r>
+          </w:p>
+        </w:tc>
+        <w:tc>
+          <w:tcPr>
+            <w:tcBorders>
+              <w:bottom w:val="none" w:sz="0" w:space="0" w:color="000000"/>
+              <w:top w:val="none" w:sz="0" w:space="0" w:color="000000"/>
+              <w:left w:val="none" w:sz="0" w:space="0" w:color="000000"/>
+              <w:right w:val="none" w:sz="0" w:space="0" w:color="000000"/>
+            </w:tcBorders>
+            <w:shd w:val="clear" w:color="auto" w:fill="FFFFFF"/>
+            <w:tcMar>
+              <w:top w:w="0" w:type="dxa"/>
+              <w:bottom w:w="0" w:type="dxa"/>
+              <w:left w:w="0" w:type="dxa"/>
+              <w:right w:w="0" w:type="dxa"/>
+            </w:tcMar>
+            <w:vAlign w:val="center"/>
+          </w:tcPr>
+          <w:p>
+            <w:pPr>
+              <w:pStyle w:val="Normal"/>
+              <w:jc w:val="center"/>
+              <w:pBdr>
+                <w:bottom w:val="none" w:sz="0" w:space="0" w:color="000000"/>
+                <w:top w:val="none" w:sz="0" w:space="0" w:color="000000"/>
+                <w:left w:val="none" w:sz="0" w:space="0" w:color="000000"/>
+                <w:right w:val="none" w:sz="0" w:space="0" w:color="000000"/>
+              </w:pBdr>
+              <w:spacing w:after="40" w:before="40" w:line="240"/>
+              <w:ind w:left="40" w:right="40" w:firstLine="0" w:firstLineChars="0"/>
+              <w:rPr>
+                <w:rFonts w:ascii="Arial" w:hAnsi="Arial" w:eastAsia="Arial" w:cs="Arial"/>
+                <w:i w:val="false"/>
+                <w:b w:val="false"/>
+                <w:u w:val="none"/>
+                <w:strike w:val="false"/>
+                <w:sz w:val="12"/>
+                <w:szCs w:val="12"/>
+                <w:color w:val="000000"/>
+              </w:rPr>
+            </w:pPr>
+            <w:r>
+              <w:rPr>
+                <w:rFonts w:ascii="Arial" w:hAnsi="Arial" w:eastAsia="Arial" w:cs="Arial"/>
+                <w:i w:val="false"/>
+                <w:b w:val="false"/>
+                <w:u w:val="none"/>
+                <w:strike w:val="false"/>
+                <w:sz w:val="12"/>
+                <w:szCs w:val="12"/>
                 <w:color w:val="000000"/>
               </w:rPr>
               <w:t xml:space="preserve">-0,16</w:t>
@@ -18435,20 +21839,20 @@
                 <w:b w:val="false"/>
                 <w:u w:val="none"/>
                 <w:strike w:val="false"/>
-                <w:sz w:val="14"/>
-                <w:szCs w:val="14"/>
-                <w:color w:val="000000"/>
-              </w:rPr>
-            </w:pPr>
-            <w:r>
-              <w:rPr>
-                <w:rFonts w:ascii="Arial" w:hAnsi="Arial" w:eastAsia="Arial" w:cs="Arial"/>
-                <w:i w:val="false"/>
-                <w:b w:val="false"/>
-                <w:u w:val="none"/>
-                <w:strike w:val="false"/>
-                <w:sz w:val="14"/>
-                <w:szCs w:val="14"/>
+                <w:sz w:val="12"/>
+                <w:szCs w:val="12"/>
+                <w:color w:val="000000"/>
+              </w:rPr>
+            </w:pPr>
+            <w:r>
+              <w:rPr>
+                <w:rFonts w:ascii="Arial" w:hAnsi="Arial" w:eastAsia="Arial" w:cs="Arial"/>
+                <w:i w:val="false"/>
+                <w:b w:val="false"/>
+                <w:u w:val="none"/>
+                <w:strike w:val="false"/>
+                <w:sz w:val="12"/>
+                <w:szCs w:val="12"/>
                 <w:color w:val="000000"/>
               </w:rPr>
               <w:t xml:space="preserve">3,32</w:t>
@@ -18490,20 +21894,20 @@
                 <w:b w:val="false"/>
                 <w:u w:val="none"/>
                 <w:strike w:val="false"/>
-                <w:sz w:val="14"/>
-                <w:szCs w:val="14"/>
-                <w:color w:val="000000"/>
-              </w:rPr>
-            </w:pPr>
-            <w:r>
-              <w:rPr>
-                <w:rFonts w:ascii="Arial" w:hAnsi="Arial" w:eastAsia="Arial" w:cs="Arial"/>
-                <w:i w:val="false"/>
-                <w:b w:val="false"/>
-                <w:u w:val="none"/>
-                <w:strike w:val="false"/>
-                <w:sz w:val="14"/>
-                <w:szCs w:val="14"/>
+                <w:sz w:val="12"/>
+                <w:szCs w:val="12"/>
+                <w:color w:val="000000"/>
+              </w:rPr>
+            </w:pPr>
+            <w:r>
+              <w:rPr>
+                <w:rFonts w:ascii="Arial" w:hAnsi="Arial" w:eastAsia="Arial" w:cs="Arial"/>
+                <w:i w:val="false"/>
+                <w:b w:val="false"/>
+                <w:u w:val="none"/>
+                <w:strike w:val="false"/>
+                <w:sz w:val="12"/>
+                <w:szCs w:val="12"/>
                 <w:color w:val="000000"/>
               </w:rPr>
               <w:t xml:space="preserve">-0,05</w:t>
@@ -18545,20 +21949,20 @@
                 <w:b w:val="false"/>
                 <w:u w:val="none"/>
                 <w:strike w:val="false"/>
-                <w:sz w:val="14"/>
-                <w:szCs w:val="14"/>
-                <w:color w:val="000000"/>
-              </w:rPr>
-            </w:pPr>
-            <w:r>
-              <w:rPr>
-                <w:rFonts w:ascii="Arial" w:hAnsi="Arial" w:eastAsia="Arial" w:cs="Arial"/>
-                <w:i w:val="false"/>
-                <w:b w:val="false"/>
-                <w:u w:val="none"/>
-                <w:strike w:val="false"/>
-                <w:sz w:val="14"/>
-                <w:szCs w:val="14"/>
+                <w:sz w:val="12"/>
+                <w:szCs w:val="12"/>
+                <w:color w:val="000000"/>
+              </w:rPr>
+            </w:pPr>
+            <w:r>
+              <w:rPr>
+                <w:rFonts w:ascii="Arial" w:hAnsi="Arial" w:eastAsia="Arial" w:cs="Arial"/>
+                <w:i w:val="false"/>
+                <w:b w:val="false"/>
+                <w:u w:val="none"/>
+                <w:strike w:val="false"/>
+                <w:sz w:val="12"/>
+                <w:szCs w:val="12"/>
                 <w:color w:val="000000"/>
               </w:rPr>
               <w:t xml:space="preserve">no seleccionada</w:t>
@@ -18600,20 +22004,20 @@
                 <w:b w:val="false"/>
                 <w:u w:val="none"/>
                 <w:strike w:val="false"/>
-                <w:sz w:val="14"/>
-                <w:szCs w:val="14"/>
-                <w:color w:val="000000"/>
-              </w:rPr>
-            </w:pPr>
-            <w:r>
-              <w:rPr>
-                <w:rFonts w:ascii="Arial" w:hAnsi="Arial" w:eastAsia="Arial" w:cs="Arial"/>
-                <w:i w:val="false"/>
-                <w:b w:val="false"/>
-                <w:u w:val="none"/>
-                <w:strike w:val="false"/>
-                <w:sz w:val="14"/>
-                <w:szCs w:val="14"/>
+                <w:sz w:val="12"/>
+                <w:szCs w:val="12"/>
+                <w:color w:val="000000"/>
+              </w:rPr>
+            </w:pPr>
+            <w:r>
+              <w:rPr>
+                <w:rFonts w:ascii="Arial" w:hAnsi="Arial" w:eastAsia="Arial" w:cs="Arial"/>
+                <w:i w:val="false"/>
+                <w:b w:val="false"/>
+                <w:u w:val="none"/>
+                <w:strike w:val="false"/>
+                <w:sz w:val="12"/>
+                <w:szCs w:val="12"/>
                 <w:color w:val="000000"/>
               </w:rPr>
               <w:t xml:space="preserve">no seleccionada</w:t>
@@ -18623,7 +22027,7 @@
       </w:tr>
       <w:tr>
         <w:trPr>
-          <w:trHeight w:val="392" w:hRule="auto"/>
+          <w:trHeight w:val="224" w:hRule="auto"/>
         </w:trPr>
         <w:tc>
           <w:tcPr>
@@ -18660,20 +22064,20 @@
                 <w:b w:val="false"/>
                 <w:u w:val="none"/>
                 <w:strike w:val="false"/>
-                <w:sz w:val="14"/>
-                <w:szCs w:val="14"/>
-                <w:color w:val="000000"/>
-              </w:rPr>
-            </w:pPr>
-            <w:r>
-              <w:rPr>
-                <w:rFonts w:ascii="Arial" w:hAnsi="Arial" w:eastAsia="Arial" w:cs="Arial"/>
-                <w:i w:val="false"/>
-                <w:b w:val="false"/>
-                <w:u w:val="none"/>
-                <w:strike w:val="false"/>
-                <w:sz w:val="14"/>
-                <w:szCs w:val="14"/>
+                <w:sz w:val="12"/>
+                <w:szCs w:val="12"/>
+                <w:color w:val="000000"/>
+              </w:rPr>
+            </w:pPr>
+            <w:r>
+              <w:rPr>
+                <w:rFonts w:ascii="Arial" w:hAnsi="Arial" w:eastAsia="Arial" w:cs="Arial"/>
+                <w:i w:val="false"/>
+                <w:b w:val="false"/>
+                <w:u w:val="none"/>
+                <w:strike w:val="false"/>
+                <w:sz w:val="12"/>
+                <w:szCs w:val="12"/>
                 <w:color w:val="000000"/>
               </w:rPr>
               <w:t xml:space="preserve">Control (AHA)</w:t>
@@ -18715,20 +22119,20 @@
                 <w:b w:val="false"/>
                 <w:u w:val="none"/>
                 <w:strike w:val="false"/>
-                <w:sz w:val="14"/>
-                <w:szCs w:val="14"/>
-                <w:color w:val="000000"/>
-              </w:rPr>
-            </w:pPr>
-            <w:r>
-              <w:rPr>
-                <w:rFonts w:ascii="Arial" w:hAnsi="Arial" w:eastAsia="Arial" w:cs="Arial"/>
-                <w:i w:val="false"/>
-                <w:b w:val="false"/>
-                <w:u w:val="none"/>
-                <w:strike w:val="false"/>
-                <w:sz w:val="14"/>
-                <w:szCs w:val="14"/>
+                <w:sz w:val="12"/>
+                <w:szCs w:val="12"/>
+                <w:color w:val="000000"/>
+              </w:rPr>
+            </w:pPr>
+            <w:r>
+              <w:rPr>
+                <w:rFonts w:ascii="Arial" w:hAnsi="Arial" w:eastAsia="Arial" w:cs="Arial"/>
+                <w:i w:val="false"/>
+                <w:b w:val="false"/>
+                <w:u w:val="none"/>
+                <w:strike w:val="false"/>
+                <w:sz w:val="12"/>
+                <w:szCs w:val="12"/>
                 <w:color w:val="000000"/>
               </w:rPr>
               <w:t xml:space="preserve">Altitud media (msnm)</w:t>
@@ -18770,20 +22174,20 @@
                 <w:b w:val="false"/>
                 <w:u w:val="none"/>
                 <w:strike w:val="false"/>
-                <w:sz w:val="14"/>
-                <w:szCs w:val="14"/>
-                <w:color w:val="000000"/>
-              </w:rPr>
-            </w:pPr>
-            <w:r>
-              <w:rPr>
-                <w:rFonts w:ascii="Arial" w:hAnsi="Arial" w:eastAsia="Arial" w:cs="Arial"/>
-                <w:i w:val="false"/>
-                <w:b w:val="false"/>
-                <w:u w:val="none"/>
-                <w:strike w:val="false"/>
-                <w:sz w:val="14"/>
-                <w:szCs w:val="14"/>
+                <w:sz w:val="12"/>
+                <w:szCs w:val="12"/>
+                <w:color w:val="000000"/>
+              </w:rPr>
+            </w:pPr>
+            <w:r>
+              <w:rPr>
+                <w:rFonts w:ascii="Arial" w:hAnsi="Arial" w:eastAsia="Arial" w:cs="Arial"/>
+                <w:i w:val="false"/>
+                <w:b w:val="false"/>
+                <w:u w:val="none"/>
+                <w:strike w:val="false"/>
+                <w:sz w:val="12"/>
+                <w:szCs w:val="12"/>
                 <w:color w:val="000000"/>
               </w:rPr>
               <w:t xml:space="preserve">1,96</w:t>
@@ -18825,20 +22229,20 @@
                 <w:b w:val="false"/>
                 <w:u w:val="none"/>
                 <w:strike w:val="false"/>
-                <w:sz w:val="14"/>
-                <w:szCs w:val="14"/>
-                <w:color w:val="000000"/>
-              </w:rPr>
-            </w:pPr>
-            <w:r>
-              <w:rPr>
-                <w:rFonts w:ascii="Arial" w:hAnsi="Arial" w:eastAsia="Arial" w:cs="Arial"/>
-                <w:i w:val="false"/>
-                <w:b w:val="false"/>
-                <w:u w:val="none"/>
-                <w:strike w:val="false"/>
-                <w:sz w:val="14"/>
-                <w:szCs w:val="14"/>
+                <w:sz w:val="12"/>
+                <w:szCs w:val="12"/>
+                <w:color w:val="000000"/>
+              </w:rPr>
+            </w:pPr>
+            <w:r>
+              <w:rPr>
+                <w:rFonts w:ascii="Arial" w:hAnsi="Arial" w:eastAsia="Arial" w:cs="Arial"/>
+                <w:i w:val="false"/>
+                <w:b w:val="false"/>
+                <w:u w:val="none"/>
+                <w:strike w:val="false"/>
+                <w:sz w:val="12"/>
+                <w:szCs w:val="12"/>
                 <w:color w:val="000000"/>
               </w:rPr>
               <w:t xml:space="preserve">0,90</w:t>
@@ -18880,20 +22284,20 @@
                 <w:b w:val="false"/>
                 <w:u w:val="none"/>
                 <w:strike w:val="false"/>
-                <w:sz w:val="14"/>
-                <w:szCs w:val="14"/>
-                <w:color w:val="000000"/>
-              </w:rPr>
-            </w:pPr>
-            <w:r>
-              <w:rPr>
-                <w:rFonts w:ascii="Arial" w:hAnsi="Arial" w:eastAsia="Arial" w:cs="Arial"/>
-                <w:i w:val="false"/>
-                <w:b w:val="false"/>
-                <w:u w:val="none"/>
-                <w:strike w:val="false"/>
-                <w:sz w:val="14"/>
-                <w:szCs w:val="14"/>
+                <w:sz w:val="12"/>
+                <w:szCs w:val="12"/>
+                <w:color w:val="000000"/>
+              </w:rPr>
+            </w:pPr>
+            <w:r>
+              <w:rPr>
+                <w:rFonts w:ascii="Arial" w:hAnsi="Arial" w:eastAsia="Arial" w:cs="Arial"/>
+                <w:i w:val="false"/>
+                <w:b w:val="false"/>
+                <w:u w:val="none"/>
+                <w:strike w:val="false"/>
+                <w:sz w:val="12"/>
+                <w:szCs w:val="12"/>
                 <w:color w:val="000000"/>
               </w:rPr>
               <w:t xml:space="preserve">2,18</w:t>
@@ -18935,20 +22339,20 @@
                 <w:b w:val="false"/>
                 <w:u w:val="none"/>
                 <w:strike w:val="false"/>
-                <w:sz w:val="14"/>
-                <w:szCs w:val="14"/>
-                <w:color w:val="000000"/>
-              </w:rPr>
-            </w:pPr>
-            <w:r>
-              <w:rPr>
-                <w:rFonts w:ascii="Arial" w:hAnsi="Arial" w:eastAsia="Arial" w:cs="Arial"/>
-                <w:i w:val="false"/>
-                <w:b w:val="false"/>
-                <w:u w:val="none"/>
-                <w:strike w:val="false"/>
-                <w:sz w:val="14"/>
-                <w:szCs w:val="14"/>
+                <w:sz w:val="12"/>
+                <w:szCs w:val="12"/>
+                <w:color w:val="000000"/>
+              </w:rPr>
+            </w:pPr>
+            <w:r>
+              <w:rPr>
+                <w:rFonts w:ascii="Arial" w:hAnsi="Arial" w:eastAsia="Arial" w:cs="Arial"/>
+                <w:i w:val="false"/>
+                <w:b w:val="false"/>
+                <w:u w:val="none"/>
+                <w:strike w:val="false"/>
+                <w:sz w:val="12"/>
+                <w:szCs w:val="12"/>
                 <w:color w:val="000000"/>
               </w:rPr>
               <w:t xml:space="preserve">no seleccionada</w:t>
@@ -18990,20 +22394,20 @@
                 <w:b w:val="false"/>
                 <w:u w:val="none"/>
                 <w:strike w:val="false"/>
-                <w:sz w:val="14"/>
-                <w:szCs w:val="14"/>
-                <w:color w:val="000000"/>
-              </w:rPr>
-            </w:pPr>
-            <w:r>
-              <w:rPr>
-                <w:rFonts w:ascii="Arial" w:hAnsi="Arial" w:eastAsia="Arial" w:cs="Arial"/>
-                <w:i w:val="false"/>
-                <w:b w:val="false"/>
-                <w:u w:val="none"/>
-                <w:strike w:val="false"/>
-                <w:sz w:val="14"/>
-                <w:szCs w:val="14"/>
+                <w:sz w:val="12"/>
+                <w:szCs w:val="12"/>
+                <w:color w:val="000000"/>
+              </w:rPr>
+            </w:pPr>
+            <w:r>
+              <w:rPr>
+                <w:rFonts w:ascii="Arial" w:hAnsi="Arial" w:eastAsia="Arial" w:cs="Arial"/>
+                <w:i w:val="false"/>
+                <w:b w:val="false"/>
+                <w:u w:val="none"/>
+                <w:strike w:val="false"/>
+                <w:sz w:val="12"/>
+                <w:szCs w:val="12"/>
                 <w:color w:val="000000"/>
               </w:rPr>
               <w:t xml:space="preserve">no seleccionada</w:t>
@@ -19036,7 +22440,7 @@
           <w:szCs w:val="20"/>
           <w:color w:val="000000"/>
         </w:rPr>
-        <w:t xml:space="preserve">ΔWAIC: cambio del WAIC al añadir la covariable al modelo base (valores negativos indican mejor ajuste predictivo); EE: su error estándar, calculado a partir de las contribuciones punto por punto de ambos modelos sobre las mismas observaciones. El umbral preespecificado de inclusión fue ΔWAIC ≤ -2; ninguna mejora alcanza dos errores estándar (la mayor razón |ΔWAIC|/EE entre las mejoras es 1,7), de modo que las ganancias predictivas son pequeñas frente a su propia incertidumbre y la elección de especificación apenas altera las estimaciones municipales. Las dos razones que superan 2 corresponden a la altitud en control-ESH y control-AHA, y son deterioros del ajuste (ΔWAIC positivo) de magnitud pequeña pero estimados con precisión. β: coeficiente posterior en la escala del logit, sólo para las covariables que el protocolo seleccionó. RM: la misma estimación como razón de momios, por cada 10 puntos porcentuales de pobreza municipal y por cada 100 establecimientos de salud. Las afirmaciones de asociación del texto se apoyan en el coeficiente y su intervalo, no en el ΔWAIC.</w:t>
+        <w:t xml:space="preserve">ΔWAIC: cambio del WAIC al añadir la covariable al modelo base (valores negativos indican mejor ajuste predictivo); EE: su error estándar, calculado a partir de las contribuciones punto por punto de ambos modelos sobre las mismas observaciones. El umbral preespecificado de inclusión fue ΔWAIC ≤ -2; ninguna mejora alcanza dos errores estándar (la mayor razón |ΔWAIC|/EE entre las mejoras es 0,69), de modo que las ganancias predictivas son pequeñas frente a su propia incertidumbre y la elección de especificación apenas altera las estimaciones municipales. Las cuatro razones que superan 2 (la densidad de establecimientos en diagnóstico-AHA y en tratamiento, y la altitud en control-ESH y control-AHA) son deterioros del ajuste (ΔWAIC positivo) de magnitud pequeña pero estimados con precisión. β: coeficiente posterior en la escala del logit, sólo para las covariables que el protocolo seleccionó (la pobreza municipal en control). RM: la misma estimación como razón de momios, por cada 10 puntos porcentuales de pobreza municipal. Las afirmaciones de asociación del texto se apoyan en el coeficiente y su intervalo, no en el ΔWAIC.</w:t>
       </w:r>
     </w:p>
     <w:p>

--- a/SUPLEMENTARIO/MATERIAL_SUPLEMENTARIO.docx
+++ b/SUPLEMENTARIO/MATERIAL_SUPLEMENTARIO.docx
@@ -23101,7 +23101,7 @@
                 <w:szCs w:val="14"/>
                 <w:color w:val="000000"/>
               </w:rPr>
-              <w:t xml:space="preserve">0,477 (KS p=0,000)</w:t>
+              <w:t xml:space="preserve">0,477 (KS p&lt;0,001)</w:t>
             </w:r>
           </w:p>
         </w:tc>
@@ -23436,7 +23436,7 @@
                 <w:szCs w:val="14"/>
                 <w:color w:val="000000"/>
               </w:rPr>
-              <w:t xml:space="preserve">0,466 (KS p=0,000)</w:t>
+              <w:t xml:space="preserve">0,466 (KS p&lt;0,001)</w:t>
             </w:r>
           </w:p>
         </w:tc>
@@ -23771,7 +23771,7 @@
                 <w:szCs w:val="14"/>
                 <w:color w:val="000000"/>
               </w:rPr>
-              <w:t xml:space="preserve">0,496 (KS p=0,000)</w:t>
+              <w:t xml:space="preserve">0,496 (KS p&lt;0,001)</w:t>
             </w:r>
           </w:p>
         </w:tc>
@@ -24106,7 +24106,7 @@
                 <w:szCs w:val="14"/>
                 <w:color w:val="000000"/>
               </w:rPr>
-              <w:t xml:space="preserve">0,477 (KS p=0,000)</w:t>
+              <w:t xml:space="preserve">0,477 (KS p&lt;0,001)</w:t>
             </w:r>
           </w:p>
         </w:tc>
@@ -24441,7 +24441,7 @@
                 <w:szCs w:val="14"/>
                 <w:color w:val="000000"/>
               </w:rPr>
-              <w:t xml:space="preserve">0,473 (KS p=0,000)</w:t>
+              <w:t xml:space="preserve">0,473 (KS p&lt;0,001)</w:t>
             </w:r>
           </w:p>
         </w:tc>
@@ -27093,7 +27093,7 @@
           <w:szCs w:val="20"/>
           <w:color w:val="000000"/>
         </w:rPr>
-        <w:t xml:space="preserve">El grafo se construyó con contigüidad tipo "reina" sobre la capa municipal 1:4 000 000 del INEGI. Ningún municipio quedó sin vecinos, de modo que el grafo tiene una sola componente conexa y el término ICAR del modelo BYM2 queda bien definido para los 2478 municipios. Los dos municipios insulares de Quintana Roo tampoco quedaron aislados: a la escala de generalización de esa capa, sus polígonos colindan con los municipios costeros contiguos, que son los mismos que se les asignaría por proximidad. El procedimiento de respaldo previsto en el código —conectar un municipio sin vecinos con aquel cuyo centroide esté más próximo— no llegó a aplicarse en ningún caso.</w:t>
+        <w:t xml:space="preserve">El grafo se construyó con contigüidad tipo "reina" sobre la capa municipal 1:4 000 000 del INEGI. Se verificó como una única componente conexa, con los 2478 municipios alcanzables entre sí y sin aristas asimétricas; ningún municipio quedó sin vecinos. El término ICAR del modelo BYM2 queda bien definido para los 2478 municipios. Los dos municipios insulares de Quintana Roo tampoco quedaron aislados: a la escala de generalización de esa capa, sus polígonos colindan con los municipios costeros contiguos, que son los mismos que se les asignaría por proximidad. El procedimiento de respaldo previsto en el código —conectar un municipio sin vecinos con aquel cuyo centroide esté más próximo— no llegó a aplicarse en ningún caso.</w:t>
       </w:r>
     </w:p>
     <w:p>
